--- a/NKT Liturature Research.docx
+++ b/NKT Liturature Research.docx
@@ -5823,5224 +5823,185 @@
     <w:p>
       <w:pPr>
         <w:pStyle w:val="Heading1"/>
-        <w:rPr>
-          <w:b w:val="0"/>
-          <w:bCs w:val="0"/>
-          <w:i/>
-          <w:iCs/>
-          <w:sz w:val="28"/>
-          <w:szCs w:val="28"/>
-          <w:lang w:val="en-US"/>
-        </w:rPr>
-      </w:pPr>
-      <w:r>
-        <w:rPr>
-          <w:lang w:val="en-US"/>
-        </w:rPr>
-        <w:lastRenderedPageBreak/>
-        <w:t xml:space="preserve"> </w:t>
-      </w:r>
-      <w:r>
-        <w:rPr>
-          <w:lang w:val="en-US"/>
-        </w:rPr>
-        <w:tab/>
-      </w:r>
-      <w:bookmarkStart w:id="5" w:name="_Toc230025485"/>
-      <w:r>
-        <w:rPr>
-          <w:sz w:val="28"/>
-          <w:szCs w:val="28"/>
-          <w:lang w:val="en-US"/>
-        </w:rPr>
-        <w:t>The Nearshore Environment</w:t>
-      </w:r>
-      <w:bookmarkEnd w:id="5"/>
+      </w:pPr>
+      <w:r>
+        <w:t>Site Conditions &amp; Loading</w:t>
+      </w:r>
     </w:p>
     <w:p>
       <w:pPr>
         <w:pStyle w:val="Heading2"/>
-        <w:numPr>
-          <w:ilvl w:val="1"/>
-          <w:numId w:val="3"/>
-        </w:numPr>
-        <w:rPr>
-          <w:b w:val="0"/>
-          <w:sz w:val="24"/>
-          <w:szCs w:val="32"/>
-          <w:lang w:val="en-US"/>
-        </w:rPr>
-      </w:pPr>
-      <w:bookmarkStart w:id="6" w:name="_Toc230025486"/>
-      <w:r>
-        <w:rPr>
-          <w:b w:val="0"/>
-          <w:sz w:val="24"/>
-          <w:szCs w:val="32"/>
-          <w:lang w:val="en-US"/>
-        </w:rPr>
-        <w:t>Definition and area</w:t>
-      </w:r>
-      <w:r>
-        <w:rPr>
-          <w:b w:val="0"/>
-          <w:sz w:val="24"/>
-          <w:szCs w:val="32"/>
-          <w:lang w:val="en-US"/>
-        </w:rPr>
-        <w:t xml:space="preserve"> of interest</w:t>
-      </w:r>
-      <w:bookmarkEnd w:id="6"/>
-    </w:p>
-    <w:p>
-      <w:r>
-        <w:t xml:space="preserve">The coastal region is not a single uniform zone but </w:t>
-      </w:r>
-      <w:r>
-        <w:t>different areas with different</w:t>
-      </w:r>
-      <w:r>
-        <w:t xml:space="preserve"> </w:t>
-      </w:r>
-      <w:proofErr w:type="gramStart"/>
-      <w:r>
-        <w:t>physically</w:t>
-      </w:r>
-      <w:proofErr w:type="gramEnd"/>
-      <w:r>
-        <w:t xml:space="preserve"> </w:t>
-      </w:r>
-      <w:r>
-        <w:t>difficulties</w:t>
-      </w:r>
-      <w:r>
-        <w:t>, each characterized by different hydrodynamic conditions and levels of seabed interaction. For the purposes of this study, it is essential to distinguish between three</w:t>
-      </w:r>
-      <w:r>
-        <w:t xml:space="preserve"> </w:t>
-      </w:r>
-      <w:r>
-        <w:t xml:space="preserve">zones: the </w:t>
-      </w:r>
-      <w:r>
-        <w:t>deepwater</w:t>
-      </w:r>
-      <w:r>
-        <w:t>/</w:t>
-      </w:r>
-      <w:r>
-        <w:t>offshore zone, the nearshore zone</w:t>
-      </w:r>
-      <w:r>
-        <w:t>/approaching zone</w:t>
-      </w:r>
-      <w:r>
-        <w:t xml:space="preserve">, and the surf zone (Figure </w:t>
-      </w:r>
-      <w:r>
-        <w:rPr>
-          <w:highlight w:val="yellow"/>
-        </w:rPr>
-        <w:t>x</w:t>
-      </w:r>
-      <w:r>
-        <w:t>).</w:t>
-      </w:r>
-    </w:p>
-    <w:p>
-      <w:pPr>
-        <w:keepNext/>
-      </w:pPr>
-      <w:r>
-        <w:rPr>
-          <w:noProof/>
-        </w:rPr>
-        <w:drawing>
-          <wp:inline distT="0" distB="0" distL="0" distR="0" wp14:anchorId="6381E14A" wp14:editId="6D7339F9">
-            <wp:extent cx="5760720" cy="2687955"/>
-            <wp:effectExtent l="0" t="0" r="0" b="0"/>
-            <wp:docPr id="46551272" name="Afbeelding 1"/>
-            <wp:cNvGraphicFramePr>
-              <a:graphicFrameLocks xmlns:a="http://schemas.openxmlformats.org/drawingml/2006/main" noChangeAspect="1"/>
-            </wp:cNvGraphicFramePr>
-            <a:graphic xmlns:a="http://schemas.openxmlformats.org/drawingml/2006/main">
-              <a:graphicData uri="http://schemas.openxmlformats.org/drawingml/2006/picture">
-                <pic:pic xmlns:pic="http://schemas.openxmlformats.org/drawingml/2006/picture">
-                  <pic:nvPicPr>
-                    <pic:cNvPr id="46551272" name=""/>
-                    <pic:cNvPicPr/>
-                  </pic:nvPicPr>
-                  <pic:blipFill>
-                    <a:blip r:embed="rId18"/>
-                    <a:stretch>
-                      <a:fillRect/>
-                    </a:stretch>
-                  </pic:blipFill>
-                  <pic:spPr>
-                    <a:xfrm>
-                      <a:off x="0" y="0"/>
-                      <a:ext cx="5760720" cy="2687955"/>
-                    </a:xfrm>
-                    <a:prstGeom prst="rect">
-                      <a:avLst/>
-                    </a:prstGeom>
-                  </pic:spPr>
-                </pic:pic>
-              </a:graphicData>
-            </a:graphic>
-          </wp:inline>
-        </w:drawing>
-      </w:r>
-    </w:p>
-    <w:p>
-      <w:r>
-        <w:t xml:space="preserve">The offshore zone is characterized by water depths sufficiently large that surface waves do not interact with the seabed. In this region, waves propagate largely undisturbed, and the flow conditions above the bed are governed primarily by tidal and </w:t>
-      </w:r>
-      <w:r>
-        <w:t>large-scale oceanic flows</w:t>
-      </w:r>
-      <w:r>
-        <w:t>. Wave-induced orbital velocities become negligible at the seabed when the water depth exceeds approximately half the wavelength (</w:t>
-      </w:r>
-      <m:oMath>
-        <m:r>
-          <w:rPr>
-            <w:rFonts w:ascii="Cambria Math" w:hAnsi="Cambria Math"/>
-          </w:rPr>
-          <m:t>h &gt; L/2</m:t>
-        </m:r>
-      </m:oMath>
-      <w:r>
-        <w:t xml:space="preserve">). Offshore conditions are therefore relatively well understood and predictable, and the design of cable protections in this zone is </w:t>
-      </w:r>
-      <w:r>
-        <w:t>more</w:t>
-      </w:r>
-      <w:r>
-        <w:t xml:space="preserve"> straightforward.</w:t>
-      </w:r>
-    </w:p>
-    <w:p/>
-    <w:p>
-      <w:r>
-        <w:t>The nearshore zone begins where waves start to feel the seabed, where</w:t>
-      </w:r>
-      <w:r>
-        <w:t xml:space="preserve"> (</w:t>
-      </w:r>
-      <m:oMath>
-        <m:r>
-          <w:rPr>
-            <w:rFonts w:ascii="Cambria Math" w:hAnsi="Cambria Math"/>
-          </w:rPr>
-          <m:t>h&lt; L/2</m:t>
-        </m:r>
-      </m:oMath>
-      <w:r>
-        <w:t>)</w:t>
-      </w:r>
-      <w:r>
-        <w:t xml:space="preserve"> </w:t>
-      </w:r>
-      <w:r>
-        <w:t>and extends landward to the point where waves begin to break consistently. This is sometimes referred to as the shoaling zone. In this zone, the interaction between wave orbital motion and the seabed becomes significant: wave celerity decreases, wavelength shortens, and wave height first increases through shoaling before eventually being limited by depth-induced breaking. This zone is the primary focus of this study, as it is precisely here that many nearshore cable routes are laid, and where the complexity of hydrodynamic loading is greatest.</w:t>
-      </w:r>
-    </w:p>
-    <w:p/>
-    <w:p>
-      <w:r>
-        <w:t xml:space="preserve">The surf zone extends from the breaker line to the shoreline. In this zone, waves have broken and energy dissipation through turbulence dominates. Longshore currents, undertow, and swash processes are characteristic of this zone. While surf zone dynamics are of interest to coastal engineers, subsea cable routes generally avoid the surf zone due to the extreme and highly variable loading conditions. This study therefore focuses on the nearshore zone, with some attention to the transition region near the breaker line where </w:t>
-      </w:r>
-      <w:r>
-        <w:t xml:space="preserve">also wave breaking can </w:t>
-      </w:r>
-      <w:r>
-        <w:t>occur.</w:t>
-      </w:r>
-    </w:p>
-    <w:p/>
+      </w:pPr>
+      <w:r>
+        <w:t>Definition and Area of Interest</w:t>
+      </w:r>
+    </w:p>
+    <w:p>
+      <w:pPr/>
+      <w:r>
+        <w:t>The coastal region is not a single uniform zone, but a sequence of areas with distinct hydrodynamic behaviour and different degrees of wave–seabed interaction. Three zones are commonly distinguished: the offshore zone, the nearshore zone, and the surf zone.</w:t>
+      </w:r>
+    </w:p>
+    <w:p>
+      <w:pPr/>
+      <w:r>
+        <w:t>In the offshore zone, water depths are large enough that surface waves do not interact with the seabed; flow conditions above the bed are governed mainly by tidal and large-scale oceanic currents, and cable protection design in this zone is comparatively straightforward. The nearshore zone begins where waves start to feel the seabed and extends to the point where waves break consistently (sometimes referred to as the shoaling zone). This is the primary focus of this study, since it is where most cable routes requiring rock berm protection are located, and where the hydrodynamic loading on a protection layer is most complex.</w:t>
+      </w:r>
+    </w:p>
+    <w:p>
+      <w:pPr/>
+      <w:r>
+        <w:t>The surf zone, landward of the breaker line, is generally avoided by subsea cable routes because of its extreme and highly variable loading. The transition region near the breaker line — where wave breaking can also occur on the seaward side of the surf zone — remains directly relevant to this study and is treated in Section 3.5.</w:t>
+      </w:r>
+    </w:p>
     <w:p>
       <w:pPr>
         <w:pStyle w:val="Heading2"/>
-        <w:numPr>
-          <w:ilvl w:val="1"/>
-          <w:numId w:val="3"/>
-        </w:numPr>
-        <w:rPr>
-          <w:b w:val="0"/>
-          <w:sz w:val="24"/>
-          <w:szCs w:val="32"/>
-          <w:lang w:val="en-US"/>
-        </w:rPr>
-      </w:pPr>
-      <w:bookmarkStart w:id="7" w:name="_Toc230025487"/>
-      <w:r>
-        <w:rPr>
-          <w:b w:val="0"/>
-          <w:sz w:val="24"/>
-          <w:szCs w:val="32"/>
-          <w:lang w:val="en-US"/>
-        </w:rPr>
-        <w:lastRenderedPageBreak/>
-        <w:t>Complexity of Nearshore Environment</w:t>
-      </w:r>
-      <w:bookmarkEnd w:id="7"/>
-    </w:p>
-    <w:p>
-      <w:r>
-        <w:t>What makes the nearshore zone fundamentally more complex than the offshore environment is the convergence of multiple physical processes acting simultaneously at or near the seabed. The following processes are of direct relevance to the hydraulic stability of rock protection systems.</w:t>
-      </w:r>
-    </w:p>
-    <w:p>
-      <w:pPr>
-        <w:jc w:val="center"/>
-      </w:pPr>
-      <w:r>
-        <w:rPr>
-          <w:noProof/>
-        </w:rPr>
-        <w:drawing>
-          <wp:inline distT="0" distB="0" distL="0" distR="0" wp14:anchorId="5E862819" wp14:editId="51532D40">
-            <wp:extent cx="4432951" cy="3990975"/>
-            <wp:effectExtent l="0" t="0" r="5715" b="0"/>
-            <wp:docPr id="1571295279" name="Afbeelding 1"/>
-            <wp:cNvGraphicFramePr>
-              <a:graphicFrameLocks xmlns:a="http://schemas.openxmlformats.org/drawingml/2006/main" noChangeAspect="1"/>
-            </wp:cNvGraphicFramePr>
-            <a:graphic xmlns:a="http://schemas.openxmlformats.org/drawingml/2006/main">
-              <a:graphicData uri="http://schemas.openxmlformats.org/drawingml/2006/picture">
-                <pic:pic xmlns:pic="http://schemas.openxmlformats.org/drawingml/2006/picture">
-                  <pic:nvPicPr>
-                    <pic:cNvPr id="1571295279" name=""/>
-                    <pic:cNvPicPr/>
-                  </pic:nvPicPr>
-                  <pic:blipFill>
-                    <a:blip r:embed="rId19"/>
-                    <a:stretch>
-                      <a:fillRect/>
-                    </a:stretch>
-                  </pic:blipFill>
-                  <pic:spPr>
-                    <a:xfrm>
-                      <a:off x="0" y="0"/>
-                      <a:ext cx="4435530" cy="3993297"/>
-                    </a:xfrm>
-                    <a:prstGeom prst="rect">
-                      <a:avLst/>
-                    </a:prstGeom>
-                  </pic:spPr>
-                </pic:pic>
-              </a:graphicData>
-            </a:graphic>
-          </wp:inline>
-        </w:drawing>
-      </w:r>
-    </w:p>
-    <w:p>
-      <w:pPr>
-        <w:jc w:val="center"/>
-      </w:pPr>
-    </w:p>
-    <w:p>
-      <w:pPr>
-        <w:rPr>
-          <w:b/>
-          <w:bCs/>
-        </w:rPr>
-      </w:pPr>
-    </w:p>
-    <w:p>
-      <w:r>
-        <w:rPr>
-          <w:noProof/>
-        </w:rPr>
-        <w:drawing>
-          <wp:anchor distT="0" distB="0" distL="114300" distR="114300" simplePos="0" relativeHeight="251660288" behindDoc="0" locked="0" layoutInCell="1" allowOverlap="1" wp14:anchorId="052B8A19" wp14:editId="2A953D22">
-            <wp:simplePos x="0" y="0"/>
-            <wp:positionH relativeFrom="margin">
-              <wp:align>right</wp:align>
-            </wp:positionH>
-            <wp:positionV relativeFrom="paragraph">
-              <wp:posOffset>631190</wp:posOffset>
-            </wp:positionV>
-            <wp:extent cx="2713355" cy="2172970"/>
-            <wp:effectExtent l="0" t="0" r="0" b="0"/>
-            <wp:wrapThrough wrapText="bothSides">
-              <wp:wrapPolygon edited="0">
-                <wp:start x="0" y="0"/>
-                <wp:lineTo x="0" y="21398"/>
-                <wp:lineTo x="21383" y="21398"/>
-                <wp:lineTo x="21383" y="0"/>
-                <wp:lineTo x="0" y="0"/>
-              </wp:wrapPolygon>
-            </wp:wrapThrough>
-            <wp:docPr id="371585509" name="Afbeelding 1"/>
-            <wp:cNvGraphicFramePr>
-              <a:graphicFrameLocks xmlns:a="http://schemas.openxmlformats.org/drawingml/2006/main" noChangeAspect="1"/>
-            </wp:cNvGraphicFramePr>
-            <a:graphic xmlns:a="http://schemas.openxmlformats.org/drawingml/2006/main">
-              <a:graphicData uri="http://schemas.openxmlformats.org/drawingml/2006/picture">
-                <pic:pic xmlns:pic="http://schemas.openxmlformats.org/drawingml/2006/picture">
-                  <pic:nvPicPr>
-                    <pic:cNvPr id="371585509" name=""/>
-                    <pic:cNvPicPr/>
-                  </pic:nvPicPr>
-                  <pic:blipFill>
-                    <a:blip r:embed="rId20">
-                      <a:extLst>
-                        <a:ext uri="{28A0092B-C50C-407E-A947-70E740481C1C}">
-                          <a14:useLocalDpi xmlns:a14="http://schemas.microsoft.com/office/drawing/2010/main" val="0"/>
-                        </a:ext>
-                      </a:extLst>
-                    </a:blip>
-                    <a:stretch>
-                      <a:fillRect/>
-                    </a:stretch>
-                  </pic:blipFill>
-                  <pic:spPr>
-                    <a:xfrm>
-                      <a:off x="0" y="0"/>
-                      <a:ext cx="2713355" cy="2172970"/>
-                    </a:xfrm>
-                    <a:prstGeom prst="rect">
-                      <a:avLst/>
-                    </a:prstGeom>
-                  </pic:spPr>
-                </pic:pic>
-              </a:graphicData>
-            </a:graphic>
-            <wp14:sizeRelH relativeFrom="margin">
-              <wp14:pctWidth>0</wp14:pctWidth>
-            </wp14:sizeRelH>
-            <wp14:sizeRelV relativeFrom="margin">
-              <wp14:pctHeight>0</wp14:pctHeight>
-            </wp14:sizeRelV>
-          </wp:anchor>
-        </w:drawing>
-      </w:r>
-      <w:r>
-        <w:t xml:space="preserve">Shallow water effects. As water depth decreases, the </w:t>
-      </w:r>
-      <w:proofErr w:type="spellStart"/>
-      <w:r>
-        <w:t>behaviour</w:t>
-      </w:r>
-      <w:proofErr w:type="spellEnd"/>
-      <w:r>
-        <w:t xml:space="preserve"> of waves departs progressively from deep-water linear wave theory. The dispersion relation becomes depth-dependent, wave orbital velocities at the seabed increase significantly, and the wave profile becomes asymmetric</w:t>
-      </w:r>
-      <w:r>
-        <w:t xml:space="preserve">, </w:t>
-      </w:r>
-      <w:r>
-        <w:t xml:space="preserve">with steeper fronts and flatter troughs. This asymmetry leads to net sediment transport in the direction of wave propagation, which is an important consideration for the long-term stability of any bed protection. </w:t>
-      </w:r>
-      <w:proofErr w:type="spellStart"/>
-      <w:r>
-        <w:t>Schiereck</w:t>
-      </w:r>
-      <w:proofErr w:type="spellEnd"/>
-      <w:r>
-        <w:t xml:space="preserve"> and Verhagen (2019) describe how waves travelling from a depth of 20 m towards the shore undergo a complex sequence of shoaling, bottom friction, and eventually breaking, with the relative importance of each process depending strongly on the bed slope.</w:t>
-      </w:r>
-    </w:p>
-    <w:p>
-      <w:pPr>
-        <w:rPr>
-          <w:b/>
-          <w:bCs/>
-        </w:rPr>
-      </w:pPr>
-    </w:p>
-    <w:p>
-      <w:pPr>
-        <w:rPr>
-          <w:b/>
-          <w:bCs/>
-        </w:rPr>
-      </w:pPr>
-    </w:p>
-    <w:p>
-      <w:r>
-        <w:rPr>
-          <w:noProof/>
-        </w:rPr>
-        <w:lastRenderedPageBreak/>
-        <w:drawing>
-          <wp:anchor distT="0" distB="0" distL="114300" distR="114300" simplePos="0" relativeHeight="251661312" behindDoc="0" locked="0" layoutInCell="1" allowOverlap="1" wp14:anchorId="16049534" wp14:editId="2C7C49F6">
-            <wp:simplePos x="0" y="0"/>
-            <wp:positionH relativeFrom="margin">
-              <wp:posOffset>3098800</wp:posOffset>
-            </wp:positionH>
-            <wp:positionV relativeFrom="paragraph">
-              <wp:posOffset>996950</wp:posOffset>
-            </wp:positionV>
-            <wp:extent cx="2657475" cy="2085340"/>
-            <wp:effectExtent l="0" t="0" r="9525" b="0"/>
-            <wp:wrapThrough wrapText="bothSides">
-              <wp:wrapPolygon edited="0">
-                <wp:start x="0" y="0"/>
-                <wp:lineTo x="0" y="21311"/>
-                <wp:lineTo x="21523" y="21311"/>
-                <wp:lineTo x="21523" y="0"/>
-                <wp:lineTo x="0" y="0"/>
-              </wp:wrapPolygon>
-            </wp:wrapThrough>
-            <wp:docPr id="752455639" name="Afbeelding 1"/>
-            <wp:cNvGraphicFramePr>
-              <a:graphicFrameLocks xmlns:a="http://schemas.openxmlformats.org/drawingml/2006/main" noChangeAspect="1"/>
-            </wp:cNvGraphicFramePr>
-            <a:graphic xmlns:a="http://schemas.openxmlformats.org/drawingml/2006/main">
-              <a:graphicData uri="http://schemas.openxmlformats.org/drawingml/2006/picture">
-                <pic:pic xmlns:pic="http://schemas.openxmlformats.org/drawingml/2006/picture">
-                  <pic:nvPicPr>
-                    <pic:cNvPr id="752455639" name=""/>
-                    <pic:cNvPicPr/>
-                  </pic:nvPicPr>
-                  <pic:blipFill>
-                    <a:blip r:embed="rId21">
-                      <a:extLst>
-                        <a:ext uri="{28A0092B-C50C-407E-A947-70E740481C1C}">
-                          <a14:useLocalDpi xmlns:a14="http://schemas.microsoft.com/office/drawing/2010/main" val="0"/>
-                        </a:ext>
-                      </a:extLst>
-                    </a:blip>
-                    <a:stretch>
-                      <a:fillRect/>
-                    </a:stretch>
-                  </pic:blipFill>
-                  <pic:spPr>
-                    <a:xfrm>
-                      <a:off x="0" y="0"/>
-                      <a:ext cx="2657475" cy="2085340"/>
-                    </a:xfrm>
-                    <a:prstGeom prst="rect">
-                      <a:avLst/>
-                    </a:prstGeom>
-                  </pic:spPr>
-                </pic:pic>
-              </a:graphicData>
-            </a:graphic>
-            <wp14:sizeRelH relativeFrom="margin">
-              <wp14:pctWidth>0</wp14:pctWidth>
-            </wp14:sizeRelH>
-            <wp14:sizeRelV relativeFrom="margin">
-              <wp14:pctHeight>0</wp14:pctHeight>
-            </wp14:sizeRelV>
-          </wp:anchor>
-        </w:drawing>
-      </w:r>
-      <w:r>
-        <w:t>Wave breaking. Breaking occurs when a wave can no longer sustain its form</w:t>
-      </w:r>
-      <w:r>
-        <w:t xml:space="preserve">, </w:t>
-      </w:r>
-      <w:r>
-        <w:t>either because it becomes too steep in deep water or the water depth becomes too shallow. The breaking criterion given by Miche provides a theoretical upper limit for wave height as a function of local depth and wavelength (</w:t>
-      </w:r>
-      <w:proofErr w:type="spellStart"/>
-      <w:r>
-        <w:t>Schiereck</w:t>
-      </w:r>
-      <w:proofErr w:type="spellEnd"/>
-      <w:r>
-        <w:t xml:space="preserve"> &amp; Verhagen, 2019, Eq. 7.8). In practice, for shallow foreshores, a useful approximation is </w:t>
-      </w:r>
-      <m:oMath>
-        <m:f>
-          <m:fPr>
-            <m:ctrlPr>
-              <w:rPr>
-                <w:rFonts w:ascii="Cambria Math" w:hAnsi="Cambria Math"/>
-                <w:i/>
-              </w:rPr>
-            </m:ctrlPr>
-          </m:fPr>
-          <m:num>
-            <m:r>
-              <w:rPr>
-                <w:rFonts w:ascii="Cambria Math" w:hAnsi="Cambria Math"/>
-              </w:rPr>
-              <m:t>Hb</m:t>
-            </m:r>
-          </m:num>
-          <m:den>
-            <m:r>
-              <w:rPr>
-                <w:rFonts w:ascii="Cambria Math" w:hAnsi="Cambria Math"/>
-              </w:rPr>
-              <m:t>hb</m:t>
-            </m:r>
-          </m:den>
-        </m:f>
-      </m:oMath>
-      <w:r>
-        <w:t xml:space="preserve"> ≈ 0.</w:t>
-      </w:r>
-      <w:r>
-        <w:t>88</w:t>
-      </w:r>
-      <w:r>
-        <w:t xml:space="preserve">, indicating that the significant wave height is strongly depth-limited in the nearshore zone. Breaking waves represent </w:t>
-      </w:r>
-      <w:r>
-        <w:t>a</w:t>
-      </w:r>
-      <w:r>
-        <w:t xml:space="preserve"> different loading category compared to non-breaking waves</w:t>
-      </w:r>
-      <w:r>
-        <w:t>.</w:t>
-      </w:r>
-      <w:r>
-        <w:t xml:space="preserve"> </w:t>
-      </w:r>
-      <w:r>
-        <w:t>T</w:t>
-      </w:r>
-      <w:r>
-        <w:t>h</w:t>
-      </w:r>
-      <w:r>
-        <w:t>e</w:t>
-      </w:r>
-      <w:r>
-        <w:t xml:space="preserve"> impact forces generated during breaking are highly turbulent and difficult to predict using standard wave theories. For rock protection design, this means that standard stability formulae derived for non-breaking or mildly breaking conditions may significantly underestimate the actual loading (Herrera &amp; Medina, 2015).</w:t>
-      </w:r>
-    </w:p>
-    <w:p/>
-    <w:p>
-      <w:r>
-        <w:t xml:space="preserve">Tidal influence. Tidal fluctuations </w:t>
-      </w:r>
-      <w:proofErr w:type="gramStart"/>
-      <w:r>
-        <w:t>changes</w:t>
-      </w:r>
-      <w:proofErr w:type="gramEnd"/>
-      <w:r>
-        <w:t xml:space="preserve"> the water depth in the nearshore zone, causing the breaker line and the zone </w:t>
-      </w:r>
-      <w:proofErr w:type="gramStart"/>
-      <w:r>
-        <w:t>is moving</w:t>
-      </w:r>
-      <w:proofErr w:type="gramEnd"/>
-      <w:r>
-        <w:t xml:space="preserve"> over time, </w:t>
-      </w:r>
-      <w:r>
-        <w:t xml:space="preserve">back and forth across the seabed over the tidal cycle. This has two important implications for cable protection design. First, a protection layer that is adequately stable at high water may be exposed to breaking wave impact at low water, when the same location is in significantly </w:t>
-      </w:r>
-      <w:proofErr w:type="gramStart"/>
-      <w:r>
-        <w:t>shallower</w:t>
-      </w:r>
-      <w:proofErr w:type="gramEnd"/>
-      <w:r>
-        <w:t xml:space="preserve"> water. Second, tidal currents themselves contribute to the bed-shear stress on the protection layer, and their direction and magnitude vary over the tidal cycle, sometimes in combination with wave action.</w:t>
-      </w:r>
-    </w:p>
-    <w:p>
-      <w:pPr>
-        <w:rPr>
-          <w:b/>
-          <w:bCs/>
-        </w:rPr>
-      </w:pPr>
-    </w:p>
-    <w:p>
-      <w:r>
-        <w:t xml:space="preserve">Wave-current interaction. In most </w:t>
-      </w:r>
-      <w:proofErr w:type="gramStart"/>
-      <w:r>
-        <w:t>nearshore</w:t>
-      </w:r>
-      <w:proofErr w:type="gramEnd"/>
-      <w:r>
-        <w:t xml:space="preserve"> environments, waves and currents co-exist. Their interaction is non-linear</w:t>
-      </w:r>
-      <w:r>
-        <w:t>,</w:t>
-      </w:r>
-      <w:r>
-        <w:t xml:space="preserve"> the combined bed-shear stress produced by simultaneous waves and current is greater than the simple sum of each contribution separately. This is because the wave boundary layer significantly enhances the apparent bed roughness experienced by the current, and vice versa. </w:t>
-      </w:r>
-      <w:proofErr w:type="spellStart"/>
-      <w:r>
-        <w:t>Schiereck</w:t>
-      </w:r>
-      <w:proofErr w:type="spellEnd"/>
-      <w:r>
-        <w:t xml:space="preserve"> and Verhagen (2019, Section 7.2.2) show that the resulting shear stress under combined wave-current conditions depends critically on the angle between wave and current direction</w:t>
-      </w:r>
-      <w:r>
-        <w:t xml:space="preserve">, </w:t>
-      </w:r>
-      <w:r>
-        <w:t>being maximum when waves and current are aligned (</w:t>
-      </w:r>
-      <w:r>
-        <w:rPr>
-          <w:rFonts w:ascii="Cambria" w:hAnsi="Cambria" w:cs="Cambria"/>
-        </w:rPr>
-        <w:t>φ</w:t>
-      </w:r>
-      <w:r>
-        <w:t xml:space="preserve"> = 90</w:t>
-      </w:r>
-      <w:r>
-        <w:rPr>
-          <w:rFonts w:cs="Poppins"/>
-        </w:rPr>
-        <w:t>°</w:t>
-      </w:r>
-      <w:r>
-        <w:t>)</w:t>
-      </w:r>
-      <w:r>
-        <w:t>.</w:t>
-      </w:r>
-    </w:p>
-    <w:p>
-      <w:r>
-        <w:rPr>
-          <w:noProof/>
-        </w:rPr>
-        <w:drawing>
-          <wp:inline distT="0" distB="0" distL="0" distR="0" wp14:anchorId="40FF0737" wp14:editId="0DEFCE18">
-            <wp:extent cx="5760720" cy="1915795"/>
-            <wp:effectExtent l="0" t="0" r="0" b="8255"/>
-            <wp:docPr id="1758060076" name="Afbeelding 1"/>
-            <wp:cNvGraphicFramePr>
-              <a:graphicFrameLocks xmlns:a="http://schemas.openxmlformats.org/drawingml/2006/main" noChangeAspect="1"/>
-            </wp:cNvGraphicFramePr>
-            <a:graphic xmlns:a="http://schemas.openxmlformats.org/drawingml/2006/main">
-              <a:graphicData uri="http://schemas.openxmlformats.org/drawingml/2006/picture">
-                <pic:pic xmlns:pic="http://schemas.openxmlformats.org/drawingml/2006/picture">
-                  <pic:nvPicPr>
-                    <pic:cNvPr id="1758060076" name=""/>
-                    <pic:cNvPicPr/>
-                  </pic:nvPicPr>
-                  <pic:blipFill>
-                    <a:blip r:embed="rId22"/>
-                    <a:stretch>
-                      <a:fillRect/>
-                    </a:stretch>
-                  </pic:blipFill>
-                  <pic:spPr>
-                    <a:xfrm>
-                      <a:off x="0" y="0"/>
-                      <a:ext cx="5760720" cy="1915795"/>
-                    </a:xfrm>
-                    <a:prstGeom prst="rect">
-                      <a:avLst/>
-                    </a:prstGeom>
-                  </pic:spPr>
-                </pic:pic>
-              </a:graphicData>
-            </a:graphic>
-          </wp:inline>
-        </w:drawing>
-      </w:r>
-    </w:p>
-    <w:p>
-      <w:pPr>
-        <w:rPr>
-          <w:b/>
-          <w:bCs/>
-        </w:rPr>
-      </w:pPr>
-    </w:p>
-    <w:p>
-      <w:pPr>
-        <w:rPr>
-          <w:b/>
-          <w:bCs/>
-        </w:rPr>
-      </w:pPr>
-    </w:p>
-    <w:p>
-      <w:r>
-        <w:lastRenderedPageBreak/>
-        <w:t>Sediment dynamics. Unlike the offshore zone where the seabed may be relatively stable, nearshore beds are often composed of mobile sediments</w:t>
-      </w:r>
-      <w:r>
-        <w:t>,</w:t>
-      </w:r>
-      <w:r>
-        <w:t xml:space="preserve"> fine to medium sands</w:t>
-      </w:r>
-      <w:r>
-        <w:t xml:space="preserve">, </w:t>
-      </w:r>
-      <w:r>
-        <w:t>that are in a state of quasi-continuous transport under the combined action of waves and currents. This has direct consequences for rock protection: sediment can be winnowed</w:t>
-      </w:r>
-      <w:r>
-        <w:t xml:space="preserve"> (interface instability or piping)</w:t>
-      </w:r>
-      <w:r>
-        <w:t xml:space="preserve"> out from beneath or between the protection stones</w:t>
-      </w:r>
-      <w:r>
-        <w:t>. T</w:t>
-      </w:r>
-      <w:r>
-        <w:t xml:space="preserve">he protection layer can sink into a softer underlying layer, and erosion around the edges of a protection berm can weaken its stability. The </w:t>
-      </w:r>
-      <w:proofErr w:type="spellStart"/>
-      <w:r>
-        <w:t>Deltares</w:t>
-      </w:r>
-      <w:proofErr w:type="spellEnd"/>
-      <w:r>
-        <w:t xml:space="preserve"> </w:t>
-      </w:r>
-      <w:proofErr w:type="spellStart"/>
-      <w:r>
-        <w:t>HaSPro</w:t>
-      </w:r>
-      <w:proofErr w:type="spellEnd"/>
-      <w:r>
-        <w:t xml:space="preserve"> Handbook (2023) states that, besides external stability, interface stability and flexibility are two of the three main requirements for offshore rock protections.</w:t>
-      </w:r>
-    </w:p>
-    <w:p/>
-    <w:p/>
+      </w:pPr>
+      <w:r>
+        <w:t>Seabed Types: Bedrock and Mobile Sandy Conditions</w:t>
+      </w:r>
+    </w:p>
+    <w:p>
+      <w:pPr/>
+      <w:r>
+        <w:t>Following the agreed scope of this thesis, two seabed conditions govern where a free-standing rock berm is required in place of trenching: bedrock, where the seabed is too hard to bury the cable, and mobile sandy seabed, mainly at crossings and around existing infrastructure or other obstacles where burial is not feasible. These two cases present markedly different design conditions and are treated as the two governing situations throughout this thesis.</w:t>
+      </w:r>
+    </w:p>
+    <w:p>
+      <w:pPr/>
+      <w:r>
+        <w:t>Bedrock and other consolidated seabeds are commonly found along steep coastlines, in fjord areas, and around rocky headlands. These beds are generally stable and are not subject to winnowing. However, their uneven surface can prevent a protection berm from fully connecting with the seabed, potentially creating unsupported gaps beneath the berm. Herrera and Medina (2015) note that steep, rocky coastlines (slopes of 1/10 or steeper) behave very differently from gentle sandy slopes, so that design formulae developed for sandy coastlines are not directly applicable to bedrock conditions.</w:t>
+      </w:r>
+    </w:p>
+    <w:p>
+      <w:pPr/>
+      <w:r>
+        <w:t>Mobile sandy beds are the most common substrate where burial is otherwise preferred, and become the design case at crossings and obstacles where trenching is not possible. Fine to medium sands (D50 in the range of 0.1–0.5 mm) are readily mobilised under wave and current action, making these beds prone to scour around and beneath cable protection structures. Sandy beds also require careful filter design, since fine sediment can be transported through the voids of the armour layer if the underlayer grading is not properly specified (Schiereck &amp; Verhagen, 2019, Ch. 6) — directly relevant to the interface-stability requirement in this thesis.</w:t>
+      </w:r>
+    </w:p>
+    <w:p>
+      <w:pPr/>
+      <w:r>
+        <w:t>Mixed sand-gravel and gravel beds, and morphological features such as sand bars, tidal channels, and irregular cross-shore profiles, are encountered along some cable routes but are not treated as a separate design case; they are addressed, where relevant, as local variations of the two governing conditions above.</w:t>
+      </w:r>
+    </w:p>
+    <w:p>
+      <w:pPr>
+        <w:pStyle w:val="Heading2"/>
+      </w:pPr>
+      <w:r>
+        <w:t>Complexity of Nearshore Loading</w:t>
+      </w:r>
+    </w:p>
+    <w:p>
+      <w:pPr/>
+      <w:r>
+        <w:t>The nearshore zone is more complex than the offshore environment because several physical processes act simultaneously at or near the seabed, often producing loads larger than any one process alone would suggest.</w:t>
+      </w:r>
+    </w:p>
+    <w:p>
+      <w:pPr/>
+      <w:r>
+        <w:t>As water depth decreases, wave behaviour departs progressively from deep-water linear theory: orbital velocities at the seabed increase, and the wave profile becomes asymmetric, with steeper fronts and flatter troughs. Schiereck and Verhagen (2019) describe how waves travelling from a depth of about 20 m towards the shore undergo a sequence of shoaling, bottom friction, and eventually breaking, with the relative importance of each step depending strongly on the bed slope. Wave breaking itself is treated separately in Section 3.5, since it represents a distinct loading regime.</w:t>
+      </w:r>
+    </w:p>
+    <w:p>
+      <w:pPr/>
+      <w:r>
+        <w:t>Sediment dynamics are a second important factor, particularly on mobile sandy beds: sediment can be winnowed out from beneath or between protection stones, the protection layer can settle into a softer underlying bed, and edge erosion can weaken the stability of the whole berm. The Deltares HaSPro Handbook (2023) identifies interface stability and flexibility, alongside external stability, as the three main requirements for offshore rock protection — a framing adopted throughout this thesis.</w:t>
+      </w:r>
+    </w:p>
+    <w:p>
+      <w:pPr/>
+      <w:r>
+        <w:t>Tidal water-level variation and the resulting tidal currents, together with wave-current interaction, also contribute to the loading on a protection layer. Since waves are the governing load in this thesis and the hydraulic parameters used are supplied directly from NKT route data (Section 3.4), these mechanisms are treated here only as context; a fuller treatment of currents and combined wave-current loading is kept open, as discussed in Section 3.6.</w:t>
+      </w:r>
+    </w:p>
+    <w:p>
+      <w:pPr>
+        <w:pStyle w:val="Heading2"/>
+      </w:pPr>
+      <w:r>
+        <w:t>Wave Climate from NKT Route Data</w:t>
+      </w:r>
+    </w:p>
+    <w:p>
+      <w:pPr/>
+      <w:r>
+        <w:t>For this thesis, the wave climate is not derived from raw measurements, hindcast data, or numerical propagation models. NKT route surveys already provide the relevant wave parameters — significant wave height Hs, peak period Tp, and wave direction — at multiple points along the cable route, and these values are used directly as input to the stability assessment.</w:t>
+      </w:r>
+    </w:p>
+    <w:p>
+      <w:pPr/>
+      <w:r>
+        <w:t>Hs is defined as the mean wave height of the highest one-third of waves in a sea state, or equivalently through the zeroth spectral moment; it is a robust measure of overall wave severity. Tp corresponds to the frequency at which the wave spectrum is maximal and identifies the dominant, energy-containing waves in the sea state. Wave direction is retained as a design parameter because the interaction between waves and any current, and the possibility of oblique wave attack, both depend on the angle of incidence relative to the cable route.</w:t>
+      </w:r>
+    </w:p>
+    <w:p>
+      <w:pPr/>
+      <w:r>
+        <w:t>Because these parameters are already referenced to the location of interest, the wave-transformation workflow (shoaling, refraction, and numerical propagation with tools such as SWAN) that would otherwise be required to bring offshore wave data nearshore falls outside the scope of this thesis.</w:t>
+      </w:r>
+    </w:p>
+    <w:p>
+      <w:pPr>
+        <w:pStyle w:val="Heading2"/>
+      </w:pPr>
+      <w:r>
+        <w:t>Wave Breaking</w:t>
+      </w:r>
+    </w:p>
+    <w:p>
+      <w:pPr/>
+      <w:r>
+        <w:t>Wave breaking marks a qualitative transition in the loading experienced by a rock protection layer and is one of the most important loading conditions considered in this thesis, since breaking frequently occurs along the shallow sections of nearshore cable routes.</w:t>
+      </w:r>
+    </w:p>
+    <w:p>
+      <w:pPr/>
+      <w:r>
+        <w:t>Breaking occurs when a wave can no longer sustain its form, either because it becomes too steep in deep water or because the local water depth becomes too small to support the wave height. The Miche criterion provides a theoretical upper limit for wave height as a function of local depth and wavelength (Schiereck &amp; Verhagen, 2019, Eq. 7.8); in practice, for shallow foreshores, a depth-limited approximation Hb ≈ γ·h is often used, with a breaker index γ commonly taken around 0.8, where h is the local water depth. This indicates that in the nearshore zone, the significant wave height is strongly depth-limited rather than governed only by the offshore wave climate.</w:t>
+      </w:r>
+    </w:p>
+    <w:p>
+      <w:pPr/>
+      <w:r>
+        <w:t>Before breaking, the wave field is oscillatory and can be reasonably described using linear wave theory and standard transformation methods; standard stability formulae derived for non-breaking or mildly breaking conditions apply directly. After breaking, the flow becomes turbulent and impulsive, and the loading mechanism changes fundamentally from smooth oscillatory motion to turbulent energy dissipation and, in the case of plunging breakers, direct impact loading on the protection layer. For rock protection design, this means that formulae calibrated for non-breaking conditions may significantly underestimate the actual loading (Herrera &amp; Medina, 2015).</w:t>
+      </w:r>
+    </w:p>
+    <w:p>
+      <w:pPr/>
+      <w:r>
+        <w:t>This has direct consequences for method selection in this thesis (Chapter 5). Herrera and Medina (2015) specifically address toe berms in very shallow water on steep slopes under breaking wave conditions, and are therefore one of the few methods in the comparison directly validated for the breaking regime; other methods (Van Gent &amp; Van der Werf, 2014; Van Rijn, 2019) are primarily validated for non-breaking or mildly breaking conditions, and their applicability must be checked explicitly whenever a design point along the route falls within or close to the breaking zone. Tidal water-level variation compounds this further, since the position of the breaker line — and therefore whether a given point on the protection layer is in the breaking or non-breaking regime — shifts with the tidal cycle.</w:t>
+      </w:r>
+    </w:p>
+    <w:p>
+      <w:pPr>
+        <w:pStyle w:val="Heading2"/>
+      </w:pPr>
+      <w:r>
+        <w:t>Currents: Scope and Context</w:t>
+      </w:r>
+    </w:p>
+    <w:p>
+      <w:pPr/>
+      <w:r>
+        <w:t>Currents in the nearshore zone arise from a limited number of mechanisms: tidal currents, driven by the astronomical tide; wind-driven currents; density-driven currents; and wave-induced currents generated by non-breaking orbital motion. Each of these contributes, in principle, to the bed-shear stress experienced by a protection layer, and their combined action with waves is generally more demanding than either process alone.</w:t>
+      </w:r>
+    </w:p>
+    <w:p>
+      <w:pPr/>
+      <w:r>
+        <w:t>Consistent with the scope agreed for this thesis, waves are treated as the governing load, and the wave parameters used in the stability assessment are taken directly from NKT route data (Section 3.4). A full treatment of current mechanisms, and of combined wave-current loading beyond the qualitative sense described in Section 3.3, is therefore kept open as a possible extension of this work rather than developed in detail here.</w:t>
+      </w:r>
+    </w:p>
     <w:p>
       <w:pPr>
         <w:pStyle w:val="ListParagraph"/>
-        <w:numPr>
-          <w:ilvl w:val="0"/>
-          <w:numId w:val="14"/>
-        </w:numPr>
-      </w:pPr>
-      <w:proofErr w:type="spellStart"/>
-      <w:r>
-        <w:t>Schiereck</w:t>
-      </w:r>
-      <w:proofErr w:type="spellEnd"/>
-      <w:r>
-        <w:t xml:space="preserve"> &amp; Verhagen (2019)</w:t>
-      </w:r>
-    </w:p>
-    <w:p>
-      <w:r>
-        <w:t>Ch. 7.3 (Breaking waves, waves on a foreshore)</w:t>
-      </w:r>
-    </w:p>
-    <w:p>
-      <w:r>
-        <w:t>Ch. 2 (Flow loads, introduction)</w:t>
-      </w:r>
-    </w:p>
-    <w:p/>
-    <w:p>
-      <w:pPr>
-        <w:pStyle w:val="ListParagraph"/>
-        <w:numPr>
-          <w:ilvl w:val="0"/>
-          <w:numId w:val="14"/>
-        </w:numPr>
-      </w:pPr>
-      <w:proofErr w:type="spellStart"/>
-      <w:r>
-        <w:t>Deltares</w:t>
-      </w:r>
-      <w:proofErr w:type="spellEnd"/>
-      <w:r>
-        <w:t xml:space="preserve"> Handbook (2023)</w:t>
-      </w:r>
-    </w:p>
-    <w:p>
-      <w:r>
-        <w:t>Ch. 2 (General definitions, general description of the scour process)</w:t>
-      </w:r>
-    </w:p>
-    <w:p>
-      <w:r>
-        <w:br w:type="page"/>
-      </w:r>
-    </w:p>
-    <w:p>
-      <w:pPr>
-        <w:pStyle w:val="Heading2"/>
-        <w:numPr>
-          <w:ilvl w:val="1"/>
-          <w:numId w:val="3"/>
-        </w:numPr>
-        <w:rPr>
-          <w:b w:val="0"/>
-          <w:sz w:val="24"/>
-          <w:szCs w:val="32"/>
-          <w:lang w:val="en-US"/>
-        </w:rPr>
-      </w:pPr>
-      <w:bookmarkStart w:id="8" w:name="_Toc230025488"/>
-      <w:r>
-        <w:rPr>
-          <w:b w:val="0"/>
-          <w:sz w:val="24"/>
-          <w:szCs w:val="32"/>
-          <w:lang w:val="en-US"/>
-        </w:rPr>
-        <w:lastRenderedPageBreak/>
-        <w:t>Bed Morphology and Composition</w:t>
-      </w:r>
-      <w:bookmarkEnd w:id="8"/>
-    </w:p>
-    <w:p>
-      <w:r>
-        <w:t xml:space="preserve">Subsea cable routes in nearshore environments </w:t>
-      </w:r>
-      <w:r>
-        <w:t xml:space="preserve">have a </w:t>
-      </w:r>
-      <w:proofErr w:type="gramStart"/>
-      <w:r>
-        <w:t xml:space="preserve">lot of </w:t>
-      </w:r>
-      <w:r>
-        <w:t>variety</w:t>
-      </w:r>
-      <w:proofErr w:type="gramEnd"/>
-      <w:r>
-        <w:t xml:space="preserve"> of seabed types, each presenting distinct challenges for rock protection design.</w:t>
-      </w:r>
-    </w:p>
-    <w:p>
-      <w:pPr>
-        <w:rPr>
-          <w:b/>
-          <w:bCs/>
-        </w:rPr>
-      </w:pPr>
-    </w:p>
-    <w:p>
-      <w:r>
-        <w:t>Sandy beds</w:t>
-      </w:r>
-      <w:r>
-        <w:t xml:space="preserve"> are the most common substrate in nearshore zones along low-lying coasts. Fine to medium sands (D50 in the range of 0.1–0.5 mm) are highly mobile under wave and current action, making them </w:t>
-      </w:r>
-      <w:proofErr w:type="gramStart"/>
-      <w:r>
-        <w:t>being</w:t>
-      </w:r>
-      <w:proofErr w:type="gramEnd"/>
-      <w:r>
-        <w:t xml:space="preserve"> easily influence</w:t>
-      </w:r>
-      <w:r>
-        <w:t xml:space="preserve">d </w:t>
-      </w:r>
-      <w:r>
-        <w:t xml:space="preserve">to scour around and beneath cable protection structures. Sandy beds also present challenges for filter design, as the fine sediment can be transported through the voids of </w:t>
-      </w:r>
-      <w:r>
-        <w:t>the</w:t>
-      </w:r>
-      <w:r>
-        <w:t xml:space="preserve"> protection layer if the grading is not properly designed (</w:t>
-      </w:r>
-      <w:proofErr w:type="spellStart"/>
-      <w:r>
-        <w:t>Schiereck</w:t>
-      </w:r>
-      <w:proofErr w:type="spellEnd"/>
-      <w:r>
-        <w:t xml:space="preserve"> &amp; Verhagen, 2019, Ch. 6).</w:t>
-      </w:r>
-    </w:p>
-    <w:p>
-      <w:pPr>
-        <w:rPr>
-          <w:b/>
-          <w:bCs/>
-        </w:rPr>
-      </w:pPr>
-    </w:p>
-    <w:p>
-      <w:r>
-        <w:t>Mixed sand-gravel and gravel beds</w:t>
-      </w:r>
-      <w:r>
-        <w:t xml:space="preserve"> occur in higher-energy</w:t>
-      </w:r>
-      <w:r>
-        <w:t xml:space="preserve"> and bit steeper</w:t>
-      </w:r>
-      <w:r>
-        <w:t xml:space="preserve"> nearshore environments, such as exposed Atlantic coasts or tidal inlets. These substrates are generally more stable than pure sand beds, but their coarser and irregular texture complicates the interface between the natural bed and the protection layer.</w:t>
-      </w:r>
-    </w:p>
-    <w:p>
-      <w:pPr>
-        <w:rPr>
-          <w:b/>
-          <w:bCs/>
-        </w:rPr>
-      </w:pPr>
-    </w:p>
-    <w:p>
-      <w:r>
-        <w:t xml:space="preserve">Rocky and consolidated beds are commonly found along steep coastlines, especially in fjord areas and around rocky headlands. These </w:t>
-      </w:r>
-      <w:proofErr w:type="spellStart"/>
-      <w:r>
-        <w:t>seabeds</w:t>
-      </w:r>
-      <w:proofErr w:type="spellEnd"/>
-      <w:r>
-        <w:t xml:space="preserve"> are generally stable and do not have a risk of winnowing. However, their uneven surface can make it difficult for the protection berm to fully connect with the seabed, which may create unsupported gaps beneath the berm. Herrera and Medina (2015) explain that steep rocky coastlines (with slopes of 1/10 or steeper) behave very differently from gentle sandy slopes. As a result, existing design formulas developed for sandy coastlines are not suitable for these conditions.</w:t>
-      </w:r>
-    </w:p>
-    <w:p/>
-    <w:p>
-      <w:r>
-        <w:t>Morphological features that are important for cable route planning include sand bars, tidal channels, and cross-shore seabed profiles with alternating shallow and deeper areas. These features create variations in wave breaking, current strength, and bed-shear stress along the route. As a result, using one representative design cross-section may not be sufficient, and a more detailed spatial assessment along the cable route may be needed.</w:t>
-      </w:r>
-    </w:p>
-    <w:p/>
-    <w:p/>
-    <w:p/>
-    <w:p/>
-    <w:p/>
-    <w:p/>
-    <w:p/>
-    <w:p/>
-    <w:p/>
-    <w:p/>
-    <w:p/>
-    <w:p/>
-    <w:p/>
-    <w:p/>
-    <w:p/>
-    <w:p/>
-    <w:p>
-      <w:pPr>
-        <w:pStyle w:val="Heading2"/>
-        <w:numPr>
-          <w:ilvl w:val="0"/>
-          <w:numId w:val="0"/>
-        </w:numPr>
-        <w:rPr>
-          <w:b w:val="0"/>
-          <w:sz w:val="24"/>
-          <w:szCs w:val="32"/>
-          <w:lang w:val="en-US"/>
-        </w:rPr>
-      </w:pPr>
-    </w:p>
-    <w:p>
-      <w:r>
-        <w:lastRenderedPageBreak/>
-        <w:t xml:space="preserve">The </w:t>
-      </w:r>
-      <w:proofErr w:type="gramStart"/>
-      <w:r>
-        <w:t>ne</w:t>
-      </w:r>
-      <w:r>
-        <w:t>a</w:t>
-      </w:r>
-      <w:r>
-        <w:t>rshore</w:t>
-      </w:r>
-      <w:proofErr w:type="gramEnd"/>
-      <w:r>
-        <w:t xml:space="preserve"> environment is physically complex because waves, tidal currents, wave breaking, wave-current interaction, and moving sediments all occur at the same time. These processes interact with each other and can create loads that are much larger than those caused by a single process alone.</w:t>
-      </w:r>
-    </w:p>
-    <w:p/>
-    <w:p>
-      <w:r>
-        <w:t>The seabed in the nearshore zone can vary from mobile sandy beds to steep rocky areas, and each type creates different challenges for the design and long-term stability of rock protection systems. A good understanding of these conditions is necessary to determine whether existing stability methods</w:t>
-      </w:r>
-      <w:r>
-        <w:t>,</w:t>
-      </w:r>
-      <w:r>
-        <w:t xml:space="preserve"> mainly developed for offshore or sheltered coastal environments</w:t>
-      </w:r>
-      <w:r>
-        <w:t>,</w:t>
-      </w:r>
-      <w:r>
-        <w:t xml:space="preserve"> can also be applied to nearshore cable protection.</w:t>
-      </w:r>
-    </w:p>
-    <w:p/>
-    <w:p>
-      <w:r>
-        <w:t>The following chapters build on this background step by step: Chapter 3 discusses hydrodynamic forcing, Chapter 4 focuses on near-bed flow conditions, Chapter 5 introduces stability parameters, and Chapter 6 evaluates the available assessment methods.</w:t>
-      </w:r>
-    </w:p>
-    <w:p/>
-    <w:p>
-      <w:pPr>
-        <w:pStyle w:val="ListParagraph"/>
-        <w:numPr>
-          <w:ilvl w:val="0"/>
-          <w:numId w:val="14"/>
-        </w:numPr>
-      </w:pPr>
-      <w:proofErr w:type="spellStart"/>
-      <w:r>
-        <w:t>Schiereck</w:t>
-      </w:r>
-      <w:proofErr w:type="spellEnd"/>
-      <w:r>
-        <w:t xml:space="preserve"> &amp; Verhagen (2019)</w:t>
-      </w:r>
-    </w:p>
-    <w:p>
-      <w:r>
-        <w:t>Section 7.3 (Breaking waves)</w:t>
-      </w:r>
-    </w:p>
-    <w:p>
-      <w:r>
-        <w:t>Section 7.3.2 (Waves on a foreshore)</w:t>
-      </w:r>
-    </w:p>
-    <w:p>
-      <w:r>
-        <w:t>Section 7.2.2 (Shear stress under waves)</w:t>
-      </w:r>
-    </w:p>
-    <w:p>
-      <w:r>
-        <w:t>Section 2.2 (Turbulence)</w:t>
-      </w:r>
-    </w:p>
-    <w:p>
-      <w:r>
-        <w:t xml:space="preserve">Ch. 6 (Filters) </w:t>
-      </w:r>
-    </w:p>
-    <w:p/>
-    <w:p>
-      <w:pPr>
-        <w:pStyle w:val="ListParagraph"/>
-        <w:numPr>
-          <w:ilvl w:val="0"/>
-          <w:numId w:val="14"/>
-        </w:numPr>
-      </w:pPr>
-      <w:r>
-        <w:t>Herrera &amp; Medina (2015)</w:t>
-      </w:r>
-    </w:p>
-    <w:p>
-      <w:r>
-        <w:t xml:space="preserve">Introduction and Section 1 (steep sea bottoms, shallow water) </w:t>
-      </w:r>
-    </w:p>
-    <w:p/>
-    <w:p>
-      <w:pPr>
-        <w:pStyle w:val="ListParagraph"/>
-        <w:numPr>
-          <w:ilvl w:val="0"/>
-          <w:numId w:val="14"/>
-        </w:numPr>
-      </w:pPr>
-      <w:proofErr w:type="spellStart"/>
-      <w:r>
-        <w:t>Deltares</w:t>
-      </w:r>
-      <w:proofErr w:type="spellEnd"/>
-      <w:r>
-        <w:t xml:space="preserve"> </w:t>
-      </w:r>
-      <w:proofErr w:type="spellStart"/>
-      <w:r>
-        <w:t>HaSPro</w:t>
-      </w:r>
-      <w:proofErr w:type="spellEnd"/>
-      <w:r>
-        <w:t xml:space="preserve"> Handbook (2023)</w:t>
-      </w:r>
-    </w:p>
-    <w:p>
-      <w:r>
-        <w:t>Ch. 2 (General definitions)</w:t>
-      </w:r>
-    </w:p>
-    <w:p>
-      <w:r>
-        <w:t>Ch. 4.2 (Performance requirements: external, interface, flexibility)</w:t>
-      </w:r>
-    </w:p>
-    <w:p>
-      <w:pPr>
-        <w:rPr>
-          <w:color w:val="ED6C34" w:themeColor="accent1"/>
-          <w:sz w:val="36"/>
-          <w:szCs w:val="96"/>
-        </w:rPr>
-      </w:pPr>
-      <w:r>
-        <w:br w:type="page"/>
-      </w:r>
-    </w:p>
-    <w:p>
-      <w:pPr>
-        <w:pStyle w:val="Heading1"/>
-        <w:rPr>
-          <w:b w:val="0"/>
-          <w:bCs w:val="0"/>
-          <w:i/>
-          <w:iCs/>
-          <w:sz w:val="28"/>
-          <w:szCs w:val="28"/>
-          <w:lang w:val="en-US"/>
-        </w:rPr>
-      </w:pPr>
-      <w:r>
-        <w:rPr>
-          <w:lang w:val="en-US"/>
-        </w:rPr>
-        <w:lastRenderedPageBreak/>
-        <w:tab/>
-      </w:r>
-      <w:bookmarkStart w:id="9" w:name="_Toc230025489"/>
-      <w:r>
-        <w:rPr>
-          <w:sz w:val="28"/>
-          <w:szCs w:val="28"/>
-          <w:lang w:val="en-US"/>
-        </w:rPr>
-        <w:t>Hydrodynamic Forcing</w:t>
-      </w:r>
-      <w:bookmarkEnd w:id="9"/>
-      <w:r>
-        <w:rPr>
-          <w:sz w:val="28"/>
-          <w:szCs w:val="28"/>
-          <w:lang w:val="en-US"/>
-        </w:rPr>
-        <w:t xml:space="preserve"> </w:t>
-      </w:r>
-    </w:p>
-    <w:p>
-      <w:pPr>
-        <w:pStyle w:val="Heading2"/>
-        <w:numPr>
-          <w:ilvl w:val="1"/>
-          <w:numId w:val="3"/>
-        </w:numPr>
-        <w:rPr>
-          <w:b w:val="0"/>
-          <w:sz w:val="24"/>
-          <w:szCs w:val="32"/>
-          <w:lang w:val="en-US"/>
-        </w:rPr>
-      </w:pPr>
-      <w:bookmarkStart w:id="10" w:name="_Toc230025490"/>
-      <w:r>
-        <w:rPr>
-          <w:b w:val="0"/>
-          <w:sz w:val="24"/>
-          <w:szCs w:val="32"/>
-          <w:lang w:val="en-US"/>
-        </w:rPr>
-        <w:t>Currents</w:t>
-      </w:r>
-      <w:bookmarkEnd w:id="10"/>
-    </w:p>
-    <w:p>
-      <w:pPr>
-        <w:pStyle w:val="Heading2"/>
-        <w:numPr>
-          <w:ilvl w:val="2"/>
-          <w:numId w:val="3"/>
-        </w:numPr>
-        <w:rPr>
-          <w:b w:val="0"/>
-          <w:sz w:val="24"/>
-          <w:szCs w:val="32"/>
-          <w:lang w:val="en-US"/>
-        </w:rPr>
-      </w:pPr>
-      <w:bookmarkStart w:id="11" w:name="_Toc230025491"/>
-      <w:r>
-        <w:rPr>
-          <w:b w:val="0"/>
-          <w:sz w:val="24"/>
-          <w:szCs w:val="32"/>
-          <w:lang w:val="en-US"/>
-        </w:rPr>
-        <w:t>Introduction</w:t>
-      </w:r>
-      <w:bookmarkEnd w:id="11"/>
-    </w:p>
-    <w:p>
-      <w:r>
-        <w:t>Currents in the nearshore zone are generated by a limited number of physical processes that influence the stability of rock protection along subsea cable routes. In this thesis, the nearshore is defined as the area seaward of the wave-breaking zone, where tidal flow and non-breaking wave motion are the main hydrodynamic processes of interest. These currents are important because they create bed shear stress, transport sediment, and can contribute to scour at the edge of the protection layer. For this reason, understanding the current types present and their typical magnitudes is essential for any stability assessment</w:t>
-      </w:r>
-      <w:r>
-        <w:t>.</w:t>
-      </w:r>
-    </w:p>
-    <w:p/>
-    <w:p>
-      <w:r>
-        <w:t xml:space="preserve">In hydraulic design, flow above a protection layer is often described using the depth-averaged velocity. This is a practical parameter because it is easy to use in calculations and design formulae. However, as </w:t>
-      </w:r>
-      <w:proofErr w:type="spellStart"/>
-      <w:r>
-        <w:t>Schiereck</w:t>
-      </w:r>
-      <w:proofErr w:type="spellEnd"/>
-      <w:r>
-        <w:t xml:space="preserve"> and Verhagen </w:t>
-      </w:r>
-      <w:proofErr w:type="spellStart"/>
-      <w:r>
-        <w:t>emphasise</w:t>
-      </w:r>
-      <w:proofErr w:type="spellEnd"/>
-      <w:r>
-        <w:t xml:space="preserve">, the depth-averaged value alone is not enough for protection design. Stone stability also depends on the near-bed velocity, the shape of the vertical velocity profile, and the turbulence intensity close to the seabed. In </w:t>
-      </w:r>
-      <w:proofErr w:type="gramStart"/>
-      <w:r>
-        <w:t>nearshore</w:t>
-      </w:r>
-      <w:proofErr w:type="gramEnd"/>
-      <w:r>
-        <w:t xml:space="preserve"> conditions, these factors can differ significantly from the depth-averaged flow, especially where tidal flow and wave motion interact.</w:t>
-      </w:r>
-    </w:p>
-    <w:p/>
-    <w:p>
-      <w:pPr>
-        <w:pStyle w:val="Heading2"/>
-        <w:numPr>
-          <w:ilvl w:val="2"/>
-          <w:numId w:val="3"/>
-        </w:numPr>
-        <w:rPr>
-          <w:b w:val="0"/>
-          <w:sz w:val="24"/>
-          <w:szCs w:val="32"/>
-          <w:lang w:val="en-US"/>
-        </w:rPr>
-      </w:pPr>
-      <w:bookmarkStart w:id="12" w:name="_Toc230025492"/>
-      <w:r>
-        <w:rPr>
-          <w:b w:val="0"/>
-          <w:sz w:val="24"/>
-          <w:szCs w:val="32"/>
-          <w:lang w:val="en-US"/>
-        </w:rPr>
-        <w:t>T</w:t>
-      </w:r>
-      <w:r>
-        <w:rPr>
-          <w:b w:val="0"/>
-          <w:sz w:val="24"/>
-          <w:szCs w:val="32"/>
-          <w:lang w:val="en-US"/>
-        </w:rPr>
-        <w:t>idal Currents</w:t>
-      </w:r>
-      <w:bookmarkEnd w:id="12"/>
-    </w:p>
-    <w:p>
-      <w:r>
-        <w:t xml:space="preserve">Tidal currents are the most important current mechanism in many </w:t>
-      </w:r>
-      <w:proofErr w:type="gramStart"/>
-      <w:r>
-        <w:t>nearshore</w:t>
-      </w:r>
-      <w:proofErr w:type="gramEnd"/>
-      <w:r>
-        <w:t xml:space="preserve"> environments and are highly relevant to subsea cable protection design. They are generated by the changing water level caused by the gravitational attraction of the Moon and the Sun acting on the rotating Earth. This astronomical forcing produces a periodic rise and </w:t>
-      </w:r>
-      <w:proofErr w:type="gramStart"/>
-      <w:r>
-        <w:t>fall</w:t>
-      </w:r>
-      <w:proofErr w:type="gramEnd"/>
-      <w:r>
-        <w:t xml:space="preserve"> of water level, and the horizontal movement of water required to follow that rise and fall creates the tidal current.</w:t>
-      </w:r>
-    </w:p>
-    <w:p/>
-    <w:p>
-      <w:r>
-        <w:t>The main feature of tidal currents is that they reverse direction during each tidal cycle. During the flood phase, water moves landward; during the ebb phase, it moves seaward. This reversing pattern is important for rock protection because it can cause loading from both directions and may lead to alternating scour on opposite sides of the protection layer. If the flood and ebb phases are not equal, tidal asymmetry may occur, which can produce a net transport of sediment over time and gradually disturb the area around the protection berm.</w:t>
-      </w:r>
-    </w:p>
-    <w:p/>
-    <w:p>
-      <w:r>
-        <w:rPr>
-          <w:noProof/>
-        </w:rPr>
-        <w:drawing>
-          <wp:anchor distT="0" distB="0" distL="114300" distR="114300" simplePos="0" relativeHeight="251663360" behindDoc="0" locked="0" layoutInCell="1" allowOverlap="1" wp14:anchorId="2F637217" wp14:editId="1A26D49F">
-            <wp:simplePos x="0" y="0"/>
-            <wp:positionH relativeFrom="margin">
-              <wp:align>right</wp:align>
-            </wp:positionH>
-            <wp:positionV relativeFrom="paragraph">
-              <wp:posOffset>337820</wp:posOffset>
-            </wp:positionV>
-            <wp:extent cx="2501265" cy="1475740"/>
-            <wp:effectExtent l="0" t="0" r="0" b="0"/>
-            <wp:wrapThrough wrapText="bothSides">
-              <wp:wrapPolygon edited="0">
-                <wp:start x="0" y="0"/>
-                <wp:lineTo x="0" y="21191"/>
-                <wp:lineTo x="21386" y="21191"/>
-                <wp:lineTo x="21386" y="0"/>
-                <wp:lineTo x="0" y="0"/>
-              </wp:wrapPolygon>
-            </wp:wrapThrough>
-            <wp:docPr id="1726895299" name="Afbeelding 1"/>
-            <wp:cNvGraphicFramePr>
-              <a:graphicFrameLocks xmlns:a="http://schemas.openxmlformats.org/drawingml/2006/main" noChangeAspect="1"/>
-            </wp:cNvGraphicFramePr>
-            <a:graphic xmlns:a="http://schemas.openxmlformats.org/drawingml/2006/main">
-              <a:graphicData uri="http://schemas.openxmlformats.org/drawingml/2006/picture">
-                <pic:pic xmlns:pic="http://schemas.openxmlformats.org/drawingml/2006/picture">
-                  <pic:nvPicPr>
-                    <pic:cNvPr id="1726895299" name=""/>
-                    <pic:cNvPicPr/>
-                  </pic:nvPicPr>
-                  <pic:blipFill>
-                    <a:blip r:embed="rId23" cstate="print">
-                      <a:extLst>
-                        <a:ext uri="{28A0092B-C50C-407E-A947-70E740481C1C}">
-                          <a14:useLocalDpi xmlns:a14="http://schemas.microsoft.com/office/drawing/2010/main" val="0"/>
-                        </a:ext>
-                      </a:extLst>
-                    </a:blip>
-                    <a:stretch>
-                      <a:fillRect/>
-                    </a:stretch>
-                  </pic:blipFill>
-                  <pic:spPr>
-                    <a:xfrm>
-                      <a:off x="0" y="0"/>
-                      <a:ext cx="2501265" cy="1475740"/>
-                    </a:xfrm>
-                    <a:prstGeom prst="rect">
-                      <a:avLst/>
-                    </a:prstGeom>
-                  </pic:spPr>
-                </pic:pic>
-              </a:graphicData>
-            </a:graphic>
-            <wp14:sizeRelH relativeFrom="margin">
-              <wp14:pctWidth>0</wp14:pctWidth>
-            </wp14:sizeRelH>
-            <wp14:sizeRelV relativeFrom="margin">
-              <wp14:pctHeight>0</wp14:pctHeight>
-            </wp14:sizeRelV>
-          </wp:anchor>
-        </w:drawing>
-      </w:r>
-      <w:r>
-        <w:t>The magnitude of tidal currents depends on the local tidal range, water depth, and coastal geometry. In some nearshore areas the tidal current is modest, while in other locations it can become strong enough to be one of the governing loads on the protection layer. The local response is important because the astronomical tide alone does not determine the current strength; the hydrodynamic characteristics of the coastal setting also play a major role.</w:t>
-      </w:r>
-    </w:p>
-    <w:p>
-      <w:pPr>
-        <w:pStyle w:val="Heading2"/>
-        <w:numPr>
-          <w:ilvl w:val="2"/>
-          <w:numId w:val="3"/>
-        </w:numPr>
-        <w:rPr>
-          <w:b w:val="0"/>
-          <w:sz w:val="24"/>
-          <w:szCs w:val="32"/>
-          <w:lang w:val="en-US"/>
-        </w:rPr>
-      </w:pPr>
-      <w:bookmarkStart w:id="13" w:name="_Toc230025493"/>
-      <w:r>
-        <w:rPr>
-          <w:b w:val="0"/>
-          <w:sz w:val="24"/>
-          <w:szCs w:val="32"/>
-          <w:lang w:val="en-US"/>
-        </w:rPr>
-        <w:lastRenderedPageBreak/>
-        <w:t>Astronomical tide</w:t>
-      </w:r>
-      <w:bookmarkEnd w:id="13"/>
-    </w:p>
-    <w:p>
-      <w:r>
-        <w:t xml:space="preserve">The astronomical tide is the predictable part of the tide caused by the gravitational effects of the Moon and the Sun. It is the main source of tidal water-level variation and therefore the main driver of tidal current in the nearshore. Because this forcing is periodic and well understood, astronomical tides can be predicted with good accuracy once a location has been </w:t>
-      </w:r>
-      <w:proofErr w:type="spellStart"/>
-      <w:r>
-        <w:t>analysed</w:t>
-      </w:r>
-      <w:proofErr w:type="spellEnd"/>
-      <w:r>
-        <w:t>.</w:t>
-      </w:r>
-    </w:p>
-    <w:p/>
-    <w:p>
-      <w:r>
-        <w:t>For this thesis, the astronomical tide is the primary reference because it determines the timing of high water, low water, flood, ebb, and slack water. These water-level changes directly control the direction and strength of tidal currents above the seabed. In other words, the current is not separate from the tide, but a direct consequence of the tide’s rise and fall.</w:t>
-      </w:r>
-      <w:r>
-        <w:rPr>
-          <w:noProof/>
-        </w:rPr>
-        <w:t xml:space="preserve"> </w:t>
-      </w:r>
-    </w:p>
-    <w:p/>
-    <w:p>
-      <w:r>
-        <w:t xml:space="preserve">The astronomical tide does not behave exactly like a simple sine wave in coastal waters. Its shape is modified by local hydrodynamics, water depth, friction, and coastal geometry. As a result, the local tidal signal may be amplified, delayed, or distorted. This means that even though the astronomical forcing is known, the resulting </w:t>
-      </w:r>
-      <w:proofErr w:type="gramStart"/>
-      <w:r>
-        <w:t>nearshore</w:t>
-      </w:r>
-      <w:proofErr w:type="gramEnd"/>
-      <w:r>
-        <w:t xml:space="preserve"> current conditions must still be evaluated locally.</w:t>
-      </w:r>
-      <w:r>
-        <w:t xml:space="preserve"> </w:t>
-      </w:r>
-      <w:r>
-        <w:rPr>
-          <w:noProof/>
-        </w:rPr>
-        <w:drawing>
-          <wp:inline distT="0" distB="0" distL="0" distR="0" wp14:anchorId="7D710A6E" wp14:editId="1BA48322">
-            <wp:extent cx="5633720" cy="2702596"/>
-            <wp:effectExtent l="0" t="0" r="5080" b="2540"/>
-            <wp:docPr id="1108388607" name="Afbeelding 1"/>
-            <wp:cNvGraphicFramePr>
-              <a:graphicFrameLocks xmlns:a="http://schemas.openxmlformats.org/drawingml/2006/main" noChangeAspect="1"/>
-            </wp:cNvGraphicFramePr>
-            <a:graphic xmlns:a="http://schemas.openxmlformats.org/drawingml/2006/main">
-              <a:graphicData uri="http://schemas.openxmlformats.org/drawingml/2006/picture">
-                <pic:pic xmlns:pic="http://schemas.openxmlformats.org/drawingml/2006/picture">
-                  <pic:nvPicPr>
-                    <pic:cNvPr id="1108388607" name=""/>
-                    <pic:cNvPicPr/>
-                  </pic:nvPicPr>
-                  <pic:blipFill>
-                    <a:blip r:embed="rId24"/>
-                    <a:stretch>
-                      <a:fillRect/>
-                    </a:stretch>
-                  </pic:blipFill>
-                  <pic:spPr>
-                    <a:xfrm>
-                      <a:off x="0" y="0"/>
-                      <a:ext cx="5636747" cy="2704048"/>
-                    </a:xfrm>
-                    <a:prstGeom prst="rect">
-                      <a:avLst/>
-                    </a:prstGeom>
-                  </pic:spPr>
-                </pic:pic>
-              </a:graphicData>
-            </a:graphic>
-          </wp:inline>
-        </w:drawing>
-      </w:r>
-    </w:p>
-    <w:p>
-      <w:r>
-        <w:br w:type="page"/>
-      </w:r>
-    </w:p>
-    <w:p>
-      <w:pPr>
-        <w:pStyle w:val="Heading2"/>
-        <w:numPr>
-          <w:ilvl w:val="2"/>
-          <w:numId w:val="3"/>
-        </w:numPr>
-        <w:rPr>
-          <w:b w:val="0"/>
-          <w:sz w:val="24"/>
-          <w:szCs w:val="32"/>
-          <w:lang w:val="en-US"/>
-        </w:rPr>
-      </w:pPr>
-      <w:bookmarkStart w:id="14" w:name="_Toc230025494"/>
-      <w:r>
-        <w:rPr>
-          <w:b w:val="0"/>
-          <w:sz w:val="24"/>
-          <w:szCs w:val="32"/>
-          <w:lang w:val="en-US"/>
-        </w:rPr>
-        <w:lastRenderedPageBreak/>
-        <w:t>Tide types</w:t>
-      </w:r>
-      <w:bookmarkEnd w:id="14"/>
-    </w:p>
-    <w:p>
-      <w:r>
-        <w:t>The tidal pattern at a location can be semidiurnal, diurnal, or mixed. This distinction is important because it affects how often the current reverses and how the hydrodynamic load is distributed over time.</w:t>
-      </w:r>
-    </w:p>
-    <w:p>
-      <w:r>
-        <w:rPr>
-          <w:noProof/>
-        </w:rPr>
-        <w:drawing>
-          <wp:anchor distT="0" distB="0" distL="114300" distR="114300" simplePos="0" relativeHeight="251664384" behindDoc="0" locked="0" layoutInCell="1" allowOverlap="1" wp14:anchorId="1508F38A" wp14:editId="62DED88F">
-            <wp:simplePos x="0" y="0"/>
-            <wp:positionH relativeFrom="margin">
-              <wp:posOffset>3219238</wp:posOffset>
-            </wp:positionH>
-            <wp:positionV relativeFrom="paragraph">
-              <wp:posOffset>177165</wp:posOffset>
-            </wp:positionV>
-            <wp:extent cx="2558415" cy="1362710"/>
-            <wp:effectExtent l="0" t="0" r="0" b="8890"/>
-            <wp:wrapThrough wrapText="bothSides">
-              <wp:wrapPolygon edited="0">
-                <wp:start x="0" y="0"/>
-                <wp:lineTo x="0" y="21439"/>
-                <wp:lineTo x="21391" y="21439"/>
-                <wp:lineTo x="21391" y="0"/>
-                <wp:lineTo x="0" y="0"/>
-              </wp:wrapPolygon>
-            </wp:wrapThrough>
-            <wp:docPr id="1366167159" name="Afbeelding 1"/>
-            <wp:cNvGraphicFramePr>
-              <a:graphicFrameLocks xmlns:a="http://schemas.openxmlformats.org/drawingml/2006/main" noChangeAspect="1"/>
-            </wp:cNvGraphicFramePr>
-            <a:graphic xmlns:a="http://schemas.openxmlformats.org/drawingml/2006/main">
-              <a:graphicData uri="http://schemas.openxmlformats.org/drawingml/2006/picture">
-                <pic:pic xmlns:pic="http://schemas.openxmlformats.org/drawingml/2006/picture">
-                  <pic:nvPicPr>
-                    <pic:cNvPr id="1366167159" name=""/>
-                    <pic:cNvPicPr/>
-                  </pic:nvPicPr>
-                  <pic:blipFill>
-                    <a:blip r:embed="rId25" cstate="print">
-                      <a:extLst>
-                        <a:ext uri="{28A0092B-C50C-407E-A947-70E740481C1C}">
-                          <a14:useLocalDpi xmlns:a14="http://schemas.microsoft.com/office/drawing/2010/main" val="0"/>
-                        </a:ext>
-                      </a:extLst>
-                    </a:blip>
-                    <a:stretch>
-                      <a:fillRect/>
-                    </a:stretch>
-                  </pic:blipFill>
-                  <pic:spPr>
-                    <a:xfrm>
-                      <a:off x="0" y="0"/>
-                      <a:ext cx="2558415" cy="1362710"/>
-                    </a:xfrm>
-                    <a:prstGeom prst="rect">
-                      <a:avLst/>
-                    </a:prstGeom>
-                  </pic:spPr>
-                </pic:pic>
-              </a:graphicData>
-            </a:graphic>
-            <wp14:sizeRelH relativeFrom="margin">
-              <wp14:pctWidth>0</wp14:pctWidth>
-            </wp14:sizeRelH>
-            <wp14:sizeRelV relativeFrom="margin">
-              <wp14:pctHeight>0</wp14:pctHeight>
-            </wp14:sizeRelV>
-          </wp:anchor>
-        </w:drawing>
-      </w:r>
-    </w:p>
-    <w:p>
-      <w:r>
-        <w:t>A semidiurnal tide has two high waters and two low waters per day. In this case, tidal currents typically reverse twice per day, which creates a regular and repeating loading pattern.</w:t>
-      </w:r>
-    </w:p>
-    <w:p>
-      <w:r>
-        <w:t>A diurnal tide has one high water and one low water per day. Here, the current reverses less frequently, but each current phase lasts longer.</w:t>
-      </w:r>
-    </w:p>
-    <w:p/>
-    <w:p>
-      <w:r>
-        <w:t>A mixed tide lies between these two types and has two high waters and two low waters per day, but with unequal heights. In mixed tide conditions, one current direction may be stronger than the other, which can create an asymmetric scour pattern around the protection layer.</w:t>
-      </w:r>
-    </w:p>
-    <w:p/>
-    <w:p>
-      <w:r>
-        <w:t>For nearshore protection design, the tide type is important because it controls the temporal pattern of loading. A protection layer exposed to semidiurnal tide experiences a different load cycle from one exposed to mixed or diurnal tide.</w:t>
-      </w:r>
-    </w:p>
-    <w:p/>
-    <w:p/>
-    <w:p>
-      <w:pPr>
-        <w:pStyle w:val="Heading2"/>
-        <w:numPr>
-          <w:ilvl w:val="2"/>
-          <w:numId w:val="3"/>
-        </w:numPr>
-        <w:rPr>
-          <w:b w:val="0"/>
-          <w:sz w:val="24"/>
-          <w:szCs w:val="32"/>
-          <w:lang w:val="en-US"/>
-        </w:rPr>
-      </w:pPr>
-      <w:bookmarkStart w:id="15" w:name="_Toc230025495"/>
-      <w:r>
-        <w:rPr>
-          <w:b w:val="0"/>
-          <w:sz w:val="24"/>
-          <w:szCs w:val="32"/>
-          <w:lang w:val="en-US"/>
-        </w:rPr>
-        <w:t>Wind-driven</w:t>
-      </w:r>
-      <w:r>
-        <w:rPr>
-          <w:b w:val="0"/>
-          <w:sz w:val="24"/>
-          <w:szCs w:val="32"/>
-          <w:lang w:val="en-US"/>
-        </w:rPr>
-        <w:t xml:space="preserve"> Currents</w:t>
-      </w:r>
-      <w:bookmarkEnd w:id="15"/>
-    </w:p>
-    <w:p>
-      <w:r>
-        <w:t>Wind-driven currents arise from the transfer of momentum from the wind to the sea surface. In the nearshore, they are usually less important than tidal currents, but they can still modify the local current field. They are especially relevant when wind acts in the same direction as the tidal current, because the two effects may reinforce each other.</w:t>
-      </w:r>
-    </w:p>
-    <w:p/>
-    <w:p>
-      <w:r>
-        <w:rPr>
-          <w:noProof/>
-        </w:rPr>
-        <w:drawing>
-          <wp:anchor distT="0" distB="0" distL="114300" distR="114300" simplePos="0" relativeHeight="251665408" behindDoc="0" locked="0" layoutInCell="1" allowOverlap="1" wp14:anchorId="706FC205" wp14:editId="26DDA58A">
-            <wp:simplePos x="0" y="0"/>
-            <wp:positionH relativeFrom="margin">
-              <wp:align>right</wp:align>
-            </wp:positionH>
-            <wp:positionV relativeFrom="paragraph">
-              <wp:posOffset>12700</wp:posOffset>
-            </wp:positionV>
-            <wp:extent cx="2906184" cy="1960601"/>
-            <wp:effectExtent l="0" t="0" r="8890" b="1905"/>
-            <wp:wrapThrough wrapText="bothSides">
-              <wp:wrapPolygon edited="0">
-                <wp:start x="0" y="0"/>
-                <wp:lineTo x="0" y="21411"/>
-                <wp:lineTo x="21524" y="21411"/>
-                <wp:lineTo x="21524" y="0"/>
-                <wp:lineTo x="0" y="0"/>
-              </wp:wrapPolygon>
-            </wp:wrapThrough>
-            <wp:docPr id="2022033137" name="Afbeelding 1"/>
-            <wp:cNvGraphicFramePr>
-              <a:graphicFrameLocks xmlns:a="http://schemas.openxmlformats.org/drawingml/2006/main" noChangeAspect="1"/>
-            </wp:cNvGraphicFramePr>
-            <a:graphic xmlns:a="http://schemas.openxmlformats.org/drawingml/2006/main">
-              <a:graphicData uri="http://schemas.openxmlformats.org/drawingml/2006/picture">
-                <pic:pic xmlns:pic="http://schemas.openxmlformats.org/drawingml/2006/picture">
-                  <pic:nvPicPr>
-                    <pic:cNvPr id="2022033137" name=""/>
-                    <pic:cNvPicPr/>
-                  </pic:nvPicPr>
-                  <pic:blipFill rotWithShape="1">
-                    <a:blip r:embed="rId26">
-                      <a:extLst>
-                        <a:ext uri="{28A0092B-C50C-407E-A947-70E740481C1C}">
-                          <a14:useLocalDpi xmlns:a14="http://schemas.microsoft.com/office/drawing/2010/main" val="0"/>
-                        </a:ext>
-                      </a:extLst>
-                    </a:blip>
-                    <a:srcRect l="1260"/>
-                    <a:stretch>
-                      <a:fillRect/>
-                    </a:stretch>
-                  </pic:blipFill>
-                  <pic:spPr bwMode="auto">
-                    <a:xfrm>
-                      <a:off x="0" y="0"/>
-                      <a:ext cx="2906184" cy="1960601"/>
-                    </a:xfrm>
-                    <a:prstGeom prst="rect">
-                      <a:avLst/>
-                    </a:prstGeom>
-                    <a:ln>
-                      <a:noFill/>
-                    </a:ln>
-                    <a:extLst>
-                      <a:ext uri="{53640926-AAD7-44D8-BBD7-CCE9431645EC}">
-                        <a14:shadowObscured xmlns:a14="http://schemas.microsoft.com/office/drawing/2010/main"/>
-                      </a:ext>
-                    </a:extLst>
-                  </pic:spPr>
-                </pic:pic>
-              </a:graphicData>
-            </a:graphic>
-          </wp:anchor>
-        </w:drawing>
-      </w:r>
-      <w:r>
-        <w:t>Wind blowing over the sea surface can also generate setup, which is a rise in water level near the coast. This can change the local pressure gradient and alter the current conditions in the nearshore zone. Although wind-driven currents are generally less predictable than astronomical tide, they should not be ignored if storm conditions are part of the design assessment.</w:t>
-      </w:r>
-    </w:p>
-    <w:p/>
-    <w:p>
-      <w:r>
-        <w:t>For rock protection, wind-driven currents are mainly important as a secondary modifier of the total current field. Their direct near-bed contribution is often smaller than that of tidal currents, but they may still influence the combined loading during storm events.</w:t>
-      </w:r>
-    </w:p>
-    <w:p/>
-    <w:p/>
-    <w:p/>
-    <w:p>
-      <w:pPr>
-        <w:pStyle w:val="Heading2"/>
-        <w:numPr>
-          <w:ilvl w:val="2"/>
-          <w:numId w:val="3"/>
-        </w:numPr>
-        <w:rPr>
-          <w:b w:val="0"/>
-          <w:sz w:val="24"/>
-          <w:szCs w:val="32"/>
-          <w:lang w:val="en-US"/>
-        </w:rPr>
-      </w:pPr>
-      <w:bookmarkStart w:id="16" w:name="_Toc230025496"/>
-      <w:r>
-        <w:rPr>
-          <w:b w:val="0"/>
-          <w:sz w:val="24"/>
-          <w:szCs w:val="32"/>
-          <w:lang w:val="en-US"/>
-        </w:rPr>
-        <w:lastRenderedPageBreak/>
-        <w:t>Density-driven</w:t>
-      </w:r>
-      <w:r>
-        <w:rPr>
-          <w:b w:val="0"/>
-          <w:sz w:val="24"/>
-          <w:szCs w:val="32"/>
-          <w:lang w:val="en-US"/>
-        </w:rPr>
-        <w:t xml:space="preserve"> Currents</w:t>
-      </w:r>
-      <w:bookmarkEnd w:id="16"/>
-    </w:p>
-    <w:p>
-      <w:r>
-        <w:t>Density-driven currents are caused by horizontal differences in water density, usually related to salinity or temperature. In a standard open nearshore setting, this mechanism is often less important than tidal and wave-related flow processes. However, it can still be relevant in local areas where density differences exist.</w:t>
-      </w:r>
-    </w:p>
-    <w:p/>
-    <w:p>
-      <w:r>
-        <w:t>In the nearshore zone, density-driven currents may contribute to a weak but persistent background flow. They can also influence the vertical structure of the water column and reduce mixing close to the bed. If present, this may affect sediment movement and the local turbulence conditions around the protection layer.</w:t>
-      </w:r>
-    </w:p>
-    <w:p/>
-    <w:p>
-      <w:r>
-        <w:t>For this thesis, density-driven currents are therefore considered a secondary and site-dependent mechanism. They are not usually the governing load, but they may contribute to the total hydraulic environment if local conditions make them significant.</w:t>
-      </w:r>
-    </w:p>
-    <w:p/>
-    <w:p>
-      <w:pPr>
-        <w:pStyle w:val="Heading2"/>
-        <w:numPr>
-          <w:ilvl w:val="2"/>
-          <w:numId w:val="3"/>
-        </w:numPr>
-        <w:rPr>
-          <w:b w:val="0"/>
-          <w:sz w:val="24"/>
-          <w:szCs w:val="32"/>
-          <w:lang w:val="en-US"/>
-        </w:rPr>
-      </w:pPr>
-      <w:bookmarkStart w:id="17" w:name="_Toc230025497"/>
-      <w:r>
-        <w:rPr>
-          <w:b w:val="0"/>
-          <w:sz w:val="24"/>
-          <w:szCs w:val="32"/>
-          <w:lang w:val="en-US"/>
-        </w:rPr>
-        <w:t>Wave-induces</w:t>
-      </w:r>
-      <w:r>
-        <w:rPr>
-          <w:b w:val="0"/>
-          <w:sz w:val="24"/>
-          <w:szCs w:val="32"/>
-          <w:lang w:val="en-US"/>
-        </w:rPr>
-        <w:t xml:space="preserve"> </w:t>
-      </w:r>
-      <w:r>
-        <w:rPr>
-          <w:b w:val="0"/>
-          <w:sz w:val="24"/>
-          <w:szCs w:val="32"/>
-          <w:lang w:val="en-US"/>
-        </w:rPr>
-        <w:t>c</w:t>
-      </w:r>
-      <w:r>
-        <w:rPr>
-          <w:b w:val="0"/>
-          <w:sz w:val="24"/>
-          <w:szCs w:val="32"/>
-          <w:lang w:val="en-US"/>
-        </w:rPr>
-        <w:t>urrents</w:t>
-      </w:r>
-      <w:bookmarkEnd w:id="17"/>
-    </w:p>
-    <w:p>
-      <w:r>
-        <w:t xml:space="preserve">Wave-induced currents are very relevant in the nearshore because wave motion affects the water movement close to the seabed. </w:t>
-      </w:r>
-      <w:r>
-        <w:t xml:space="preserve">In the </w:t>
-      </w:r>
-      <w:proofErr w:type="gramStart"/>
-      <w:r>
-        <w:t>zone seaward</w:t>
-      </w:r>
-      <w:proofErr w:type="gramEnd"/>
-      <w:r>
-        <w:t xml:space="preserve"> of wave breaking, waves still produce oscillatory flow at the seabed, and this motion can interact with tidal flow. Even without breaking, wave orbital velocities can increase near-bed turbulence and contribute to the hydraulic loading on the protection layer.</w:t>
-      </w:r>
-    </w:p>
-    <w:p>
-      <w:r>
-        <w:rPr>
-          <w:noProof/>
-        </w:rPr>
-        <w:drawing>
-          <wp:anchor distT="0" distB="0" distL="114300" distR="114300" simplePos="0" relativeHeight="251666432" behindDoc="0" locked="0" layoutInCell="1" allowOverlap="1" wp14:anchorId="5F8C7B83" wp14:editId="5B31ACBF">
-            <wp:simplePos x="0" y="0"/>
-            <wp:positionH relativeFrom="margin">
-              <wp:align>left</wp:align>
-            </wp:positionH>
-            <wp:positionV relativeFrom="paragraph">
-              <wp:posOffset>12277</wp:posOffset>
-            </wp:positionV>
-            <wp:extent cx="5427980" cy="1464310"/>
-            <wp:effectExtent l="0" t="0" r="1270" b="2540"/>
-            <wp:wrapTopAndBottom/>
-            <wp:docPr id="1632085360" name="Afbeelding 3" descr="The orbital motion in deep water, intermediate-depth water and shallow... |  Download Scientific Diagram"/>
-            <wp:cNvGraphicFramePr>
-              <a:graphicFrameLocks xmlns:a="http://schemas.openxmlformats.org/drawingml/2006/main" noChangeAspect="1"/>
-            </wp:cNvGraphicFramePr>
-            <a:graphic xmlns:a="http://schemas.openxmlformats.org/drawingml/2006/main">
-              <a:graphicData uri="http://schemas.openxmlformats.org/drawingml/2006/picture">
-                <pic:pic xmlns:pic="http://schemas.openxmlformats.org/drawingml/2006/picture">
-                  <pic:nvPicPr>
-                    <pic:cNvPr id="0" name="Picture 1" descr="The orbital motion in deep water, intermediate-depth water and shallow... |  Download Scientific Diagram"/>
-                    <pic:cNvPicPr>
-                      <a:picLocks noChangeAspect="1" noChangeArrowheads="1"/>
-                    </pic:cNvPicPr>
-                  </pic:nvPicPr>
-                  <pic:blipFill>
-                    <a:blip r:embed="rId27">
-                      <a:extLst>
-                        <a:ext uri="{28A0092B-C50C-407E-A947-70E740481C1C}">
-                          <a14:useLocalDpi xmlns:a14="http://schemas.microsoft.com/office/drawing/2010/main" val="0"/>
-                        </a:ext>
-                      </a:extLst>
-                    </a:blip>
-                    <a:srcRect/>
-                    <a:stretch>
-                      <a:fillRect/>
-                    </a:stretch>
-                  </pic:blipFill>
-                  <pic:spPr bwMode="auto">
-                    <a:xfrm>
-                      <a:off x="0" y="0"/>
-                      <a:ext cx="5441672" cy="1468388"/>
-                    </a:xfrm>
-                    <a:prstGeom prst="rect">
-                      <a:avLst/>
-                    </a:prstGeom>
-                    <a:noFill/>
-                    <a:ln>
-                      <a:noFill/>
-                    </a:ln>
-                  </pic:spPr>
-                </pic:pic>
-              </a:graphicData>
-            </a:graphic>
-            <wp14:sizeRelH relativeFrom="margin">
-              <wp14:pctWidth>0</wp14:pctWidth>
-            </wp14:sizeRelH>
-            <wp14:sizeRelV relativeFrom="margin">
-              <wp14:pctHeight>0</wp14:pctHeight>
-            </wp14:sizeRelV>
-          </wp:anchor>
-        </w:drawing>
-      </w:r>
-      <w:r>
-        <w:t>(</w:t>
-      </w:r>
-      <w:proofErr w:type="spellStart"/>
-      <w:r>
-        <w:t>Researchgate</w:t>
-      </w:r>
-      <w:proofErr w:type="spellEnd"/>
-      <w:r>
-        <w:t>)</w:t>
-      </w:r>
-    </w:p>
-    <w:p/>
-    <w:p>
-      <w:r>
-        <w:t xml:space="preserve">These wave-related currents are important because they do not act like steady currents. Instead, they produce repeated oscillatory motion that can </w:t>
-      </w:r>
-      <w:proofErr w:type="spellStart"/>
-      <w:r>
-        <w:t>destabilise</w:t>
-      </w:r>
-      <w:proofErr w:type="spellEnd"/>
-      <w:r>
-        <w:t xml:space="preserve"> stones, especially when combined with a background tidal current. In nearshore protection design, the combined effect of waves and tidal current is often more important than either process alone.</w:t>
-      </w:r>
-    </w:p>
-    <w:p/>
-    <w:p/>
-    <w:p/>
-    <w:p/>
-    <w:p/>
-    <w:p/>
-    <w:p/>
-    <w:p/>
-    <w:p/>
-    <w:p/>
-    <w:p>
-      <w:pPr>
-        <w:pStyle w:val="Heading2"/>
-        <w:numPr>
-          <w:ilvl w:val="2"/>
-          <w:numId w:val="22"/>
-        </w:numPr>
-        <w:rPr>
-          <w:b w:val="0"/>
-          <w:sz w:val="24"/>
-          <w:szCs w:val="32"/>
-          <w:lang w:val="en-US"/>
-        </w:rPr>
-      </w:pPr>
-      <w:bookmarkStart w:id="18" w:name="_Toc230025498"/>
-      <w:r>
-        <w:rPr>
-          <w:b w:val="0"/>
-          <w:sz w:val="24"/>
-          <w:szCs w:val="32"/>
-          <w:lang w:val="en-US"/>
-        </w:rPr>
-        <w:lastRenderedPageBreak/>
-        <w:t>Current characterization for protection design</w:t>
-      </w:r>
-      <w:bookmarkEnd w:id="18"/>
-    </w:p>
-    <w:p>
-      <w:r>
-        <w:t>For protection design, currents should be characterized in a way that reflects their effect on the rock layer. The depth-averaged velocity is a useful first parameter, but it does not fully describe the loading condition. Near-bed velocity, flow direction, tide type, current reversal, turbulence intensity, and the combined action of waves and currents are all relevant.</w:t>
-      </w:r>
-    </w:p>
-    <w:p/>
-    <w:p>
-      <w:r>
-        <w:t>In nearshore design, the most important practical question is not only how fast the current is, but how long it acts, how it varies through the water column, and whether it is combined with wave motion. A current of moderate average strength may still produce a critical load if it acts close to the seabed for a long period or if it coincides with energetic wave orbital motion.</w:t>
-      </w:r>
-    </w:p>
-    <w:p/>
-    <w:p>
-      <w:r>
-        <w:t>For this reason, current characterization should always be linked to the local tidal regime and the local wave climate. A protection layer that is stable under current alone may still be vulnerable once wave-induced motion is added.</w:t>
-      </w:r>
-    </w:p>
-    <w:p/>
-    <w:p>
-      <w:r>
-        <w:br w:type="page"/>
-      </w:r>
-    </w:p>
-    <w:p>
-      <w:pPr>
-        <w:pStyle w:val="Heading2"/>
-        <w:numPr>
-          <w:ilvl w:val="1"/>
-          <w:numId w:val="3"/>
-        </w:numPr>
-        <w:rPr>
-          <w:b w:val="0"/>
-          <w:bCs/>
-          <w:sz w:val="24"/>
-          <w:szCs w:val="32"/>
-          <w:lang w:val="en-US"/>
-        </w:rPr>
-      </w:pPr>
-      <w:bookmarkStart w:id="19" w:name="_Toc230025499"/>
-      <w:r>
-        <w:rPr>
-          <w:b w:val="0"/>
-          <w:bCs/>
-          <w:sz w:val="24"/>
-          <w:szCs w:val="32"/>
-          <w:lang w:val="en-US"/>
-        </w:rPr>
-        <w:lastRenderedPageBreak/>
-        <w:t>Waves</w:t>
-      </w:r>
-      <w:bookmarkEnd w:id="19"/>
-    </w:p>
-    <w:p>
-      <w:r>
-        <w:t xml:space="preserve">Waves are a major hydrodynamic loading mechanism </w:t>
-      </w:r>
-      <w:proofErr w:type="gramStart"/>
-      <w:r>
-        <w:t>in</w:t>
-      </w:r>
-      <w:proofErr w:type="gramEnd"/>
-      <w:r>
-        <w:t xml:space="preserve"> the nearshore because they generate oscillatory motion throughout the water column and</w:t>
-      </w:r>
-      <w:proofErr w:type="gramStart"/>
-      <w:r>
-        <w:t>, in particular, near</w:t>
-      </w:r>
-      <w:proofErr w:type="gramEnd"/>
-      <w:r>
-        <w:t xml:space="preserve"> the seabed. For the stability assessment of subsea cable protection, the relevant wave description must connect the available wave climate data to the local hydraulic loading at the protection location. In practice, this means that wave conditions are first obtained from measured data, hindcast data, or reanalysis products such as ERA datasets, after which they are translated to the site of interest using wave transformation methods.</w:t>
-      </w:r>
-    </w:p>
-    <w:p/>
-    <w:p>
-      <w:r>
-        <w:t xml:space="preserve">The overall workflow in this thesis is therefore as follows. First, long-term wave conditions are </w:t>
-      </w:r>
-      <w:proofErr w:type="spellStart"/>
-      <w:r>
-        <w:t>characterised</w:t>
-      </w:r>
-      <w:proofErr w:type="spellEnd"/>
-      <w:r>
-        <w:t xml:space="preserve"> statistically using parameters such as </w:t>
-      </w:r>
-      <m:oMath>
-        <m:sSub>
-          <m:sSubPr>
-            <m:ctrlPr>
-              <w:rPr>
-                <w:rFonts w:ascii="Cambria Math" w:hAnsi="Cambria Math"/>
-                <w:lang w:val="nl-NL"/>
-              </w:rPr>
-            </m:ctrlPr>
-          </m:sSubPr>
-          <m:e>
-            <m:r>
-              <w:rPr>
-                <w:rFonts w:ascii="Cambria Math" w:hAnsi="Cambria Math" w:cs="Cambria Math"/>
-                <w:lang w:val="nl-NL"/>
-              </w:rPr>
-              <m:t>�</m:t>
-            </m:r>
-          </m:e>
-          <m:sub>
-            <m:r>
-              <w:rPr>
-                <w:rFonts w:ascii="Cambria Math" w:hAnsi="Cambria Math" w:cs="Cambria Math"/>
-                <w:lang w:val="nl-NL"/>
-              </w:rPr>
-              <m:t>�</m:t>
-            </m:r>
-          </m:sub>
-        </m:sSub>
-      </m:oMath>
-      <w:r>
-        <w:t>, </w:t>
-      </w:r>
-      <m:oMath>
-        <m:sSub>
-          <m:sSubPr>
-            <m:ctrlPr>
-              <w:rPr>
-                <w:rFonts w:ascii="Cambria Math" w:hAnsi="Cambria Math"/>
-                <w:lang w:val="nl-NL"/>
-              </w:rPr>
-            </m:ctrlPr>
-          </m:sSubPr>
-          <m:e>
-            <m:r>
-              <w:rPr>
-                <w:rFonts w:ascii="Cambria Math" w:hAnsi="Cambria Math" w:cs="Cambria Math"/>
-                <w:lang w:val="nl-NL"/>
-              </w:rPr>
-              <m:t>�</m:t>
-            </m:r>
-          </m:e>
-          <m:sub>
-            <m:r>
-              <w:rPr>
-                <w:rFonts w:ascii="Cambria Math" w:hAnsi="Cambria Math" w:cs="Cambria Math"/>
-                <w:lang w:val="nl-NL"/>
-              </w:rPr>
-              <m:t>�</m:t>
-            </m:r>
-          </m:sub>
-        </m:sSub>
-      </m:oMath>
-      <w:r>
-        <w:t>, and </w:t>
-      </w:r>
-      <m:oMath>
-        <m:sSub>
-          <m:sSubPr>
-            <m:ctrlPr>
-              <w:rPr>
-                <w:rFonts w:ascii="Cambria Math" w:hAnsi="Cambria Math"/>
-                <w:lang w:val="nl-NL"/>
-              </w:rPr>
-            </m:ctrlPr>
-          </m:sSubPr>
-          <m:e>
-            <m:r>
-              <w:rPr>
-                <w:rFonts w:ascii="Cambria Math" w:hAnsi="Cambria Math" w:cs="Cambria Math"/>
-                <w:lang w:val="nl-NL"/>
-              </w:rPr>
-              <m:t>�</m:t>
-            </m:r>
-          </m:e>
-          <m:sub>
-            <m:r>
-              <w:rPr>
-                <w:rFonts w:ascii="Cambria Math" w:hAnsi="Cambria Math" w:cs="Cambria Math"/>
-                <w:lang w:val="nl-NL"/>
-              </w:rPr>
-              <m:t>�</m:t>
-            </m:r>
-            <m:r>
-              <w:rPr>
-                <w:rFonts w:ascii="Cambria Math" w:hAnsi="Cambria Math"/>
-              </w:rPr>
-              <m:t>-1,0</m:t>
-            </m:r>
-          </m:sub>
-        </m:sSub>
-      </m:oMath>
-      <w:r>
-        <w:t>. Second, these values are linked to the physical wave field through linear wave theory. Third, the wave conditions are propagated from the offshore or boundary location to the nearshore site of interest using either a numerical model such as SWAN or simplified transformation methods based on shoaling and refraction. Finally, the results are interpreted in terms of near-bed loading and possible wave breaking.</w:t>
-      </w:r>
-    </w:p>
-    <w:p/>
-    <w:p>
-      <w:pPr>
-        <w:pStyle w:val="Heading2"/>
-        <w:numPr>
-          <w:ilvl w:val="2"/>
-          <w:numId w:val="3"/>
-        </w:numPr>
-        <w:rPr>
-          <w:b w:val="0"/>
-          <w:sz w:val="24"/>
-          <w:szCs w:val="32"/>
-          <w:lang w:val="en-US"/>
-        </w:rPr>
-      </w:pPr>
-      <w:bookmarkStart w:id="20" w:name="_Toc230025500"/>
-      <w:r>
-        <w:rPr>
-          <w:b w:val="0"/>
-          <w:sz w:val="24"/>
-          <w:szCs w:val="32"/>
-          <w:lang w:val="en-US"/>
-        </w:rPr>
-        <w:t>Source and description of wave data</w:t>
-      </w:r>
-      <w:bookmarkEnd w:id="20"/>
-    </w:p>
-    <w:p>
-      <w:r>
-        <w:t xml:space="preserve">Wave parameters used for design are typically derived from measured data, hindcast time series, or reanalysis products. Measured data </w:t>
-      </w:r>
-      <w:proofErr w:type="gramStart"/>
-      <w:r>
-        <w:t>provide</w:t>
-      </w:r>
-      <w:proofErr w:type="gramEnd"/>
-      <w:r>
-        <w:t xml:space="preserve"> direct observations at a specific </w:t>
-      </w:r>
-      <w:proofErr w:type="gramStart"/>
-      <w:r>
-        <w:t>location, but</w:t>
-      </w:r>
-      <w:proofErr w:type="gramEnd"/>
-      <w:r>
-        <w:t xml:space="preserve"> are often limited in duration. Hindcast datasets are generated using meteorological forcing and wave models and are useful for obtaining long time series. ERA-based reanalysis data can also be used as a source of wave climate information when a consistent long-term record is needed.</w:t>
-      </w:r>
-    </w:p>
-    <w:p/>
-    <w:p>
-      <w:r>
-        <w:t>For this study, the important point is not only the data source, but also how the wave signal is interpreted and transformed. A long-term record can be used to derive representative and extreme wave conditions, which are then used as input for the stability assessment. In this way, the wave climate at offshore or regional scale can be translated into loading conditions at the actual cable protection location.</w:t>
-      </w:r>
-    </w:p>
-    <w:p/>
-    <w:p>
-      <w:pPr>
-        <w:pStyle w:val="Heading2"/>
-        <w:numPr>
-          <w:ilvl w:val="2"/>
-          <w:numId w:val="3"/>
-        </w:numPr>
-        <w:rPr>
-          <w:b w:val="0"/>
-          <w:sz w:val="24"/>
-          <w:szCs w:val="32"/>
-          <w:lang w:val="en-US"/>
-        </w:rPr>
-      </w:pPr>
-      <w:bookmarkStart w:id="21" w:name="_Toc230025501"/>
-      <w:r>
-        <w:rPr>
-          <w:b w:val="0"/>
-          <w:sz w:val="24"/>
-          <w:szCs w:val="32"/>
-          <w:lang w:val="en-US"/>
-        </w:rPr>
-        <w:t>Statistical description of wave climate</w:t>
-      </w:r>
-      <w:bookmarkEnd w:id="21"/>
-    </w:p>
-    <w:p>
-      <w:r>
-        <w:t>Because sea states are irregular, wave conditions are usually described statistically rather than by a single deterministic wave. The sea surface can be regarded as a random process, and the wave climate is therefore represented using bulk wave parameters that capture the energy level and characteristic time scale of the sea state.</w:t>
-      </w:r>
-    </w:p>
-    <w:p/>
-    <w:p>
-      <w:r>
-        <w:t>The most common wave parameter is the significant wave height </w:t>
-      </w:r>
-      <m:oMath>
-        <m:sSub>
-          <m:sSubPr>
-            <m:ctrlPr>
-              <w:rPr>
-                <w:rFonts w:ascii="Cambria Math" w:hAnsi="Cambria Math"/>
-                <w:lang w:val="nl-NL"/>
-              </w:rPr>
-            </m:ctrlPr>
-          </m:sSubPr>
-          <m:e>
-            <m:r>
-              <w:rPr>
-                <w:rFonts w:ascii="Cambria Math" w:hAnsi="Cambria Math" w:cs="Cambria Math"/>
-                <w:lang w:val="nl-NL"/>
-              </w:rPr>
-              <m:t>H</m:t>
-            </m:r>
-          </m:e>
-          <m:sub>
-            <m:r>
-              <w:rPr>
-                <w:rFonts w:ascii="Cambria Math" w:hAnsi="Cambria Math" w:cs="Cambria Math"/>
-                <w:lang w:val="nl-NL"/>
-              </w:rPr>
-              <m:t>s</m:t>
-            </m:r>
-          </m:sub>
-        </m:sSub>
-      </m:oMath>
-      <w:r>
-        <w:t>, which is defined as the mean wave height of the highest one-third of the waves:</w:t>
-      </w:r>
-    </w:p>
-    <w:p>
-      <w:pPr>
-        <w:rPr>
-          <w:lang w:val="nl-NL"/>
-        </w:rPr>
-      </w:pPr>
-      <m:oMathPara>
-        <m:oMath>
-          <m:sSub>
-            <m:sSubPr>
-              <m:ctrlPr>
-                <w:rPr>
-                  <w:rFonts w:ascii="Cambria Math" w:hAnsi="Cambria Math"/>
-                  <w:lang w:val="nl-NL"/>
-                </w:rPr>
-              </m:ctrlPr>
-            </m:sSubPr>
-            <m:e>
-              <m:r>
-                <w:rPr>
-                  <w:rFonts w:ascii="Cambria Math" w:hAnsi="Cambria Math" w:cs="Cambria Math"/>
-                  <w:lang w:val="nl-NL"/>
-                </w:rPr>
-                <m:t>H</m:t>
-              </m:r>
-            </m:e>
-            <m:sub>
-              <m:r>
-                <w:rPr>
-                  <w:rFonts w:ascii="Cambria Math" w:hAnsi="Cambria Math"/>
-                  <w:lang w:val="nl-NL"/>
-                </w:rPr>
-                <m:t>s</m:t>
-              </m:r>
-            </m:sub>
-          </m:sSub>
-          <m:r>
-            <w:rPr>
-              <w:rFonts w:ascii="Cambria Math" w:hAnsi="Cambria Math"/>
-              <w:lang w:val="nl-NL"/>
-            </w:rPr>
-            <m:t>=</m:t>
-          </m:r>
-          <m:sSub>
-            <m:sSubPr>
-              <m:ctrlPr>
-                <w:rPr>
-                  <w:rFonts w:ascii="Cambria Math" w:hAnsi="Cambria Math"/>
-                  <w:lang w:val="nl-NL"/>
-                </w:rPr>
-              </m:ctrlPr>
-            </m:sSubPr>
-            <m:e>
-              <m:r>
-                <w:rPr>
-                  <w:rFonts w:ascii="Cambria Math" w:hAnsi="Cambria Math" w:cs="Cambria Math"/>
-                  <w:lang w:val="nl-NL"/>
-                </w:rPr>
-                <m:t>H</m:t>
-              </m:r>
-            </m:e>
-            <m:sub>
-              <m:r>
-                <w:rPr>
-                  <w:rFonts w:ascii="Cambria Math" w:hAnsi="Cambria Math"/>
-                  <w:lang w:val="nl-NL"/>
-                </w:rPr>
-                <m:t>1</m:t>
-              </m:r>
-              <m:r>
-                <m:rPr>
-                  <m:sty m:val="p"/>
-                </m:rPr>
-                <w:rPr>
-                  <w:rFonts w:ascii="Cambria Math" w:hAnsi="Cambria Math"/>
-                  <w:lang w:val="nl-NL"/>
-                </w:rPr>
-                <m:t>/</m:t>
-              </m:r>
-              <m:r>
-                <w:rPr>
-                  <w:rFonts w:ascii="Cambria Math" w:hAnsi="Cambria Math"/>
-                  <w:lang w:val="nl-NL"/>
-                </w:rPr>
-                <m:t>3</m:t>
-              </m:r>
-            </m:sub>
-          </m:sSub>
-          <m:r>
-            <m:rPr>
-              <m:sty m:val="p"/>
-            </m:rPr>
-            <w:rPr>
-              <w:lang w:val="nl-NL"/>
-            </w:rPr>
-            <w:br/>
-          </m:r>
-        </m:oMath>
-      </m:oMathPara>
-    </w:p>
-    <w:p>
-      <w:r>
-        <w:t>This definition is widely used because wave heights in a random sea state are approximately Rayleigh distributed under linear wave theory assumptions. In other words, the upper part of the wave-height distribution contains the waves that contribute most strongly to the energy and to the loading of the sea state. For design purposes, </w:t>
-      </w:r>
-      <m:oMath>
-        <m:sSub>
-          <m:sSubPr>
-            <m:ctrlPr>
-              <w:rPr>
-                <w:rFonts w:ascii="Cambria Math" w:hAnsi="Cambria Math"/>
-                <w:lang w:val="nl-NL"/>
-              </w:rPr>
-            </m:ctrlPr>
-          </m:sSubPr>
-          <m:e>
-            <m:r>
-              <w:rPr>
-                <w:rFonts w:ascii="Cambria Math" w:hAnsi="Cambria Math" w:cs="Cambria Math"/>
-                <w:lang w:val="nl-NL"/>
-              </w:rPr>
-              <m:t>H</m:t>
-            </m:r>
-          </m:e>
-          <m:sub>
-            <m:r>
-              <w:rPr>
-                <w:rFonts w:ascii="Cambria Math" w:hAnsi="Cambria Math"/>
-                <w:lang w:val="nl-NL"/>
-              </w:rPr>
-              <m:t>s</m:t>
-            </m:r>
-          </m:sub>
-        </m:sSub>
-      </m:oMath>
-      <w:r>
-        <w:t> is therefore a robust measure of overall wave severity.</w:t>
-      </w:r>
-    </w:p>
-    <w:p>
-      <w:pPr>
-        <w:rPr>
-          <w:lang w:val="nl-NL"/>
-        </w:rPr>
-      </w:pPr>
-      <w:r>
-        <w:rPr>
-          <w:lang w:val="nl-NL"/>
-        </w:rPr>
-        <w:lastRenderedPageBreak/>
-        <w:t>A spectral alternative is:</w:t>
-      </w:r>
-    </w:p>
-    <w:p>
-      <w:pPr>
-        <w:rPr>
-          <w:lang w:val="nl-NL"/>
-        </w:rPr>
-      </w:pPr>
-      <m:oMathPara>
-        <m:oMath>
-          <m:sSub>
-            <m:sSubPr>
-              <m:ctrlPr>
-                <w:rPr>
-                  <w:rFonts w:ascii="Cambria Math" w:hAnsi="Cambria Math"/>
-                  <w:lang w:val="nl-NL"/>
-                </w:rPr>
-              </m:ctrlPr>
-            </m:sSubPr>
-            <m:e>
-              <m:r>
-                <w:rPr>
-                  <w:rFonts w:ascii="Cambria Math" w:hAnsi="Cambria Math" w:cs="Cambria Math"/>
-                  <w:lang w:val="nl-NL"/>
-                </w:rPr>
-                <m:t>H</m:t>
-              </m:r>
-            </m:e>
-            <m:sub>
-              <m:r>
-                <w:rPr>
-                  <w:rFonts w:ascii="Cambria Math" w:hAnsi="Cambria Math" w:cs="Cambria Math"/>
-                  <w:lang w:val="nl-NL"/>
-                </w:rPr>
-                <m:t>m</m:t>
-              </m:r>
-              <m:r>
-                <w:rPr>
-                  <w:rFonts w:ascii="Cambria Math" w:hAnsi="Cambria Math"/>
-                  <w:lang w:val="nl-NL"/>
-                </w:rPr>
-                <m:t>0</m:t>
-              </m:r>
-            </m:sub>
-          </m:sSub>
-          <m:r>
-            <w:rPr>
-              <w:rFonts w:ascii="Cambria Math" w:hAnsi="Cambria Math"/>
-              <w:lang w:val="nl-NL"/>
-            </w:rPr>
-            <m:t>=4</m:t>
-          </m:r>
-          <m:rad>
-            <m:radPr>
-              <m:degHide m:val="1"/>
-              <m:ctrlPr>
-                <w:rPr>
-                  <w:rFonts w:ascii="Cambria Math" w:hAnsi="Cambria Math"/>
-                  <w:lang w:val="nl-NL"/>
-                </w:rPr>
-              </m:ctrlPr>
-            </m:radPr>
-            <m:deg/>
-            <m:e>
-              <m:sSub>
-                <m:sSubPr>
-                  <m:ctrlPr>
-                    <w:rPr>
-                      <w:rFonts w:ascii="Cambria Math" w:hAnsi="Cambria Math"/>
-                      <w:lang w:val="nl-NL"/>
-                    </w:rPr>
-                  </m:ctrlPr>
-                </m:sSubPr>
-                <m:e>
-                  <m:r>
-                    <w:rPr>
-                      <w:rFonts w:ascii="Cambria Math" w:hAnsi="Cambria Math" w:cs="Cambria Math"/>
-                      <w:lang w:val="nl-NL"/>
-                    </w:rPr>
-                    <m:t>m</m:t>
-                  </m:r>
-                </m:e>
-                <m:sub>
-                  <m:r>
-                    <w:rPr>
-                      <w:rFonts w:ascii="Cambria Math" w:hAnsi="Cambria Math"/>
-                      <w:lang w:val="nl-NL"/>
-                    </w:rPr>
-                    <m:t>0</m:t>
-                  </m:r>
-                </m:sub>
-              </m:sSub>
-            </m:e>
-          </m:rad>
-          <m:r>
-            <m:rPr>
-              <m:sty m:val="p"/>
-            </m:rPr>
-            <w:rPr>
-              <w:lang w:val="nl-NL"/>
-            </w:rPr>
-            <w:br/>
-          </m:r>
-        </m:oMath>
-      </m:oMathPara>
-    </w:p>
-    <w:p>
-      <w:r>
-        <w:t>where </w:t>
-      </w:r>
-      <m:oMath>
-        <m:sSub>
-          <m:sSubPr>
-            <m:ctrlPr>
-              <w:rPr>
-                <w:rFonts w:ascii="Cambria Math" w:hAnsi="Cambria Math"/>
-                <w:lang w:val="nl-NL"/>
-              </w:rPr>
-            </m:ctrlPr>
-          </m:sSubPr>
-          <m:e>
-            <m:r>
-              <w:rPr>
-                <w:rFonts w:ascii="Cambria Math" w:hAnsi="Cambria Math" w:cs="Cambria Math"/>
-                <w:lang w:val="nl-NL"/>
-              </w:rPr>
-              <m:t>m</m:t>
-            </m:r>
-          </m:e>
-          <m:sub>
-            <m:r>
-              <w:rPr>
-                <w:rFonts w:ascii="Cambria Math" w:hAnsi="Cambria Math"/>
-              </w:rPr>
-              <m:t>0</m:t>
-            </m:r>
-          </m:sub>
-        </m:sSub>
-      </m:oMath>
-      <w:r>
-        <w:t> is the zeroth spectral moment. For a narrow-banded wave field, </w:t>
-      </w:r>
-      <m:oMath>
-        <m:sSub>
-          <m:sSubPr>
-            <m:ctrlPr>
-              <w:rPr>
-                <w:rFonts w:ascii="Cambria Math" w:hAnsi="Cambria Math"/>
-                <w:lang w:val="nl-NL"/>
-              </w:rPr>
-            </m:ctrlPr>
-          </m:sSubPr>
-          <m:e>
-            <m:r>
-              <w:rPr>
-                <w:rFonts w:ascii="Cambria Math" w:hAnsi="Cambria Math" w:cs="Cambria Math"/>
-                <w:lang w:val="nl-NL"/>
-              </w:rPr>
-              <m:t>H</m:t>
-            </m:r>
-          </m:e>
-          <m:sub>
-            <m:r>
-              <w:rPr>
-                <w:rFonts w:ascii="Cambria Math" w:hAnsi="Cambria Math" w:cs="Cambria Math"/>
-                <w:lang w:val="nl-NL"/>
-              </w:rPr>
-              <m:t>m</m:t>
-            </m:r>
-            <m:r>
-              <w:rPr>
-                <w:rFonts w:ascii="Cambria Math" w:hAnsi="Cambria Math"/>
-              </w:rPr>
-              <m:t>0</m:t>
-            </m:r>
-          </m:sub>
-        </m:sSub>
-      </m:oMath>
-      <w:r>
-        <w:t> is approximately equal to </w:t>
-      </w:r>
-      <m:oMath>
-        <m:sSub>
-          <m:sSubPr>
-            <m:ctrlPr>
-              <w:rPr>
-                <w:rFonts w:ascii="Cambria Math" w:hAnsi="Cambria Math"/>
-                <w:lang w:val="nl-NL"/>
-              </w:rPr>
-            </m:ctrlPr>
-          </m:sSubPr>
-          <m:e>
-            <m:r>
-              <w:rPr>
-                <w:rFonts w:ascii="Cambria Math" w:hAnsi="Cambria Math" w:cs="Cambria Math"/>
-                <w:lang w:val="nl-NL"/>
-              </w:rPr>
-              <m:t>H</m:t>
-            </m:r>
-          </m:e>
-          <m:sub>
-            <m:r>
-              <w:rPr>
-                <w:rFonts w:ascii="Cambria Math" w:hAnsi="Cambria Math"/>
-                <w:lang w:val="nl-NL"/>
-              </w:rPr>
-              <m:t>s</m:t>
-            </m:r>
-          </m:sub>
-        </m:sSub>
-      </m:oMath>
-      <w:r>
-        <w:t>. This is useful because it allows wave height to be determined either from time-domain wave records or from a wave spectrum.</w:t>
-      </w:r>
-    </w:p>
-    <w:p/>
-    <w:p>
-      <w:pPr>
-        <w:rPr>
-          <w:lang w:val="nl-NL"/>
-        </w:rPr>
-      </w:pPr>
-      <w:r>
-        <w:t xml:space="preserve">For long-term design, the statistical wave climate can be derived in different ways. </w:t>
-      </w:r>
-      <w:r>
-        <w:rPr>
-          <w:lang w:val="nl-NL"/>
-        </w:rPr>
-        <w:t>Two common approaches are:</w:t>
-      </w:r>
-    </w:p>
-    <w:p>
-      <w:pPr>
-        <w:numPr>
-          <w:ilvl w:val="0"/>
-          <w:numId w:val="24"/>
-        </w:numPr>
-      </w:pPr>
-      <w:r>
-        <w:t xml:space="preserve">the annual maxima method, in which the largest event in each year is </w:t>
-      </w:r>
-      <w:proofErr w:type="spellStart"/>
-      <w:r>
-        <w:t>analysed</w:t>
-      </w:r>
-      <w:proofErr w:type="spellEnd"/>
-      <w:r>
-        <w:t>.</w:t>
-      </w:r>
-    </w:p>
-    <w:p>
-      <w:pPr>
-        <w:numPr>
-          <w:ilvl w:val="0"/>
-          <w:numId w:val="24"/>
-        </w:numPr>
-      </w:pPr>
-      <w:r>
-        <w:t>the peak-over-threshold method, in which all independent wave events above a chosen threshold are used.</w:t>
-      </w:r>
-    </w:p>
-    <w:p/>
-    <w:p>
-      <w:r>
-        <w:t>The annual maxima method is simple and widely used in extreme value analysis. The peak-over-threshold method makes more efficient use of the available data and is often preferable when a sufficiently long record is available. Both methods can be applied to measured, hindcast, or ERA-based wave series.</w:t>
-      </w:r>
-    </w:p>
-    <w:p/>
-    <w:p>
-      <w:pPr>
-        <w:pStyle w:val="Heading2"/>
-        <w:numPr>
-          <w:ilvl w:val="2"/>
-          <w:numId w:val="3"/>
-        </w:numPr>
-        <w:rPr>
-          <w:b w:val="0"/>
-          <w:sz w:val="24"/>
-          <w:szCs w:val="32"/>
-          <w:lang w:val="en-US"/>
-        </w:rPr>
-      </w:pPr>
-      <w:bookmarkStart w:id="22" w:name="_Toc230025502"/>
-      <w:r>
-        <w:rPr>
-          <w:b w:val="0"/>
-          <w:sz w:val="24"/>
-          <w:szCs w:val="32"/>
-          <w:lang w:val="en-US"/>
-        </w:rPr>
-        <w:t>Wave periods and characteristic time scale</w:t>
-      </w:r>
-      <w:bookmarkEnd w:id="22"/>
-    </w:p>
-    <w:p>
-      <w:r>
-        <w:t>Besides wave height, the wave period is essential because it determines wavelength, wave speed, and the vertical extent of orbital motion near the seabed. The two most relevant periods in this thesis are the peak period </w:t>
-      </w:r>
-      <m:oMath>
-        <m:sSub>
-          <m:sSubPr>
-            <m:ctrlPr>
-              <w:rPr>
-                <w:rFonts w:ascii="Cambria Math" w:hAnsi="Cambria Math"/>
-                <w:lang w:val="nl-NL"/>
-              </w:rPr>
-            </m:ctrlPr>
-          </m:sSubPr>
-          <m:e>
-            <m:r>
-              <w:rPr>
-                <w:rFonts w:ascii="Cambria Math" w:hAnsi="Cambria Math" w:cs="Cambria Math"/>
-                <w:lang w:val="nl-NL"/>
-              </w:rPr>
-              <m:t>T</m:t>
-            </m:r>
-          </m:e>
-          <m:sub>
-            <m:r>
-              <w:rPr>
-                <w:rFonts w:ascii="Cambria Math" w:hAnsi="Cambria Math"/>
-                <w:lang w:val="nl-NL"/>
-              </w:rPr>
-              <m:t>p</m:t>
-            </m:r>
-          </m:sub>
-        </m:sSub>
-      </m:oMath>
-      <w:r>
-        <w:t> and the spectral mean period </w:t>
-      </w:r>
-      <m:oMath>
-        <m:sSub>
-          <m:sSubPr>
-            <m:ctrlPr>
-              <w:rPr>
-                <w:rFonts w:ascii="Cambria Math" w:hAnsi="Cambria Math"/>
-                <w:lang w:val="nl-NL"/>
-              </w:rPr>
-            </m:ctrlPr>
-          </m:sSubPr>
-          <m:e>
-            <m:r>
-              <w:rPr>
-                <w:rFonts w:ascii="Cambria Math" w:hAnsi="Cambria Math"/>
-                <w:lang w:val="nl-NL"/>
-              </w:rPr>
-              <m:t>T</m:t>
-            </m:r>
-          </m:e>
-          <m:sub>
-            <m:r>
-              <w:rPr>
-                <w:rFonts w:ascii="Cambria Math" w:hAnsi="Cambria Math"/>
-              </w:rPr>
-              <m:t>m-1,0</m:t>
-            </m:r>
-          </m:sub>
-        </m:sSub>
-      </m:oMath>
-      <w:r>
-        <w:t>.</w:t>
-      </w:r>
-    </w:p>
-    <w:p/>
-    <w:p>
-      <w:r>
-        <w:t>The peak period </w:t>
-      </w:r>
-      <m:oMath>
-        <m:sSub>
-          <m:sSubPr>
-            <m:ctrlPr>
-              <w:rPr>
-                <w:rFonts w:ascii="Cambria Math" w:hAnsi="Cambria Math"/>
-                <w:lang w:val="nl-NL"/>
-              </w:rPr>
-            </m:ctrlPr>
-          </m:sSubPr>
-          <m:e>
-            <m:r>
-              <w:rPr>
-                <w:rFonts w:ascii="Cambria Math" w:hAnsi="Cambria Math" w:cs="Cambria Math"/>
-                <w:lang w:val="nl-NL"/>
-              </w:rPr>
-              <m:t>T</m:t>
-            </m:r>
-          </m:e>
-          <m:sub>
-            <m:r>
-              <w:rPr>
-                <w:rFonts w:ascii="Cambria Math" w:hAnsi="Cambria Math"/>
-                <w:lang w:val="nl-NL"/>
-              </w:rPr>
-              <m:t>p</m:t>
-            </m:r>
-          </m:sub>
-        </m:sSub>
-      </m:oMath>
-      <w:r>
-        <w:t> corresponds to the frequency at which the wave spectrum is maximal. It identifies the dominant energy-containing waves in the sea state and is therefore important for wave transformation and near-bed kinematics.</w:t>
-      </w:r>
-    </w:p>
-    <w:p/>
-    <w:p>
-      <w:r>
-        <w:t>The mean spectral period </w:t>
-      </w:r>
-      <m:oMath>
-        <m:sSub>
-          <m:sSubPr>
-            <m:ctrlPr>
-              <w:rPr>
-                <w:rFonts w:ascii="Cambria Math" w:hAnsi="Cambria Math"/>
-                <w:lang w:val="nl-NL"/>
-              </w:rPr>
-            </m:ctrlPr>
-          </m:sSubPr>
-          <m:e>
-            <m:r>
-              <w:rPr>
-                <w:rFonts w:ascii="Cambria Math" w:hAnsi="Cambria Math" w:cs="Cambria Math"/>
-                <w:lang w:val="nl-NL"/>
-              </w:rPr>
-              <m:t>T</m:t>
-            </m:r>
-          </m:e>
-          <m:sub>
-            <m:r>
-              <w:rPr>
-                <w:rFonts w:ascii="Cambria Math" w:hAnsi="Cambria Math"/>
-              </w:rPr>
-              <m:t>m-1,0</m:t>
-            </m:r>
-          </m:sub>
-        </m:sSub>
-      </m:oMath>
-      <w:r>
-        <w:t> is defined as:</w:t>
-      </w:r>
-    </w:p>
-    <w:p>
-      <w:pPr>
-        <w:rPr>
-          <w:lang w:val="nl-NL"/>
-        </w:rPr>
-      </w:pPr>
-      <m:oMathPara>
-        <m:oMath>
-          <m:sSub>
-            <m:sSubPr>
-              <m:ctrlPr>
-                <w:rPr>
-                  <w:rFonts w:ascii="Cambria Math" w:hAnsi="Cambria Math"/>
-                  <w:lang w:val="nl-NL"/>
-                </w:rPr>
-              </m:ctrlPr>
-            </m:sSubPr>
-            <m:e>
-              <m:r>
-                <w:rPr>
-                  <w:rFonts w:ascii="Cambria Math" w:hAnsi="Cambria Math" w:cs="Cambria Math"/>
-                  <w:lang w:val="nl-NL"/>
-                </w:rPr>
-                <m:t>T</m:t>
-              </m:r>
-            </m:e>
-            <m:sub>
-              <m:r>
-                <w:rPr>
-                  <w:rFonts w:ascii="Cambria Math" w:hAnsi="Cambria Math"/>
-                  <w:lang w:val="nl-NL"/>
-                </w:rPr>
-                <m:t>m-1,0</m:t>
-              </m:r>
-            </m:sub>
-          </m:sSub>
-          <m:r>
-            <w:rPr>
-              <w:rFonts w:ascii="Cambria Math" w:hAnsi="Cambria Math"/>
-              <w:lang w:val="nl-NL"/>
-            </w:rPr>
-            <m:t>=</m:t>
-          </m:r>
-          <m:f>
-            <m:fPr>
-              <m:ctrlPr>
-                <w:rPr>
-                  <w:rFonts w:ascii="Cambria Math" w:hAnsi="Cambria Math"/>
-                  <w:lang w:val="nl-NL"/>
-                </w:rPr>
-              </m:ctrlPr>
-            </m:fPr>
-            <m:num>
-              <m:sSub>
-                <m:sSubPr>
-                  <m:ctrlPr>
-                    <w:rPr>
-                      <w:rFonts w:ascii="Cambria Math" w:hAnsi="Cambria Math"/>
-                      <w:lang w:val="nl-NL"/>
-                    </w:rPr>
-                  </m:ctrlPr>
-                </m:sSubPr>
-                <m:e>
-                  <m:r>
-                    <w:rPr>
-                      <w:rFonts w:ascii="Cambria Math" w:hAnsi="Cambria Math" w:cs="Cambria Math"/>
-                      <w:lang w:val="nl-NL"/>
-                    </w:rPr>
-                    <m:t>m</m:t>
-                  </m:r>
-                </m:e>
-                <m:sub>
-                  <m:r>
-                    <w:rPr>
-                      <w:rFonts w:ascii="Cambria Math" w:hAnsi="Cambria Math"/>
-                      <w:lang w:val="nl-NL"/>
-                    </w:rPr>
-                    <m:t>-1</m:t>
-                  </m:r>
-                </m:sub>
-              </m:sSub>
-            </m:num>
-            <m:den>
-              <m:sSub>
-                <m:sSubPr>
-                  <m:ctrlPr>
-                    <w:rPr>
-                      <w:rFonts w:ascii="Cambria Math" w:hAnsi="Cambria Math"/>
-                      <w:lang w:val="nl-NL"/>
-                    </w:rPr>
-                  </m:ctrlPr>
-                </m:sSubPr>
-                <m:e>
-                  <m:r>
-                    <w:rPr>
-                      <w:rFonts w:ascii="Cambria Math" w:hAnsi="Cambria Math"/>
-                      <w:lang w:val="nl-NL"/>
-                    </w:rPr>
-                    <m:t>m</m:t>
-                  </m:r>
-                </m:e>
-                <m:sub>
-                  <m:r>
-                    <w:rPr>
-                      <w:rFonts w:ascii="Cambria Math" w:hAnsi="Cambria Math"/>
-                      <w:lang w:val="nl-NL"/>
-                    </w:rPr>
-                    <m:t>0</m:t>
-                  </m:r>
-                </m:sub>
-              </m:sSub>
-            </m:den>
-          </m:f>
-          <m:r>
-            <m:rPr>
-              <m:sty m:val="p"/>
-            </m:rPr>
-            <w:rPr>
-              <w:lang w:val="nl-NL"/>
-            </w:rPr>
-            <w:br/>
-          </m:r>
-        </m:oMath>
-      </m:oMathPara>
-    </w:p>
-    <w:p>
-      <w:r>
-        <w:t>where </w:t>
-      </w:r>
-      <m:oMath>
-        <m:sSub>
-          <m:sSubPr>
-            <m:ctrlPr>
-              <w:rPr>
-                <w:rFonts w:ascii="Cambria Math" w:hAnsi="Cambria Math"/>
-                <w:lang w:val="nl-NL"/>
-              </w:rPr>
-            </m:ctrlPr>
-          </m:sSubPr>
-          <m:e>
-            <m:r>
-              <w:rPr>
-                <w:rFonts w:ascii="Cambria Math" w:hAnsi="Cambria Math" w:cs="Cambria Math"/>
-                <w:lang w:val="nl-NL"/>
-              </w:rPr>
-              <m:t>m</m:t>
-            </m:r>
-          </m:e>
-          <m:sub>
-            <m:r>
-              <w:rPr>
-                <w:rFonts w:ascii="Cambria Math" w:hAnsi="Cambria Math"/>
-              </w:rPr>
-              <m:t>-1</m:t>
-            </m:r>
-          </m:sub>
-        </m:sSub>
-      </m:oMath>
-      <w:r>
-        <w:t> and </w:t>
-      </w:r>
-      <m:oMath>
-        <m:sSub>
-          <m:sSubPr>
-            <m:ctrlPr>
-              <w:rPr>
-                <w:rFonts w:ascii="Cambria Math" w:hAnsi="Cambria Math"/>
-                <w:lang w:val="nl-NL"/>
-              </w:rPr>
-            </m:ctrlPr>
-          </m:sSubPr>
-          <m:e>
-            <m:r>
-              <w:rPr>
-                <w:rFonts w:ascii="Cambria Math" w:hAnsi="Cambria Math" w:cs="Cambria Math"/>
-                <w:lang w:val="nl-NL"/>
-              </w:rPr>
-              <m:t>m</m:t>
-            </m:r>
-          </m:e>
-          <m:sub>
-            <m:r>
-              <w:rPr>
-                <w:rFonts w:ascii="Cambria Math" w:hAnsi="Cambria Math"/>
-              </w:rPr>
-              <m:t>0</m:t>
-            </m:r>
-          </m:sub>
-        </m:sSub>
-      </m:oMath>
-      <w:r>
-        <w:t> are spectral moments. This parameter is useful because it represents the average energetic time scale of the wave field and is often more stable than the peak period when the spectrum is broad or irregular.</w:t>
-      </w:r>
-    </w:p>
-    <w:p/>
-    <w:p>
-      <w:r>
-        <w:t>In practical terms, wave period matters because a longer period wave has a longer wavelength and a larger orbital reach. For the same wave height, this can change the amount of motion felt by the seabed and therefore the stability demand on the rock protection.</w:t>
-      </w:r>
-    </w:p>
-    <w:p>
-      <w:r>
-        <w:br w:type="page"/>
-      </w:r>
-    </w:p>
-    <w:p>
-      <w:pPr>
-        <w:pStyle w:val="Heading2"/>
-        <w:numPr>
-          <w:ilvl w:val="2"/>
-          <w:numId w:val="3"/>
-        </w:numPr>
-        <w:rPr>
-          <w:b w:val="0"/>
-          <w:sz w:val="24"/>
-          <w:szCs w:val="32"/>
-          <w:lang w:val="en-US"/>
-        </w:rPr>
-      </w:pPr>
-      <w:bookmarkStart w:id="23" w:name="_Toc230025503"/>
-      <w:r>
-        <w:rPr>
-          <w:b w:val="0"/>
-          <w:sz w:val="24"/>
-          <w:szCs w:val="32"/>
-          <w:lang w:val="en-US"/>
-        </w:rPr>
-        <w:lastRenderedPageBreak/>
-        <w:t>Linear wave theory</w:t>
-      </w:r>
-      <w:bookmarkEnd w:id="23"/>
-    </w:p>
-    <w:p>
-      <w:r>
-        <w:t>Once the statistical wave climate has been established, linear wave theory can be used to translate the offshore or boundary wave conditions into local wave kinematics. The theory assumes small wave steepness and provides a first-order description of the wave field that is suitable for engineering calculations.</w:t>
-      </w:r>
-    </w:p>
-    <w:p/>
-    <w:p>
-      <w:r>
-        <w:t>The basic wave relations are:</w:t>
-      </w:r>
-    </w:p>
-    <w:p>
-      <w:pPr>
-        <w:rPr>
-          <w:lang w:val="nl-NL"/>
-        </w:rPr>
-      </w:pPr>
-      <m:oMathPara>
-        <m:oMath>
-          <m:r>
-            <w:rPr>
-              <w:rFonts w:ascii="Cambria Math" w:hAnsi="Cambria Math"/>
-            </w:rPr>
-            <m:t xml:space="preserve">ω </m:t>
-          </m:r>
-          <m:r>
-            <w:rPr>
-              <w:rFonts w:ascii="Cambria Math" w:hAnsi="Cambria Math"/>
-              <w:lang w:val="nl-NL"/>
-            </w:rPr>
-            <m:t>=</m:t>
-          </m:r>
-          <m:f>
-            <m:fPr>
-              <m:ctrlPr>
-                <w:rPr>
-                  <w:rFonts w:ascii="Cambria Math" w:hAnsi="Cambria Math"/>
-                  <w:lang w:val="nl-NL"/>
-                </w:rPr>
-              </m:ctrlPr>
-            </m:fPr>
-            <m:num>
-              <m:r>
-                <w:rPr>
-                  <w:rFonts w:ascii="Cambria Math" w:hAnsi="Cambria Math"/>
-                  <w:lang w:val="nl-NL"/>
-                </w:rPr>
-                <m:t>2</m:t>
-              </m:r>
-              <m:r>
-                <w:rPr>
-                  <w:rFonts w:ascii="Cambria Math" w:hAnsi="Cambria Math" w:cs="Cambria Math"/>
-                  <w:lang w:val="nl-NL"/>
-                </w:rPr>
-                <m:t>π</m:t>
-              </m:r>
-            </m:num>
-            <m:den>
-              <m:r>
-                <w:rPr>
-                  <w:rFonts w:ascii="Cambria Math" w:hAnsi="Cambria Math" w:cs="Cambria Math"/>
-                  <w:lang w:val="nl-NL"/>
-                </w:rPr>
-                <m:t>T</m:t>
-              </m:r>
-            </m:den>
-          </m:f>
-          <m:r>
-            <m:rPr>
-              <m:sty m:val="p"/>
-            </m:rPr>
-            <w:rPr>
-              <w:lang w:val="nl-NL"/>
-            </w:rPr>
-            <w:br/>
-          </m:r>
-        </m:oMath>
-      </m:oMathPara>
-    </w:p>
-    <w:p>
-      <w:pPr>
-        <w:rPr>
-          <w:lang w:val="nl-NL"/>
-        </w:rPr>
-      </w:pPr>
-      <m:oMathPara>
-        <m:oMath>
-          <m:r>
-            <w:rPr>
-              <w:rFonts w:ascii="Cambria Math" w:hAnsi="Cambria Math" w:cs="Cambria Math"/>
-              <w:lang w:val="nl-NL"/>
-            </w:rPr>
-            <m:t xml:space="preserve">k </m:t>
-          </m:r>
-          <m:r>
-            <w:rPr>
-              <w:rFonts w:ascii="Cambria Math" w:hAnsi="Cambria Math"/>
-              <w:lang w:val="nl-NL"/>
-            </w:rPr>
-            <m:t>=</m:t>
-          </m:r>
-          <m:f>
-            <m:fPr>
-              <m:ctrlPr>
-                <w:rPr>
-                  <w:rFonts w:ascii="Cambria Math" w:hAnsi="Cambria Math"/>
-                  <w:lang w:val="nl-NL"/>
-                </w:rPr>
-              </m:ctrlPr>
-            </m:fPr>
-            <m:num>
-              <m:r>
-                <w:rPr>
-                  <w:rFonts w:ascii="Cambria Math" w:hAnsi="Cambria Math"/>
-                  <w:lang w:val="nl-NL"/>
-                </w:rPr>
-                <m:t>2</m:t>
-              </m:r>
-              <m:r>
-                <w:rPr>
-                  <w:rFonts w:ascii="Cambria Math" w:hAnsi="Cambria Math" w:cs="Cambria Math"/>
-                  <w:lang w:val="nl-NL"/>
-                </w:rPr>
-                <m:t>π</m:t>
-              </m:r>
-            </m:num>
-            <m:den>
-              <m:r>
-                <w:rPr>
-                  <w:rFonts w:ascii="Cambria Math" w:hAnsi="Cambria Math"/>
-                  <w:lang w:val="nl-NL"/>
-                </w:rPr>
-                <m:t>L</m:t>
-              </m:r>
-            </m:den>
-          </m:f>
-          <m:r>
-            <m:rPr>
-              <m:sty m:val="p"/>
-            </m:rPr>
-            <w:rPr>
-              <w:lang w:val="nl-NL"/>
-            </w:rPr>
-            <w:br/>
-          </m:r>
-        </m:oMath>
-      </m:oMathPara>
-    </w:p>
-    <w:p>
-      <w:pPr>
-        <w:rPr>
-          <w:lang w:val="nl-NL"/>
-        </w:rPr>
-      </w:pPr>
-      <m:oMathPara>
-        <m:oMath>
-          <m:sSup>
-            <m:sSupPr>
-              <m:ctrlPr>
-                <w:rPr>
-                  <w:rFonts w:ascii="Cambria Math" w:hAnsi="Cambria Math"/>
-                  <w:lang w:val="nl-NL"/>
-                </w:rPr>
-              </m:ctrlPr>
-            </m:sSupPr>
-            <m:e>
-              <m:r>
-                <w:rPr>
-                  <w:rFonts w:ascii="Cambria Math" w:hAnsi="Cambria Math"/>
-                </w:rPr>
-                <m:t>ω</m:t>
-              </m:r>
-            </m:e>
-            <m:sup>
-              <m:r>
-                <w:rPr>
-                  <w:rFonts w:ascii="Cambria Math" w:hAnsi="Cambria Math"/>
-                  <w:lang w:val="nl-NL"/>
-                </w:rPr>
-                <m:t>2</m:t>
-              </m:r>
-            </m:sup>
-          </m:sSup>
-          <m:r>
-            <w:rPr>
-              <w:rFonts w:ascii="Cambria Math" w:hAnsi="Cambria Math"/>
-              <w:lang w:val="nl-NL"/>
-            </w:rPr>
-            <m:t>=</m:t>
-          </m:r>
-          <m:r>
-            <w:rPr>
-              <w:rFonts w:ascii="Cambria Math" w:hAnsi="Cambria Math" w:cs="Cambria Math"/>
-              <w:lang w:val="nl-NL"/>
-            </w:rPr>
-            <m:t>gk</m:t>
-          </m:r>
-          <m:r>
-            <m:rPr>
-              <m:sty m:val="p"/>
-            </m:rPr>
-            <w:rPr>
-              <w:rFonts w:ascii="Cambria Math" w:hAnsi="Cambria Math"/>
-              <w:lang w:val="nl-NL"/>
-            </w:rPr>
-            <m:t>tanh</m:t>
-          </m:r>
-          <m:r>
-            <w:rPr>
-              <w:rFonts w:ascii="Cambria Math" w:hAnsi="Cambria Math"/>
-              <w:lang w:val="nl-NL"/>
-            </w:rPr>
-            <m:t>⁡(</m:t>
-          </m:r>
-          <m:r>
-            <w:rPr>
-              <w:rFonts w:ascii="Cambria Math" w:hAnsi="Cambria Math" w:cs="Cambria Math"/>
-              <w:lang w:val="nl-NL"/>
-            </w:rPr>
-            <m:t>k</m:t>
-          </m:r>
-          <m:r>
-            <w:rPr>
-              <w:rFonts w:ascii="Cambria Math" w:hAnsi="Cambria Math"/>
-              <w:lang w:val="nl-NL"/>
-            </w:rPr>
-            <m:t>h)</m:t>
-          </m:r>
-          <m:r>
-            <m:rPr>
-              <m:sty m:val="p"/>
-            </m:rPr>
-            <w:rPr>
-              <w:lang w:val="nl-NL"/>
-            </w:rPr>
-            <w:br/>
-          </m:r>
-        </m:oMath>
-      </m:oMathPara>
-    </w:p>
-    <w:p>
-      <w:r>
-        <w:t>where </w:t>
-      </w:r>
-      <m:oMath>
-        <m:r>
-          <w:rPr>
-            <w:rFonts w:ascii="Cambria Math" w:hAnsi="Cambria Math"/>
-          </w:rPr>
-          <m:t xml:space="preserve">ω </m:t>
-        </m:r>
-      </m:oMath>
-      <w:r>
-        <w:t> is angular frequency, </w:t>
-      </w:r>
-      <m:oMath>
-        <m:r>
-          <w:rPr>
-            <w:rFonts w:ascii="Cambria Math" w:hAnsi="Cambria Math"/>
-          </w:rPr>
-          <m:t>k</m:t>
-        </m:r>
-      </m:oMath>
-      <w:r>
-        <w:t> is wave number, </w:t>
-      </w:r>
-      <m:oMath>
-        <m:r>
-          <w:rPr>
-            <w:rFonts w:ascii="Cambria Math" w:hAnsi="Cambria Math"/>
-          </w:rPr>
-          <m:t>L</m:t>
-        </m:r>
-      </m:oMath>
-      <w:r>
-        <w:t> is wavelength, </w:t>
-      </w:r>
-      <m:oMath>
-        <m:r>
-          <w:rPr>
-            <w:rFonts w:ascii="Cambria Math" w:hAnsi="Cambria Math"/>
-          </w:rPr>
-          <m:t>g</m:t>
-        </m:r>
-      </m:oMath>
-      <w:r>
-        <w:t> is gravitational acceleration, and </w:t>
-      </w:r>
-      <m:oMath>
-        <m:r>
-          <w:rPr>
-            <w:rFonts w:ascii="Cambria Math" w:hAnsi="Cambria Math"/>
-          </w:rPr>
-          <m:t>h</m:t>
-        </m:r>
-      </m:oMath>
-      <w:r>
-        <w:t> is water depth.</w:t>
-      </w:r>
-    </w:p>
-    <w:p/>
-    <w:p>
-      <w:pPr>
-        <w:rPr>
-          <w:lang w:val="nl-NL"/>
-        </w:rPr>
-      </w:pPr>
-      <w:r>
-        <w:rPr>
-          <w:lang w:val="nl-NL"/>
-        </w:rPr>
-        <w:t>The wave celerity is:</w:t>
-      </w:r>
-    </w:p>
-    <w:p>
-      <w:pPr>
-        <w:rPr>
-          <w:lang w:val="nl-NL"/>
-        </w:rPr>
-      </w:pPr>
-      <m:oMathPara>
-        <m:oMath>
-          <m:r>
-            <w:rPr>
-              <w:rFonts w:ascii="Cambria Math" w:hAnsi="Cambria Math" w:cs="Cambria Math"/>
-              <w:lang w:val="nl-NL"/>
-            </w:rPr>
-            <m:t>c</m:t>
-          </m:r>
-          <m:r>
-            <w:rPr>
-              <w:rFonts w:ascii="Cambria Math" w:hAnsi="Cambria Math"/>
-              <w:lang w:val="nl-NL"/>
-            </w:rPr>
-            <m:t>=</m:t>
-          </m:r>
-          <m:f>
-            <m:fPr>
-              <m:ctrlPr>
-                <w:rPr>
-                  <w:rFonts w:ascii="Cambria Math" w:hAnsi="Cambria Math"/>
-                  <w:lang w:val="nl-NL"/>
-                </w:rPr>
-              </m:ctrlPr>
-            </m:fPr>
-            <m:num>
-              <m:r>
-                <w:rPr>
-                  <w:rFonts w:ascii="Cambria Math" w:hAnsi="Cambria Math" w:cs="Cambria Math"/>
-                  <w:lang w:val="nl-NL"/>
-                </w:rPr>
-                <m:t>L</m:t>
-              </m:r>
-            </m:num>
-            <m:den>
-              <m:r>
-                <w:rPr>
-                  <w:rFonts w:ascii="Cambria Math" w:hAnsi="Cambria Math" w:cs="Cambria Math"/>
-                  <w:lang w:val="nl-NL"/>
-                </w:rPr>
-                <m:t>T</m:t>
-              </m:r>
-            </m:den>
-          </m:f>
-          <m:r>
-            <w:rPr>
-              <w:rFonts w:ascii="Cambria Math" w:hAnsi="Cambria Math"/>
-              <w:lang w:val="nl-NL"/>
-            </w:rPr>
-            <m:t>=</m:t>
-          </m:r>
-          <m:f>
-            <m:fPr>
-              <m:ctrlPr>
-                <w:rPr>
-                  <w:rFonts w:ascii="Cambria Math" w:hAnsi="Cambria Math"/>
-                  <w:lang w:val="nl-NL"/>
-                </w:rPr>
-              </m:ctrlPr>
-            </m:fPr>
-            <m:num>
-              <m:r>
-                <w:rPr>
-                  <w:rFonts w:ascii="Cambria Math" w:hAnsi="Cambria Math"/>
-                </w:rPr>
-                <m:t xml:space="preserve">ω </m:t>
-              </m:r>
-            </m:num>
-            <m:den>
-              <m:r>
-                <w:rPr>
-                  <w:rFonts w:ascii="Cambria Math" w:hAnsi="Cambria Math" w:cs="Cambria Math"/>
-                  <w:lang w:val="nl-NL"/>
-                </w:rPr>
-                <m:t>k</m:t>
-              </m:r>
-            </m:den>
-          </m:f>
-          <m:r>
-            <m:rPr>
-              <m:sty m:val="p"/>
-            </m:rPr>
-            <w:rPr>
-              <w:lang w:val="nl-NL"/>
-            </w:rPr>
-            <w:br/>
-          </m:r>
-        </m:oMath>
-      </m:oMathPara>
-    </w:p>
-    <w:p>
-      <w:r>
-        <w:t>In deep water, wave speed is mainly controlled by the wave period. In shallow water, wave speed becomes increasingly dependent on depth and approaches:</w:t>
-      </w:r>
-    </w:p>
-    <w:p>
-      <w:pPr>
-        <w:rPr>
-          <w:lang w:val="nl-NL"/>
-        </w:rPr>
-      </w:pPr>
-      <m:oMathPara>
-        <m:oMath>
-          <m:r>
-            <w:rPr>
-              <w:rFonts w:ascii="Cambria Math" w:hAnsi="Cambria Math" w:cs="Cambria Math"/>
-              <w:lang w:val="nl-NL"/>
-            </w:rPr>
-            <m:t>c</m:t>
-          </m:r>
-          <m:r>
-            <w:rPr>
-              <w:rFonts w:ascii="Cambria Math" w:hAnsi="Cambria Math"/>
-              <w:lang w:val="nl-NL"/>
-            </w:rPr>
-            <m:t>≈</m:t>
-          </m:r>
-          <m:rad>
-            <m:radPr>
-              <m:degHide m:val="1"/>
-              <m:ctrlPr>
-                <w:rPr>
-                  <w:rFonts w:ascii="Cambria Math" w:hAnsi="Cambria Math"/>
-                  <w:lang w:val="nl-NL"/>
-                </w:rPr>
-              </m:ctrlPr>
-            </m:radPr>
-            <m:deg/>
-            <m:e>
-              <m:r>
-                <w:rPr>
-                  <w:rFonts w:ascii="Cambria Math" w:hAnsi="Cambria Math" w:cs="Cambria Math"/>
-                  <w:lang w:val="nl-NL"/>
-                </w:rPr>
-                <m:t>g</m:t>
-              </m:r>
-              <m:r>
-                <w:rPr>
-                  <w:rFonts w:ascii="Cambria Math" w:hAnsi="Cambria Math"/>
-                  <w:lang w:val="nl-NL"/>
-                </w:rPr>
-                <m:t>h</m:t>
-              </m:r>
-            </m:e>
-          </m:rad>
-          <m:r>
-            <m:rPr>
-              <m:sty m:val="p"/>
-            </m:rPr>
-            <w:rPr>
-              <w:lang w:val="nl-NL"/>
-            </w:rPr>
-            <w:br/>
-          </m:r>
-        </m:oMath>
-      </m:oMathPara>
-    </w:p>
-    <w:p>
-      <w:r>
-        <w:t xml:space="preserve">This change is important because waves slow down in shallower water, which is the physical basis for both shoaling and refraction. The group </w:t>
-      </w:r>
-      <w:proofErr w:type="gramStart"/>
-      <w:r>
-        <w:t>celerity</w:t>
-      </w:r>
-      <w:proofErr w:type="gramEnd"/>
-      <w:r>
-        <w:t>, which governs energy transport, is given by:</w:t>
-      </w:r>
-    </w:p>
-    <w:p>
-      <w:pPr>
-        <w:rPr>
-          <w:lang w:val="nl-NL"/>
-        </w:rPr>
-      </w:pPr>
-      <m:oMathPara>
-        <m:oMath>
-          <m:sSub>
-            <m:sSubPr>
-              <m:ctrlPr>
-                <w:rPr>
-                  <w:rFonts w:ascii="Cambria Math" w:hAnsi="Cambria Math"/>
-                  <w:lang w:val="nl-NL"/>
-                </w:rPr>
-              </m:ctrlPr>
-            </m:sSubPr>
-            <m:e>
-              <m:r>
-                <w:rPr>
-                  <w:rFonts w:ascii="Cambria Math" w:hAnsi="Cambria Math" w:cs="Cambria Math"/>
-                  <w:lang w:val="nl-NL"/>
-                </w:rPr>
-                <m:t>c</m:t>
-              </m:r>
-            </m:e>
-            <m:sub>
-              <m:r>
-                <w:rPr>
-                  <w:rFonts w:ascii="Cambria Math" w:hAnsi="Cambria Math"/>
-                  <w:lang w:val="nl-NL"/>
-                </w:rPr>
-                <m:t>g</m:t>
-              </m:r>
-            </m:sub>
-          </m:sSub>
-          <m:r>
-            <w:rPr>
-              <w:rFonts w:ascii="Cambria Math" w:hAnsi="Cambria Math"/>
-              <w:lang w:val="nl-NL"/>
-            </w:rPr>
-            <m:t>=</m:t>
-          </m:r>
-          <m:r>
-            <w:rPr>
-              <w:rFonts w:ascii="Cambria Math" w:hAnsi="Cambria Math" w:cs="Cambria Math"/>
-              <w:lang w:val="nl-NL"/>
-            </w:rPr>
-            <m:t>nc</m:t>
-          </m:r>
-          <m:r>
-            <m:rPr>
-              <m:sty m:val="p"/>
-            </m:rPr>
-            <w:rPr>
-              <w:lang w:val="nl-NL"/>
-            </w:rPr>
-            <w:br/>
-          </m:r>
-        </m:oMath>
-      </m:oMathPara>
-    </w:p>
-    <w:p>
-      <w:r>
-        <w:t>where </w:t>
-      </w:r>
-      <m:oMath>
-        <m:r>
-          <w:rPr>
-            <w:rFonts w:ascii="Cambria Math" w:hAnsi="Cambria Math"/>
-          </w:rPr>
-          <m:t>n</m:t>
-        </m:r>
-      </m:oMath>
-      <w:r>
-        <w:rPr>
-          <w:rFonts w:eastAsiaTheme="minorEastAsia"/>
-        </w:rPr>
-        <w:t xml:space="preserve"> </w:t>
-      </w:r>
-      <w:r>
-        <w:t>is a depth-dependent factor. Since wave energy flux depends on </w:t>
-      </w:r>
-      <m:oMath>
-        <m:sSub>
-          <m:sSubPr>
-            <m:ctrlPr>
-              <w:rPr>
-                <w:rFonts w:ascii="Cambria Math" w:hAnsi="Cambria Math"/>
-                <w:lang w:val="nl-NL"/>
-              </w:rPr>
-            </m:ctrlPr>
-          </m:sSubPr>
-          <m:e>
-            <m:r>
-              <w:rPr>
-                <w:rFonts w:ascii="Cambria Math" w:hAnsi="Cambria Math" w:cs="Cambria Math"/>
-                <w:lang w:val="nl-NL"/>
-              </w:rPr>
-              <m:t>�</m:t>
-            </m:r>
-          </m:e>
-          <m:sub>
-            <m:r>
-              <w:rPr>
-                <w:rFonts w:ascii="Cambria Math" w:hAnsi="Cambria Math" w:cs="Cambria Math"/>
-                <w:lang w:val="nl-NL"/>
-              </w:rPr>
-              <m:t>�</m:t>
-            </m:r>
-          </m:sub>
-        </m:sSub>
-      </m:oMath>
-      <w:r>
-        <w:t>, the wave field changes as the waves propagate shoreward.</w:t>
-      </w:r>
-    </w:p>
-    <w:p>
-      <w:r>
-        <w:br w:type="page"/>
-      </w:r>
-    </w:p>
-    <w:p/>
-    <w:p>
-      <w:pPr>
-        <w:pStyle w:val="Heading2"/>
-        <w:numPr>
-          <w:ilvl w:val="2"/>
-          <w:numId w:val="3"/>
-        </w:numPr>
-        <w:rPr>
-          <w:b w:val="0"/>
-          <w:sz w:val="24"/>
-          <w:szCs w:val="32"/>
-          <w:lang w:val="en-US"/>
-        </w:rPr>
-      </w:pPr>
-      <w:bookmarkStart w:id="24" w:name="_Toc230025504"/>
-      <w:r>
-        <w:rPr>
-          <w:b w:val="0"/>
-          <w:sz w:val="24"/>
-          <w:szCs w:val="32"/>
-          <w:lang w:val="en-US"/>
-        </w:rPr>
-        <w:t>Wave propagation toward the site of interest</w:t>
-      </w:r>
-      <w:bookmarkEnd w:id="24"/>
-    </w:p>
-    <w:p>
-      <w:r>
-        <w:t>For this thesis, wave conditions at the location of interest are not assumed to be equal to offshore wave conditions. Instead, they must be propagated from the available wave data source to the site. This can be done with a numerical wave model such as SWAN, or with simpler engineering methods when the geometry and bathymetry allow it.</w:t>
-      </w:r>
-    </w:p>
-    <w:p/>
-    <w:p>
-      <w:r>
-        <w:t>A model such as SWAN is useful because it can account for spatial variation in depth, wave direction, shoaling, refraction, bottom friction, and, where relevant, wave breaking. This makes it appropriate for propagating a wave climate over a realistic nearshore bathymetry to the point of interest.</w:t>
-      </w:r>
-    </w:p>
-    <w:p/>
-    <w:p>
-      <w:r>
-        <w:t>In cases where a full model is not needed or not available, simpler propagation can be performed using shoaling and refraction relations. This is less detailed than a numerical model, but it still provides a physically meaningful estimate of how the wave climate changes between the offshore boundary and the nearshore protection location.</w:t>
-      </w:r>
-    </w:p>
-    <w:p>
-      <w:pPr>
-        <w:ind w:left="1068"/>
-        <w:rPr>
-          <w:b/>
-          <w:bCs/>
-        </w:rPr>
-      </w:pPr>
-    </w:p>
-    <w:p>
-      <w:pPr>
-        <w:rPr>
-          <w:lang w:val="nl-NL"/>
-        </w:rPr>
-      </w:pPr>
-      <w:r>
-        <w:t xml:space="preserve">Shoaling is the increase in wave height as water depth decreases. It occurs because the group velocity decreases in shallow water while the energy flux must remain approximately conserved. </w:t>
-      </w:r>
-      <w:r>
-        <w:rPr>
-          <w:lang w:val="nl-NL"/>
-        </w:rPr>
-        <w:t>A simple expression for the shoaling coefficient is:</w:t>
-      </w:r>
-    </w:p>
-    <w:p>
-      <w:pPr>
-        <w:rPr>
-          <w:lang w:val="nl-NL"/>
-        </w:rPr>
-      </w:pPr>
-      <m:oMathPara>
-        <m:oMath>
-          <m:sSub>
-            <m:sSubPr>
-              <m:ctrlPr>
-                <w:rPr>
-                  <w:rFonts w:ascii="Cambria Math" w:hAnsi="Cambria Math"/>
-                  <w:lang w:val="nl-NL"/>
-                </w:rPr>
-              </m:ctrlPr>
-            </m:sSubPr>
-            <m:e>
-              <m:r>
-                <w:rPr>
-                  <w:rFonts w:ascii="Cambria Math" w:hAnsi="Cambria Math"/>
-                  <w:lang w:val="nl-NL"/>
-                </w:rPr>
-                <m:t>K</m:t>
-              </m:r>
-            </m:e>
-            <m:sub>
-              <m:r>
-                <w:rPr>
-                  <w:rFonts w:ascii="Cambria Math" w:hAnsi="Cambria Math" w:cs="Cambria Math"/>
-                  <w:lang w:val="nl-NL"/>
-                </w:rPr>
-                <m:t>s</m:t>
-              </m:r>
-            </m:sub>
-          </m:sSub>
-          <m:r>
-            <w:rPr>
-              <w:rFonts w:ascii="Cambria Math" w:hAnsi="Cambria Math"/>
-              <w:lang w:val="nl-NL"/>
-            </w:rPr>
-            <m:t>=</m:t>
-          </m:r>
-          <m:rad>
-            <m:radPr>
-              <m:degHide m:val="1"/>
-              <m:ctrlPr>
-                <w:rPr>
-                  <w:rFonts w:ascii="Cambria Math" w:hAnsi="Cambria Math"/>
-                  <w:lang w:val="nl-NL"/>
-                </w:rPr>
-              </m:ctrlPr>
-            </m:radPr>
-            <m:deg/>
-            <m:e>
-              <m:f>
-                <m:fPr>
-                  <m:ctrlPr>
-                    <w:rPr>
-                      <w:rFonts w:ascii="Cambria Math" w:hAnsi="Cambria Math"/>
-                      <w:lang w:val="nl-NL"/>
-                    </w:rPr>
-                  </m:ctrlPr>
-                </m:fPr>
-                <m:num>
-                  <m:sSub>
-                    <m:sSubPr>
-                      <m:ctrlPr>
-                        <w:rPr>
-                          <w:rFonts w:ascii="Cambria Math" w:hAnsi="Cambria Math"/>
-                          <w:lang w:val="nl-NL"/>
-                        </w:rPr>
-                      </m:ctrlPr>
-                    </m:sSubPr>
-                    <m:e>
-                      <m:r>
-                        <w:rPr>
-                          <w:rFonts w:ascii="Cambria Math" w:hAnsi="Cambria Math" w:cs="Cambria Math"/>
-                          <w:lang w:val="nl-NL"/>
-                        </w:rPr>
-                        <m:t>c</m:t>
-                      </m:r>
-                    </m:e>
-                    <m:sub>
-                      <m:r>
-                        <w:rPr>
-                          <w:rFonts w:ascii="Cambria Math" w:hAnsi="Cambria Math"/>
-                          <w:lang w:val="nl-NL"/>
-                        </w:rPr>
-                        <m:t>g0</m:t>
-                      </m:r>
-                    </m:sub>
-                  </m:sSub>
-                </m:num>
-                <m:den>
-                  <m:sSub>
-                    <m:sSubPr>
-                      <m:ctrlPr>
-                        <w:rPr>
-                          <w:rFonts w:ascii="Cambria Math" w:hAnsi="Cambria Math"/>
-                          <w:lang w:val="nl-NL"/>
-                        </w:rPr>
-                      </m:ctrlPr>
-                    </m:sSubPr>
-                    <m:e>
-                      <m:r>
-                        <w:rPr>
-                          <w:rFonts w:ascii="Cambria Math" w:hAnsi="Cambria Math" w:cs="Cambria Math"/>
-                          <w:lang w:val="nl-NL"/>
-                        </w:rPr>
-                        <m:t>c</m:t>
-                      </m:r>
-                    </m:e>
-                    <m:sub>
-                      <m:r>
-                        <w:rPr>
-                          <w:rFonts w:ascii="Cambria Math" w:hAnsi="Cambria Math"/>
-                          <w:lang w:val="nl-NL"/>
-                        </w:rPr>
-                        <m:t>g</m:t>
-                      </m:r>
-                    </m:sub>
-                  </m:sSub>
-                </m:den>
-              </m:f>
-            </m:e>
-          </m:rad>
-          <m:r>
-            <m:rPr>
-              <m:sty m:val="p"/>
-            </m:rPr>
-            <w:rPr>
-              <w:lang w:val="nl-NL"/>
-            </w:rPr>
-            <w:br/>
-          </m:r>
-        </m:oMath>
-      </m:oMathPara>
-    </w:p>
-    <w:p>
-      <w:r>
-        <w:t>where </w:t>
-      </w:r>
-      <m:oMath>
-        <m:sSub>
-          <m:sSubPr>
-            <m:ctrlPr>
-              <w:rPr>
-                <w:rFonts w:ascii="Cambria Math" w:hAnsi="Cambria Math"/>
-                <w:lang w:val="nl-NL"/>
-              </w:rPr>
-            </m:ctrlPr>
-          </m:sSubPr>
-          <m:e>
-            <m:r>
-              <w:rPr>
-                <w:rFonts w:ascii="Cambria Math" w:hAnsi="Cambria Math" w:cs="Cambria Math"/>
-                <w:lang w:val="nl-NL"/>
-              </w:rPr>
-              <m:t>c</m:t>
-            </m:r>
-          </m:e>
-          <m:sub>
-            <m:r>
-              <w:rPr>
-                <w:rFonts w:ascii="Cambria Math" w:hAnsi="Cambria Math"/>
-              </w:rPr>
-              <m:t>g0</m:t>
-            </m:r>
-          </m:sub>
-        </m:sSub>
-      </m:oMath>
-      <w:r>
-        <w:t> is the deep-water group velocity and </w:t>
-      </w:r>
-      <m:oMath>
-        <m:sSub>
-          <m:sSubPr>
-            <m:ctrlPr>
-              <w:rPr>
-                <w:rFonts w:ascii="Cambria Math" w:hAnsi="Cambria Math"/>
-                <w:lang w:val="nl-NL"/>
-              </w:rPr>
-            </m:ctrlPr>
-          </m:sSubPr>
-          <m:e>
-            <m:r>
-              <w:rPr>
-                <w:rFonts w:ascii="Cambria Math" w:hAnsi="Cambria Math" w:cs="Cambria Math"/>
-                <w:lang w:val="nl-NL"/>
-              </w:rPr>
-              <m:t>c</m:t>
-            </m:r>
-          </m:e>
-          <m:sub>
-            <m:r>
-              <w:rPr>
-                <w:rFonts w:ascii="Cambria Math" w:hAnsi="Cambria Math"/>
-                <w:lang w:val="nl-NL"/>
-              </w:rPr>
-              <m:t>g</m:t>
-            </m:r>
-          </m:sub>
-        </m:sSub>
-      </m:oMath>
-      <w:r>
-        <w:t> is the local group velocity.</w:t>
-      </w:r>
-    </w:p>
-    <w:p>
-      <w:r>
-        <w:t>The local wave height can then be written as:</w:t>
-      </w:r>
-    </w:p>
-    <w:p>
-      <w:pPr>
-        <w:rPr>
-          <w:lang w:val="nl-NL"/>
-        </w:rPr>
-      </w:pPr>
-      <m:oMathPara>
-        <m:oMath>
-          <m:r>
-            <w:rPr>
-              <w:rFonts w:ascii="Cambria Math" w:hAnsi="Cambria Math" w:cs="Cambria Math"/>
-              <w:lang w:val="nl-NL"/>
-            </w:rPr>
-            <m:t>H</m:t>
-          </m:r>
-          <m:r>
-            <w:rPr>
-              <w:rFonts w:ascii="Cambria Math" w:hAnsi="Cambria Math"/>
-              <w:lang w:val="nl-NL"/>
-            </w:rPr>
-            <m:t>=</m:t>
-          </m:r>
-          <m:sSub>
-            <m:sSubPr>
-              <m:ctrlPr>
-                <w:rPr>
-                  <w:rFonts w:ascii="Cambria Math" w:hAnsi="Cambria Math"/>
-                  <w:lang w:val="nl-NL"/>
-                </w:rPr>
-              </m:ctrlPr>
-            </m:sSubPr>
-            <m:e>
-              <m:r>
-                <w:rPr>
-                  <w:rFonts w:ascii="Cambria Math" w:hAnsi="Cambria Math" w:cs="Cambria Math"/>
-                  <w:lang w:val="nl-NL"/>
-                </w:rPr>
-                <m:t>K</m:t>
-              </m:r>
-            </m:e>
-            <m:sub>
-              <m:r>
-                <w:rPr>
-                  <w:rFonts w:ascii="Cambria Math" w:hAnsi="Cambria Math"/>
-                  <w:lang w:val="nl-NL"/>
-                </w:rPr>
-                <m:t>s</m:t>
-              </m:r>
-            </m:sub>
-          </m:sSub>
-          <m:sSub>
-            <m:sSubPr>
-              <m:ctrlPr>
-                <w:rPr>
-                  <w:rFonts w:ascii="Cambria Math" w:hAnsi="Cambria Math"/>
-                  <w:lang w:val="nl-NL"/>
-                </w:rPr>
-              </m:ctrlPr>
-            </m:sSubPr>
-            <m:e>
-              <m:r>
-                <w:rPr>
-                  <w:rFonts w:ascii="Cambria Math" w:hAnsi="Cambria Math"/>
-                  <w:lang w:val="nl-NL"/>
-                </w:rPr>
-                <m:t>H</m:t>
-              </m:r>
-            </m:e>
-            <m:sub>
-              <m:r>
-                <w:rPr>
-                  <w:rFonts w:ascii="Cambria Math" w:hAnsi="Cambria Math"/>
-                  <w:lang w:val="nl-NL"/>
-                </w:rPr>
-                <m:t>0</m:t>
-              </m:r>
-            </m:sub>
-          </m:sSub>
-          <m:r>
-            <m:rPr>
-              <m:sty m:val="p"/>
-            </m:rPr>
-            <w:rPr>
-              <w:lang w:val="nl-NL"/>
-            </w:rPr>
-            <w:br/>
-          </m:r>
-        </m:oMath>
-      </m:oMathPara>
-    </w:p>
-    <w:p>
-      <w:r>
-        <w:t>where </w:t>
-      </w:r>
-      <m:oMath>
-        <m:sSub>
-          <m:sSubPr>
-            <m:ctrlPr>
-              <w:rPr>
-                <w:rFonts w:ascii="Cambria Math" w:hAnsi="Cambria Math"/>
-                <w:lang w:val="nl-NL"/>
-              </w:rPr>
-            </m:ctrlPr>
-          </m:sSubPr>
-          <m:e>
-            <m:r>
-              <w:rPr>
-                <w:rFonts w:ascii="Cambria Math" w:hAnsi="Cambria Math"/>
-                <w:lang w:val="nl-NL"/>
-              </w:rPr>
-              <m:t>H</m:t>
-            </m:r>
-          </m:e>
-          <m:sub>
-            <m:r>
-              <w:rPr>
-                <w:rFonts w:ascii="Cambria Math" w:hAnsi="Cambria Math"/>
-              </w:rPr>
-              <m:t>0</m:t>
-            </m:r>
-          </m:sub>
-        </m:sSub>
-      </m:oMath>
-      <w:r>
-        <w:t> is the offshore wave height.</w:t>
-      </w:r>
-    </w:p>
-    <w:p>
-      <w:r>
-        <w:t>Shoaling is important for stability because it means that the wave height at the nearshore protection layer can be larger than the offshore wave height. This increase in wave height leads directly to stronger near-bed orbital motion and a higher hydraulic load on the rock layer.</w:t>
-      </w:r>
-    </w:p>
-    <w:p/>
-    <w:p>
-      <w:r>
-        <w:t>In addition to shoaling, waves undergo refraction when they approach the coast at an angle and the bathymetry varies laterally. Refraction occurs because the part of the wave crest that enters shallower water first slows down earlier, causing the crest to rotate toward the depth contours.</w:t>
-      </w:r>
-    </w:p>
-    <w:p>
-      <w:pPr>
-        <w:rPr>
-          <w:lang w:val="nl-NL"/>
-        </w:rPr>
-      </w:pPr>
-      <m:oMathPara>
-        <m:oMath>
-          <m:sSub>
-            <m:sSubPr>
-              <m:ctrlPr>
-                <w:rPr>
-                  <w:rFonts w:ascii="Cambria Math" w:hAnsi="Cambria Math"/>
-                  <w:lang w:val="nl-NL"/>
-                </w:rPr>
-              </m:ctrlPr>
-            </m:sSubPr>
-            <m:e>
-              <m:r>
-                <w:rPr>
-                  <w:rFonts w:ascii="Cambria Math" w:hAnsi="Cambria Math"/>
-                  <w:lang w:val="nl-NL"/>
-                </w:rPr>
-                <m:t>K</m:t>
-              </m:r>
-            </m:e>
-            <m:sub>
-              <m:r>
-                <w:rPr>
-                  <w:rFonts w:ascii="Cambria Math" w:hAnsi="Cambria Math" w:cs="Cambria Math"/>
-                  <w:lang w:val="nl-NL"/>
-                </w:rPr>
-                <m:t>r</m:t>
-              </m:r>
-            </m:sub>
-          </m:sSub>
-          <m:r>
-            <w:rPr>
-              <w:rFonts w:ascii="Cambria Math" w:hAnsi="Cambria Math"/>
-              <w:lang w:val="nl-NL"/>
-            </w:rPr>
-            <m:t>=</m:t>
-          </m:r>
-          <m:rad>
-            <m:radPr>
-              <m:degHide m:val="1"/>
-              <m:ctrlPr>
-                <w:rPr>
-                  <w:rFonts w:ascii="Cambria Math" w:hAnsi="Cambria Math"/>
-                  <w:lang w:val="nl-NL"/>
-                </w:rPr>
-              </m:ctrlPr>
-            </m:radPr>
-            <m:deg/>
-            <m:e>
-              <m:f>
-                <m:fPr>
-                  <m:ctrlPr>
-                    <w:rPr>
-                      <w:rFonts w:ascii="Cambria Math" w:hAnsi="Cambria Math"/>
-                      <w:i/>
-                    </w:rPr>
-                  </m:ctrlPr>
-                </m:fPr>
-                <m:num>
-                  <m:sSub>
-                    <m:sSubPr>
-                      <m:ctrlPr>
-                        <w:rPr>
-                          <w:rFonts w:ascii="Cambria Math" w:hAnsi="Cambria Math"/>
-                          <w:i/>
-                        </w:rPr>
-                      </m:ctrlPr>
-                    </m:sSubPr>
-                    <m:e>
-                      <m:r>
-                        <m:rPr>
-                          <m:sty m:val="p"/>
-                        </m:rPr>
-                        <w:rPr>
-                          <w:rFonts w:ascii="Cambria Math" w:hAnsi="Cambria Math"/>
-                        </w:rPr>
-                        <m:t>cos</m:t>
-                      </m:r>
-                      <m:ctrlPr>
-                        <w:rPr>
-                          <w:rFonts w:ascii="Cambria Math" w:hAnsi="Cambria Math"/>
-                        </w:rPr>
-                      </m:ctrlPr>
-                    </m:e>
-                    <m:sub>
-                      <m:r>
-                        <w:rPr>
-                          <w:rFonts w:ascii="Cambria Math" w:hAnsi="Cambria Math"/>
-                        </w:rPr>
-                        <m:t>θ0</m:t>
-                      </m:r>
-                      <m:ctrlPr>
-                        <w:rPr>
-                          <w:rFonts w:ascii="Cambria Math" w:hAnsi="Cambria Math"/>
-                        </w:rPr>
-                      </m:ctrlPr>
-                    </m:sub>
-                  </m:sSub>
-                  <m:r>
-                    <w:rPr>
-                      <w:rFonts w:ascii="Cambria Math" w:hAnsi="Cambria Math"/>
-                    </w:rPr>
-                    <m:t xml:space="preserve"> </m:t>
-                  </m:r>
-                </m:num>
-                <m:den>
-                  <m:sSub>
-                    <m:sSubPr>
-                      <m:ctrlPr>
-                        <w:rPr>
-                          <w:rFonts w:ascii="Cambria Math" w:hAnsi="Cambria Math"/>
-                          <w:i/>
-                        </w:rPr>
-                      </m:ctrlPr>
-                    </m:sSubPr>
-                    <m:e>
-                      <m:r>
-                        <m:rPr>
-                          <m:sty m:val="p"/>
-                        </m:rPr>
-                        <w:rPr>
-                          <w:rFonts w:ascii="Cambria Math" w:hAnsi="Cambria Math"/>
-                        </w:rPr>
-                        <m:t>cos</m:t>
-                      </m:r>
-                      <m:ctrlPr>
-                        <w:rPr>
-                          <w:rFonts w:ascii="Cambria Math" w:hAnsi="Cambria Math"/>
-                        </w:rPr>
-                      </m:ctrlPr>
-                    </m:e>
-                    <m:sub>
-                      <m:r>
-                        <w:rPr>
-                          <w:rFonts w:ascii="Cambria Math" w:hAnsi="Cambria Math"/>
-                        </w:rPr>
-                        <m:t>θ1</m:t>
-                      </m:r>
-                      <m:ctrlPr>
-                        <w:rPr>
-                          <w:rFonts w:ascii="Cambria Math" w:hAnsi="Cambria Math"/>
-                        </w:rPr>
-                      </m:ctrlPr>
-                    </m:sub>
-                  </m:sSub>
-                </m:den>
-              </m:f>
-            </m:e>
-          </m:rad>
-        </m:oMath>
-      </m:oMathPara>
-    </w:p>
-    <w:p>
-      <w:pPr>
-        <w:rPr>
-          <w:rFonts w:eastAsiaTheme="minorEastAsia"/>
-          <w:lang w:val="nl-NL"/>
-        </w:rPr>
-      </w:pPr>
-      <m:oMathPara>
-        <m:oMath>
-          <m:r>
-            <w:rPr>
-              <w:rFonts w:ascii="Cambria Math" w:hAnsi="Cambria Math" w:cs="Cambria Math"/>
-              <w:lang w:val="nl-NL"/>
-            </w:rPr>
-            <m:t>H</m:t>
-          </m:r>
-          <m:r>
-            <w:rPr>
-              <w:rFonts w:ascii="Cambria Math" w:hAnsi="Cambria Math"/>
-              <w:lang w:val="nl-NL"/>
-            </w:rPr>
-            <m:t>=</m:t>
-          </m:r>
-          <m:sSub>
-            <m:sSubPr>
-              <m:ctrlPr>
-                <w:rPr>
-                  <w:rFonts w:ascii="Cambria Math" w:hAnsi="Cambria Math"/>
-                  <w:lang w:val="nl-NL"/>
-                </w:rPr>
-              </m:ctrlPr>
-            </m:sSubPr>
-            <m:e>
-              <m:r>
-                <w:rPr>
-                  <w:rFonts w:ascii="Cambria Math" w:hAnsi="Cambria Math" w:cs="Cambria Math"/>
-                  <w:lang w:val="nl-NL"/>
-                </w:rPr>
-                <m:t>K</m:t>
-              </m:r>
-            </m:e>
-            <m:sub>
-              <m:r>
-                <w:rPr>
-                  <w:rFonts w:ascii="Cambria Math" w:hAnsi="Cambria Math"/>
-                  <w:lang w:val="nl-NL"/>
-                </w:rPr>
-                <m:t>s</m:t>
-              </m:r>
-            </m:sub>
-          </m:sSub>
-          <m:sSub>
-            <m:sSubPr>
-              <m:ctrlPr>
-                <w:rPr>
-                  <w:rFonts w:ascii="Cambria Math" w:hAnsi="Cambria Math"/>
-                  <w:i/>
-                  <w:lang w:val="nl-NL"/>
-                </w:rPr>
-              </m:ctrlPr>
-            </m:sSubPr>
-            <m:e>
-              <m:r>
-                <w:rPr>
-                  <w:rFonts w:ascii="Cambria Math" w:hAnsi="Cambria Math"/>
-                  <w:lang w:val="nl-NL"/>
-                </w:rPr>
-                <m:t>K</m:t>
-              </m:r>
-            </m:e>
-            <m:sub>
-              <m:r>
-                <w:rPr>
-                  <w:rFonts w:ascii="Cambria Math" w:hAnsi="Cambria Math"/>
-                  <w:lang w:val="nl-NL"/>
-                </w:rPr>
-                <m:t>r</m:t>
-              </m:r>
-            </m:sub>
-          </m:sSub>
-          <m:sSub>
-            <m:sSubPr>
-              <m:ctrlPr>
-                <w:rPr>
-                  <w:rFonts w:ascii="Cambria Math" w:hAnsi="Cambria Math"/>
-                  <w:lang w:val="nl-NL"/>
-                </w:rPr>
-              </m:ctrlPr>
-            </m:sSubPr>
-            <m:e>
-              <m:r>
-                <w:rPr>
-                  <w:rFonts w:ascii="Cambria Math" w:hAnsi="Cambria Math"/>
-                  <w:lang w:val="nl-NL"/>
-                </w:rPr>
-                <m:t>H</m:t>
-              </m:r>
-            </m:e>
-            <m:sub>
-              <m:r>
-                <w:rPr>
-                  <w:rFonts w:ascii="Cambria Math" w:hAnsi="Cambria Math"/>
-                  <w:lang w:val="nl-NL"/>
-                </w:rPr>
-                <m:t>0</m:t>
-              </m:r>
-            </m:sub>
-          </m:sSub>
-        </m:oMath>
-      </m:oMathPara>
-    </w:p>
-    <w:p/>
-    <w:p>
-      <w:r>
-        <w:t>Wave direction is therefore a relevant design parameter. It affects not only the local transformation of wave energy, but also the direction of the resulting near-bed flow. This is important because the interaction between waves and currents depends on their relative angle, and because oblique wave approach may create local energy concentration or dispersion along the cable route.</w:t>
-      </w:r>
-    </w:p>
-    <w:p/>
-    <w:p>
-      <w:r>
-        <w:lastRenderedPageBreak/>
-        <w:t>For this reason, the wave climate should not be described only by wave height and period. The incident wave direction must also be included, especially when the nearshore bathymetry is variable or when the route is exposed to oblique wave attack.</w:t>
-      </w:r>
-    </w:p>
-    <w:p>
-      <w:r>
-        <w:t>Wave breaking occurs when the wave becomes too steep or when the local water depth becomes too small for the wave to remain stable. A common depth-limited form is:</w:t>
-      </w:r>
-    </w:p>
-    <w:p>
-      <w:pPr>
-        <w:rPr>
-          <w:lang w:val="nl-NL"/>
-        </w:rPr>
-      </w:pPr>
-      <m:oMathPara>
-        <m:oMath>
-          <m:sSub>
-            <m:sSubPr>
-              <m:ctrlPr>
-                <w:rPr>
-                  <w:rFonts w:ascii="Cambria Math" w:hAnsi="Cambria Math"/>
-                  <w:lang w:val="nl-NL"/>
-                </w:rPr>
-              </m:ctrlPr>
-            </m:sSubPr>
-            <m:e>
-              <m:r>
-                <w:rPr>
-                  <w:rFonts w:ascii="Cambria Math" w:hAnsi="Cambria Math" w:cs="Cambria Math"/>
-                  <w:lang w:val="nl-NL"/>
-                </w:rPr>
-                <m:t>H</m:t>
-              </m:r>
-            </m:e>
-            <m:sub>
-              <m:r>
-                <w:rPr>
-                  <w:rFonts w:ascii="Cambria Math" w:hAnsi="Cambria Math"/>
-                  <w:lang w:val="nl-NL"/>
-                </w:rPr>
-                <m:t>b</m:t>
-              </m:r>
-            </m:sub>
-          </m:sSub>
-          <m:r>
-            <w:rPr>
-              <w:rFonts w:ascii="Cambria Math" w:hAnsi="Cambria Math"/>
-              <w:lang w:val="nl-NL"/>
-            </w:rPr>
-            <m:t>≈</m:t>
-          </m:r>
-          <m:r>
-            <w:rPr>
-              <w:rFonts w:ascii="Cambria Math" w:hAnsi="Cambria Math"/>
-            </w:rPr>
-            <m:t>γ</m:t>
-          </m:r>
-          <m:sSub>
-            <m:sSubPr>
-              <m:ctrlPr>
-                <w:rPr>
-                  <w:rFonts w:ascii="Cambria Math" w:hAnsi="Cambria Math"/>
-                  <w:lang w:val="nl-NL"/>
-                </w:rPr>
-              </m:ctrlPr>
-            </m:sSubPr>
-            <m:e>
-              <m:r>
-                <w:rPr>
-                  <w:rFonts w:ascii="Cambria Math" w:hAnsi="Cambria Math"/>
-                  <w:lang w:val="nl-NL"/>
-                </w:rPr>
-                <m:t>h</m:t>
-              </m:r>
-            </m:e>
-            <m:sub>
-              <m:r>
-                <w:rPr>
-                  <w:rFonts w:ascii="Cambria Math" w:hAnsi="Cambria Math"/>
-                  <w:lang w:val="nl-NL"/>
-                </w:rPr>
-                <m:t>b</m:t>
-              </m:r>
-            </m:sub>
-          </m:sSub>
-          <m:r>
-            <m:rPr>
-              <m:sty m:val="p"/>
-            </m:rPr>
-            <w:rPr>
-              <w:lang w:val="nl-NL"/>
-            </w:rPr>
-            <w:br/>
-          </m:r>
-        </m:oMath>
-      </m:oMathPara>
-    </w:p>
-    <w:p>
-      <w:r>
-        <w:t>where </w:t>
-      </w:r>
-      <m:oMath>
-        <m:sSub>
-          <m:sSubPr>
-            <m:ctrlPr>
-              <w:rPr>
-                <w:rFonts w:ascii="Cambria Math" w:hAnsi="Cambria Math"/>
-                <w:lang w:val="nl-NL"/>
-              </w:rPr>
-            </m:ctrlPr>
-          </m:sSubPr>
-          <m:e>
-            <m:r>
-              <w:rPr>
-                <w:rFonts w:ascii="Cambria Math" w:hAnsi="Cambria Math" w:cs="Cambria Math"/>
-                <w:lang w:val="nl-NL"/>
-              </w:rPr>
-              <m:t>H</m:t>
-            </m:r>
-          </m:e>
-          <m:sub>
-            <m:r>
-              <w:rPr>
-                <w:rFonts w:ascii="Cambria Math" w:hAnsi="Cambria Math" w:cs="Cambria Math"/>
-                <w:lang w:val="nl-NL"/>
-              </w:rPr>
-              <m:t>b</m:t>
-            </m:r>
-          </m:sub>
-        </m:sSub>
-      </m:oMath>
-      <w:r>
-        <w:t> is the breaking wave height, </w:t>
-      </w:r>
-      <m:oMath>
-        <m:sSub>
-          <m:sSubPr>
-            <m:ctrlPr>
-              <w:rPr>
-                <w:rFonts w:ascii="Cambria Math" w:hAnsi="Cambria Math"/>
-                <w:lang w:val="nl-NL"/>
-              </w:rPr>
-            </m:ctrlPr>
-          </m:sSubPr>
-          <m:e>
-            <m:r>
-              <w:rPr>
-                <w:rFonts w:ascii="Cambria Math" w:hAnsi="Cambria Math"/>
-              </w:rPr>
-              <m:t>h</m:t>
-            </m:r>
-          </m:e>
-          <m:sub>
-            <m:r>
-              <w:rPr>
-                <w:rFonts w:ascii="Cambria Math" w:hAnsi="Cambria Math" w:cs="Cambria Math"/>
-                <w:lang w:val="nl-NL"/>
-              </w:rPr>
-              <m:t>c</m:t>
-            </m:r>
-          </m:sub>
-        </m:sSub>
-      </m:oMath>
-      <w:r>
-        <w:t> is the breaking depth, and</w:t>
-      </w:r>
-      <w:r>
-        <w:t xml:space="preserve"> </w:t>
-      </w:r>
-      <w:r>
-        <w:rPr>
-          <w:rFonts w:ascii="Cambria" w:hAnsi="Cambria" w:cs="Cambria"/>
-          <w:i/>
-          <w:iCs/>
-        </w:rPr>
-        <w:t>γ</w:t>
-      </w:r>
-      <w:r>
-        <w:t> is the breaker index.</w:t>
-      </w:r>
-    </w:p>
-    <w:p/>
-    <w:p>
-      <w:r>
-        <w:t>Breaking is important because it marks a qualitative transition in loading. Before breaking, the wave field is mainly oscillatory and can be described reasonably well by linear wave theory and standard transformation methods. After breaking, the flow becomes turbulent and impulsive, and the loading on the seabed changes fundamentally.</w:t>
-      </w:r>
-    </w:p>
-    <w:p/>
-    <w:p>
-      <w:r>
-        <w:t>This is why breaking waves must be treated as a separate loading category. A protection layer that is stable under non-breaking wave motion may not remain stable once breaking occurs, because the forcing mechanism is no longer smooth oscillatory motion but turbulent energy dissipation and impact loading.</w:t>
-      </w:r>
-    </w:p>
-    <w:p/>
-    <w:p>
-      <w:r>
-        <w:br w:type="page"/>
-      </w:r>
-    </w:p>
-    <w:p>
-      <w:pPr>
-        <w:pStyle w:val="Heading2"/>
-        <w:numPr>
-          <w:ilvl w:val="2"/>
-          <w:numId w:val="3"/>
-        </w:numPr>
-        <w:rPr>
-          <w:b w:val="0"/>
-          <w:sz w:val="24"/>
-          <w:szCs w:val="32"/>
-          <w:lang w:val="en-US"/>
-        </w:rPr>
-      </w:pPr>
-      <w:bookmarkStart w:id="25" w:name="_Toc230025505"/>
-      <w:r>
-        <w:rPr>
-          <w:b w:val="0"/>
-          <w:sz w:val="24"/>
-          <w:szCs w:val="32"/>
-          <w:lang w:val="en-US"/>
-        </w:rPr>
-        <w:lastRenderedPageBreak/>
-        <w:t>Relevance for stability</w:t>
-      </w:r>
-      <w:bookmarkEnd w:id="25"/>
-    </w:p>
-    <w:p>
-      <w:r>
-        <w:t>For the stability assessment of rock protection along subsea cables, the relevant wave process is the propagation of the long-term wave climate to the nearshore location and the translation of that climate into local hydraulic loading. The most important parameters are </w:t>
-      </w:r>
-      <m:oMath>
-        <m:sSub>
-          <m:sSubPr>
-            <m:ctrlPr>
-              <w:rPr>
-                <w:rFonts w:ascii="Cambria Math" w:hAnsi="Cambria Math"/>
-                <w:lang w:val="nl-NL"/>
-              </w:rPr>
-            </m:ctrlPr>
-          </m:sSubPr>
-          <m:e>
-            <m:r>
-              <w:rPr>
-                <w:rFonts w:ascii="Cambria Math" w:hAnsi="Cambria Math" w:cs="Cambria Math"/>
-                <w:lang w:val="nl-NL"/>
-              </w:rPr>
-              <m:t>H</m:t>
-            </m:r>
-          </m:e>
-          <m:sub>
-            <m:r>
-              <w:rPr>
-                <w:rFonts w:ascii="Cambria Math" w:hAnsi="Cambria Math"/>
-                <w:lang w:val="nl-NL"/>
-              </w:rPr>
-              <m:t>s</m:t>
-            </m:r>
-          </m:sub>
-        </m:sSub>
-      </m:oMath>
-      <w:r>
-        <w:t>, </w:t>
-      </w:r>
-      <m:oMath>
-        <m:sSub>
-          <m:sSubPr>
-            <m:ctrlPr>
-              <w:rPr>
-                <w:rFonts w:ascii="Cambria Math" w:hAnsi="Cambria Math"/>
-                <w:lang w:val="nl-NL"/>
-              </w:rPr>
-            </m:ctrlPr>
-          </m:sSubPr>
-          <m:e>
-            <m:r>
-              <w:rPr>
-                <w:rFonts w:ascii="Cambria Math" w:hAnsi="Cambria Math" w:cs="Cambria Math"/>
-                <w:lang w:val="nl-NL"/>
-              </w:rPr>
-              <m:t>T</m:t>
-            </m:r>
-          </m:e>
-          <m:sub>
-            <m:r>
-              <w:rPr>
-                <w:rFonts w:ascii="Cambria Math" w:hAnsi="Cambria Math" w:cs="Cambria Math"/>
-                <w:lang w:val="nl-NL"/>
-              </w:rPr>
-              <m:t>p</m:t>
-            </m:r>
-          </m:sub>
-        </m:sSub>
-      </m:oMath>
-      <w:r>
-        <w:t>, </w:t>
-      </w:r>
-      <m:oMath>
-        <m:sSub>
-          <m:sSubPr>
-            <m:ctrlPr>
-              <w:rPr>
-                <w:rFonts w:ascii="Cambria Math" w:hAnsi="Cambria Math"/>
-                <w:lang w:val="nl-NL"/>
-              </w:rPr>
-            </m:ctrlPr>
-          </m:sSubPr>
-          <m:e>
-            <m:r>
-              <w:rPr>
-                <w:rFonts w:ascii="Cambria Math" w:hAnsi="Cambria Math" w:cs="Cambria Math"/>
-                <w:lang w:val="nl-NL"/>
-              </w:rPr>
-              <m:t>T</m:t>
-            </m:r>
-          </m:e>
-          <m:sub>
-            <m:r>
-              <w:rPr>
-                <w:rFonts w:ascii="Cambria Math" w:hAnsi="Cambria Math" w:cs="Cambria Math"/>
-                <w:lang w:val="nl-NL"/>
-              </w:rPr>
-              <m:t>m</m:t>
-            </m:r>
-            <m:r>
-              <w:rPr>
-                <w:rFonts w:ascii="Cambria Math" w:hAnsi="Cambria Math"/>
-              </w:rPr>
-              <m:t>-1,0</m:t>
-            </m:r>
-          </m:sub>
-        </m:sSub>
-      </m:oMath>
-      <w:r>
-        <w:t>, and wave direction, together with local depth and bathymetry.</w:t>
-      </w:r>
-    </w:p>
-    <w:p/>
-    <w:p>
-      <w:pPr>
-        <w:rPr>
-          <w:lang w:val="nl-NL"/>
-        </w:rPr>
-      </w:pPr>
-      <w:r>
-        <w:rPr>
-          <w:lang w:val="nl-NL"/>
-        </w:rPr>
-        <w:t>The practical sequence is:</w:t>
-      </w:r>
-    </w:p>
-    <w:p>
-      <w:pPr>
-        <w:numPr>
-          <w:ilvl w:val="0"/>
-          <w:numId w:val="28"/>
-        </w:numPr>
-      </w:pPr>
-      <w:r>
-        <w:t>obtain measured, hindcast, or ERA-based wave data;</w:t>
-      </w:r>
-    </w:p>
-    <w:p>
-      <w:pPr>
-        <w:numPr>
-          <w:ilvl w:val="0"/>
-          <w:numId w:val="28"/>
-        </w:numPr>
-      </w:pPr>
-      <w:r>
-        <w:t>determine representative and extreme values of </w:t>
-      </w:r>
-      <m:oMath>
-        <m:sSub>
-          <m:sSubPr>
-            <m:ctrlPr>
-              <w:rPr>
-                <w:rFonts w:ascii="Cambria Math" w:hAnsi="Cambria Math"/>
-                <w:lang w:val="nl-NL"/>
-              </w:rPr>
-            </m:ctrlPr>
-          </m:sSubPr>
-          <m:e>
-            <m:r>
-              <w:rPr>
-                <w:rFonts w:ascii="Cambria Math" w:hAnsi="Cambria Math" w:cs="Cambria Math"/>
-                <w:lang w:val="nl-NL"/>
-              </w:rPr>
-              <m:t>H</m:t>
-            </m:r>
-          </m:e>
-          <m:sub>
-            <m:r>
-              <w:rPr>
-                <w:rFonts w:ascii="Cambria Math" w:hAnsi="Cambria Math"/>
-                <w:lang w:val="nl-NL"/>
-              </w:rPr>
-              <m:t>s</m:t>
-            </m:r>
-          </m:sub>
-        </m:sSub>
-      </m:oMath>
-      <w:r>
-        <w:t>, </w:t>
-      </w:r>
-      <m:oMath>
-        <m:sSub>
-          <m:sSubPr>
-            <m:ctrlPr>
-              <w:rPr>
-                <w:rFonts w:ascii="Cambria Math" w:hAnsi="Cambria Math"/>
-                <w:lang w:val="nl-NL"/>
-              </w:rPr>
-            </m:ctrlPr>
-          </m:sSubPr>
-          <m:e>
-            <m:r>
-              <w:rPr>
-                <w:rFonts w:ascii="Cambria Math" w:hAnsi="Cambria Math" w:cs="Cambria Math"/>
-                <w:lang w:val="nl-NL"/>
-              </w:rPr>
-              <m:t>T</m:t>
-            </m:r>
-          </m:e>
-          <m:sub>
-            <m:r>
-              <w:rPr>
-                <w:rFonts w:ascii="Cambria Math" w:hAnsi="Cambria Math" w:cs="Cambria Math"/>
-                <w:lang w:val="nl-NL"/>
-              </w:rPr>
-              <m:t>p</m:t>
-            </m:r>
-          </m:sub>
-        </m:sSub>
-      </m:oMath>
-      <w:r>
-        <w:t>, </w:t>
-      </w:r>
-      <m:oMath>
-        <m:sSub>
-          <m:sSubPr>
-            <m:ctrlPr>
-              <w:rPr>
-                <w:rFonts w:ascii="Cambria Math" w:hAnsi="Cambria Math"/>
-                <w:lang w:val="nl-NL"/>
-              </w:rPr>
-            </m:ctrlPr>
-          </m:sSubPr>
-          <m:e>
-            <m:r>
-              <w:rPr>
-                <w:rFonts w:ascii="Cambria Math" w:hAnsi="Cambria Math" w:cs="Cambria Math"/>
-                <w:lang w:val="nl-NL"/>
-              </w:rPr>
-              <m:t>T</m:t>
-            </m:r>
-          </m:e>
-          <m:sub>
-            <m:r>
-              <w:rPr>
-                <w:rFonts w:ascii="Cambria Math" w:hAnsi="Cambria Math" w:cs="Cambria Math"/>
-                <w:lang w:val="nl-NL"/>
-              </w:rPr>
-              <m:t>m</m:t>
-            </m:r>
-            <m:r>
-              <w:rPr>
-                <w:rFonts w:ascii="Cambria Math" w:hAnsi="Cambria Math"/>
-              </w:rPr>
-              <m:t>-1,0</m:t>
-            </m:r>
-          </m:sub>
-        </m:sSub>
-      </m:oMath>
-      <w:r>
-        <w:t xml:space="preserve"> </w:t>
-      </w:r>
-      <w:r>
-        <w:t>;</w:t>
-      </w:r>
-    </w:p>
-    <w:p>
-      <w:pPr>
-        <w:numPr>
-          <w:ilvl w:val="0"/>
-          <w:numId w:val="28"/>
-        </w:numPr>
-      </w:pPr>
-      <w:r>
-        <w:t>use linear wave theory to derive wave celerity, group celerity, and wavelength;</w:t>
-      </w:r>
-    </w:p>
-    <w:p>
-      <w:pPr>
-        <w:numPr>
-          <w:ilvl w:val="0"/>
-          <w:numId w:val="28"/>
-        </w:numPr>
-      </w:pPr>
-      <w:r>
-        <w:t>propagate the wave signal to the site of interest using SWAN or simplified shoaling and refraction calculations;</w:t>
-      </w:r>
-    </w:p>
-    <w:p>
-      <w:pPr>
-        <w:numPr>
-          <w:ilvl w:val="0"/>
-          <w:numId w:val="28"/>
-        </w:numPr>
-      </w:pPr>
-      <w:r>
-        <w:t>check whether the waves remain non-breaking or enter the breaking regime.</w:t>
-      </w:r>
-    </w:p>
-    <w:p/>
-    <w:p>
-      <w:r>
-        <w:t>This sequence is important because stability depends on the actual local wave load, not on the offshore wave climate alone. Breaking waves are therefore handled separately from non-breaking waves, since they belong to a different hydraulic regime with different implications for the design of nearshore rock protection.</w:t>
-      </w:r>
-    </w:p>
-    <w:p/>
-    <w:p>
-      <w:pPr>
-        <w:pStyle w:val="ListParagraph"/>
-        <w:numPr>
-          <w:ilvl w:val="0"/>
-          <w:numId w:val="14"/>
-        </w:numPr>
-      </w:pPr>
-      <w:r>
-        <w:t>Lecture Notes Harbour Engineering</w:t>
-      </w:r>
-    </w:p>
-    <w:p>
-      <w:r>
-        <w:br w:type="page"/>
-      </w:r>
-    </w:p>
-    <w:p>
-      <w:pPr>
-        <w:pStyle w:val="Heading2"/>
-        <w:numPr>
-          <w:ilvl w:val="1"/>
-          <w:numId w:val="3"/>
-        </w:numPr>
-        <w:rPr>
-          <w:b w:val="0"/>
-          <w:bCs/>
-          <w:sz w:val="22"/>
-          <w:szCs w:val="28"/>
-          <w:lang w:val="en-US"/>
-        </w:rPr>
-      </w:pPr>
-      <w:bookmarkStart w:id="26" w:name="_Toc230025506"/>
-      <w:r>
-        <w:rPr>
-          <w:b w:val="0"/>
-          <w:bCs/>
-          <w:sz w:val="24"/>
-          <w:szCs w:val="32"/>
-          <w:lang w:val="en-US"/>
-        </w:rPr>
-        <w:lastRenderedPageBreak/>
-        <w:t>Wave-Current interaction</w:t>
-      </w:r>
-      <w:bookmarkEnd w:id="26"/>
-    </w:p>
-    <w:p>
-      <w:r>
-        <w:t>C</w:t>
-      </w:r>
-      <w:r>
-        <w:t xml:space="preserve">ritical section for nearshore: in practice, waves and currents always act simultaneously, and their interaction produces higher bed-shear </w:t>
-      </w:r>
-      <w:proofErr w:type="gramStart"/>
-      <w:r>
-        <w:t>stresses</w:t>
-      </w:r>
-      <w:proofErr w:type="gramEnd"/>
-      <w:r>
-        <w:t xml:space="preserve"> </w:t>
-      </w:r>
-      <w:proofErr w:type="gramStart"/>
-      <w:r>
-        <w:t>than either</w:t>
-      </w:r>
-      <w:proofErr w:type="gramEnd"/>
-      <w:r>
-        <w:t xml:space="preserve"> alone. </w:t>
-      </w:r>
-    </w:p>
-    <w:p/>
-    <w:p>
-      <w:pPr>
-        <w:pStyle w:val="ListParagraph"/>
-        <w:numPr>
-          <w:ilvl w:val="0"/>
-          <w:numId w:val="30"/>
-        </w:numPr>
-      </w:pPr>
-      <w:r>
-        <w:t>P</w:t>
-      </w:r>
-      <w:r>
-        <w:t>hysics of this interaction</w:t>
-      </w:r>
-    </w:p>
-    <w:p>
-      <w:pPr>
-        <w:pStyle w:val="ListParagraph"/>
-        <w:numPr>
-          <w:ilvl w:val="0"/>
-          <w:numId w:val="30"/>
-        </w:numPr>
-      </w:pPr>
-      <w:r>
-        <w:t>complicat</w:t>
-      </w:r>
-      <w:r>
-        <w:t>ion of</w:t>
-      </w:r>
-      <w:r>
-        <w:t xml:space="preserve"> stability assessment.</w:t>
-      </w:r>
-    </w:p>
-    <w:p/>
-    <w:p>
-      <w:pPr>
-        <w:numPr>
-          <w:ilvl w:val="0"/>
-          <w:numId w:val="7"/>
-        </w:numPr>
-      </w:pPr>
-      <w:proofErr w:type="spellStart"/>
-      <w:r>
-        <w:t>Schiereck</w:t>
-      </w:r>
-      <w:proofErr w:type="spellEnd"/>
-      <w:r>
-        <w:t xml:space="preserve"> &amp; Verhagen (</w:t>
-      </w:r>
-      <w:proofErr w:type="gramStart"/>
-      <w:r>
-        <w:t>2019) —</w:t>
-      </w:r>
-      <w:proofErr w:type="gramEnd"/>
-      <w:r>
-        <w:t xml:space="preserve"> </w:t>
-      </w:r>
-    </w:p>
-    <w:p>
-      <w:pPr>
-        <w:ind w:left="720"/>
-      </w:pPr>
-      <w:r>
-        <w:t>Ch. 7 (Waves: loads, linear wave theory, wave statistics, wave generation, breaking waves)</w:t>
-      </w:r>
-    </w:p>
-    <w:p>
-      <w:pPr>
-        <w:ind w:left="720"/>
-      </w:pPr>
-      <w:r>
-        <w:t>Ch. 2 (Flow loads)</w:t>
-      </w:r>
-    </w:p>
-    <w:p>
-      <w:pPr>
-        <w:numPr>
-          <w:ilvl w:val="0"/>
-          <w:numId w:val="7"/>
-        </w:numPr>
-      </w:pPr>
-      <w:r>
-        <w:t>Van Rijn (2019)</w:t>
-      </w:r>
-    </w:p>
-    <w:p>
-      <w:pPr>
-        <w:ind w:left="720"/>
-      </w:pPr>
-      <w:r>
-        <w:t>S</w:t>
-      </w:r>
-      <w:r>
-        <w:t>ection 2 (Critical bed-shear stress, combined current and wave conditions, Eq. 5)</w:t>
-      </w:r>
-    </w:p>
-    <w:p>
-      <w:pPr>
-        <w:numPr>
-          <w:ilvl w:val="0"/>
-          <w:numId w:val="7"/>
-        </w:numPr>
-      </w:pPr>
-      <w:proofErr w:type="spellStart"/>
-      <w:r>
-        <w:t>Deltares</w:t>
-      </w:r>
-      <w:proofErr w:type="spellEnd"/>
-      <w:r>
-        <w:t xml:space="preserve"> Handbook (2023) </w:t>
-      </w:r>
-    </w:p>
-    <w:p>
-      <w:pPr>
-        <w:ind w:left="720"/>
-      </w:pPr>
-      <w:r>
-        <w:t>Ch. 2 (Scour prediction, general description of the scour process)</w:t>
-      </w:r>
-    </w:p>
-    <w:p>
-      <w:r>
-        <w:br w:type="page"/>
+      </w:pPr>
+      <w:r>
+        <w:t>Key sources for this chapter: Schiereck &amp; Verhagen (2019, Ch. 2, 6, 7); Herrera &amp; Medina (2015, Introduction, Section 1); Van Rijn (2019, Section 2); Deltares HaSPro Handbook (2023, Ch. 2, 4.2).</w:t>
       </w:r>
     </w:p>
     <w:p>

--- a/NKT Liturature Research.docx
+++ b/NKT Liturature Research.docx
@@ -5823,185 +5823,5224 @@
     <w:p>
       <w:pPr>
         <w:pStyle w:val="Heading1"/>
-      </w:pPr>
-      <w:r>
-        <w:t>Site Conditions &amp; Loading</w:t>
-      </w:r>
+        <w:rPr>
+          <w:b w:val="0"/>
+          <w:bCs w:val="0"/>
+          <w:i/>
+          <w:iCs/>
+          <w:sz w:val="28"/>
+          <w:szCs w:val="28"/>
+          <w:lang w:val="en-US"/>
+        </w:rPr>
+      </w:pPr>
+      <w:r>
+        <w:rPr>
+          <w:lang w:val="en-US"/>
+        </w:rPr>
+        <w:lastRenderedPageBreak/>
+        <w:t xml:space="preserve"> </w:t>
+      </w:r>
+      <w:r>
+        <w:rPr>
+          <w:lang w:val="en-US"/>
+        </w:rPr>
+        <w:tab/>
+      </w:r>
+      <w:bookmarkStart w:id="5" w:name="_Toc230025485"/>
+      <w:r>
+        <w:rPr>
+          <w:sz w:val="28"/>
+          <w:szCs w:val="28"/>
+          <w:lang w:val="en-US"/>
+        </w:rPr>
+        <w:t>The Nearshore Environment</w:t>
+      </w:r>
+      <w:bookmarkEnd w:id="5"/>
     </w:p>
     <w:p>
       <w:pPr>
         <w:pStyle w:val="Heading2"/>
-      </w:pPr>
-      <w:r>
-        <w:t>Definition and Area of Interest</w:t>
-      </w:r>
-    </w:p>
-    <w:p>
-      <w:pPr/>
-      <w:r>
-        <w:t>The coastal region is not a single uniform zone, but a sequence of areas with distinct hydrodynamic behaviour and different degrees of wave–seabed interaction. Three zones are commonly distinguished: the offshore zone, the nearshore zone, and the surf zone.</w:t>
-      </w:r>
-    </w:p>
-    <w:p>
-      <w:pPr/>
-      <w:r>
-        <w:t>In the offshore zone, water depths are large enough that surface waves do not interact with the seabed; flow conditions above the bed are governed mainly by tidal and large-scale oceanic currents, and cable protection design in this zone is comparatively straightforward. The nearshore zone begins where waves start to feel the seabed and extends to the point where waves break consistently (sometimes referred to as the shoaling zone). This is the primary focus of this study, since it is where most cable routes requiring rock berm protection are located, and where the hydrodynamic loading on a protection layer is most complex.</w:t>
-      </w:r>
-    </w:p>
-    <w:p>
-      <w:pPr/>
-      <w:r>
-        <w:t>The surf zone, landward of the breaker line, is generally avoided by subsea cable routes because of its extreme and highly variable loading. The transition region near the breaker line — where wave breaking can also occur on the seaward side of the surf zone — remains directly relevant to this study and is treated in Section 3.5.</w:t>
-      </w:r>
-    </w:p>
+        <w:numPr>
+          <w:ilvl w:val="1"/>
+          <w:numId w:val="3"/>
+        </w:numPr>
+        <w:rPr>
+          <w:b w:val="0"/>
+          <w:sz w:val="24"/>
+          <w:szCs w:val="32"/>
+          <w:lang w:val="en-US"/>
+        </w:rPr>
+      </w:pPr>
+      <w:bookmarkStart w:id="6" w:name="_Toc230025486"/>
+      <w:r>
+        <w:rPr>
+          <w:b w:val="0"/>
+          <w:sz w:val="24"/>
+          <w:szCs w:val="32"/>
+          <w:lang w:val="en-US"/>
+        </w:rPr>
+        <w:t>Definition and area</w:t>
+      </w:r>
+      <w:r>
+        <w:rPr>
+          <w:b w:val="0"/>
+          <w:sz w:val="24"/>
+          <w:szCs w:val="32"/>
+          <w:lang w:val="en-US"/>
+        </w:rPr>
+        <w:t xml:space="preserve"> of interest</w:t>
+      </w:r>
+      <w:bookmarkEnd w:id="6"/>
+    </w:p>
+    <w:p>
+      <w:r>
+        <w:t xml:space="preserve">The coastal region is not a single uniform zone but </w:t>
+      </w:r>
+      <w:r>
+        <w:t>different areas with different</w:t>
+      </w:r>
+      <w:r>
+        <w:t xml:space="preserve"> </w:t>
+      </w:r>
+      <w:proofErr w:type="gramStart"/>
+      <w:r>
+        <w:t>physically</w:t>
+      </w:r>
+      <w:proofErr w:type="gramEnd"/>
+      <w:r>
+        <w:t xml:space="preserve"> </w:t>
+      </w:r>
+      <w:r>
+        <w:t>difficulties</w:t>
+      </w:r>
+      <w:r>
+        <w:t>, each characterized by different hydrodynamic conditions and levels of seabed interaction. For the purposes of this study, it is essential to distinguish between three</w:t>
+      </w:r>
+      <w:r>
+        <w:t xml:space="preserve"> </w:t>
+      </w:r>
+      <w:r>
+        <w:t xml:space="preserve">zones: the </w:t>
+      </w:r>
+      <w:r>
+        <w:t>deepwater</w:t>
+      </w:r>
+      <w:r>
+        <w:t>/</w:t>
+      </w:r>
+      <w:r>
+        <w:t>offshore zone, the nearshore zone</w:t>
+      </w:r>
+      <w:r>
+        <w:t>/approaching zone</w:t>
+      </w:r>
+      <w:r>
+        <w:t xml:space="preserve">, and the surf zone (Figure </w:t>
+      </w:r>
+      <w:r>
+        <w:rPr>
+          <w:highlight w:val="yellow"/>
+        </w:rPr>
+        <w:t>x</w:t>
+      </w:r>
+      <w:r>
+        <w:t>).</w:t>
+      </w:r>
+    </w:p>
+    <w:p>
+      <w:pPr>
+        <w:keepNext/>
+      </w:pPr>
+      <w:r>
+        <w:rPr>
+          <w:noProof/>
+        </w:rPr>
+        <w:drawing>
+          <wp:inline distT="0" distB="0" distL="0" distR="0" wp14:anchorId="6381E14A" wp14:editId="6D7339F9">
+            <wp:extent cx="5760720" cy="2687955"/>
+            <wp:effectExtent l="0" t="0" r="0" b="0"/>
+            <wp:docPr id="46551272" name="Afbeelding 1"/>
+            <wp:cNvGraphicFramePr>
+              <a:graphicFrameLocks xmlns:a="http://schemas.openxmlformats.org/drawingml/2006/main" noChangeAspect="1"/>
+            </wp:cNvGraphicFramePr>
+            <a:graphic xmlns:a="http://schemas.openxmlformats.org/drawingml/2006/main">
+              <a:graphicData uri="http://schemas.openxmlformats.org/drawingml/2006/picture">
+                <pic:pic xmlns:pic="http://schemas.openxmlformats.org/drawingml/2006/picture">
+                  <pic:nvPicPr>
+                    <pic:cNvPr id="46551272" name=""/>
+                    <pic:cNvPicPr/>
+                  </pic:nvPicPr>
+                  <pic:blipFill>
+                    <a:blip r:embed="rId18"/>
+                    <a:stretch>
+                      <a:fillRect/>
+                    </a:stretch>
+                  </pic:blipFill>
+                  <pic:spPr>
+                    <a:xfrm>
+                      <a:off x="0" y="0"/>
+                      <a:ext cx="5760720" cy="2687955"/>
+                    </a:xfrm>
+                    <a:prstGeom prst="rect">
+                      <a:avLst/>
+                    </a:prstGeom>
+                  </pic:spPr>
+                </pic:pic>
+              </a:graphicData>
+            </a:graphic>
+          </wp:inline>
+        </w:drawing>
+      </w:r>
+    </w:p>
+    <w:p>
+      <w:r>
+        <w:t xml:space="preserve">The offshore zone is characterized by water depths sufficiently large that surface waves do not interact with the seabed. In this region, waves propagate largely undisturbed, and the flow conditions above the bed are governed primarily by tidal and </w:t>
+      </w:r>
+      <w:r>
+        <w:t>large-scale oceanic flows</w:t>
+      </w:r>
+      <w:r>
+        <w:t>. Wave-induced orbital velocities become negligible at the seabed when the water depth exceeds approximately half the wavelength (</w:t>
+      </w:r>
+      <m:oMath>
+        <m:r>
+          <w:rPr>
+            <w:rFonts w:ascii="Cambria Math" w:hAnsi="Cambria Math"/>
+          </w:rPr>
+          <m:t>h &gt; L/2</m:t>
+        </m:r>
+      </m:oMath>
+      <w:r>
+        <w:t xml:space="preserve">). Offshore conditions are therefore relatively well understood and predictable, and the design of cable protections in this zone is </w:t>
+      </w:r>
+      <w:r>
+        <w:t>more</w:t>
+      </w:r>
+      <w:r>
+        <w:t xml:space="preserve"> straightforward.</w:t>
+      </w:r>
+    </w:p>
+    <w:p/>
+    <w:p>
+      <w:r>
+        <w:t>The nearshore zone begins where waves start to feel the seabed, where</w:t>
+      </w:r>
+      <w:r>
+        <w:t xml:space="preserve"> (</w:t>
+      </w:r>
+      <m:oMath>
+        <m:r>
+          <w:rPr>
+            <w:rFonts w:ascii="Cambria Math" w:hAnsi="Cambria Math"/>
+          </w:rPr>
+          <m:t>h&lt; L/2</m:t>
+        </m:r>
+      </m:oMath>
+      <w:r>
+        <w:t>)</w:t>
+      </w:r>
+      <w:r>
+        <w:t xml:space="preserve"> </w:t>
+      </w:r>
+      <w:r>
+        <w:t>and extends landward to the point where waves begin to break consistently. This is sometimes referred to as the shoaling zone. In this zone, the interaction between wave orbital motion and the seabed becomes significant: wave celerity decreases, wavelength shortens, and wave height first increases through shoaling before eventually being limited by depth-induced breaking. This zone is the primary focus of this study, as it is precisely here that many nearshore cable routes are laid, and where the complexity of hydrodynamic loading is greatest.</w:t>
+      </w:r>
+    </w:p>
+    <w:p/>
+    <w:p>
+      <w:r>
+        <w:t xml:space="preserve">The surf zone extends from the breaker line to the shoreline. In this zone, waves have broken and energy dissipation through turbulence dominates. Longshore currents, undertow, and swash processes are characteristic of this zone. While surf zone dynamics are of interest to coastal engineers, subsea cable routes generally avoid the surf zone due to the extreme and highly variable loading conditions. This study therefore focuses on the nearshore zone, with some attention to the transition region near the breaker line where </w:t>
+      </w:r>
+      <w:r>
+        <w:t xml:space="preserve">also wave breaking can </w:t>
+      </w:r>
+      <w:r>
+        <w:t>occur.</w:t>
+      </w:r>
+    </w:p>
+    <w:p/>
     <w:p>
       <w:pPr>
         <w:pStyle w:val="Heading2"/>
-      </w:pPr>
-      <w:r>
-        <w:t>Seabed Types: Bedrock and Mobile Sandy Conditions</w:t>
-      </w:r>
-    </w:p>
-    <w:p>
-      <w:pPr/>
-      <w:r>
-        <w:t>Following the agreed scope of this thesis, two seabed conditions govern where a free-standing rock berm is required in place of trenching: bedrock, where the seabed is too hard to bury the cable, and mobile sandy seabed, mainly at crossings and around existing infrastructure or other obstacles where burial is not feasible. These two cases present markedly different design conditions and are treated as the two governing situations throughout this thesis.</w:t>
-      </w:r>
-    </w:p>
-    <w:p>
-      <w:pPr/>
-      <w:r>
-        <w:t>Bedrock and other consolidated seabeds are commonly found along steep coastlines, in fjord areas, and around rocky headlands. These beds are generally stable and are not subject to winnowing. However, their uneven surface can prevent a protection berm from fully connecting with the seabed, potentially creating unsupported gaps beneath the berm. Herrera and Medina (2015) note that steep, rocky coastlines (slopes of 1/10 or steeper) behave very differently from gentle sandy slopes, so that design formulae developed for sandy coastlines are not directly applicable to bedrock conditions.</w:t>
-      </w:r>
-    </w:p>
-    <w:p>
-      <w:pPr/>
-      <w:r>
-        <w:t>Mobile sandy beds are the most common substrate where burial is otherwise preferred, and become the design case at crossings and obstacles where trenching is not possible. Fine to medium sands (D50 in the range of 0.1–0.5 mm) are readily mobilised under wave and current action, making these beds prone to scour around and beneath cable protection structures. Sandy beds also require careful filter design, since fine sediment can be transported through the voids of the armour layer if the underlayer grading is not properly specified (Schiereck &amp; Verhagen, 2019, Ch. 6) — directly relevant to the interface-stability requirement in this thesis.</w:t>
-      </w:r>
-    </w:p>
-    <w:p>
-      <w:pPr/>
-      <w:r>
-        <w:t>Mixed sand-gravel and gravel beds, and morphological features such as sand bars, tidal channels, and irregular cross-shore profiles, are encountered along some cable routes but are not treated as a separate design case; they are addressed, where relevant, as local variations of the two governing conditions above.</w:t>
+        <w:numPr>
+          <w:ilvl w:val="1"/>
+          <w:numId w:val="3"/>
+        </w:numPr>
+        <w:rPr>
+          <w:b w:val="0"/>
+          <w:sz w:val="24"/>
+          <w:szCs w:val="32"/>
+          <w:lang w:val="en-US"/>
+        </w:rPr>
+      </w:pPr>
+      <w:bookmarkStart w:id="7" w:name="_Toc230025487"/>
+      <w:r>
+        <w:rPr>
+          <w:b w:val="0"/>
+          <w:sz w:val="24"/>
+          <w:szCs w:val="32"/>
+          <w:lang w:val="en-US"/>
+        </w:rPr>
+        <w:lastRenderedPageBreak/>
+        <w:t>Complexity of Nearshore Environment</w:t>
+      </w:r>
+      <w:bookmarkEnd w:id="7"/>
+    </w:p>
+    <w:p>
+      <w:r>
+        <w:t>What makes the nearshore zone fundamentally more complex than the offshore environment is the convergence of multiple physical processes acting simultaneously at or near the seabed. The following processes are of direct relevance to the hydraulic stability of rock protection systems.</w:t>
+      </w:r>
+    </w:p>
+    <w:p>
+      <w:pPr>
+        <w:jc w:val="center"/>
+      </w:pPr>
+      <w:r>
+        <w:rPr>
+          <w:noProof/>
+        </w:rPr>
+        <w:drawing>
+          <wp:inline distT="0" distB="0" distL="0" distR="0" wp14:anchorId="5E862819" wp14:editId="51532D40">
+            <wp:extent cx="4432951" cy="3990975"/>
+            <wp:effectExtent l="0" t="0" r="5715" b="0"/>
+            <wp:docPr id="1571295279" name="Afbeelding 1"/>
+            <wp:cNvGraphicFramePr>
+              <a:graphicFrameLocks xmlns:a="http://schemas.openxmlformats.org/drawingml/2006/main" noChangeAspect="1"/>
+            </wp:cNvGraphicFramePr>
+            <a:graphic xmlns:a="http://schemas.openxmlformats.org/drawingml/2006/main">
+              <a:graphicData uri="http://schemas.openxmlformats.org/drawingml/2006/picture">
+                <pic:pic xmlns:pic="http://schemas.openxmlformats.org/drawingml/2006/picture">
+                  <pic:nvPicPr>
+                    <pic:cNvPr id="1571295279" name=""/>
+                    <pic:cNvPicPr/>
+                  </pic:nvPicPr>
+                  <pic:blipFill>
+                    <a:blip r:embed="rId19"/>
+                    <a:stretch>
+                      <a:fillRect/>
+                    </a:stretch>
+                  </pic:blipFill>
+                  <pic:spPr>
+                    <a:xfrm>
+                      <a:off x="0" y="0"/>
+                      <a:ext cx="4435530" cy="3993297"/>
+                    </a:xfrm>
+                    <a:prstGeom prst="rect">
+                      <a:avLst/>
+                    </a:prstGeom>
+                  </pic:spPr>
+                </pic:pic>
+              </a:graphicData>
+            </a:graphic>
+          </wp:inline>
+        </w:drawing>
+      </w:r>
+    </w:p>
+    <w:p>
+      <w:pPr>
+        <w:jc w:val="center"/>
+      </w:pPr>
+    </w:p>
+    <w:p>
+      <w:pPr>
+        <w:rPr>
+          <w:b/>
+          <w:bCs/>
+        </w:rPr>
+      </w:pPr>
+    </w:p>
+    <w:p>
+      <w:r>
+        <w:rPr>
+          <w:noProof/>
+        </w:rPr>
+        <w:drawing>
+          <wp:anchor distT="0" distB="0" distL="114300" distR="114300" simplePos="0" relativeHeight="251660288" behindDoc="0" locked="0" layoutInCell="1" allowOverlap="1" wp14:anchorId="052B8A19" wp14:editId="2A953D22">
+            <wp:simplePos x="0" y="0"/>
+            <wp:positionH relativeFrom="margin">
+              <wp:align>right</wp:align>
+            </wp:positionH>
+            <wp:positionV relativeFrom="paragraph">
+              <wp:posOffset>631190</wp:posOffset>
+            </wp:positionV>
+            <wp:extent cx="2713355" cy="2172970"/>
+            <wp:effectExtent l="0" t="0" r="0" b="0"/>
+            <wp:wrapThrough wrapText="bothSides">
+              <wp:wrapPolygon edited="0">
+                <wp:start x="0" y="0"/>
+                <wp:lineTo x="0" y="21398"/>
+                <wp:lineTo x="21383" y="21398"/>
+                <wp:lineTo x="21383" y="0"/>
+                <wp:lineTo x="0" y="0"/>
+              </wp:wrapPolygon>
+            </wp:wrapThrough>
+            <wp:docPr id="371585509" name="Afbeelding 1"/>
+            <wp:cNvGraphicFramePr>
+              <a:graphicFrameLocks xmlns:a="http://schemas.openxmlformats.org/drawingml/2006/main" noChangeAspect="1"/>
+            </wp:cNvGraphicFramePr>
+            <a:graphic xmlns:a="http://schemas.openxmlformats.org/drawingml/2006/main">
+              <a:graphicData uri="http://schemas.openxmlformats.org/drawingml/2006/picture">
+                <pic:pic xmlns:pic="http://schemas.openxmlformats.org/drawingml/2006/picture">
+                  <pic:nvPicPr>
+                    <pic:cNvPr id="371585509" name=""/>
+                    <pic:cNvPicPr/>
+                  </pic:nvPicPr>
+                  <pic:blipFill>
+                    <a:blip r:embed="rId20">
+                      <a:extLst>
+                        <a:ext uri="{28A0092B-C50C-407E-A947-70E740481C1C}">
+                          <a14:useLocalDpi xmlns:a14="http://schemas.microsoft.com/office/drawing/2010/main" val="0"/>
+                        </a:ext>
+                      </a:extLst>
+                    </a:blip>
+                    <a:stretch>
+                      <a:fillRect/>
+                    </a:stretch>
+                  </pic:blipFill>
+                  <pic:spPr>
+                    <a:xfrm>
+                      <a:off x="0" y="0"/>
+                      <a:ext cx="2713355" cy="2172970"/>
+                    </a:xfrm>
+                    <a:prstGeom prst="rect">
+                      <a:avLst/>
+                    </a:prstGeom>
+                  </pic:spPr>
+                </pic:pic>
+              </a:graphicData>
+            </a:graphic>
+            <wp14:sizeRelH relativeFrom="margin">
+              <wp14:pctWidth>0</wp14:pctWidth>
+            </wp14:sizeRelH>
+            <wp14:sizeRelV relativeFrom="margin">
+              <wp14:pctHeight>0</wp14:pctHeight>
+            </wp14:sizeRelV>
+          </wp:anchor>
+        </w:drawing>
+      </w:r>
+      <w:r>
+        <w:t xml:space="preserve">Shallow water effects. As water depth decreases, the </w:t>
+      </w:r>
+      <w:proofErr w:type="spellStart"/>
+      <w:r>
+        <w:t>behaviour</w:t>
+      </w:r>
+      <w:proofErr w:type="spellEnd"/>
+      <w:r>
+        <w:t xml:space="preserve"> of waves departs progressively from deep-water linear wave theory. The dispersion relation becomes depth-dependent, wave orbital velocities at the seabed increase significantly, and the wave profile becomes asymmetric</w:t>
+      </w:r>
+      <w:r>
+        <w:t xml:space="preserve">, </w:t>
+      </w:r>
+      <w:r>
+        <w:t xml:space="preserve">with steeper fronts and flatter troughs. This asymmetry leads to net sediment transport in the direction of wave propagation, which is an important consideration for the long-term stability of any bed protection. </w:t>
+      </w:r>
+      <w:proofErr w:type="spellStart"/>
+      <w:r>
+        <w:t>Schiereck</w:t>
+      </w:r>
+      <w:proofErr w:type="spellEnd"/>
+      <w:r>
+        <w:t xml:space="preserve"> and Verhagen (2019) describe how waves travelling from a depth of 20 m towards the shore undergo a complex sequence of shoaling, bottom friction, and eventually breaking, with the relative importance of each process depending strongly on the bed slope.</w:t>
+      </w:r>
+    </w:p>
+    <w:p>
+      <w:pPr>
+        <w:rPr>
+          <w:b/>
+          <w:bCs/>
+        </w:rPr>
+      </w:pPr>
+    </w:p>
+    <w:p>
+      <w:pPr>
+        <w:rPr>
+          <w:b/>
+          <w:bCs/>
+        </w:rPr>
+      </w:pPr>
+    </w:p>
+    <w:p>
+      <w:r>
+        <w:rPr>
+          <w:noProof/>
+        </w:rPr>
+        <w:lastRenderedPageBreak/>
+        <w:drawing>
+          <wp:anchor distT="0" distB="0" distL="114300" distR="114300" simplePos="0" relativeHeight="251661312" behindDoc="0" locked="0" layoutInCell="1" allowOverlap="1" wp14:anchorId="16049534" wp14:editId="2C7C49F6">
+            <wp:simplePos x="0" y="0"/>
+            <wp:positionH relativeFrom="margin">
+              <wp:posOffset>3098800</wp:posOffset>
+            </wp:positionH>
+            <wp:positionV relativeFrom="paragraph">
+              <wp:posOffset>996950</wp:posOffset>
+            </wp:positionV>
+            <wp:extent cx="2657475" cy="2085340"/>
+            <wp:effectExtent l="0" t="0" r="9525" b="0"/>
+            <wp:wrapThrough wrapText="bothSides">
+              <wp:wrapPolygon edited="0">
+                <wp:start x="0" y="0"/>
+                <wp:lineTo x="0" y="21311"/>
+                <wp:lineTo x="21523" y="21311"/>
+                <wp:lineTo x="21523" y="0"/>
+                <wp:lineTo x="0" y="0"/>
+              </wp:wrapPolygon>
+            </wp:wrapThrough>
+            <wp:docPr id="752455639" name="Afbeelding 1"/>
+            <wp:cNvGraphicFramePr>
+              <a:graphicFrameLocks xmlns:a="http://schemas.openxmlformats.org/drawingml/2006/main" noChangeAspect="1"/>
+            </wp:cNvGraphicFramePr>
+            <a:graphic xmlns:a="http://schemas.openxmlformats.org/drawingml/2006/main">
+              <a:graphicData uri="http://schemas.openxmlformats.org/drawingml/2006/picture">
+                <pic:pic xmlns:pic="http://schemas.openxmlformats.org/drawingml/2006/picture">
+                  <pic:nvPicPr>
+                    <pic:cNvPr id="752455639" name=""/>
+                    <pic:cNvPicPr/>
+                  </pic:nvPicPr>
+                  <pic:blipFill>
+                    <a:blip r:embed="rId21">
+                      <a:extLst>
+                        <a:ext uri="{28A0092B-C50C-407E-A947-70E740481C1C}">
+                          <a14:useLocalDpi xmlns:a14="http://schemas.microsoft.com/office/drawing/2010/main" val="0"/>
+                        </a:ext>
+                      </a:extLst>
+                    </a:blip>
+                    <a:stretch>
+                      <a:fillRect/>
+                    </a:stretch>
+                  </pic:blipFill>
+                  <pic:spPr>
+                    <a:xfrm>
+                      <a:off x="0" y="0"/>
+                      <a:ext cx="2657475" cy="2085340"/>
+                    </a:xfrm>
+                    <a:prstGeom prst="rect">
+                      <a:avLst/>
+                    </a:prstGeom>
+                  </pic:spPr>
+                </pic:pic>
+              </a:graphicData>
+            </a:graphic>
+            <wp14:sizeRelH relativeFrom="margin">
+              <wp14:pctWidth>0</wp14:pctWidth>
+            </wp14:sizeRelH>
+            <wp14:sizeRelV relativeFrom="margin">
+              <wp14:pctHeight>0</wp14:pctHeight>
+            </wp14:sizeRelV>
+          </wp:anchor>
+        </w:drawing>
+      </w:r>
+      <w:r>
+        <w:t>Wave breaking. Breaking occurs when a wave can no longer sustain its form</w:t>
+      </w:r>
+      <w:r>
+        <w:t xml:space="preserve">, </w:t>
+      </w:r>
+      <w:r>
+        <w:t>either because it becomes too steep in deep water or the water depth becomes too shallow. The breaking criterion given by Miche provides a theoretical upper limit for wave height as a function of local depth and wavelength (</w:t>
+      </w:r>
+      <w:proofErr w:type="spellStart"/>
+      <w:r>
+        <w:t>Schiereck</w:t>
+      </w:r>
+      <w:proofErr w:type="spellEnd"/>
+      <w:r>
+        <w:t xml:space="preserve"> &amp; Verhagen, 2019, Eq. 7.8). In practice, for shallow foreshores, a useful approximation is </w:t>
+      </w:r>
+      <m:oMath>
+        <m:f>
+          <m:fPr>
+            <m:ctrlPr>
+              <w:rPr>
+                <w:rFonts w:ascii="Cambria Math" w:hAnsi="Cambria Math"/>
+                <w:i/>
+              </w:rPr>
+            </m:ctrlPr>
+          </m:fPr>
+          <m:num>
+            <m:r>
+              <w:rPr>
+                <w:rFonts w:ascii="Cambria Math" w:hAnsi="Cambria Math"/>
+              </w:rPr>
+              <m:t>Hb</m:t>
+            </m:r>
+          </m:num>
+          <m:den>
+            <m:r>
+              <w:rPr>
+                <w:rFonts w:ascii="Cambria Math" w:hAnsi="Cambria Math"/>
+              </w:rPr>
+              <m:t>hb</m:t>
+            </m:r>
+          </m:den>
+        </m:f>
+      </m:oMath>
+      <w:r>
+        <w:t xml:space="preserve"> ≈ 0.</w:t>
+      </w:r>
+      <w:r>
+        <w:t>88</w:t>
+      </w:r>
+      <w:r>
+        <w:t xml:space="preserve">, indicating that the significant wave height is strongly depth-limited in the nearshore zone. Breaking waves represent </w:t>
+      </w:r>
+      <w:r>
+        <w:t>a</w:t>
+      </w:r>
+      <w:r>
+        <w:t xml:space="preserve"> different loading category compared to non-breaking waves</w:t>
+      </w:r>
+      <w:r>
+        <w:t>.</w:t>
+      </w:r>
+      <w:r>
+        <w:t xml:space="preserve"> </w:t>
+      </w:r>
+      <w:r>
+        <w:t>T</w:t>
+      </w:r>
+      <w:r>
+        <w:t>h</w:t>
+      </w:r>
+      <w:r>
+        <w:t>e</w:t>
+      </w:r>
+      <w:r>
+        <w:t xml:space="preserve"> impact forces generated during breaking are highly turbulent and difficult to predict using standard wave theories. For rock protection design, this means that standard stability formulae derived for non-breaking or mildly breaking conditions may significantly underestimate the actual loading (Herrera &amp; Medina, 2015).</w:t>
+      </w:r>
+    </w:p>
+    <w:p/>
+    <w:p>
+      <w:r>
+        <w:t xml:space="preserve">Tidal influence. Tidal fluctuations </w:t>
+      </w:r>
+      <w:proofErr w:type="gramStart"/>
+      <w:r>
+        <w:t>changes</w:t>
+      </w:r>
+      <w:proofErr w:type="gramEnd"/>
+      <w:r>
+        <w:t xml:space="preserve"> the water depth in the nearshore zone, causing the breaker line and the zone </w:t>
+      </w:r>
+      <w:proofErr w:type="gramStart"/>
+      <w:r>
+        <w:t>is moving</w:t>
+      </w:r>
+      <w:proofErr w:type="gramEnd"/>
+      <w:r>
+        <w:t xml:space="preserve"> over time, </w:t>
+      </w:r>
+      <w:r>
+        <w:t xml:space="preserve">back and forth across the seabed over the tidal cycle. This has two important implications for cable protection design. First, a protection layer that is adequately stable at high water may be exposed to breaking wave impact at low water, when the same location is in significantly </w:t>
+      </w:r>
+      <w:proofErr w:type="gramStart"/>
+      <w:r>
+        <w:t>shallower</w:t>
+      </w:r>
+      <w:proofErr w:type="gramEnd"/>
+      <w:r>
+        <w:t xml:space="preserve"> water. Second, tidal currents themselves contribute to the bed-shear stress on the protection layer, and their direction and magnitude vary over the tidal cycle, sometimes in combination with wave action.</w:t>
+      </w:r>
+    </w:p>
+    <w:p>
+      <w:pPr>
+        <w:rPr>
+          <w:b/>
+          <w:bCs/>
+        </w:rPr>
+      </w:pPr>
+    </w:p>
+    <w:p>
+      <w:r>
+        <w:t xml:space="preserve">Wave-current interaction. In most </w:t>
+      </w:r>
+      <w:proofErr w:type="gramStart"/>
+      <w:r>
+        <w:t>nearshore</w:t>
+      </w:r>
+      <w:proofErr w:type="gramEnd"/>
+      <w:r>
+        <w:t xml:space="preserve"> environments, waves and currents co-exist. Their interaction is non-linear</w:t>
+      </w:r>
+      <w:r>
+        <w:t>,</w:t>
+      </w:r>
+      <w:r>
+        <w:t xml:space="preserve"> the combined bed-shear stress produced by simultaneous waves and current is greater than the simple sum of each contribution separately. This is because the wave boundary layer significantly enhances the apparent bed roughness experienced by the current, and vice versa. </w:t>
+      </w:r>
+      <w:proofErr w:type="spellStart"/>
+      <w:r>
+        <w:t>Schiereck</w:t>
+      </w:r>
+      <w:proofErr w:type="spellEnd"/>
+      <w:r>
+        <w:t xml:space="preserve"> and Verhagen (2019, Section 7.2.2) show that the resulting shear stress under combined wave-current conditions depends critically on the angle between wave and current direction</w:t>
+      </w:r>
+      <w:r>
+        <w:t xml:space="preserve">, </w:t>
+      </w:r>
+      <w:r>
+        <w:t>being maximum when waves and current are aligned (</w:t>
+      </w:r>
+      <w:r>
+        <w:rPr>
+          <w:rFonts w:ascii="Cambria" w:hAnsi="Cambria" w:cs="Cambria"/>
+        </w:rPr>
+        <w:t>φ</w:t>
+      </w:r>
+      <w:r>
+        <w:t xml:space="preserve"> = 90</w:t>
+      </w:r>
+      <w:r>
+        <w:rPr>
+          <w:rFonts w:cs="Poppins"/>
+        </w:rPr>
+        <w:t>°</w:t>
+      </w:r>
+      <w:r>
+        <w:t>)</w:t>
+      </w:r>
+      <w:r>
+        <w:t>.</w:t>
+      </w:r>
+    </w:p>
+    <w:p>
+      <w:r>
+        <w:rPr>
+          <w:noProof/>
+        </w:rPr>
+        <w:drawing>
+          <wp:inline distT="0" distB="0" distL="0" distR="0" wp14:anchorId="40FF0737" wp14:editId="0DEFCE18">
+            <wp:extent cx="5760720" cy="1915795"/>
+            <wp:effectExtent l="0" t="0" r="0" b="8255"/>
+            <wp:docPr id="1758060076" name="Afbeelding 1"/>
+            <wp:cNvGraphicFramePr>
+              <a:graphicFrameLocks xmlns:a="http://schemas.openxmlformats.org/drawingml/2006/main" noChangeAspect="1"/>
+            </wp:cNvGraphicFramePr>
+            <a:graphic xmlns:a="http://schemas.openxmlformats.org/drawingml/2006/main">
+              <a:graphicData uri="http://schemas.openxmlformats.org/drawingml/2006/picture">
+                <pic:pic xmlns:pic="http://schemas.openxmlformats.org/drawingml/2006/picture">
+                  <pic:nvPicPr>
+                    <pic:cNvPr id="1758060076" name=""/>
+                    <pic:cNvPicPr/>
+                  </pic:nvPicPr>
+                  <pic:blipFill>
+                    <a:blip r:embed="rId22"/>
+                    <a:stretch>
+                      <a:fillRect/>
+                    </a:stretch>
+                  </pic:blipFill>
+                  <pic:spPr>
+                    <a:xfrm>
+                      <a:off x="0" y="0"/>
+                      <a:ext cx="5760720" cy="1915795"/>
+                    </a:xfrm>
+                    <a:prstGeom prst="rect">
+                      <a:avLst/>
+                    </a:prstGeom>
+                  </pic:spPr>
+                </pic:pic>
+              </a:graphicData>
+            </a:graphic>
+          </wp:inline>
+        </w:drawing>
+      </w:r>
+    </w:p>
+    <w:p>
+      <w:pPr>
+        <w:rPr>
+          <w:b/>
+          <w:bCs/>
+        </w:rPr>
+      </w:pPr>
+    </w:p>
+    <w:p>
+      <w:pPr>
+        <w:rPr>
+          <w:b/>
+          <w:bCs/>
+        </w:rPr>
+      </w:pPr>
+    </w:p>
+    <w:p>
+      <w:r>
+        <w:lastRenderedPageBreak/>
+        <w:t>Sediment dynamics. Unlike the offshore zone where the seabed may be relatively stable, nearshore beds are often composed of mobile sediments</w:t>
+      </w:r>
+      <w:r>
+        <w:t>,</w:t>
+      </w:r>
+      <w:r>
+        <w:t xml:space="preserve"> fine to medium sands</w:t>
+      </w:r>
+      <w:r>
+        <w:t xml:space="preserve">, </w:t>
+      </w:r>
+      <w:r>
+        <w:t>that are in a state of quasi-continuous transport under the combined action of waves and currents. This has direct consequences for rock protection: sediment can be winnowed</w:t>
+      </w:r>
+      <w:r>
+        <w:t xml:space="preserve"> (interface instability or piping)</w:t>
+      </w:r>
+      <w:r>
+        <w:t xml:space="preserve"> out from beneath or between the protection stones</w:t>
+      </w:r>
+      <w:r>
+        <w:t>. T</w:t>
+      </w:r>
+      <w:r>
+        <w:t xml:space="preserve">he protection layer can sink into a softer underlying layer, and erosion around the edges of a protection berm can weaken its stability. The </w:t>
+      </w:r>
+      <w:proofErr w:type="spellStart"/>
+      <w:r>
+        <w:t>Deltares</w:t>
+      </w:r>
+      <w:proofErr w:type="spellEnd"/>
+      <w:r>
+        <w:t xml:space="preserve"> </w:t>
+      </w:r>
+      <w:proofErr w:type="spellStart"/>
+      <w:r>
+        <w:t>HaSPro</w:t>
+      </w:r>
+      <w:proofErr w:type="spellEnd"/>
+      <w:r>
+        <w:t xml:space="preserve"> Handbook (2023) states that, besides external stability, interface stability and flexibility are two of the three main requirements for offshore rock protections.</w:t>
+      </w:r>
+    </w:p>
+    <w:p/>
+    <w:p/>
+    <w:p>
+      <w:pPr>
+        <w:pStyle w:val="ListParagraph"/>
+        <w:numPr>
+          <w:ilvl w:val="0"/>
+          <w:numId w:val="14"/>
+        </w:numPr>
+      </w:pPr>
+      <w:proofErr w:type="spellStart"/>
+      <w:r>
+        <w:t>Schiereck</w:t>
+      </w:r>
+      <w:proofErr w:type="spellEnd"/>
+      <w:r>
+        <w:t xml:space="preserve"> &amp; Verhagen (2019)</w:t>
+      </w:r>
+    </w:p>
+    <w:p>
+      <w:r>
+        <w:t>Ch. 7.3 (Breaking waves, waves on a foreshore)</w:t>
+      </w:r>
+    </w:p>
+    <w:p>
+      <w:r>
+        <w:t>Ch. 2 (Flow loads, introduction)</w:t>
+      </w:r>
+    </w:p>
+    <w:p/>
+    <w:p>
+      <w:pPr>
+        <w:pStyle w:val="ListParagraph"/>
+        <w:numPr>
+          <w:ilvl w:val="0"/>
+          <w:numId w:val="14"/>
+        </w:numPr>
+      </w:pPr>
+      <w:proofErr w:type="spellStart"/>
+      <w:r>
+        <w:t>Deltares</w:t>
+      </w:r>
+      <w:proofErr w:type="spellEnd"/>
+      <w:r>
+        <w:t xml:space="preserve"> Handbook (2023)</w:t>
+      </w:r>
+    </w:p>
+    <w:p>
+      <w:r>
+        <w:t>Ch. 2 (General definitions, general description of the scour process)</w:t>
+      </w:r>
+    </w:p>
+    <w:p>
+      <w:r>
+        <w:br w:type="page"/>
       </w:r>
     </w:p>
     <w:p>
       <w:pPr>
         <w:pStyle w:val="Heading2"/>
-      </w:pPr>
-      <w:r>
-        <w:t>Complexity of Nearshore Loading</w:t>
-      </w:r>
-    </w:p>
-    <w:p>
-      <w:pPr/>
-      <w:r>
-        <w:t>The nearshore zone is more complex than the offshore environment because several physical processes act simultaneously at or near the seabed, often producing loads larger than any one process alone would suggest.</w:t>
-      </w:r>
-    </w:p>
-    <w:p>
-      <w:pPr/>
-      <w:r>
-        <w:t>As water depth decreases, wave behaviour departs progressively from deep-water linear theory: orbital velocities at the seabed increase, and the wave profile becomes asymmetric, with steeper fronts and flatter troughs. Schiereck and Verhagen (2019) describe how waves travelling from a depth of about 20 m towards the shore undergo a sequence of shoaling, bottom friction, and eventually breaking, with the relative importance of each step depending strongly on the bed slope. Wave breaking itself is treated separately in Section 3.5, since it represents a distinct loading regime.</w:t>
-      </w:r>
-    </w:p>
-    <w:p>
-      <w:pPr/>
-      <w:r>
-        <w:t>Sediment dynamics are a second important factor, particularly on mobile sandy beds: sediment can be winnowed out from beneath or between protection stones, the protection layer can settle into a softer underlying bed, and edge erosion can weaken the stability of the whole berm. The Deltares HaSPro Handbook (2023) identifies interface stability and flexibility, alongside external stability, as the three main requirements for offshore rock protection — a framing adopted throughout this thesis.</w:t>
-      </w:r>
-    </w:p>
-    <w:p>
-      <w:pPr/>
-      <w:r>
-        <w:t>Tidal water-level variation and the resulting tidal currents, together with wave-current interaction, also contribute to the loading on a protection layer. Since waves are the governing load in this thesis and the hydraulic parameters used are supplied directly from NKT route data (Section 3.4), these mechanisms are treated here only as context; a fuller treatment of currents and combined wave-current loading is kept open, as discussed in Section 3.6.</w:t>
-      </w:r>
-    </w:p>
+        <w:numPr>
+          <w:ilvl w:val="1"/>
+          <w:numId w:val="3"/>
+        </w:numPr>
+        <w:rPr>
+          <w:b w:val="0"/>
+          <w:sz w:val="24"/>
+          <w:szCs w:val="32"/>
+          <w:lang w:val="en-US"/>
+        </w:rPr>
+      </w:pPr>
+      <w:bookmarkStart w:id="8" w:name="_Toc230025488"/>
+      <w:r>
+        <w:rPr>
+          <w:b w:val="0"/>
+          <w:sz w:val="24"/>
+          <w:szCs w:val="32"/>
+          <w:lang w:val="en-US"/>
+        </w:rPr>
+        <w:lastRenderedPageBreak/>
+        <w:t>Bed Morphology and Composition</w:t>
+      </w:r>
+      <w:bookmarkEnd w:id="8"/>
+    </w:p>
+    <w:p>
+      <w:r>
+        <w:t xml:space="preserve">Subsea cable routes in nearshore environments </w:t>
+      </w:r>
+      <w:r>
+        <w:t xml:space="preserve">have a </w:t>
+      </w:r>
+      <w:proofErr w:type="gramStart"/>
+      <w:r>
+        <w:t xml:space="preserve">lot of </w:t>
+      </w:r>
+      <w:r>
+        <w:t>variety</w:t>
+      </w:r>
+      <w:proofErr w:type="gramEnd"/>
+      <w:r>
+        <w:t xml:space="preserve"> of seabed types, each presenting distinct challenges for rock protection design.</w:t>
+      </w:r>
+    </w:p>
+    <w:p>
+      <w:pPr>
+        <w:rPr>
+          <w:b/>
+          <w:bCs/>
+        </w:rPr>
+      </w:pPr>
+    </w:p>
+    <w:p>
+      <w:r>
+        <w:t>Sandy beds</w:t>
+      </w:r>
+      <w:r>
+        <w:t xml:space="preserve"> are the most common substrate in nearshore zones along low-lying coasts. Fine to medium sands (D50 in the range of 0.1–0.5 mm) are highly mobile under wave and current action, making them </w:t>
+      </w:r>
+      <w:proofErr w:type="gramStart"/>
+      <w:r>
+        <w:t>being</w:t>
+      </w:r>
+      <w:proofErr w:type="gramEnd"/>
+      <w:r>
+        <w:t xml:space="preserve"> easily influence</w:t>
+      </w:r>
+      <w:r>
+        <w:t xml:space="preserve">d </w:t>
+      </w:r>
+      <w:r>
+        <w:t xml:space="preserve">to scour around and beneath cable protection structures. Sandy beds also present challenges for filter design, as the fine sediment can be transported through the voids of </w:t>
+      </w:r>
+      <w:r>
+        <w:t>the</w:t>
+      </w:r>
+      <w:r>
+        <w:t xml:space="preserve"> protection layer if the grading is not properly designed (</w:t>
+      </w:r>
+      <w:proofErr w:type="spellStart"/>
+      <w:r>
+        <w:t>Schiereck</w:t>
+      </w:r>
+      <w:proofErr w:type="spellEnd"/>
+      <w:r>
+        <w:t xml:space="preserve"> &amp; Verhagen, 2019, Ch. 6).</w:t>
+      </w:r>
+    </w:p>
+    <w:p>
+      <w:pPr>
+        <w:rPr>
+          <w:b/>
+          <w:bCs/>
+        </w:rPr>
+      </w:pPr>
+    </w:p>
+    <w:p>
+      <w:r>
+        <w:t>Mixed sand-gravel and gravel beds</w:t>
+      </w:r>
+      <w:r>
+        <w:t xml:space="preserve"> occur in higher-energy</w:t>
+      </w:r>
+      <w:r>
+        <w:t xml:space="preserve"> and bit steeper</w:t>
+      </w:r>
+      <w:r>
+        <w:t xml:space="preserve"> nearshore environments, such as exposed Atlantic coasts or tidal inlets. These substrates are generally more stable than pure sand beds, but their coarser and irregular texture complicates the interface between the natural bed and the protection layer.</w:t>
+      </w:r>
+    </w:p>
+    <w:p>
+      <w:pPr>
+        <w:rPr>
+          <w:b/>
+          <w:bCs/>
+        </w:rPr>
+      </w:pPr>
+    </w:p>
+    <w:p>
+      <w:r>
+        <w:t xml:space="preserve">Rocky and consolidated beds are commonly found along steep coastlines, especially in fjord areas and around rocky headlands. These </w:t>
+      </w:r>
+      <w:proofErr w:type="spellStart"/>
+      <w:r>
+        <w:t>seabeds</w:t>
+      </w:r>
+      <w:proofErr w:type="spellEnd"/>
+      <w:r>
+        <w:t xml:space="preserve"> are generally stable and do not have a risk of winnowing. However, their uneven surface can make it difficult for the protection berm to fully connect with the seabed, which may create unsupported gaps beneath the berm. Herrera and Medina (2015) explain that steep rocky coastlines (with slopes of 1/10 or steeper) behave very differently from gentle sandy slopes. As a result, existing design formulas developed for sandy coastlines are not suitable for these conditions.</w:t>
+      </w:r>
+    </w:p>
+    <w:p/>
+    <w:p>
+      <w:r>
+        <w:t>Morphological features that are important for cable route planning include sand bars, tidal channels, and cross-shore seabed profiles with alternating shallow and deeper areas. These features create variations in wave breaking, current strength, and bed-shear stress along the route. As a result, using one representative design cross-section may not be sufficient, and a more detailed spatial assessment along the cable route may be needed.</w:t>
+      </w:r>
+    </w:p>
+    <w:p/>
+    <w:p/>
+    <w:p/>
+    <w:p/>
+    <w:p/>
+    <w:p/>
+    <w:p/>
+    <w:p/>
+    <w:p/>
+    <w:p/>
+    <w:p/>
+    <w:p/>
+    <w:p/>
+    <w:p/>
+    <w:p/>
+    <w:p/>
     <w:p>
       <w:pPr>
         <w:pStyle w:val="Heading2"/>
-      </w:pPr>
-      <w:r>
-        <w:t>Wave Climate from NKT Route Data</w:t>
-      </w:r>
-    </w:p>
-    <w:p>
-      <w:pPr/>
-      <w:r>
-        <w:t>For this thesis, the wave climate is not derived from raw measurements, hindcast data, or numerical propagation models. NKT route surveys already provide the relevant wave parameters — significant wave height Hs, peak period Tp, and wave direction — at multiple points along the cable route, and these values are used directly as input to the stability assessment.</w:t>
-      </w:r>
-    </w:p>
-    <w:p>
-      <w:pPr/>
-      <w:r>
-        <w:t>Hs is defined as the mean wave height of the highest one-third of waves in a sea state, or equivalently through the zeroth spectral moment; it is a robust measure of overall wave severity. Tp corresponds to the frequency at which the wave spectrum is maximal and identifies the dominant, energy-containing waves in the sea state. Wave direction is retained as a design parameter because the interaction between waves and any current, and the possibility of oblique wave attack, both depend on the angle of incidence relative to the cable route.</w:t>
-      </w:r>
-    </w:p>
-    <w:p>
-      <w:pPr/>
-      <w:r>
-        <w:t>Because these parameters are already referenced to the location of interest, the wave-transformation workflow (shoaling, refraction, and numerical propagation with tools such as SWAN) that would otherwise be required to bring offshore wave data nearshore falls outside the scope of this thesis.</w:t>
+        <w:numPr>
+          <w:ilvl w:val="0"/>
+          <w:numId w:val="0"/>
+        </w:numPr>
+        <w:rPr>
+          <w:b w:val="0"/>
+          <w:sz w:val="24"/>
+          <w:szCs w:val="32"/>
+          <w:lang w:val="en-US"/>
+        </w:rPr>
+      </w:pPr>
+    </w:p>
+    <w:p>
+      <w:r>
+        <w:lastRenderedPageBreak/>
+        <w:t xml:space="preserve">The </w:t>
+      </w:r>
+      <w:proofErr w:type="gramStart"/>
+      <w:r>
+        <w:t>ne</w:t>
+      </w:r>
+      <w:r>
+        <w:t>a</w:t>
+      </w:r>
+      <w:r>
+        <w:t>rshore</w:t>
+      </w:r>
+      <w:proofErr w:type="gramEnd"/>
+      <w:r>
+        <w:t xml:space="preserve"> environment is physically complex because waves, tidal currents, wave breaking, wave-current interaction, and moving sediments all occur at the same time. These processes interact with each other and can create loads that are much larger than those caused by a single process alone.</w:t>
+      </w:r>
+    </w:p>
+    <w:p/>
+    <w:p>
+      <w:r>
+        <w:t>The seabed in the nearshore zone can vary from mobile sandy beds to steep rocky areas, and each type creates different challenges for the design and long-term stability of rock protection systems. A good understanding of these conditions is necessary to determine whether existing stability methods</w:t>
+      </w:r>
+      <w:r>
+        <w:t>,</w:t>
+      </w:r>
+      <w:r>
+        <w:t xml:space="preserve"> mainly developed for offshore or sheltered coastal environments</w:t>
+      </w:r>
+      <w:r>
+        <w:t>,</w:t>
+      </w:r>
+      <w:r>
+        <w:t xml:space="preserve"> can also be applied to nearshore cable protection.</w:t>
+      </w:r>
+    </w:p>
+    <w:p/>
+    <w:p>
+      <w:r>
+        <w:t>The following chapters build on this background step by step: Chapter 3 discusses hydrodynamic forcing, Chapter 4 focuses on near-bed flow conditions, Chapter 5 introduces stability parameters, and Chapter 6 evaluates the available assessment methods.</w:t>
+      </w:r>
+    </w:p>
+    <w:p/>
+    <w:p>
+      <w:pPr>
+        <w:pStyle w:val="ListParagraph"/>
+        <w:numPr>
+          <w:ilvl w:val="0"/>
+          <w:numId w:val="14"/>
+        </w:numPr>
+      </w:pPr>
+      <w:proofErr w:type="spellStart"/>
+      <w:r>
+        <w:t>Schiereck</w:t>
+      </w:r>
+      <w:proofErr w:type="spellEnd"/>
+      <w:r>
+        <w:t xml:space="preserve"> &amp; Verhagen (2019)</w:t>
+      </w:r>
+    </w:p>
+    <w:p>
+      <w:r>
+        <w:t>Section 7.3 (Breaking waves)</w:t>
+      </w:r>
+    </w:p>
+    <w:p>
+      <w:r>
+        <w:t>Section 7.3.2 (Waves on a foreshore)</w:t>
+      </w:r>
+    </w:p>
+    <w:p>
+      <w:r>
+        <w:t>Section 7.2.2 (Shear stress under waves)</w:t>
+      </w:r>
+    </w:p>
+    <w:p>
+      <w:r>
+        <w:t>Section 2.2 (Turbulence)</w:t>
+      </w:r>
+    </w:p>
+    <w:p>
+      <w:r>
+        <w:t xml:space="preserve">Ch. 6 (Filters) </w:t>
+      </w:r>
+    </w:p>
+    <w:p/>
+    <w:p>
+      <w:pPr>
+        <w:pStyle w:val="ListParagraph"/>
+        <w:numPr>
+          <w:ilvl w:val="0"/>
+          <w:numId w:val="14"/>
+        </w:numPr>
+      </w:pPr>
+      <w:r>
+        <w:t>Herrera &amp; Medina (2015)</w:t>
+      </w:r>
+    </w:p>
+    <w:p>
+      <w:r>
+        <w:t xml:space="preserve">Introduction and Section 1 (steep sea bottoms, shallow water) </w:t>
+      </w:r>
+    </w:p>
+    <w:p/>
+    <w:p>
+      <w:pPr>
+        <w:pStyle w:val="ListParagraph"/>
+        <w:numPr>
+          <w:ilvl w:val="0"/>
+          <w:numId w:val="14"/>
+        </w:numPr>
+      </w:pPr>
+      <w:proofErr w:type="spellStart"/>
+      <w:r>
+        <w:t>Deltares</w:t>
+      </w:r>
+      <w:proofErr w:type="spellEnd"/>
+      <w:r>
+        <w:t xml:space="preserve"> </w:t>
+      </w:r>
+      <w:proofErr w:type="spellStart"/>
+      <w:r>
+        <w:t>HaSPro</w:t>
+      </w:r>
+      <w:proofErr w:type="spellEnd"/>
+      <w:r>
+        <w:t xml:space="preserve"> Handbook (2023)</w:t>
+      </w:r>
+    </w:p>
+    <w:p>
+      <w:r>
+        <w:t>Ch. 2 (General definitions)</w:t>
+      </w:r>
+    </w:p>
+    <w:p>
+      <w:r>
+        <w:t>Ch. 4.2 (Performance requirements: external, interface, flexibility)</w:t>
+      </w:r>
+    </w:p>
+    <w:p>
+      <w:pPr>
+        <w:rPr>
+          <w:color w:val="ED6C34" w:themeColor="accent1"/>
+          <w:sz w:val="36"/>
+          <w:szCs w:val="96"/>
+        </w:rPr>
+      </w:pPr>
+      <w:r>
+        <w:br w:type="page"/>
+      </w:r>
+    </w:p>
+    <w:p>
+      <w:pPr>
+        <w:pStyle w:val="Heading1"/>
+        <w:rPr>
+          <w:b w:val="0"/>
+          <w:bCs w:val="0"/>
+          <w:i/>
+          <w:iCs/>
+          <w:sz w:val="28"/>
+          <w:szCs w:val="28"/>
+          <w:lang w:val="en-US"/>
+        </w:rPr>
+      </w:pPr>
+      <w:r>
+        <w:rPr>
+          <w:lang w:val="en-US"/>
+        </w:rPr>
+        <w:lastRenderedPageBreak/>
+        <w:tab/>
+      </w:r>
+      <w:bookmarkStart w:id="9" w:name="_Toc230025489"/>
+      <w:r>
+        <w:rPr>
+          <w:sz w:val="28"/>
+          <w:szCs w:val="28"/>
+          <w:lang w:val="en-US"/>
+        </w:rPr>
+        <w:t>Hydrodynamic Forcing</w:t>
+      </w:r>
+      <w:bookmarkEnd w:id="9"/>
+      <w:r>
+        <w:rPr>
+          <w:sz w:val="28"/>
+          <w:szCs w:val="28"/>
+          <w:lang w:val="en-US"/>
+        </w:rPr>
+        <w:t xml:space="preserve"> </w:t>
       </w:r>
     </w:p>
     <w:p>
       <w:pPr>
         <w:pStyle w:val="Heading2"/>
-      </w:pPr>
-      <w:r>
-        <w:t>Wave Breaking</w:t>
-      </w:r>
-    </w:p>
-    <w:p>
-      <w:pPr/>
-      <w:r>
-        <w:t>Wave breaking marks a qualitative transition in the loading experienced by a rock protection layer and is one of the most important loading conditions considered in this thesis, since breaking frequently occurs along the shallow sections of nearshore cable routes.</w:t>
-      </w:r>
-    </w:p>
-    <w:p>
-      <w:pPr/>
-      <w:r>
-        <w:t>Breaking occurs when a wave can no longer sustain its form, either because it becomes too steep in deep water or because the local water depth becomes too small to support the wave height. The Miche criterion provides a theoretical upper limit for wave height as a function of local depth and wavelength (Schiereck &amp; Verhagen, 2019, Eq. 7.8); in practice, for shallow foreshores, a depth-limited approximation Hb ≈ γ·h is often used, with a breaker index γ commonly taken around 0.8, where h is the local water depth. This indicates that in the nearshore zone, the significant wave height is strongly depth-limited rather than governed only by the offshore wave climate.</w:t>
-      </w:r>
-    </w:p>
-    <w:p>
-      <w:pPr/>
-      <w:r>
-        <w:t>Before breaking, the wave field is oscillatory and can be reasonably described using linear wave theory and standard transformation methods; standard stability formulae derived for non-breaking or mildly breaking conditions apply directly. After breaking, the flow becomes turbulent and impulsive, and the loading mechanism changes fundamentally from smooth oscillatory motion to turbulent energy dissipation and, in the case of plunging breakers, direct impact loading on the protection layer. For rock protection design, this means that formulae calibrated for non-breaking conditions may significantly underestimate the actual loading (Herrera &amp; Medina, 2015).</w:t>
-      </w:r>
-    </w:p>
-    <w:p>
-      <w:pPr/>
-      <w:r>
-        <w:t>This has direct consequences for method selection in this thesis (Chapter 5). Herrera and Medina (2015) specifically address toe berms in very shallow water on steep slopes under breaking wave conditions, and are therefore one of the few methods in the comparison directly validated for the breaking regime; other methods (Van Gent &amp; Van der Werf, 2014; Van Rijn, 2019) are primarily validated for non-breaking or mildly breaking conditions, and their applicability must be checked explicitly whenever a design point along the route falls within or close to the breaking zone. Tidal water-level variation compounds this further, since the position of the breaker line — and therefore whether a given point on the protection layer is in the breaking or non-breaking regime — shifts with the tidal cycle.</w:t>
-      </w:r>
+        <w:numPr>
+          <w:ilvl w:val="1"/>
+          <w:numId w:val="3"/>
+        </w:numPr>
+        <w:rPr>
+          <w:b w:val="0"/>
+          <w:sz w:val="24"/>
+          <w:szCs w:val="32"/>
+          <w:lang w:val="en-US"/>
+        </w:rPr>
+      </w:pPr>
+      <w:bookmarkStart w:id="10" w:name="_Toc230025490"/>
+      <w:r>
+        <w:rPr>
+          <w:b w:val="0"/>
+          <w:sz w:val="24"/>
+          <w:szCs w:val="32"/>
+          <w:lang w:val="en-US"/>
+        </w:rPr>
+        <w:t>Currents</w:t>
+      </w:r>
+      <w:bookmarkEnd w:id="10"/>
     </w:p>
     <w:p>
       <w:pPr>
         <w:pStyle w:val="Heading2"/>
-      </w:pPr>
-      <w:r>
-        <w:t>Currents: Scope and Context</w:t>
-      </w:r>
-    </w:p>
-    <w:p>
-      <w:pPr/>
-      <w:r>
-        <w:t>Currents in the nearshore zone arise from a limited number of mechanisms: tidal currents, driven by the astronomical tide; wind-driven currents; density-driven currents; and wave-induced currents generated by non-breaking orbital motion. Each of these contributes, in principle, to the bed-shear stress experienced by a protection layer, and their combined action with waves is generally more demanding than either process alone.</w:t>
-      </w:r>
-    </w:p>
-    <w:p>
-      <w:pPr/>
-      <w:r>
-        <w:t>Consistent with the scope agreed for this thesis, waves are treated as the governing load, and the wave parameters used in the stability assessment are taken directly from NKT route data (Section 3.4). A full treatment of current mechanisms, and of combined wave-current loading beyond the qualitative sense described in Section 3.3, is therefore kept open as a possible extension of this work rather than developed in detail here.</w:t>
-      </w:r>
-    </w:p>
+        <w:numPr>
+          <w:ilvl w:val="2"/>
+          <w:numId w:val="3"/>
+        </w:numPr>
+        <w:rPr>
+          <w:b w:val="0"/>
+          <w:sz w:val="24"/>
+          <w:szCs w:val="32"/>
+          <w:lang w:val="en-US"/>
+        </w:rPr>
+      </w:pPr>
+      <w:bookmarkStart w:id="11" w:name="_Toc230025491"/>
+      <w:r>
+        <w:rPr>
+          <w:b w:val="0"/>
+          <w:sz w:val="24"/>
+          <w:szCs w:val="32"/>
+          <w:lang w:val="en-US"/>
+        </w:rPr>
+        <w:t>Introduction</w:t>
+      </w:r>
+      <w:bookmarkEnd w:id="11"/>
+    </w:p>
+    <w:p>
+      <w:r>
+        <w:t>Currents in the nearshore zone are generated by a limited number of physical processes that influence the stability of rock protection along subsea cable routes. In this thesis, the nearshore is defined as the area seaward of the wave-breaking zone, where tidal flow and non-breaking wave motion are the main hydrodynamic processes of interest. These currents are important because they create bed shear stress, transport sediment, and can contribute to scour at the edge of the protection layer. For this reason, understanding the current types present and their typical magnitudes is essential for any stability assessment</w:t>
+      </w:r>
+      <w:r>
+        <w:t>.</w:t>
+      </w:r>
+    </w:p>
+    <w:p/>
+    <w:p>
+      <w:r>
+        <w:t xml:space="preserve">In hydraulic design, flow above a protection layer is often described using the depth-averaged velocity. This is a practical parameter because it is easy to use in calculations and design formulae. However, as </w:t>
+      </w:r>
+      <w:proofErr w:type="spellStart"/>
+      <w:r>
+        <w:t>Schiereck</w:t>
+      </w:r>
+      <w:proofErr w:type="spellEnd"/>
+      <w:r>
+        <w:t xml:space="preserve"> and Verhagen </w:t>
+      </w:r>
+      <w:proofErr w:type="spellStart"/>
+      <w:r>
+        <w:t>emphasise</w:t>
+      </w:r>
+      <w:proofErr w:type="spellEnd"/>
+      <w:r>
+        <w:t xml:space="preserve">, the depth-averaged value alone is not enough for protection design. Stone stability also depends on the near-bed velocity, the shape of the vertical velocity profile, and the turbulence intensity close to the seabed. In </w:t>
+      </w:r>
+      <w:proofErr w:type="gramStart"/>
+      <w:r>
+        <w:t>nearshore</w:t>
+      </w:r>
+      <w:proofErr w:type="gramEnd"/>
+      <w:r>
+        <w:t xml:space="preserve"> conditions, these factors can differ significantly from the depth-averaged flow, especially where tidal flow and wave motion interact.</w:t>
+      </w:r>
+    </w:p>
+    <w:p/>
+    <w:p>
+      <w:pPr>
+        <w:pStyle w:val="Heading2"/>
+        <w:numPr>
+          <w:ilvl w:val="2"/>
+          <w:numId w:val="3"/>
+        </w:numPr>
+        <w:rPr>
+          <w:b w:val="0"/>
+          <w:sz w:val="24"/>
+          <w:szCs w:val="32"/>
+          <w:lang w:val="en-US"/>
+        </w:rPr>
+      </w:pPr>
+      <w:bookmarkStart w:id="12" w:name="_Toc230025492"/>
+      <w:r>
+        <w:rPr>
+          <w:b w:val="0"/>
+          <w:sz w:val="24"/>
+          <w:szCs w:val="32"/>
+          <w:lang w:val="en-US"/>
+        </w:rPr>
+        <w:t>T</w:t>
+      </w:r>
+      <w:r>
+        <w:rPr>
+          <w:b w:val="0"/>
+          <w:sz w:val="24"/>
+          <w:szCs w:val="32"/>
+          <w:lang w:val="en-US"/>
+        </w:rPr>
+        <w:t>idal Currents</w:t>
+      </w:r>
+      <w:bookmarkEnd w:id="12"/>
+    </w:p>
+    <w:p>
+      <w:r>
+        <w:t xml:space="preserve">Tidal currents are the most important current mechanism in many </w:t>
+      </w:r>
+      <w:proofErr w:type="gramStart"/>
+      <w:r>
+        <w:t>nearshore</w:t>
+      </w:r>
+      <w:proofErr w:type="gramEnd"/>
+      <w:r>
+        <w:t xml:space="preserve"> environments and are highly relevant to subsea cable protection design. They are generated by the changing water level caused by the gravitational attraction of the Moon and the Sun acting on the rotating Earth. This astronomical forcing produces a periodic rise and </w:t>
+      </w:r>
+      <w:proofErr w:type="gramStart"/>
+      <w:r>
+        <w:t>fall</w:t>
+      </w:r>
+      <w:proofErr w:type="gramEnd"/>
+      <w:r>
+        <w:t xml:space="preserve"> of water level, and the horizontal movement of water required to follow that rise and fall creates the tidal current.</w:t>
+      </w:r>
+    </w:p>
+    <w:p/>
+    <w:p>
+      <w:r>
+        <w:t>The main feature of tidal currents is that they reverse direction during each tidal cycle. During the flood phase, water moves landward; during the ebb phase, it moves seaward. This reversing pattern is important for rock protection because it can cause loading from both directions and may lead to alternating scour on opposite sides of the protection layer. If the flood and ebb phases are not equal, tidal asymmetry may occur, which can produce a net transport of sediment over time and gradually disturb the area around the protection berm.</w:t>
+      </w:r>
+    </w:p>
+    <w:p/>
+    <w:p>
+      <w:r>
+        <w:rPr>
+          <w:noProof/>
+        </w:rPr>
+        <w:drawing>
+          <wp:anchor distT="0" distB="0" distL="114300" distR="114300" simplePos="0" relativeHeight="251663360" behindDoc="0" locked="0" layoutInCell="1" allowOverlap="1" wp14:anchorId="2F637217" wp14:editId="1A26D49F">
+            <wp:simplePos x="0" y="0"/>
+            <wp:positionH relativeFrom="margin">
+              <wp:align>right</wp:align>
+            </wp:positionH>
+            <wp:positionV relativeFrom="paragraph">
+              <wp:posOffset>337820</wp:posOffset>
+            </wp:positionV>
+            <wp:extent cx="2501265" cy="1475740"/>
+            <wp:effectExtent l="0" t="0" r="0" b="0"/>
+            <wp:wrapThrough wrapText="bothSides">
+              <wp:wrapPolygon edited="0">
+                <wp:start x="0" y="0"/>
+                <wp:lineTo x="0" y="21191"/>
+                <wp:lineTo x="21386" y="21191"/>
+                <wp:lineTo x="21386" y="0"/>
+                <wp:lineTo x="0" y="0"/>
+              </wp:wrapPolygon>
+            </wp:wrapThrough>
+            <wp:docPr id="1726895299" name="Afbeelding 1"/>
+            <wp:cNvGraphicFramePr>
+              <a:graphicFrameLocks xmlns:a="http://schemas.openxmlformats.org/drawingml/2006/main" noChangeAspect="1"/>
+            </wp:cNvGraphicFramePr>
+            <a:graphic xmlns:a="http://schemas.openxmlformats.org/drawingml/2006/main">
+              <a:graphicData uri="http://schemas.openxmlformats.org/drawingml/2006/picture">
+                <pic:pic xmlns:pic="http://schemas.openxmlformats.org/drawingml/2006/picture">
+                  <pic:nvPicPr>
+                    <pic:cNvPr id="1726895299" name=""/>
+                    <pic:cNvPicPr/>
+                  </pic:nvPicPr>
+                  <pic:blipFill>
+                    <a:blip r:embed="rId23" cstate="print">
+                      <a:extLst>
+                        <a:ext uri="{28A0092B-C50C-407E-A947-70E740481C1C}">
+                          <a14:useLocalDpi xmlns:a14="http://schemas.microsoft.com/office/drawing/2010/main" val="0"/>
+                        </a:ext>
+                      </a:extLst>
+                    </a:blip>
+                    <a:stretch>
+                      <a:fillRect/>
+                    </a:stretch>
+                  </pic:blipFill>
+                  <pic:spPr>
+                    <a:xfrm>
+                      <a:off x="0" y="0"/>
+                      <a:ext cx="2501265" cy="1475740"/>
+                    </a:xfrm>
+                    <a:prstGeom prst="rect">
+                      <a:avLst/>
+                    </a:prstGeom>
+                  </pic:spPr>
+                </pic:pic>
+              </a:graphicData>
+            </a:graphic>
+            <wp14:sizeRelH relativeFrom="margin">
+              <wp14:pctWidth>0</wp14:pctWidth>
+            </wp14:sizeRelH>
+            <wp14:sizeRelV relativeFrom="margin">
+              <wp14:pctHeight>0</wp14:pctHeight>
+            </wp14:sizeRelV>
+          </wp:anchor>
+        </w:drawing>
+      </w:r>
+      <w:r>
+        <w:t>The magnitude of tidal currents depends on the local tidal range, water depth, and coastal geometry. In some nearshore areas the tidal current is modest, while in other locations it can become strong enough to be one of the governing loads on the protection layer. The local response is important because the astronomical tide alone does not determine the current strength; the hydrodynamic characteristics of the coastal setting also play a major role.</w:t>
+      </w:r>
+    </w:p>
+    <w:p>
+      <w:pPr>
+        <w:pStyle w:val="Heading2"/>
+        <w:numPr>
+          <w:ilvl w:val="2"/>
+          <w:numId w:val="3"/>
+        </w:numPr>
+        <w:rPr>
+          <w:b w:val="0"/>
+          <w:sz w:val="24"/>
+          <w:szCs w:val="32"/>
+          <w:lang w:val="en-US"/>
+        </w:rPr>
+      </w:pPr>
+      <w:bookmarkStart w:id="13" w:name="_Toc230025493"/>
+      <w:r>
+        <w:rPr>
+          <w:b w:val="0"/>
+          <w:sz w:val="24"/>
+          <w:szCs w:val="32"/>
+          <w:lang w:val="en-US"/>
+        </w:rPr>
+        <w:lastRenderedPageBreak/>
+        <w:t>Astronomical tide</w:t>
+      </w:r>
+      <w:bookmarkEnd w:id="13"/>
+    </w:p>
+    <w:p>
+      <w:r>
+        <w:t xml:space="preserve">The astronomical tide is the predictable part of the tide caused by the gravitational effects of the Moon and the Sun. It is the main source of tidal water-level variation and therefore the main driver of tidal current in the nearshore. Because this forcing is periodic and well understood, astronomical tides can be predicted with good accuracy once a location has been </w:t>
+      </w:r>
+      <w:proofErr w:type="spellStart"/>
+      <w:r>
+        <w:t>analysed</w:t>
+      </w:r>
+      <w:proofErr w:type="spellEnd"/>
+      <w:r>
+        <w:t>.</w:t>
+      </w:r>
+    </w:p>
+    <w:p/>
+    <w:p>
+      <w:r>
+        <w:t>For this thesis, the astronomical tide is the primary reference because it determines the timing of high water, low water, flood, ebb, and slack water. These water-level changes directly control the direction and strength of tidal currents above the seabed. In other words, the current is not separate from the tide, but a direct consequence of the tide’s rise and fall.</w:t>
+      </w:r>
+      <w:r>
+        <w:rPr>
+          <w:noProof/>
+        </w:rPr>
+        <w:t xml:space="preserve"> </w:t>
+      </w:r>
+    </w:p>
+    <w:p/>
+    <w:p>
+      <w:r>
+        <w:t xml:space="preserve">The astronomical tide does not behave exactly like a simple sine wave in coastal waters. Its shape is modified by local hydrodynamics, water depth, friction, and coastal geometry. As a result, the local tidal signal may be amplified, delayed, or distorted. This means that even though the astronomical forcing is known, the resulting </w:t>
+      </w:r>
+      <w:proofErr w:type="gramStart"/>
+      <w:r>
+        <w:t>nearshore</w:t>
+      </w:r>
+      <w:proofErr w:type="gramEnd"/>
+      <w:r>
+        <w:t xml:space="preserve"> current conditions must still be evaluated locally.</w:t>
+      </w:r>
+      <w:r>
+        <w:t xml:space="preserve"> </w:t>
+      </w:r>
+      <w:r>
+        <w:rPr>
+          <w:noProof/>
+        </w:rPr>
+        <w:drawing>
+          <wp:inline distT="0" distB="0" distL="0" distR="0" wp14:anchorId="7D710A6E" wp14:editId="1BA48322">
+            <wp:extent cx="5633720" cy="2702596"/>
+            <wp:effectExtent l="0" t="0" r="5080" b="2540"/>
+            <wp:docPr id="1108388607" name="Afbeelding 1"/>
+            <wp:cNvGraphicFramePr>
+              <a:graphicFrameLocks xmlns:a="http://schemas.openxmlformats.org/drawingml/2006/main" noChangeAspect="1"/>
+            </wp:cNvGraphicFramePr>
+            <a:graphic xmlns:a="http://schemas.openxmlformats.org/drawingml/2006/main">
+              <a:graphicData uri="http://schemas.openxmlformats.org/drawingml/2006/picture">
+                <pic:pic xmlns:pic="http://schemas.openxmlformats.org/drawingml/2006/picture">
+                  <pic:nvPicPr>
+                    <pic:cNvPr id="1108388607" name=""/>
+                    <pic:cNvPicPr/>
+                  </pic:nvPicPr>
+                  <pic:blipFill>
+                    <a:blip r:embed="rId24"/>
+                    <a:stretch>
+                      <a:fillRect/>
+                    </a:stretch>
+                  </pic:blipFill>
+                  <pic:spPr>
+                    <a:xfrm>
+                      <a:off x="0" y="0"/>
+                      <a:ext cx="5636747" cy="2704048"/>
+                    </a:xfrm>
+                    <a:prstGeom prst="rect">
+                      <a:avLst/>
+                    </a:prstGeom>
+                  </pic:spPr>
+                </pic:pic>
+              </a:graphicData>
+            </a:graphic>
+          </wp:inline>
+        </w:drawing>
+      </w:r>
+    </w:p>
+    <w:p>
+      <w:r>
+        <w:br w:type="page"/>
+      </w:r>
+    </w:p>
+    <w:p>
+      <w:pPr>
+        <w:pStyle w:val="Heading2"/>
+        <w:numPr>
+          <w:ilvl w:val="2"/>
+          <w:numId w:val="3"/>
+        </w:numPr>
+        <w:rPr>
+          <w:b w:val="0"/>
+          <w:sz w:val="24"/>
+          <w:szCs w:val="32"/>
+          <w:lang w:val="en-US"/>
+        </w:rPr>
+      </w:pPr>
+      <w:bookmarkStart w:id="14" w:name="_Toc230025494"/>
+      <w:r>
+        <w:rPr>
+          <w:b w:val="0"/>
+          <w:sz w:val="24"/>
+          <w:szCs w:val="32"/>
+          <w:lang w:val="en-US"/>
+        </w:rPr>
+        <w:lastRenderedPageBreak/>
+        <w:t>Tide types</w:t>
+      </w:r>
+      <w:bookmarkEnd w:id="14"/>
+    </w:p>
+    <w:p>
+      <w:r>
+        <w:t>The tidal pattern at a location can be semidiurnal, diurnal, or mixed. This distinction is important because it affects how often the current reverses and how the hydrodynamic load is distributed over time.</w:t>
+      </w:r>
+    </w:p>
+    <w:p>
+      <w:r>
+        <w:rPr>
+          <w:noProof/>
+        </w:rPr>
+        <w:drawing>
+          <wp:anchor distT="0" distB="0" distL="114300" distR="114300" simplePos="0" relativeHeight="251664384" behindDoc="0" locked="0" layoutInCell="1" allowOverlap="1" wp14:anchorId="1508F38A" wp14:editId="62DED88F">
+            <wp:simplePos x="0" y="0"/>
+            <wp:positionH relativeFrom="margin">
+              <wp:posOffset>3219238</wp:posOffset>
+            </wp:positionH>
+            <wp:positionV relativeFrom="paragraph">
+              <wp:posOffset>177165</wp:posOffset>
+            </wp:positionV>
+            <wp:extent cx="2558415" cy="1362710"/>
+            <wp:effectExtent l="0" t="0" r="0" b="8890"/>
+            <wp:wrapThrough wrapText="bothSides">
+              <wp:wrapPolygon edited="0">
+                <wp:start x="0" y="0"/>
+                <wp:lineTo x="0" y="21439"/>
+                <wp:lineTo x="21391" y="21439"/>
+                <wp:lineTo x="21391" y="0"/>
+                <wp:lineTo x="0" y="0"/>
+              </wp:wrapPolygon>
+            </wp:wrapThrough>
+            <wp:docPr id="1366167159" name="Afbeelding 1"/>
+            <wp:cNvGraphicFramePr>
+              <a:graphicFrameLocks xmlns:a="http://schemas.openxmlformats.org/drawingml/2006/main" noChangeAspect="1"/>
+            </wp:cNvGraphicFramePr>
+            <a:graphic xmlns:a="http://schemas.openxmlformats.org/drawingml/2006/main">
+              <a:graphicData uri="http://schemas.openxmlformats.org/drawingml/2006/picture">
+                <pic:pic xmlns:pic="http://schemas.openxmlformats.org/drawingml/2006/picture">
+                  <pic:nvPicPr>
+                    <pic:cNvPr id="1366167159" name=""/>
+                    <pic:cNvPicPr/>
+                  </pic:nvPicPr>
+                  <pic:blipFill>
+                    <a:blip r:embed="rId25" cstate="print">
+                      <a:extLst>
+                        <a:ext uri="{28A0092B-C50C-407E-A947-70E740481C1C}">
+                          <a14:useLocalDpi xmlns:a14="http://schemas.microsoft.com/office/drawing/2010/main" val="0"/>
+                        </a:ext>
+                      </a:extLst>
+                    </a:blip>
+                    <a:stretch>
+                      <a:fillRect/>
+                    </a:stretch>
+                  </pic:blipFill>
+                  <pic:spPr>
+                    <a:xfrm>
+                      <a:off x="0" y="0"/>
+                      <a:ext cx="2558415" cy="1362710"/>
+                    </a:xfrm>
+                    <a:prstGeom prst="rect">
+                      <a:avLst/>
+                    </a:prstGeom>
+                  </pic:spPr>
+                </pic:pic>
+              </a:graphicData>
+            </a:graphic>
+            <wp14:sizeRelH relativeFrom="margin">
+              <wp14:pctWidth>0</wp14:pctWidth>
+            </wp14:sizeRelH>
+            <wp14:sizeRelV relativeFrom="margin">
+              <wp14:pctHeight>0</wp14:pctHeight>
+            </wp14:sizeRelV>
+          </wp:anchor>
+        </w:drawing>
+      </w:r>
+    </w:p>
+    <w:p>
+      <w:r>
+        <w:t>A semidiurnal tide has two high waters and two low waters per day. In this case, tidal currents typically reverse twice per day, which creates a regular and repeating loading pattern.</w:t>
+      </w:r>
+    </w:p>
+    <w:p>
+      <w:r>
+        <w:t>A diurnal tide has one high water and one low water per day. Here, the current reverses less frequently, but each current phase lasts longer.</w:t>
+      </w:r>
+    </w:p>
+    <w:p/>
+    <w:p>
+      <w:r>
+        <w:t>A mixed tide lies between these two types and has two high waters and two low waters per day, but with unequal heights. In mixed tide conditions, one current direction may be stronger than the other, which can create an asymmetric scour pattern around the protection layer.</w:t>
+      </w:r>
+    </w:p>
+    <w:p/>
+    <w:p>
+      <w:r>
+        <w:t>For nearshore protection design, the tide type is important because it controls the temporal pattern of loading. A protection layer exposed to semidiurnal tide experiences a different load cycle from one exposed to mixed or diurnal tide.</w:t>
+      </w:r>
+    </w:p>
+    <w:p/>
+    <w:p/>
+    <w:p>
+      <w:pPr>
+        <w:pStyle w:val="Heading2"/>
+        <w:numPr>
+          <w:ilvl w:val="2"/>
+          <w:numId w:val="3"/>
+        </w:numPr>
+        <w:rPr>
+          <w:b w:val="0"/>
+          <w:sz w:val="24"/>
+          <w:szCs w:val="32"/>
+          <w:lang w:val="en-US"/>
+        </w:rPr>
+      </w:pPr>
+      <w:bookmarkStart w:id="15" w:name="_Toc230025495"/>
+      <w:r>
+        <w:rPr>
+          <w:b w:val="0"/>
+          <w:sz w:val="24"/>
+          <w:szCs w:val="32"/>
+          <w:lang w:val="en-US"/>
+        </w:rPr>
+        <w:t>Wind-driven</w:t>
+      </w:r>
+      <w:r>
+        <w:rPr>
+          <w:b w:val="0"/>
+          <w:sz w:val="24"/>
+          <w:szCs w:val="32"/>
+          <w:lang w:val="en-US"/>
+        </w:rPr>
+        <w:t xml:space="preserve"> Currents</w:t>
+      </w:r>
+      <w:bookmarkEnd w:id="15"/>
+    </w:p>
+    <w:p>
+      <w:r>
+        <w:t>Wind-driven currents arise from the transfer of momentum from the wind to the sea surface. In the nearshore, they are usually less important than tidal currents, but they can still modify the local current field. They are especially relevant when wind acts in the same direction as the tidal current, because the two effects may reinforce each other.</w:t>
+      </w:r>
+    </w:p>
+    <w:p/>
+    <w:p>
+      <w:r>
+        <w:rPr>
+          <w:noProof/>
+        </w:rPr>
+        <w:drawing>
+          <wp:anchor distT="0" distB="0" distL="114300" distR="114300" simplePos="0" relativeHeight="251665408" behindDoc="0" locked="0" layoutInCell="1" allowOverlap="1" wp14:anchorId="706FC205" wp14:editId="26DDA58A">
+            <wp:simplePos x="0" y="0"/>
+            <wp:positionH relativeFrom="margin">
+              <wp:align>right</wp:align>
+            </wp:positionH>
+            <wp:positionV relativeFrom="paragraph">
+              <wp:posOffset>12700</wp:posOffset>
+            </wp:positionV>
+            <wp:extent cx="2906184" cy="1960601"/>
+            <wp:effectExtent l="0" t="0" r="8890" b="1905"/>
+            <wp:wrapThrough wrapText="bothSides">
+              <wp:wrapPolygon edited="0">
+                <wp:start x="0" y="0"/>
+                <wp:lineTo x="0" y="21411"/>
+                <wp:lineTo x="21524" y="21411"/>
+                <wp:lineTo x="21524" y="0"/>
+                <wp:lineTo x="0" y="0"/>
+              </wp:wrapPolygon>
+            </wp:wrapThrough>
+            <wp:docPr id="2022033137" name="Afbeelding 1"/>
+            <wp:cNvGraphicFramePr>
+              <a:graphicFrameLocks xmlns:a="http://schemas.openxmlformats.org/drawingml/2006/main" noChangeAspect="1"/>
+            </wp:cNvGraphicFramePr>
+            <a:graphic xmlns:a="http://schemas.openxmlformats.org/drawingml/2006/main">
+              <a:graphicData uri="http://schemas.openxmlformats.org/drawingml/2006/picture">
+                <pic:pic xmlns:pic="http://schemas.openxmlformats.org/drawingml/2006/picture">
+                  <pic:nvPicPr>
+                    <pic:cNvPr id="2022033137" name=""/>
+                    <pic:cNvPicPr/>
+                  </pic:nvPicPr>
+                  <pic:blipFill rotWithShape="1">
+                    <a:blip r:embed="rId26">
+                      <a:extLst>
+                        <a:ext uri="{28A0092B-C50C-407E-A947-70E740481C1C}">
+                          <a14:useLocalDpi xmlns:a14="http://schemas.microsoft.com/office/drawing/2010/main" val="0"/>
+                        </a:ext>
+                      </a:extLst>
+                    </a:blip>
+                    <a:srcRect l="1260"/>
+                    <a:stretch>
+                      <a:fillRect/>
+                    </a:stretch>
+                  </pic:blipFill>
+                  <pic:spPr bwMode="auto">
+                    <a:xfrm>
+                      <a:off x="0" y="0"/>
+                      <a:ext cx="2906184" cy="1960601"/>
+                    </a:xfrm>
+                    <a:prstGeom prst="rect">
+                      <a:avLst/>
+                    </a:prstGeom>
+                    <a:ln>
+                      <a:noFill/>
+                    </a:ln>
+                    <a:extLst>
+                      <a:ext uri="{53640926-AAD7-44D8-BBD7-CCE9431645EC}">
+                        <a14:shadowObscured xmlns:a14="http://schemas.microsoft.com/office/drawing/2010/main"/>
+                      </a:ext>
+                    </a:extLst>
+                  </pic:spPr>
+                </pic:pic>
+              </a:graphicData>
+            </a:graphic>
+          </wp:anchor>
+        </w:drawing>
+      </w:r>
+      <w:r>
+        <w:t>Wind blowing over the sea surface can also generate setup, which is a rise in water level near the coast. This can change the local pressure gradient and alter the current conditions in the nearshore zone. Although wind-driven currents are generally less predictable than astronomical tide, they should not be ignored if storm conditions are part of the design assessment.</w:t>
+      </w:r>
+    </w:p>
+    <w:p/>
+    <w:p>
+      <w:r>
+        <w:t>For rock protection, wind-driven currents are mainly important as a secondary modifier of the total current field. Their direct near-bed contribution is often smaller than that of tidal currents, but they may still influence the combined loading during storm events.</w:t>
+      </w:r>
+    </w:p>
+    <w:p/>
+    <w:p/>
+    <w:p/>
+    <w:p>
+      <w:pPr>
+        <w:pStyle w:val="Heading2"/>
+        <w:numPr>
+          <w:ilvl w:val="2"/>
+          <w:numId w:val="3"/>
+        </w:numPr>
+        <w:rPr>
+          <w:b w:val="0"/>
+          <w:sz w:val="24"/>
+          <w:szCs w:val="32"/>
+          <w:lang w:val="en-US"/>
+        </w:rPr>
+      </w:pPr>
+      <w:bookmarkStart w:id="16" w:name="_Toc230025496"/>
+      <w:r>
+        <w:rPr>
+          <w:b w:val="0"/>
+          <w:sz w:val="24"/>
+          <w:szCs w:val="32"/>
+          <w:lang w:val="en-US"/>
+        </w:rPr>
+        <w:lastRenderedPageBreak/>
+        <w:t>Density-driven</w:t>
+      </w:r>
+      <w:r>
+        <w:rPr>
+          <w:b w:val="0"/>
+          <w:sz w:val="24"/>
+          <w:szCs w:val="32"/>
+          <w:lang w:val="en-US"/>
+        </w:rPr>
+        <w:t xml:space="preserve"> Currents</w:t>
+      </w:r>
+      <w:bookmarkEnd w:id="16"/>
+    </w:p>
+    <w:p>
+      <w:r>
+        <w:t>Density-driven currents are caused by horizontal differences in water density, usually related to salinity or temperature. In a standard open nearshore setting, this mechanism is often less important than tidal and wave-related flow processes. However, it can still be relevant in local areas where density differences exist.</w:t>
+      </w:r>
+    </w:p>
+    <w:p/>
+    <w:p>
+      <w:r>
+        <w:t>In the nearshore zone, density-driven currents may contribute to a weak but persistent background flow. They can also influence the vertical structure of the water column and reduce mixing close to the bed. If present, this may affect sediment movement and the local turbulence conditions around the protection layer.</w:t>
+      </w:r>
+    </w:p>
+    <w:p/>
+    <w:p>
+      <w:r>
+        <w:t>For this thesis, density-driven currents are therefore considered a secondary and site-dependent mechanism. They are not usually the governing load, but they may contribute to the total hydraulic environment if local conditions make them significant.</w:t>
+      </w:r>
+    </w:p>
+    <w:p/>
+    <w:p>
+      <w:pPr>
+        <w:pStyle w:val="Heading2"/>
+        <w:numPr>
+          <w:ilvl w:val="2"/>
+          <w:numId w:val="3"/>
+        </w:numPr>
+        <w:rPr>
+          <w:b w:val="0"/>
+          <w:sz w:val="24"/>
+          <w:szCs w:val="32"/>
+          <w:lang w:val="en-US"/>
+        </w:rPr>
+      </w:pPr>
+      <w:bookmarkStart w:id="17" w:name="_Toc230025497"/>
+      <w:r>
+        <w:rPr>
+          <w:b w:val="0"/>
+          <w:sz w:val="24"/>
+          <w:szCs w:val="32"/>
+          <w:lang w:val="en-US"/>
+        </w:rPr>
+        <w:t>Wave-induces</w:t>
+      </w:r>
+      <w:r>
+        <w:rPr>
+          <w:b w:val="0"/>
+          <w:sz w:val="24"/>
+          <w:szCs w:val="32"/>
+          <w:lang w:val="en-US"/>
+        </w:rPr>
+        <w:t xml:space="preserve"> </w:t>
+      </w:r>
+      <w:r>
+        <w:rPr>
+          <w:b w:val="0"/>
+          <w:sz w:val="24"/>
+          <w:szCs w:val="32"/>
+          <w:lang w:val="en-US"/>
+        </w:rPr>
+        <w:t>c</w:t>
+      </w:r>
+      <w:r>
+        <w:rPr>
+          <w:b w:val="0"/>
+          <w:sz w:val="24"/>
+          <w:szCs w:val="32"/>
+          <w:lang w:val="en-US"/>
+        </w:rPr>
+        <w:t>urrents</w:t>
+      </w:r>
+      <w:bookmarkEnd w:id="17"/>
+    </w:p>
+    <w:p>
+      <w:r>
+        <w:t xml:space="preserve">Wave-induced currents are very relevant in the nearshore because wave motion affects the water movement close to the seabed. </w:t>
+      </w:r>
+      <w:r>
+        <w:t xml:space="preserve">In the </w:t>
+      </w:r>
+      <w:proofErr w:type="gramStart"/>
+      <w:r>
+        <w:t>zone seaward</w:t>
+      </w:r>
+      <w:proofErr w:type="gramEnd"/>
+      <w:r>
+        <w:t xml:space="preserve"> of wave breaking, waves still produce oscillatory flow at the seabed, and this motion can interact with tidal flow. Even without breaking, wave orbital velocities can increase near-bed turbulence and contribute to the hydraulic loading on the protection layer.</w:t>
+      </w:r>
+    </w:p>
+    <w:p>
+      <w:r>
+        <w:rPr>
+          <w:noProof/>
+        </w:rPr>
+        <w:drawing>
+          <wp:anchor distT="0" distB="0" distL="114300" distR="114300" simplePos="0" relativeHeight="251666432" behindDoc="0" locked="0" layoutInCell="1" allowOverlap="1" wp14:anchorId="5F8C7B83" wp14:editId="5B31ACBF">
+            <wp:simplePos x="0" y="0"/>
+            <wp:positionH relativeFrom="margin">
+              <wp:align>left</wp:align>
+            </wp:positionH>
+            <wp:positionV relativeFrom="paragraph">
+              <wp:posOffset>12277</wp:posOffset>
+            </wp:positionV>
+            <wp:extent cx="5427980" cy="1464310"/>
+            <wp:effectExtent l="0" t="0" r="1270" b="2540"/>
+            <wp:wrapTopAndBottom/>
+            <wp:docPr id="1632085360" name="Afbeelding 3" descr="The orbital motion in deep water, intermediate-depth water and shallow... |  Download Scientific Diagram"/>
+            <wp:cNvGraphicFramePr>
+              <a:graphicFrameLocks xmlns:a="http://schemas.openxmlformats.org/drawingml/2006/main" noChangeAspect="1"/>
+            </wp:cNvGraphicFramePr>
+            <a:graphic xmlns:a="http://schemas.openxmlformats.org/drawingml/2006/main">
+              <a:graphicData uri="http://schemas.openxmlformats.org/drawingml/2006/picture">
+                <pic:pic xmlns:pic="http://schemas.openxmlformats.org/drawingml/2006/picture">
+                  <pic:nvPicPr>
+                    <pic:cNvPr id="0" name="Picture 1" descr="The orbital motion in deep water, intermediate-depth water and shallow... |  Download Scientific Diagram"/>
+                    <pic:cNvPicPr>
+                      <a:picLocks noChangeAspect="1" noChangeArrowheads="1"/>
+                    </pic:cNvPicPr>
+                  </pic:nvPicPr>
+                  <pic:blipFill>
+                    <a:blip r:embed="rId27">
+                      <a:extLst>
+                        <a:ext uri="{28A0092B-C50C-407E-A947-70E740481C1C}">
+                          <a14:useLocalDpi xmlns:a14="http://schemas.microsoft.com/office/drawing/2010/main" val="0"/>
+                        </a:ext>
+                      </a:extLst>
+                    </a:blip>
+                    <a:srcRect/>
+                    <a:stretch>
+                      <a:fillRect/>
+                    </a:stretch>
+                  </pic:blipFill>
+                  <pic:spPr bwMode="auto">
+                    <a:xfrm>
+                      <a:off x="0" y="0"/>
+                      <a:ext cx="5441672" cy="1468388"/>
+                    </a:xfrm>
+                    <a:prstGeom prst="rect">
+                      <a:avLst/>
+                    </a:prstGeom>
+                    <a:noFill/>
+                    <a:ln>
+                      <a:noFill/>
+                    </a:ln>
+                  </pic:spPr>
+                </pic:pic>
+              </a:graphicData>
+            </a:graphic>
+            <wp14:sizeRelH relativeFrom="margin">
+              <wp14:pctWidth>0</wp14:pctWidth>
+            </wp14:sizeRelH>
+            <wp14:sizeRelV relativeFrom="margin">
+              <wp14:pctHeight>0</wp14:pctHeight>
+            </wp14:sizeRelV>
+          </wp:anchor>
+        </w:drawing>
+      </w:r>
+      <w:r>
+        <w:t>(</w:t>
+      </w:r>
+      <w:proofErr w:type="spellStart"/>
+      <w:r>
+        <w:t>Researchgate</w:t>
+      </w:r>
+      <w:proofErr w:type="spellEnd"/>
+      <w:r>
+        <w:t>)</w:t>
+      </w:r>
+    </w:p>
+    <w:p/>
+    <w:p>
+      <w:r>
+        <w:t xml:space="preserve">These wave-related currents are important because they do not act like steady currents. Instead, they produce repeated oscillatory motion that can </w:t>
+      </w:r>
+      <w:proofErr w:type="spellStart"/>
+      <w:r>
+        <w:t>destabilise</w:t>
+      </w:r>
+      <w:proofErr w:type="spellEnd"/>
+      <w:r>
+        <w:t xml:space="preserve"> stones, especially when combined with a background tidal current. In nearshore protection design, the combined effect of waves and tidal current is often more important than either process alone.</w:t>
+      </w:r>
+    </w:p>
+    <w:p/>
+    <w:p/>
+    <w:p/>
+    <w:p/>
+    <w:p/>
+    <w:p/>
+    <w:p/>
+    <w:p/>
+    <w:p/>
+    <w:p/>
+    <w:p>
+      <w:pPr>
+        <w:pStyle w:val="Heading2"/>
+        <w:numPr>
+          <w:ilvl w:val="2"/>
+          <w:numId w:val="22"/>
+        </w:numPr>
+        <w:rPr>
+          <w:b w:val="0"/>
+          <w:sz w:val="24"/>
+          <w:szCs w:val="32"/>
+          <w:lang w:val="en-US"/>
+        </w:rPr>
+      </w:pPr>
+      <w:bookmarkStart w:id="18" w:name="_Toc230025498"/>
+      <w:r>
+        <w:rPr>
+          <w:b w:val="0"/>
+          <w:sz w:val="24"/>
+          <w:szCs w:val="32"/>
+          <w:lang w:val="en-US"/>
+        </w:rPr>
+        <w:lastRenderedPageBreak/>
+        <w:t>Current characterization for protection design</w:t>
+      </w:r>
+      <w:bookmarkEnd w:id="18"/>
+    </w:p>
+    <w:p>
+      <w:r>
+        <w:t>For protection design, currents should be characterized in a way that reflects their effect on the rock layer. The depth-averaged velocity is a useful first parameter, but it does not fully describe the loading condition. Near-bed velocity, flow direction, tide type, current reversal, turbulence intensity, and the combined action of waves and currents are all relevant.</w:t>
+      </w:r>
+    </w:p>
+    <w:p/>
+    <w:p>
+      <w:r>
+        <w:t>In nearshore design, the most important practical question is not only how fast the current is, but how long it acts, how it varies through the water column, and whether it is combined with wave motion. A current of moderate average strength may still produce a critical load if it acts close to the seabed for a long period or if it coincides with energetic wave orbital motion.</w:t>
+      </w:r>
+    </w:p>
+    <w:p/>
+    <w:p>
+      <w:r>
+        <w:t>For this reason, current characterization should always be linked to the local tidal regime and the local wave climate. A protection layer that is stable under current alone may still be vulnerable once wave-induced motion is added.</w:t>
+      </w:r>
+    </w:p>
+    <w:p/>
+    <w:p>
+      <w:r>
+        <w:br w:type="page"/>
+      </w:r>
+    </w:p>
+    <w:p>
+      <w:pPr>
+        <w:pStyle w:val="Heading2"/>
+        <w:numPr>
+          <w:ilvl w:val="1"/>
+          <w:numId w:val="3"/>
+        </w:numPr>
+        <w:rPr>
+          <w:b w:val="0"/>
+          <w:bCs/>
+          <w:sz w:val="24"/>
+          <w:szCs w:val="32"/>
+          <w:lang w:val="en-US"/>
+        </w:rPr>
+      </w:pPr>
+      <w:bookmarkStart w:id="19" w:name="_Toc230025499"/>
+      <w:r>
+        <w:rPr>
+          <w:b w:val="0"/>
+          <w:bCs/>
+          <w:sz w:val="24"/>
+          <w:szCs w:val="32"/>
+          <w:lang w:val="en-US"/>
+        </w:rPr>
+        <w:lastRenderedPageBreak/>
+        <w:t>Waves</w:t>
+      </w:r>
+      <w:bookmarkEnd w:id="19"/>
+    </w:p>
+    <w:p>
+      <w:r>
+        <w:t xml:space="preserve">Waves are a major hydrodynamic loading mechanism </w:t>
+      </w:r>
+      <w:proofErr w:type="gramStart"/>
+      <w:r>
+        <w:t>in</w:t>
+      </w:r>
+      <w:proofErr w:type="gramEnd"/>
+      <w:r>
+        <w:t xml:space="preserve"> the nearshore because they generate oscillatory motion throughout the water column and</w:t>
+      </w:r>
+      <w:proofErr w:type="gramStart"/>
+      <w:r>
+        <w:t>, in particular, near</w:t>
+      </w:r>
+      <w:proofErr w:type="gramEnd"/>
+      <w:r>
+        <w:t xml:space="preserve"> the seabed. For the stability assessment of subsea cable protection, the relevant wave description must connect the available wave climate data to the local hydraulic loading at the protection location. In practice, this means that wave conditions are first obtained from measured data, hindcast data, or reanalysis products such as ERA datasets, after which they are translated to the site of interest using wave transformation methods.</w:t>
+      </w:r>
+    </w:p>
+    <w:p/>
+    <w:p>
+      <w:r>
+        <w:t xml:space="preserve">The overall workflow in this thesis is therefore as follows. First, long-term wave conditions are </w:t>
+      </w:r>
+      <w:proofErr w:type="spellStart"/>
+      <w:r>
+        <w:t>characterised</w:t>
+      </w:r>
+      <w:proofErr w:type="spellEnd"/>
+      <w:r>
+        <w:t xml:space="preserve"> statistically using parameters such as </w:t>
+      </w:r>
+      <m:oMath>
+        <m:sSub>
+          <m:sSubPr>
+            <m:ctrlPr>
+              <w:rPr>
+                <w:rFonts w:ascii="Cambria Math" w:hAnsi="Cambria Math"/>
+                <w:lang w:val="nl-NL"/>
+              </w:rPr>
+            </m:ctrlPr>
+          </m:sSubPr>
+          <m:e>
+            <m:r>
+              <w:rPr>
+                <w:rFonts w:ascii="Cambria Math" w:hAnsi="Cambria Math" w:cs="Cambria Math"/>
+                <w:lang w:val="nl-NL"/>
+              </w:rPr>
+              <m:t>�</m:t>
+            </m:r>
+          </m:e>
+          <m:sub>
+            <m:r>
+              <w:rPr>
+                <w:rFonts w:ascii="Cambria Math" w:hAnsi="Cambria Math" w:cs="Cambria Math"/>
+                <w:lang w:val="nl-NL"/>
+              </w:rPr>
+              <m:t>�</m:t>
+            </m:r>
+          </m:sub>
+        </m:sSub>
+      </m:oMath>
+      <w:r>
+        <w:t>, </w:t>
+      </w:r>
+      <m:oMath>
+        <m:sSub>
+          <m:sSubPr>
+            <m:ctrlPr>
+              <w:rPr>
+                <w:rFonts w:ascii="Cambria Math" w:hAnsi="Cambria Math"/>
+                <w:lang w:val="nl-NL"/>
+              </w:rPr>
+            </m:ctrlPr>
+          </m:sSubPr>
+          <m:e>
+            <m:r>
+              <w:rPr>
+                <w:rFonts w:ascii="Cambria Math" w:hAnsi="Cambria Math" w:cs="Cambria Math"/>
+                <w:lang w:val="nl-NL"/>
+              </w:rPr>
+              <m:t>�</m:t>
+            </m:r>
+          </m:e>
+          <m:sub>
+            <m:r>
+              <w:rPr>
+                <w:rFonts w:ascii="Cambria Math" w:hAnsi="Cambria Math" w:cs="Cambria Math"/>
+                <w:lang w:val="nl-NL"/>
+              </w:rPr>
+              <m:t>�</m:t>
+            </m:r>
+          </m:sub>
+        </m:sSub>
+      </m:oMath>
+      <w:r>
+        <w:t>, and </w:t>
+      </w:r>
+      <m:oMath>
+        <m:sSub>
+          <m:sSubPr>
+            <m:ctrlPr>
+              <w:rPr>
+                <w:rFonts w:ascii="Cambria Math" w:hAnsi="Cambria Math"/>
+                <w:lang w:val="nl-NL"/>
+              </w:rPr>
+            </m:ctrlPr>
+          </m:sSubPr>
+          <m:e>
+            <m:r>
+              <w:rPr>
+                <w:rFonts w:ascii="Cambria Math" w:hAnsi="Cambria Math" w:cs="Cambria Math"/>
+                <w:lang w:val="nl-NL"/>
+              </w:rPr>
+              <m:t>�</m:t>
+            </m:r>
+          </m:e>
+          <m:sub>
+            <m:r>
+              <w:rPr>
+                <w:rFonts w:ascii="Cambria Math" w:hAnsi="Cambria Math" w:cs="Cambria Math"/>
+                <w:lang w:val="nl-NL"/>
+              </w:rPr>
+              <m:t>�</m:t>
+            </m:r>
+            <m:r>
+              <w:rPr>
+                <w:rFonts w:ascii="Cambria Math" w:hAnsi="Cambria Math"/>
+              </w:rPr>
+              <m:t>-1,0</m:t>
+            </m:r>
+          </m:sub>
+        </m:sSub>
+      </m:oMath>
+      <w:r>
+        <w:t>. Second, these values are linked to the physical wave field through linear wave theory. Third, the wave conditions are propagated from the offshore or boundary location to the nearshore site of interest using either a numerical model such as SWAN or simplified transformation methods based on shoaling and refraction. Finally, the results are interpreted in terms of near-bed loading and possible wave breaking.</w:t>
+      </w:r>
+    </w:p>
+    <w:p/>
+    <w:p>
+      <w:pPr>
+        <w:pStyle w:val="Heading2"/>
+        <w:numPr>
+          <w:ilvl w:val="2"/>
+          <w:numId w:val="3"/>
+        </w:numPr>
+        <w:rPr>
+          <w:b w:val="0"/>
+          <w:sz w:val="24"/>
+          <w:szCs w:val="32"/>
+          <w:lang w:val="en-US"/>
+        </w:rPr>
+      </w:pPr>
+      <w:bookmarkStart w:id="20" w:name="_Toc230025500"/>
+      <w:r>
+        <w:rPr>
+          <w:b w:val="0"/>
+          <w:sz w:val="24"/>
+          <w:szCs w:val="32"/>
+          <w:lang w:val="en-US"/>
+        </w:rPr>
+        <w:t>Source and description of wave data</w:t>
+      </w:r>
+      <w:bookmarkEnd w:id="20"/>
+    </w:p>
+    <w:p>
+      <w:r>
+        <w:t xml:space="preserve">Wave parameters used for design are typically derived from measured data, hindcast time series, or reanalysis products. Measured data </w:t>
+      </w:r>
+      <w:proofErr w:type="gramStart"/>
+      <w:r>
+        <w:t>provide</w:t>
+      </w:r>
+      <w:proofErr w:type="gramEnd"/>
+      <w:r>
+        <w:t xml:space="preserve"> direct observations at a specific </w:t>
+      </w:r>
+      <w:proofErr w:type="gramStart"/>
+      <w:r>
+        <w:t>location, but</w:t>
+      </w:r>
+      <w:proofErr w:type="gramEnd"/>
+      <w:r>
+        <w:t xml:space="preserve"> are often limited in duration. Hindcast datasets are generated using meteorological forcing and wave models and are useful for obtaining long time series. ERA-based reanalysis data can also be used as a source of wave climate information when a consistent long-term record is needed.</w:t>
+      </w:r>
+    </w:p>
+    <w:p/>
+    <w:p>
+      <w:r>
+        <w:t>For this study, the important point is not only the data source, but also how the wave signal is interpreted and transformed. A long-term record can be used to derive representative and extreme wave conditions, which are then used as input for the stability assessment. In this way, the wave climate at offshore or regional scale can be translated into loading conditions at the actual cable protection location.</w:t>
+      </w:r>
+    </w:p>
+    <w:p/>
+    <w:p>
+      <w:pPr>
+        <w:pStyle w:val="Heading2"/>
+        <w:numPr>
+          <w:ilvl w:val="2"/>
+          <w:numId w:val="3"/>
+        </w:numPr>
+        <w:rPr>
+          <w:b w:val="0"/>
+          <w:sz w:val="24"/>
+          <w:szCs w:val="32"/>
+          <w:lang w:val="en-US"/>
+        </w:rPr>
+      </w:pPr>
+      <w:bookmarkStart w:id="21" w:name="_Toc230025501"/>
+      <w:r>
+        <w:rPr>
+          <w:b w:val="0"/>
+          <w:sz w:val="24"/>
+          <w:szCs w:val="32"/>
+          <w:lang w:val="en-US"/>
+        </w:rPr>
+        <w:t>Statistical description of wave climate</w:t>
+      </w:r>
+      <w:bookmarkEnd w:id="21"/>
+    </w:p>
+    <w:p>
+      <w:r>
+        <w:t>Because sea states are irregular, wave conditions are usually described statistically rather than by a single deterministic wave. The sea surface can be regarded as a random process, and the wave climate is therefore represented using bulk wave parameters that capture the energy level and characteristic time scale of the sea state.</w:t>
+      </w:r>
+    </w:p>
+    <w:p/>
+    <w:p>
+      <w:r>
+        <w:t>The most common wave parameter is the significant wave height </w:t>
+      </w:r>
+      <m:oMath>
+        <m:sSub>
+          <m:sSubPr>
+            <m:ctrlPr>
+              <w:rPr>
+                <w:rFonts w:ascii="Cambria Math" w:hAnsi="Cambria Math"/>
+                <w:lang w:val="nl-NL"/>
+              </w:rPr>
+            </m:ctrlPr>
+          </m:sSubPr>
+          <m:e>
+            <m:r>
+              <w:rPr>
+                <w:rFonts w:ascii="Cambria Math" w:hAnsi="Cambria Math" w:cs="Cambria Math"/>
+                <w:lang w:val="nl-NL"/>
+              </w:rPr>
+              <m:t>H</m:t>
+            </m:r>
+          </m:e>
+          <m:sub>
+            <m:r>
+              <w:rPr>
+                <w:rFonts w:ascii="Cambria Math" w:hAnsi="Cambria Math" w:cs="Cambria Math"/>
+                <w:lang w:val="nl-NL"/>
+              </w:rPr>
+              <m:t>s</m:t>
+            </m:r>
+          </m:sub>
+        </m:sSub>
+      </m:oMath>
+      <w:r>
+        <w:t>, which is defined as the mean wave height of the highest one-third of the waves:</w:t>
+      </w:r>
+    </w:p>
+    <w:p>
+      <w:pPr>
+        <w:rPr>
+          <w:lang w:val="nl-NL"/>
+        </w:rPr>
+      </w:pPr>
+      <m:oMathPara>
+        <m:oMath>
+          <m:sSub>
+            <m:sSubPr>
+              <m:ctrlPr>
+                <w:rPr>
+                  <w:rFonts w:ascii="Cambria Math" w:hAnsi="Cambria Math"/>
+                  <w:lang w:val="nl-NL"/>
+                </w:rPr>
+              </m:ctrlPr>
+            </m:sSubPr>
+            <m:e>
+              <m:r>
+                <w:rPr>
+                  <w:rFonts w:ascii="Cambria Math" w:hAnsi="Cambria Math" w:cs="Cambria Math"/>
+                  <w:lang w:val="nl-NL"/>
+                </w:rPr>
+                <m:t>H</m:t>
+              </m:r>
+            </m:e>
+            <m:sub>
+              <m:r>
+                <w:rPr>
+                  <w:rFonts w:ascii="Cambria Math" w:hAnsi="Cambria Math"/>
+                  <w:lang w:val="nl-NL"/>
+                </w:rPr>
+                <m:t>s</m:t>
+              </m:r>
+            </m:sub>
+          </m:sSub>
+          <m:r>
+            <w:rPr>
+              <w:rFonts w:ascii="Cambria Math" w:hAnsi="Cambria Math"/>
+              <w:lang w:val="nl-NL"/>
+            </w:rPr>
+            <m:t>=</m:t>
+          </m:r>
+          <m:sSub>
+            <m:sSubPr>
+              <m:ctrlPr>
+                <w:rPr>
+                  <w:rFonts w:ascii="Cambria Math" w:hAnsi="Cambria Math"/>
+                  <w:lang w:val="nl-NL"/>
+                </w:rPr>
+              </m:ctrlPr>
+            </m:sSubPr>
+            <m:e>
+              <m:r>
+                <w:rPr>
+                  <w:rFonts w:ascii="Cambria Math" w:hAnsi="Cambria Math" w:cs="Cambria Math"/>
+                  <w:lang w:val="nl-NL"/>
+                </w:rPr>
+                <m:t>H</m:t>
+              </m:r>
+            </m:e>
+            <m:sub>
+              <m:r>
+                <w:rPr>
+                  <w:rFonts w:ascii="Cambria Math" w:hAnsi="Cambria Math"/>
+                  <w:lang w:val="nl-NL"/>
+                </w:rPr>
+                <m:t>1</m:t>
+              </m:r>
+              <m:r>
+                <m:rPr>
+                  <m:sty m:val="p"/>
+                </m:rPr>
+                <w:rPr>
+                  <w:rFonts w:ascii="Cambria Math" w:hAnsi="Cambria Math"/>
+                  <w:lang w:val="nl-NL"/>
+                </w:rPr>
+                <m:t>/</m:t>
+              </m:r>
+              <m:r>
+                <w:rPr>
+                  <w:rFonts w:ascii="Cambria Math" w:hAnsi="Cambria Math"/>
+                  <w:lang w:val="nl-NL"/>
+                </w:rPr>
+                <m:t>3</m:t>
+              </m:r>
+            </m:sub>
+          </m:sSub>
+          <m:r>
+            <m:rPr>
+              <m:sty m:val="p"/>
+            </m:rPr>
+            <w:rPr>
+              <w:lang w:val="nl-NL"/>
+            </w:rPr>
+            <w:br/>
+          </m:r>
+        </m:oMath>
+      </m:oMathPara>
+    </w:p>
+    <w:p>
+      <w:r>
+        <w:t>This definition is widely used because wave heights in a random sea state are approximately Rayleigh distributed under linear wave theory assumptions. In other words, the upper part of the wave-height distribution contains the waves that contribute most strongly to the energy and to the loading of the sea state. For design purposes, </w:t>
+      </w:r>
+      <m:oMath>
+        <m:sSub>
+          <m:sSubPr>
+            <m:ctrlPr>
+              <w:rPr>
+                <w:rFonts w:ascii="Cambria Math" w:hAnsi="Cambria Math"/>
+                <w:lang w:val="nl-NL"/>
+              </w:rPr>
+            </m:ctrlPr>
+          </m:sSubPr>
+          <m:e>
+            <m:r>
+              <w:rPr>
+                <w:rFonts w:ascii="Cambria Math" w:hAnsi="Cambria Math" w:cs="Cambria Math"/>
+                <w:lang w:val="nl-NL"/>
+              </w:rPr>
+              <m:t>H</m:t>
+            </m:r>
+          </m:e>
+          <m:sub>
+            <m:r>
+              <w:rPr>
+                <w:rFonts w:ascii="Cambria Math" w:hAnsi="Cambria Math"/>
+                <w:lang w:val="nl-NL"/>
+              </w:rPr>
+              <m:t>s</m:t>
+            </m:r>
+          </m:sub>
+        </m:sSub>
+      </m:oMath>
+      <w:r>
+        <w:t> is therefore a robust measure of overall wave severity.</w:t>
+      </w:r>
+    </w:p>
+    <w:p>
+      <w:pPr>
+        <w:rPr>
+          <w:lang w:val="nl-NL"/>
+        </w:rPr>
+      </w:pPr>
+      <w:r>
+        <w:rPr>
+          <w:lang w:val="nl-NL"/>
+        </w:rPr>
+        <w:lastRenderedPageBreak/>
+        <w:t>A spectral alternative is:</w:t>
+      </w:r>
+    </w:p>
+    <w:p>
+      <w:pPr>
+        <w:rPr>
+          <w:lang w:val="nl-NL"/>
+        </w:rPr>
+      </w:pPr>
+      <m:oMathPara>
+        <m:oMath>
+          <m:sSub>
+            <m:sSubPr>
+              <m:ctrlPr>
+                <w:rPr>
+                  <w:rFonts w:ascii="Cambria Math" w:hAnsi="Cambria Math"/>
+                  <w:lang w:val="nl-NL"/>
+                </w:rPr>
+              </m:ctrlPr>
+            </m:sSubPr>
+            <m:e>
+              <m:r>
+                <w:rPr>
+                  <w:rFonts w:ascii="Cambria Math" w:hAnsi="Cambria Math" w:cs="Cambria Math"/>
+                  <w:lang w:val="nl-NL"/>
+                </w:rPr>
+                <m:t>H</m:t>
+              </m:r>
+            </m:e>
+            <m:sub>
+              <m:r>
+                <w:rPr>
+                  <w:rFonts w:ascii="Cambria Math" w:hAnsi="Cambria Math" w:cs="Cambria Math"/>
+                  <w:lang w:val="nl-NL"/>
+                </w:rPr>
+                <m:t>m</m:t>
+              </m:r>
+              <m:r>
+                <w:rPr>
+                  <w:rFonts w:ascii="Cambria Math" w:hAnsi="Cambria Math"/>
+                  <w:lang w:val="nl-NL"/>
+                </w:rPr>
+                <m:t>0</m:t>
+              </m:r>
+            </m:sub>
+          </m:sSub>
+          <m:r>
+            <w:rPr>
+              <w:rFonts w:ascii="Cambria Math" w:hAnsi="Cambria Math"/>
+              <w:lang w:val="nl-NL"/>
+            </w:rPr>
+            <m:t>=4</m:t>
+          </m:r>
+          <m:rad>
+            <m:radPr>
+              <m:degHide m:val="1"/>
+              <m:ctrlPr>
+                <w:rPr>
+                  <w:rFonts w:ascii="Cambria Math" w:hAnsi="Cambria Math"/>
+                  <w:lang w:val="nl-NL"/>
+                </w:rPr>
+              </m:ctrlPr>
+            </m:radPr>
+            <m:deg/>
+            <m:e>
+              <m:sSub>
+                <m:sSubPr>
+                  <m:ctrlPr>
+                    <w:rPr>
+                      <w:rFonts w:ascii="Cambria Math" w:hAnsi="Cambria Math"/>
+                      <w:lang w:val="nl-NL"/>
+                    </w:rPr>
+                  </m:ctrlPr>
+                </m:sSubPr>
+                <m:e>
+                  <m:r>
+                    <w:rPr>
+                      <w:rFonts w:ascii="Cambria Math" w:hAnsi="Cambria Math" w:cs="Cambria Math"/>
+                      <w:lang w:val="nl-NL"/>
+                    </w:rPr>
+                    <m:t>m</m:t>
+                  </m:r>
+                </m:e>
+                <m:sub>
+                  <m:r>
+                    <w:rPr>
+                      <w:rFonts w:ascii="Cambria Math" w:hAnsi="Cambria Math"/>
+                      <w:lang w:val="nl-NL"/>
+                    </w:rPr>
+                    <m:t>0</m:t>
+                  </m:r>
+                </m:sub>
+              </m:sSub>
+            </m:e>
+          </m:rad>
+          <m:r>
+            <m:rPr>
+              <m:sty m:val="p"/>
+            </m:rPr>
+            <w:rPr>
+              <w:lang w:val="nl-NL"/>
+            </w:rPr>
+            <w:br/>
+          </m:r>
+        </m:oMath>
+      </m:oMathPara>
+    </w:p>
+    <w:p>
+      <w:r>
+        <w:t>where </w:t>
+      </w:r>
+      <m:oMath>
+        <m:sSub>
+          <m:sSubPr>
+            <m:ctrlPr>
+              <w:rPr>
+                <w:rFonts w:ascii="Cambria Math" w:hAnsi="Cambria Math"/>
+                <w:lang w:val="nl-NL"/>
+              </w:rPr>
+            </m:ctrlPr>
+          </m:sSubPr>
+          <m:e>
+            <m:r>
+              <w:rPr>
+                <w:rFonts w:ascii="Cambria Math" w:hAnsi="Cambria Math" w:cs="Cambria Math"/>
+                <w:lang w:val="nl-NL"/>
+              </w:rPr>
+              <m:t>m</m:t>
+            </m:r>
+          </m:e>
+          <m:sub>
+            <m:r>
+              <w:rPr>
+                <w:rFonts w:ascii="Cambria Math" w:hAnsi="Cambria Math"/>
+              </w:rPr>
+              <m:t>0</m:t>
+            </m:r>
+          </m:sub>
+        </m:sSub>
+      </m:oMath>
+      <w:r>
+        <w:t> is the zeroth spectral moment. For a narrow-banded wave field, </w:t>
+      </w:r>
+      <m:oMath>
+        <m:sSub>
+          <m:sSubPr>
+            <m:ctrlPr>
+              <w:rPr>
+                <w:rFonts w:ascii="Cambria Math" w:hAnsi="Cambria Math"/>
+                <w:lang w:val="nl-NL"/>
+              </w:rPr>
+            </m:ctrlPr>
+          </m:sSubPr>
+          <m:e>
+            <m:r>
+              <w:rPr>
+                <w:rFonts w:ascii="Cambria Math" w:hAnsi="Cambria Math" w:cs="Cambria Math"/>
+                <w:lang w:val="nl-NL"/>
+              </w:rPr>
+              <m:t>H</m:t>
+            </m:r>
+          </m:e>
+          <m:sub>
+            <m:r>
+              <w:rPr>
+                <w:rFonts w:ascii="Cambria Math" w:hAnsi="Cambria Math" w:cs="Cambria Math"/>
+                <w:lang w:val="nl-NL"/>
+              </w:rPr>
+              <m:t>m</m:t>
+            </m:r>
+            <m:r>
+              <w:rPr>
+                <w:rFonts w:ascii="Cambria Math" w:hAnsi="Cambria Math"/>
+              </w:rPr>
+              <m:t>0</m:t>
+            </m:r>
+          </m:sub>
+        </m:sSub>
+      </m:oMath>
+      <w:r>
+        <w:t> is approximately equal to </w:t>
+      </w:r>
+      <m:oMath>
+        <m:sSub>
+          <m:sSubPr>
+            <m:ctrlPr>
+              <w:rPr>
+                <w:rFonts w:ascii="Cambria Math" w:hAnsi="Cambria Math"/>
+                <w:lang w:val="nl-NL"/>
+              </w:rPr>
+            </m:ctrlPr>
+          </m:sSubPr>
+          <m:e>
+            <m:r>
+              <w:rPr>
+                <w:rFonts w:ascii="Cambria Math" w:hAnsi="Cambria Math" w:cs="Cambria Math"/>
+                <w:lang w:val="nl-NL"/>
+              </w:rPr>
+              <m:t>H</m:t>
+            </m:r>
+          </m:e>
+          <m:sub>
+            <m:r>
+              <w:rPr>
+                <w:rFonts w:ascii="Cambria Math" w:hAnsi="Cambria Math"/>
+                <w:lang w:val="nl-NL"/>
+              </w:rPr>
+              <m:t>s</m:t>
+            </m:r>
+          </m:sub>
+        </m:sSub>
+      </m:oMath>
+      <w:r>
+        <w:t>. This is useful because it allows wave height to be determined either from time-domain wave records or from a wave spectrum.</w:t>
+      </w:r>
+    </w:p>
+    <w:p/>
+    <w:p>
+      <w:pPr>
+        <w:rPr>
+          <w:lang w:val="nl-NL"/>
+        </w:rPr>
+      </w:pPr>
+      <w:r>
+        <w:t xml:space="preserve">For long-term design, the statistical wave climate can be derived in different ways. </w:t>
+      </w:r>
+      <w:r>
+        <w:rPr>
+          <w:lang w:val="nl-NL"/>
+        </w:rPr>
+        <w:t>Two common approaches are:</w:t>
+      </w:r>
+    </w:p>
+    <w:p>
+      <w:pPr>
+        <w:numPr>
+          <w:ilvl w:val="0"/>
+          <w:numId w:val="24"/>
+        </w:numPr>
+      </w:pPr>
+      <w:r>
+        <w:t xml:space="preserve">the annual maxima method, in which the largest event in each year is </w:t>
+      </w:r>
+      <w:proofErr w:type="spellStart"/>
+      <w:r>
+        <w:t>analysed</w:t>
+      </w:r>
+      <w:proofErr w:type="spellEnd"/>
+      <w:r>
+        <w:t>.</w:t>
+      </w:r>
+    </w:p>
+    <w:p>
+      <w:pPr>
+        <w:numPr>
+          <w:ilvl w:val="0"/>
+          <w:numId w:val="24"/>
+        </w:numPr>
+      </w:pPr>
+      <w:r>
+        <w:t>the peak-over-threshold method, in which all independent wave events above a chosen threshold are used.</w:t>
+      </w:r>
+    </w:p>
+    <w:p/>
+    <w:p>
+      <w:r>
+        <w:t>The annual maxima method is simple and widely used in extreme value analysis. The peak-over-threshold method makes more efficient use of the available data and is often preferable when a sufficiently long record is available. Both methods can be applied to measured, hindcast, or ERA-based wave series.</w:t>
+      </w:r>
+    </w:p>
+    <w:p/>
+    <w:p>
+      <w:pPr>
+        <w:pStyle w:val="Heading2"/>
+        <w:numPr>
+          <w:ilvl w:val="2"/>
+          <w:numId w:val="3"/>
+        </w:numPr>
+        <w:rPr>
+          <w:b w:val="0"/>
+          <w:sz w:val="24"/>
+          <w:szCs w:val="32"/>
+          <w:lang w:val="en-US"/>
+        </w:rPr>
+      </w:pPr>
+      <w:bookmarkStart w:id="22" w:name="_Toc230025502"/>
+      <w:r>
+        <w:rPr>
+          <w:b w:val="0"/>
+          <w:sz w:val="24"/>
+          <w:szCs w:val="32"/>
+          <w:lang w:val="en-US"/>
+        </w:rPr>
+        <w:t>Wave periods and characteristic time scale</w:t>
+      </w:r>
+      <w:bookmarkEnd w:id="22"/>
+    </w:p>
+    <w:p>
+      <w:r>
+        <w:t>Besides wave height, the wave period is essential because it determines wavelength, wave speed, and the vertical extent of orbital motion near the seabed. The two most relevant periods in this thesis are the peak period </w:t>
+      </w:r>
+      <m:oMath>
+        <m:sSub>
+          <m:sSubPr>
+            <m:ctrlPr>
+              <w:rPr>
+                <w:rFonts w:ascii="Cambria Math" w:hAnsi="Cambria Math"/>
+                <w:lang w:val="nl-NL"/>
+              </w:rPr>
+            </m:ctrlPr>
+          </m:sSubPr>
+          <m:e>
+            <m:r>
+              <w:rPr>
+                <w:rFonts w:ascii="Cambria Math" w:hAnsi="Cambria Math" w:cs="Cambria Math"/>
+                <w:lang w:val="nl-NL"/>
+              </w:rPr>
+              <m:t>T</m:t>
+            </m:r>
+          </m:e>
+          <m:sub>
+            <m:r>
+              <w:rPr>
+                <w:rFonts w:ascii="Cambria Math" w:hAnsi="Cambria Math"/>
+                <w:lang w:val="nl-NL"/>
+              </w:rPr>
+              <m:t>p</m:t>
+            </m:r>
+          </m:sub>
+        </m:sSub>
+      </m:oMath>
+      <w:r>
+        <w:t> and the spectral mean period </w:t>
+      </w:r>
+      <m:oMath>
+        <m:sSub>
+          <m:sSubPr>
+            <m:ctrlPr>
+              <w:rPr>
+                <w:rFonts w:ascii="Cambria Math" w:hAnsi="Cambria Math"/>
+                <w:lang w:val="nl-NL"/>
+              </w:rPr>
+            </m:ctrlPr>
+          </m:sSubPr>
+          <m:e>
+            <m:r>
+              <w:rPr>
+                <w:rFonts w:ascii="Cambria Math" w:hAnsi="Cambria Math"/>
+                <w:lang w:val="nl-NL"/>
+              </w:rPr>
+              <m:t>T</m:t>
+            </m:r>
+          </m:e>
+          <m:sub>
+            <m:r>
+              <w:rPr>
+                <w:rFonts w:ascii="Cambria Math" w:hAnsi="Cambria Math"/>
+              </w:rPr>
+              <m:t>m-1,0</m:t>
+            </m:r>
+          </m:sub>
+        </m:sSub>
+      </m:oMath>
+      <w:r>
+        <w:t>.</w:t>
+      </w:r>
+    </w:p>
+    <w:p/>
+    <w:p>
+      <w:r>
+        <w:t>The peak period </w:t>
+      </w:r>
+      <m:oMath>
+        <m:sSub>
+          <m:sSubPr>
+            <m:ctrlPr>
+              <w:rPr>
+                <w:rFonts w:ascii="Cambria Math" w:hAnsi="Cambria Math"/>
+                <w:lang w:val="nl-NL"/>
+              </w:rPr>
+            </m:ctrlPr>
+          </m:sSubPr>
+          <m:e>
+            <m:r>
+              <w:rPr>
+                <w:rFonts w:ascii="Cambria Math" w:hAnsi="Cambria Math" w:cs="Cambria Math"/>
+                <w:lang w:val="nl-NL"/>
+              </w:rPr>
+              <m:t>T</m:t>
+            </m:r>
+          </m:e>
+          <m:sub>
+            <m:r>
+              <w:rPr>
+                <w:rFonts w:ascii="Cambria Math" w:hAnsi="Cambria Math"/>
+                <w:lang w:val="nl-NL"/>
+              </w:rPr>
+              <m:t>p</m:t>
+            </m:r>
+          </m:sub>
+        </m:sSub>
+      </m:oMath>
+      <w:r>
+        <w:t> corresponds to the frequency at which the wave spectrum is maximal. It identifies the dominant energy-containing waves in the sea state and is therefore important for wave transformation and near-bed kinematics.</w:t>
+      </w:r>
+    </w:p>
+    <w:p/>
+    <w:p>
+      <w:r>
+        <w:t>The mean spectral period </w:t>
+      </w:r>
+      <m:oMath>
+        <m:sSub>
+          <m:sSubPr>
+            <m:ctrlPr>
+              <w:rPr>
+                <w:rFonts w:ascii="Cambria Math" w:hAnsi="Cambria Math"/>
+                <w:lang w:val="nl-NL"/>
+              </w:rPr>
+            </m:ctrlPr>
+          </m:sSubPr>
+          <m:e>
+            <m:r>
+              <w:rPr>
+                <w:rFonts w:ascii="Cambria Math" w:hAnsi="Cambria Math" w:cs="Cambria Math"/>
+                <w:lang w:val="nl-NL"/>
+              </w:rPr>
+              <m:t>T</m:t>
+            </m:r>
+          </m:e>
+          <m:sub>
+            <m:r>
+              <w:rPr>
+                <w:rFonts w:ascii="Cambria Math" w:hAnsi="Cambria Math"/>
+              </w:rPr>
+              <m:t>m-1,0</m:t>
+            </m:r>
+          </m:sub>
+        </m:sSub>
+      </m:oMath>
+      <w:r>
+        <w:t> is defined as:</w:t>
+      </w:r>
+    </w:p>
+    <w:p>
+      <w:pPr>
+        <w:rPr>
+          <w:lang w:val="nl-NL"/>
+        </w:rPr>
+      </w:pPr>
+      <m:oMathPara>
+        <m:oMath>
+          <m:sSub>
+            <m:sSubPr>
+              <m:ctrlPr>
+                <w:rPr>
+                  <w:rFonts w:ascii="Cambria Math" w:hAnsi="Cambria Math"/>
+                  <w:lang w:val="nl-NL"/>
+                </w:rPr>
+              </m:ctrlPr>
+            </m:sSubPr>
+            <m:e>
+              <m:r>
+                <w:rPr>
+                  <w:rFonts w:ascii="Cambria Math" w:hAnsi="Cambria Math" w:cs="Cambria Math"/>
+                  <w:lang w:val="nl-NL"/>
+                </w:rPr>
+                <m:t>T</m:t>
+              </m:r>
+            </m:e>
+            <m:sub>
+              <m:r>
+                <w:rPr>
+                  <w:rFonts w:ascii="Cambria Math" w:hAnsi="Cambria Math"/>
+                  <w:lang w:val="nl-NL"/>
+                </w:rPr>
+                <m:t>m-1,0</m:t>
+              </m:r>
+            </m:sub>
+          </m:sSub>
+          <m:r>
+            <w:rPr>
+              <w:rFonts w:ascii="Cambria Math" w:hAnsi="Cambria Math"/>
+              <w:lang w:val="nl-NL"/>
+            </w:rPr>
+            <m:t>=</m:t>
+          </m:r>
+          <m:f>
+            <m:fPr>
+              <m:ctrlPr>
+                <w:rPr>
+                  <w:rFonts w:ascii="Cambria Math" w:hAnsi="Cambria Math"/>
+                  <w:lang w:val="nl-NL"/>
+                </w:rPr>
+              </m:ctrlPr>
+            </m:fPr>
+            <m:num>
+              <m:sSub>
+                <m:sSubPr>
+                  <m:ctrlPr>
+                    <w:rPr>
+                      <w:rFonts w:ascii="Cambria Math" w:hAnsi="Cambria Math"/>
+                      <w:lang w:val="nl-NL"/>
+                    </w:rPr>
+                  </m:ctrlPr>
+                </m:sSubPr>
+                <m:e>
+                  <m:r>
+                    <w:rPr>
+                      <w:rFonts w:ascii="Cambria Math" w:hAnsi="Cambria Math" w:cs="Cambria Math"/>
+                      <w:lang w:val="nl-NL"/>
+                    </w:rPr>
+                    <m:t>m</m:t>
+                  </m:r>
+                </m:e>
+                <m:sub>
+                  <m:r>
+                    <w:rPr>
+                      <w:rFonts w:ascii="Cambria Math" w:hAnsi="Cambria Math"/>
+                      <w:lang w:val="nl-NL"/>
+                    </w:rPr>
+                    <m:t>-1</m:t>
+                  </m:r>
+                </m:sub>
+              </m:sSub>
+            </m:num>
+            <m:den>
+              <m:sSub>
+                <m:sSubPr>
+                  <m:ctrlPr>
+                    <w:rPr>
+                      <w:rFonts w:ascii="Cambria Math" w:hAnsi="Cambria Math"/>
+                      <w:lang w:val="nl-NL"/>
+                    </w:rPr>
+                  </m:ctrlPr>
+                </m:sSubPr>
+                <m:e>
+                  <m:r>
+                    <w:rPr>
+                      <w:rFonts w:ascii="Cambria Math" w:hAnsi="Cambria Math"/>
+                      <w:lang w:val="nl-NL"/>
+                    </w:rPr>
+                    <m:t>m</m:t>
+                  </m:r>
+                </m:e>
+                <m:sub>
+                  <m:r>
+                    <w:rPr>
+                      <w:rFonts w:ascii="Cambria Math" w:hAnsi="Cambria Math"/>
+                      <w:lang w:val="nl-NL"/>
+                    </w:rPr>
+                    <m:t>0</m:t>
+                  </m:r>
+                </m:sub>
+              </m:sSub>
+            </m:den>
+          </m:f>
+          <m:r>
+            <m:rPr>
+              <m:sty m:val="p"/>
+            </m:rPr>
+            <w:rPr>
+              <w:lang w:val="nl-NL"/>
+            </w:rPr>
+            <w:br/>
+          </m:r>
+        </m:oMath>
+      </m:oMathPara>
+    </w:p>
+    <w:p>
+      <w:r>
+        <w:t>where </w:t>
+      </w:r>
+      <m:oMath>
+        <m:sSub>
+          <m:sSubPr>
+            <m:ctrlPr>
+              <w:rPr>
+                <w:rFonts w:ascii="Cambria Math" w:hAnsi="Cambria Math"/>
+                <w:lang w:val="nl-NL"/>
+              </w:rPr>
+            </m:ctrlPr>
+          </m:sSubPr>
+          <m:e>
+            <m:r>
+              <w:rPr>
+                <w:rFonts w:ascii="Cambria Math" w:hAnsi="Cambria Math" w:cs="Cambria Math"/>
+                <w:lang w:val="nl-NL"/>
+              </w:rPr>
+              <m:t>m</m:t>
+            </m:r>
+          </m:e>
+          <m:sub>
+            <m:r>
+              <w:rPr>
+                <w:rFonts w:ascii="Cambria Math" w:hAnsi="Cambria Math"/>
+              </w:rPr>
+              <m:t>-1</m:t>
+            </m:r>
+          </m:sub>
+        </m:sSub>
+      </m:oMath>
+      <w:r>
+        <w:t> and </w:t>
+      </w:r>
+      <m:oMath>
+        <m:sSub>
+          <m:sSubPr>
+            <m:ctrlPr>
+              <w:rPr>
+                <w:rFonts w:ascii="Cambria Math" w:hAnsi="Cambria Math"/>
+                <w:lang w:val="nl-NL"/>
+              </w:rPr>
+            </m:ctrlPr>
+          </m:sSubPr>
+          <m:e>
+            <m:r>
+              <w:rPr>
+                <w:rFonts w:ascii="Cambria Math" w:hAnsi="Cambria Math" w:cs="Cambria Math"/>
+                <w:lang w:val="nl-NL"/>
+              </w:rPr>
+              <m:t>m</m:t>
+            </m:r>
+          </m:e>
+          <m:sub>
+            <m:r>
+              <w:rPr>
+                <w:rFonts w:ascii="Cambria Math" w:hAnsi="Cambria Math"/>
+              </w:rPr>
+              <m:t>0</m:t>
+            </m:r>
+          </m:sub>
+        </m:sSub>
+      </m:oMath>
+      <w:r>
+        <w:t> are spectral moments. This parameter is useful because it represents the average energetic time scale of the wave field and is often more stable than the peak period when the spectrum is broad or irregular.</w:t>
+      </w:r>
+    </w:p>
+    <w:p/>
+    <w:p>
+      <w:r>
+        <w:t>In practical terms, wave period matters because a longer period wave has a longer wavelength and a larger orbital reach. For the same wave height, this can change the amount of motion felt by the seabed and therefore the stability demand on the rock protection.</w:t>
+      </w:r>
+    </w:p>
+    <w:p>
+      <w:r>
+        <w:br w:type="page"/>
+      </w:r>
+    </w:p>
+    <w:p>
+      <w:pPr>
+        <w:pStyle w:val="Heading2"/>
+        <w:numPr>
+          <w:ilvl w:val="2"/>
+          <w:numId w:val="3"/>
+        </w:numPr>
+        <w:rPr>
+          <w:b w:val="0"/>
+          <w:sz w:val="24"/>
+          <w:szCs w:val="32"/>
+          <w:lang w:val="en-US"/>
+        </w:rPr>
+      </w:pPr>
+      <w:bookmarkStart w:id="23" w:name="_Toc230025503"/>
+      <w:r>
+        <w:rPr>
+          <w:b w:val="0"/>
+          <w:sz w:val="24"/>
+          <w:szCs w:val="32"/>
+          <w:lang w:val="en-US"/>
+        </w:rPr>
+        <w:lastRenderedPageBreak/>
+        <w:t>Linear wave theory</w:t>
+      </w:r>
+      <w:bookmarkEnd w:id="23"/>
+    </w:p>
+    <w:p>
+      <w:r>
+        <w:t>Once the statistical wave climate has been established, linear wave theory can be used to translate the offshore or boundary wave conditions into local wave kinematics. The theory assumes small wave steepness and provides a first-order description of the wave field that is suitable for engineering calculations.</w:t>
+      </w:r>
+    </w:p>
+    <w:p/>
+    <w:p>
+      <w:r>
+        <w:t>The basic wave relations are:</w:t>
+      </w:r>
+    </w:p>
+    <w:p>
+      <w:pPr>
+        <w:rPr>
+          <w:lang w:val="nl-NL"/>
+        </w:rPr>
+      </w:pPr>
+      <m:oMathPara>
+        <m:oMath>
+          <m:r>
+            <w:rPr>
+              <w:rFonts w:ascii="Cambria Math" w:hAnsi="Cambria Math"/>
+            </w:rPr>
+            <m:t xml:space="preserve">ω </m:t>
+          </m:r>
+          <m:r>
+            <w:rPr>
+              <w:rFonts w:ascii="Cambria Math" w:hAnsi="Cambria Math"/>
+              <w:lang w:val="nl-NL"/>
+            </w:rPr>
+            <m:t>=</m:t>
+          </m:r>
+          <m:f>
+            <m:fPr>
+              <m:ctrlPr>
+                <w:rPr>
+                  <w:rFonts w:ascii="Cambria Math" w:hAnsi="Cambria Math"/>
+                  <w:lang w:val="nl-NL"/>
+                </w:rPr>
+              </m:ctrlPr>
+            </m:fPr>
+            <m:num>
+              <m:r>
+                <w:rPr>
+                  <w:rFonts w:ascii="Cambria Math" w:hAnsi="Cambria Math"/>
+                  <w:lang w:val="nl-NL"/>
+                </w:rPr>
+                <m:t>2</m:t>
+              </m:r>
+              <m:r>
+                <w:rPr>
+                  <w:rFonts w:ascii="Cambria Math" w:hAnsi="Cambria Math" w:cs="Cambria Math"/>
+                  <w:lang w:val="nl-NL"/>
+                </w:rPr>
+                <m:t>π</m:t>
+              </m:r>
+            </m:num>
+            <m:den>
+              <m:r>
+                <w:rPr>
+                  <w:rFonts w:ascii="Cambria Math" w:hAnsi="Cambria Math" w:cs="Cambria Math"/>
+                  <w:lang w:val="nl-NL"/>
+                </w:rPr>
+                <m:t>T</m:t>
+              </m:r>
+            </m:den>
+          </m:f>
+          <m:r>
+            <m:rPr>
+              <m:sty m:val="p"/>
+            </m:rPr>
+            <w:rPr>
+              <w:lang w:val="nl-NL"/>
+            </w:rPr>
+            <w:br/>
+          </m:r>
+        </m:oMath>
+      </m:oMathPara>
+    </w:p>
+    <w:p>
+      <w:pPr>
+        <w:rPr>
+          <w:lang w:val="nl-NL"/>
+        </w:rPr>
+      </w:pPr>
+      <m:oMathPara>
+        <m:oMath>
+          <m:r>
+            <w:rPr>
+              <w:rFonts w:ascii="Cambria Math" w:hAnsi="Cambria Math" w:cs="Cambria Math"/>
+              <w:lang w:val="nl-NL"/>
+            </w:rPr>
+            <m:t xml:space="preserve">k </m:t>
+          </m:r>
+          <m:r>
+            <w:rPr>
+              <w:rFonts w:ascii="Cambria Math" w:hAnsi="Cambria Math"/>
+              <w:lang w:val="nl-NL"/>
+            </w:rPr>
+            <m:t>=</m:t>
+          </m:r>
+          <m:f>
+            <m:fPr>
+              <m:ctrlPr>
+                <w:rPr>
+                  <w:rFonts w:ascii="Cambria Math" w:hAnsi="Cambria Math"/>
+                  <w:lang w:val="nl-NL"/>
+                </w:rPr>
+              </m:ctrlPr>
+            </m:fPr>
+            <m:num>
+              <m:r>
+                <w:rPr>
+                  <w:rFonts w:ascii="Cambria Math" w:hAnsi="Cambria Math"/>
+                  <w:lang w:val="nl-NL"/>
+                </w:rPr>
+                <m:t>2</m:t>
+              </m:r>
+              <m:r>
+                <w:rPr>
+                  <w:rFonts w:ascii="Cambria Math" w:hAnsi="Cambria Math" w:cs="Cambria Math"/>
+                  <w:lang w:val="nl-NL"/>
+                </w:rPr>
+                <m:t>π</m:t>
+              </m:r>
+            </m:num>
+            <m:den>
+              <m:r>
+                <w:rPr>
+                  <w:rFonts w:ascii="Cambria Math" w:hAnsi="Cambria Math"/>
+                  <w:lang w:val="nl-NL"/>
+                </w:rPr>
+                <m:t>L</m:t>
+              </m:r>
+            </m:den>
+          </m:f>
+          <m:r>
+            <m:rPr>
+              <m:sty m:val="p"/>
+            </m:rPr>
+            <w:rPr>
+              <w:lang w:val="nl-NL"/>
+            </w:rPr>
+            <w:br/>
+          </m:r>
+        </m:oMath>
+      </m:oMathPara>
+    </w:p>
+    <w:p>
+      <w:pPr>
+        <w:rPr>
+          <w:lang w:val="nl-NL"/>
+        </w:rPr>
+      </w:pPr>
+      <m:oMathPara>
+        <m:oMath>
+          <m:sSup>
+            <m:sSupPr>
+              <m:ctrlPr>
+                <w:rPr>
+                  <w:rFonts w:ascii="Cambria Math" w:hAnsi="Cambria Math"/>
+                  <w:lang w:val="nl-NL"/>
+                </w:rPr>
+              </m:ctrlPr>
+            </m:sSupPr>
+            <m:e>
+              <m:r>
+                <w:rPr>
+                  <w:rFonts w:ascii="Cambria Math" w:hAnsi="Cambria Math"/>
+                </w:rPr>
+                <m:t>ω</m:t>
+              </m:r>
+            </m:e>
+            <m:sup>
+              <m:r>
+                <w:rPr>
+                  <w:rFonts w:ascii="Cambria Math" w:hAnsi="Cambria Math"/>
+                  <w:lang w:val="nl-NL"/>
+                </w:rPr>
+                <m:t>2</m:t>
+              </m:r>
+            </m:sup>
+          </m:sSup>
+          <m:r>
+            <w:rPr>
+              <w:rFonts w:ascii="Cambria Math" w:hAnsi="Cambria Math"/>
+              <w:lang w:val="nl-NL"/>
+            </w:rPr>
+            <m:t>=</m:t>
+          </m:r>
+          <m:r>
+            <w:rPr>
+              <w:rFonts w:ascii="Cambria Math" w:hAnsi="Cambria Math" w:cs="Cambria Math"/>
+              <w:lang w:val="nl-NL"/>
+            </w:rPr>
+            <m:t>gk</m:t>
+          </m:r>
+          <m:r>
+            <m:rPr>
+              <m:sty m:val="p"/>
+            </m:rPr>
+            <w:rPr>
+              <w:rFonts w:ascii="Cambria Math" w:hAnsi="Cambria Math"/>
+              <w:lang w:val="nl-NL"/>
+            </w:rPr>
+            <m:t>tanh</m:t>
+          </m:r>
+          <m:r>
+            <w:rPr>
+              <w:rFonts w:ascii="Cambria Math" w:hAnsi="Cambria Math"/>
+              <w:lang w:val="nl-NL"/>
+            </w:rPr>
+            <m:t>⁡(</m:t>
+          </m:r>
+          <m:r>
+            <w:rPr>
+              <w:rFonts w:ascii="Cambria Math" w:hAnsi="Cambria Math" w:cs="Cambria Math"/>
+              <w:lang w:val="nl-NL"/>
+            </w:rPr>
+            <m:t>k</m:t>
+          </m:r>
+          <m:r>
+            <w:rPr>
+              <w:rFonts w:ascii="Cambria Math" w:hAnsi="Cambria Math"/>
+              <w:lang w:val="nl-NL"/>
+            </w:rPr>
+            <m:t>h)</m:t>
+          </m:r>
+          <m:r>
+            <m:rPr>
+              <m:sty m:val="p"/>
+            </m:rPr>
+            <w:rPr>
+              <w:lang w:val="nl-NL"/>
+            </w:rPr>
+            <w:br/>
+          </m:r>
+        </m:oMath>
+      </m:oMathPara>
+    </w:p>
+    <w:p>
+      <w:r>
+        <w:t>where </w:t>
+      </w:r>
+      <m:oMath>
+        <m:r>
+          <w:rPr>
+            <w:rFonts w:ascii="Cambria Math" w:hAnsi="Cambria Math"/>
+          </w:rPr>
+          <m:t xml:space="preserve">ω </m:t>
+        </m:r>
+      </m:oMath>
+      <w:r>
+        <w:t> is angular frequency, </w:t>
+      </w:r>
+      <m:oMath>
+        <m:r>
+          <w:rPr>
+            <w:rFonts w:ascii="Cambria Math" w:hAnsi="Cambria Math"/>
+          </w:rPr>
+          <m:t>k</m:t>
+        </m:r>
+      </m:oMath>
+      <w:r>
+        <w:t> is wave number, </w:t>
+      </w:r>
+      <m:oMath>
+        <m:r>
+          <w:rPr>
+            <w:rFonts w:ascii="Cambria Math" w:hAnsi="Cambria Math"/>
+          </w:rPr>
+          <m:t>L</m:t>
+        </m:r>
+      </m:oMath>
+      <w:r>
+        <w:t> is wavelength, </w:t>
+      </w:r>
+      <m:oMath>
+        <m:r>
+          <w:rPr>
+            <w:rFonts w:ascii="Cambria Math" w:hAnsi="Cambria Math"/>
+          </w:rPr>
+          <m:t>g</m:t>
+        </m:r>
+      </m:oMath>
+      <w:r>
+        <w:t> is gravitational acceleration, and </w:t>
+      </w:r>
+      <m:oMath>
+        <m:r>
+          <w:rPr>
+            <w:rFonts w:ascii="Cambria Math" w:hAnsi="Cambria Math"/>
+          </w:rPr>
+          <m:t>h</m:t>
+        </m:r>
+      </m:oMath>
+      <w:r>
+        <w:t> is water depth.</w:t>
+      </w:r>
+    </w:p>
+    <w:p/>
+    <w:p>
+      <w:pPr>
+        <w:rPr>
+          <w:lang w:val="nl-NL"/>
+        </w:rPr>
+      </w:pPr>
+      <w:r>
+        <w:rPr>
+          <w:lang w:val="nl-NL"/>
+        </w:rPr>
+        <w:t>The wave celerity is:</w:t>
+      </w:r>
+    </w:p>
+    <w:p>
+      <w:pPr>
+        <w:rPr>
+          <w:lang w:val="nl-NL"/>
+        </w:rPr>
+      </w:pPr>
+      <m:oMathPara>
+        <m:oMath>
+          <m:r>
+            <w:rPr>
+              <w:rFonts w:ascii="Cambria Math" w:hAnsi="Cambria Math" w:cs="Cambria Math"/>
+              <w:lang w:val="nl-NL"/>
+            </w:rPr>
+            <m:t>c</m:t>
+          </m:r>
+          <m:r>
+            <w:rPr>
+              <w:rFonts w:ascii="Cambria Math" w:hAnsi="Cambria Math"/>
+              <w:lang w:val="nl-NL"/>
+            </w:rPr>
+            <m:t>=</m:t>
+          </m:r>
+          <m:f>
+            <m:fPr>
+              <m:ctrlPr>
+                <w:rPr>
+                  <w:rFonts w:ascii="Cambria Math" w:hAnsi="Cambria Math"/>
+                  <w:lang w:val="nl-NL"/>
+                </w:rPr>
+              </m:ctrlPr>
+            </m:fPr>
+            <m:num>
+              <m:r>
+                <w:rPr>
+                  <w:rFonts w:ascii="Cambria Math" w:hAnsi="Cambria Math" w:cs="Cambria Math"/>
+                  <w:lang w:val="nl-NL"/>
+                </w:rPr>
+                <m:t>L</m:t>
+              </m:r>
+            </m:num>
+            <m:den>
+              <m:r>
+                <w:rPr>
+                  <w:rFonts w:ascii="Cambria Math" w:hAnsi="Cambria Math" w:cs="Cambria Math"/>
+                  <w:lang w:val="nl-NL"/>
+                </w:rPr>
+                <m:t>T</m:t>
+              </m:r>
+            </m:den>
+          </m:f>
+          <m:r>
+            <w:rPr>
+              <w:rFonts w:ascii="Cambria Math" w:hAnsi="Cambria Math"/>
+              <w:lang w:val="nl-NL"/>
+            </w:rPr>
+            <m:t>=</m:t>
+          </m:r>
+          <m:f>
+            <m:fPr>
+              <m:ctrlPr>
+                <w:rPr>
+                  <w:rFonts w:ascii="Cambria Math" w:hAnsi="Cambria Math"/>
+                  <w:lang w:val="nl-NL"/>
+                </w:rPr>
+              </m:ctrlPr>
+            </m:fPr>
+            <m:num>
+              <m:r>
+                <w:rPr>
+                  <w:rFonts w:ascii="Cambria Math" w:hAnsi="Cambria Math"/>
+                </w:rPr>
+                <m:t xml:space="preserve">ω </m:t>
+              </m:r>
+            </m:num>
+            <m:den>
+              <m:r>
+                <w:rPr>
+                  <w:rFonts w:ascii="Cambria Math" w:hAnsi="Cambria Math" w:cs="Cambria Math"/>
+                  <w:lang w:val="nl-NL"/>
+                </w:rPr>
+                <m:t>k</m:t>
+              </m:r>
+            </m:den>
+          </m:f>
+          <m:r>
+            <m:rPr>
+              <m:sty m:val="p"/>
+            </m:rPr>
+            <w:rPr>
+              <w:lang w:val="nl-NL"/>
+            </w:rPr>
+            <w:br/>
+          </m:r>
+        </m:oMath>
+      </m:oMathPara>
+    </w:p>
+    <w:p>
+      <w:r>
+        <w:t>In deep water, wave speed is mainly controlled by the wave period. In shallow water, wave speed becomes increasingly dependent on depth and approaches:</w:t>
+      </w:r>
+    </w:p>
+    <w:p>
+      <w:pPr>
+        <w:rPr>
+          <w:lang w:val="nl-NL"/>
+        </w:rPr>
+      </w:pPr>
+      <m:oMathPara>
+        <m:oMath>
+          <m:r>
+            <w:rPr>
+              <w:rFonts w:ascii="Cambria Math" w:hAnsi="Cambria Math" w:cs="Cambria Math"/>
+              <w:lang w:val="nl-NL"/>
+            </w:rPr>
+            <m:t>c</m:t>
+          </m:r>
+          <m:r>
+            <w:rPr>
+              <w:rFonts w:ascii="Cambria Math" w:hAnsi="Cambria Math"/>
+              <w:lang w:val="nl-NL"/>
+            </w:rPr>
+            <m:t>≈</m:t>
+          </m:r>
+          <m:rad>
+            <m:radPr>
+              <m:degHide m:val="1"/>
+              <m:ctrlPr>
+                <w:rPr>
+                  <w:rFonts w:ascii="Cambria Math" w:hAnsi="Cambria Math"/>
+                  <w:lang w:val="nl-NL"/>
+                </w:rPr>
+              </m:ctrlPr>
+            </m:radPr>
+            <m:deg/>
+            <m:e>
+              <m:r>
+                <w:rPr>
+                  <w:rFonts w:ascii="Cambria Math" w:hAnsi="Cambria Math" w:cs="Cambria Math"/>
+                  <w:lang w:val="nl-NL"/>
+                </w:rPr>
+                <m:t>g</m:t>
+              </m:r>
+              <m:r>
+                <w:rPr>
+                  <w:rFonts w:ascii="Cambria Math" w:hAnsi="Cambria Math"/>
+                  <w:lang w:val="nl-NL"/>
+                </w:rPr>
+                <m:t>h</m:t>
+              </m:r>
+            </m:e>
+          </m:rad>
+          <m:r>
+            <m:rPr>
+              <m:sty m:val="p"/>
+            </m:rPr>
+            <w:rPr>
+              <w:lang w:val="nl-NL"/>
+            </w:rPr>
+            <w:br/>
+          </m:r>
+        </m:oMath>
+      </m:oMathPara>
+    </w:p>
+    <w:p>
+      <w:r>
+        <w:t xml:space="preserve">This change is important because waves slow down in shallower water, which is the physical basis for both shoaling and refraction. The group </w:t>
+      </w:r>
+      <w:proofErr w:type="gramStart"/>
+      <w:r>
+        <w:t>celerity</w:t>
+      </w:r>
+      <w:proofErr w:type="gramEnd"/>
+      <w:r>
+        <w:t>, which governs energy transport, is given by:</w:t>
+      </w:r>
+    </w:p>
+    <w:p>
+      <w:pPr>
+        <w:rPr>
+          <w:lang w:val="nl-NL"/>
+        </w:rPr>
+      </w:pPr>
+      <m:oMathPara>
+        <m:oMath>
+          <m:sSub>
+            <m:sSubPr>
+              <m:ctrlPr>
+                <w:rPr>
+                  <w:rFonts w:ascii="Cambria Math" w:hAnsi="Cambria Math"/>
+                  <w:lang w:val="nl-NL"/>
+                </w:rPr>
+              </m:ctrlPr>
+            </m:sSubPr>
+            <m:e>
+              <m:r>
+                <w:rPr>
+                  <w:rFonts w:ascii="Cambria Math" w:hAnsi="Cambria Math" w:cs="Cambria Math"/>
+                  <w:lang w:val="nl-NL"/>
+                </w:rPr>
+                <m:t>c</m:t>
+              </m:r>
+            </m:e>
+            <m:sub>
+              <m:r>
+                <w:rPr>
+                  <w:rFonts w:ascii="Cambria Math" w:hAnsi="Cambria Math"/>
+                  <w:lang w:val="nl-NL"/>
+                </w:rPr>
+                <m:t>g</m:t>
+              </m:r>
+            </m:sub>
+          </m:sSub>
+          <m:r>
+            <w:rPr>
+              <w:rFonts w:ascii="Cambria Math" w:hAnsi="Cambria Math"/>
+              <w:lang w:val="nl-NL"/>
+            </w:rPr>
+            <m:t>=</m:t>
+          </m:r>
+          <m:r>
+            <w:rPr>
+              <w:rFonts w:ascii="Cambria Math" w:hAnsi="Cambria Math" w:cs="Cambria Math"/>
+              <w:lang w:val="nl-NL"/>
+            </w:rPr>
+            <m:t>nc</m:t>
+          </m:r>
+          <m:r>
+            <m:rPr>
+              <m:sty m:val="p"/>
+            </m:rPr>
+            <w:rPr>
+              <w:lang w:val="nl-NL"/>
+            </w:rPr>
+            <w:br/>
+          </m:r>
+        </m:oMath>
+      </m:oMathPara>
+    </w:p>
+    <w:p>
+      <w:r>
+        <w:t>where </w:t>
+      </w:r>
+      <m:oMath>
+        <m:r>
+          <w:rPr>
+            <w:rFonts w:ascii="Cambria Math" w:hAnsi="Cambria Math"/>
+          </w:rPr>
+          <m:t>n</m:t>
+        </m:r>
+      </m:oMath>
+      <w:r>
+        <w:rPr>
+          <w:rFonts w:eastAsiaTheme="minorEastAsia"/>
+        </w:rPr>
+        <w:t xml:space="preserve"> </w:t>
+      </w:r>
+      <w:r>
+        <w:t>is a depth-dependent factor. Since wave energy flux depends on </w:t>
+      </w:r>
+      <m:oMath>
+        <m:sSub>
+          <m:sSubPr>
+            <m:ctrlPr>
+              <w:rPr>
+                <w:rFonts w:ascii="Cambria Math" w:hAnsi="Cambria Math"/>
+                <w:lang w:val="nl-NL"/>
+              </w:rPr>
+            </m:ctrlPr>
+          </m:sSubPr>
+          <m:e>
+            <m:r>
+              <w:rPr>
+                <w:rFonts w:ascii="Cambria Math" w:hAnsi="Cambria Math" w:cs="Cambria Math"/>
+                <w:lang w:val="nl-NL"/>
+              </w:rPr>
+              <m:t>�</m:t>
+            </m:r>
+          </m:e>
+          <m:sub>
+            <m:r>
+              <w:rPr>
+                <w:rFonts w:ascii="Cambria Math" w:hAnsi="Cambria Math" w:cs="Cambria Math"/>
+                <w:lang w:val="nl-NL"/>
+              </w:rPr>
+              <m:t>�</m:t>
+            </m:r>
+          </m:sub>
+        </m:sSub>
+      </m:oMath>
+      <w:r>
+        <w:t>, the wave field changes as the waves propagate shoreward.</w:t>
+      </w:r>
+    </w:p>
+    <w:p>
+      <w:r>
+        <w:br w:type="page"/>
+      </w:r>
+    </w:p>
+    <w:p/>
+    <w:p>
+      <w:pPr>
+        <w:pStyle w:val="Heading2"/>
+        <w:numPr>
+          <w:ilvl w:val="2"/>
+          <w:numId w:val="3"/>
+        </w:numPr>
+        <w:rPr>
+          <w:b w:val="0"/>
+          <w:sz w:val="24"/>
+          <w:szCs w:val="32"/>
+          <w:lang w:val="en-US"/>
+        </w:rPr>
+      </w:pPr>
+      <w:bookmarkStart w:id="24" w:name="_Toc230025504"/>
+      <w:r>
+        <w:rPr>
+          <w:b w:val="0"/>
+          <w:sz w:val="24"/>
+          <w:szCs w:val="32"/>
+          <w:lang w:val="en-US"/>
+        </w:rPr>
+        <w:t>Wave propagation toward the site of interest</w:t>
+      </w:r>
+      <w:bookmarkEnd w:id="24"/>
+    </w:p>
+    <w:p>
+      <w:r>
+        <w:t>For this thesis, wave conditions at the location of interest are not assumed to be equal to offshore wave conditions. Instead, they must be propagated from the available wave data source to the site. This can be done with a numerical wave model such as SWAN, or with simpler engineering methods when the geometry and bathymetry allow it.</w:t>
+      </w:r>
+    </w:p>
+    <w:p/>
+    <w:p>
+      <w:r>
+        <w:t>A model such as SWAN is useful because it can account for spatial variation in depth, wave direction, shoaling, refraction, bottom friction, and, where relevant, wave breaking. This makes it appropriate for propagating a wave climate over a realistic nearshore bathymetry to the point of interest.</w:t>
+      </w:r>
+    </w:p>
+    <w:p/>
+    <w:p>
+      <w:r>
+        <w:t>In cases where a full model is not needed or not available, simpler propagation can be performed using shoaling and refraction relations. This is less detailed than a numerical model, but it still provides a physically meaningful estimate of how the wave climate changes between the offshore boundary and the nearshore protection location.</w:t>
+      </w:r>
+    </w:p>
+    <w:p>
+      <w:pPr>
+        <w:ind w:left="1068"/>
+        <w:rPr>
+          <w:b/>
+          <w:bCs/>
+        </w:rPr>
+      </w:pPr>
+    </w:p>
+    <w:p>
+      <w:pPr>
+        <w:rPr>
+          <w:lang w:val="nl-NL"/>
+        </w:rPr>
+      </w:pPr>
+      <w:r>
+        <w:t xml:space="preserve">Shoaling is the increase in wave height as water depth decreases. It occurs because the group velocity decreases in shallow water while the energy flux must remain approximately conserved. </w:t>
+      </w:r>
+      <w:r>
+        <w:rPr>
+          <w:lang w:val="nl-NL"/>
+        </w:rPr>
+        <w:t>A simple expression for the shoaling coefficient is:</w:t>
+      </w:r>
+    </w:p>
+    <w:p>
+      <w:pPr>
+        <w:rPr>
+          <w:lang w:val="nl-NL"/>
+        </w:rPr>
+      </w:pPr>
+      <m:oMathPara>
+        <m:oMath>
+          <m:sSub>
+            <m:sSubPr>
+              <m:ctrlPr>
+                <w:rPr>
+                  <w:rFonts w:ascii="Cambria Math" w:hAnsi="Cambria Math"/>
+                  <w:lang w:val="nl-NL"/>
+                </w:rPr>
+              </m:ctrlPr>
+            </m:sSubPr>
+            <m:e>
+              <m:r>
+                <w:rPr>
+                  <w:rFonts w:ascii="Cambria Math" w:hAnsi="Cambria Math"/>
+                  <w:lang w:val="nl-NL"/>
+                </w:rPr>
+                <m:t>K</m:t>
+              </m:r>
+            </m:e>
+            <m:sub>
+              <m:r>
+                <w:rPr>
+                  <w:rFonts w:ascii="Cambria Math" w:hAnsi="Cambria Math" w:cs="Cambria Math"/>
+                  <w:lang w:val="nl-NL"/>
+                </w:rPr>
+                <m:t>s</m:t>
+              </m:r>
+            </m:sub>
+          </m:sSub>
+          <m:r>
+            <w:rPr>
+              <w:rFonts w:ascii="Cambria Math" w:hAnsi="Cambria Math"/>
+              <w:lang w:val="nl-NL"/>
+            </w:rPr>
+            <m:t>=</m:t>
+          </m:r>
+          <m:rad>
+            <m:radPr>
+              <m:degHide m:val="1"/>
+              <m:ctrlPr>
+                <w:rPr>
+                  <w:rFonts w:ascii="Cambria Math" w:hAnsi="Cambria Math"/>
+                  <w:lang w:val="nl-NL"/>
+                </w:rPr>
+              </m:ctrlPr>
+            </m:radPr>
+            <m:deg/>
+            <m:e>
+              <m:f>
+                <m:fPr>
+                  <m:ctrlPr>
+                    <w:rPr>
+                      <w:rFonts w:ascii="Cambria Math" w:hAnsi="Cambria Math"/>
+                      <w:lang w:val="nl-NL"/>
+                    </w:rPr>
+                  </m:ctrlPr>
+                </m:fPr>
+                <m:num>
+                  <m:sSub>
+                    <m:sSubPr>
+                      <m:ctrlPr>
+                        <w:rPr>
+                          <w:rFonts w:ascii="Cambria Math" w:hAnsi="Cambria Math"/>
+                          <w:lang w:val="nl-NL"/>
+                        </w:rPr>
+                      </m:ctrlPr>
+                    </m:sSubPr>
+                    <m:e>
+                      <m:r>
+                        <w:rPr>
+                          <w:rFonts w:ascii="Cambria Math" w:hAnsi="Cambria Math" w:cs="Cambria Math"/>
+                          <w:lang w:val="nl-NL"/>
+                        </w:rPr>
+                        <m:t>c</m:t>
+                      </m:r>
+                    </m:e>
+                    <m:sub>
+                      <m:r>
+                        <w:rPr>
+                          <w:rFonts w:ascii="Cambria Math" w:hAnsi="Cambria Math"/>
+                          <w:lang w:val="nl-NL"/>
+                        </w:rPr>
+                        <m:t>g0</m:t>
+                      </m:r>
+                    </m:sub>
+                  </m:sSub>
+                </m:num>
+                <m:den>
+                  <m:sSub>
+                    <m:sSubPr>
+                      <m:ctrlPr>
+                        <w:rPr>
+                          <w:rFonts w:ascii="Cambria Math" w:hAnsi="Cambria Math"/>
+                          <w:lang w:val="nl-NL"/>
+                        </w:rPr>
+                      </m:ctrlPr>
+                    </m:sSubPr>
+                    <m:e>
+                      <m:r>
+                        <w:rPr>
+                          <w:rFonts w:ascii="Cambria Math" w:hAnsi="Cambria Math" w:cs="Cambria Math"/>
+                          <w:lang w:val="nl-NL"/>
+                        </w:rPr>
+                        <m:t>c</m:t>
+                      </m:r>
+                    </m:e>
+                    <m:sub>
+                      <m:r>
+                        <w:rPr>
+                          <w:rFonts w:ascii="Cambria Math" w:hAnsi="Cambria Math"/>
+                          <w:lang w:val="nl-NL"/>
+                        </w:rPr>
+                        <m:t>g</m:t>
+                      </m:r>
+                    </m:sub>
+                  </m:sSub>
+                </m:den>
+              </m:f>
+            </m:e>
+          </m:rad>
+          <m:r>
+            <m:rPr>
+              <m:sty m:val="p"/>
+            </m:rPr>
+            <w:rPr>
+              <w:lang w:val="nl-NL"/>
+            </w:rPr>
+            <w:br/>
+          </m:r>
+        </m:oMath>
+      </m:oMathPara>
+    </w:p>
+    <w:p>
+      <w:r>
+        <w:t>where </w:t>
+      </w:r>
+      <m:oMath>
+        <m:sSub>
+          <m:sSubPr>
+            <m:ctrlPr>
+              <w:rPr>
+                <w:rFonts w:ascii="Cambria Math" w:hAnsi="Cambria Math"/>
+                <w:lang w:val="nl-NL"/>
+              </w:rPr>
+            </m:ctrlPr>
+          </m:sSubPr>
+          <m:e>
+            <m:r>
+              <w:rPr>
+                <w:rFonts w:ascii="Cambria Math" w:hAnsi="Cambria Math" w:cs="Cambria Math"/>
+                <w:lang w:val="nl-NL"/>
+              </w:rPr>
+              <m:t>c</m:t>
+            </m:r>
+          </m:e>
+          <m:sub>
+            <m:r>
+              <w:rPr>
+                <w:rFonts w:ascii="Cambria Math" w:hAnsi="Cambria Math"/>
+              </w:rPr>
+              <m:t>g0</m:t>
+            </m:r>
+          </m:sub>
+        </m:sSub>
+      </m:oMath>
+      <w:r>
+        <w:t> is the deep-water group velocity and </w:t>
+      </w:r>
+      <m:oMath>
+        <m:sSub>
+          <m:sSubPr>
+            <m:ctrlPr>
+              <w:rPr>
+                <w:rFonts w:ascii="Cambria Math" w:hAnsi="Cambria Math"/>
+                <w:lang w:val="nl-NL"/>
+              </w:rPr>
+            </m:ctrlPr>
+          </m:sSubPr>
+          <m:e>
+            <m:r>
+              <w:rPr>
+                <w:rFonts w:ascii="Cambria Math" w:hAnsi="Cambria Math" w:cs="Cambria Math"/>
+                <w:lang w:val="nl-NL"/>
+              </w:rPr>
+              <m:t>c</m:t>
+            </m:r>
+          </m:e>
+          <m:sub>
+            <m:r>
+              <w:rPr>
+                <w:rFonts w:ascii="Cambria Math" w:hAnsi="Cambria Math"/>
+                <w:lang w:val="nl-NL"/>
+              </w:rPr>
+              <m:t>g</m:t>
+            </m:r>
+          </m:sub>
+        </m:sSub>
+      </m:oMath>
+      <w:r>
+        <w:t> is the local group velocity.</w:t>
+      </w:r>
+    </w:p>
+    <w:p>
+      <w:r>
+        <w:t>The local wave height can then be written as:</w:t>
+      </w:r>
+    </w:p>
+    <w:p>
+      <w:pPr>
+        <w:rPr>
+          <w:lang w:val="nl-NL"/>
+        </w:rPr>
+      </w:pPr>
+      <m:oMathPara>
+        <m:oMath>
+          <m:r>
+            <w:rPr>
+              <w:rFonts w:ascii="Cambria Math" w:hAnsi="Cambria Math" w:cs="Cambria Math"/>
+              <w:lang w:val="nl-NL"/>
+            </w:rPr>
+            <m:t>H</m:t>
+          </m:r>
+          <m:r>
+            <w:rPr>
+              <w:rFonts w:ascii="Cambria Math" w:hAnsi="Cambria Math"/>
+              <w:lang w:val="nl-NL"/>
+            </w:rPr>
+            <m:t>=</m:t>
+          </m:r>
+          <m:sSub>
+            <m:sSubPr>
+              <m:ctrlPr>
+                <w:rPr>
+                  <w:rFonts w:ascii="Cambria Math" w:hAnsi="Cambria Math"/>
+                  <w:lang w:val="nl-NL"/>
+                </w:rPr>
+              </m:ctrlPr>
+            </m:sSubPr>
+            <m:e>
+              <m:r>
+                <w:rPr>
+                  <w:rFonts w:ascii="Cambria Math" w:hAnsi="Cambria Math" w:cs="Cambria Math"/>
+                  <w:lang w:val="nl-NL"/>
+                </w:rPr>
+                <m:t>K</m:t>
+              </m:r>
+            </m:e>
+            <m:sub>
+              <m:r>
+                <w:rPr>
+                  <w:rFonts w:ascii="Cambria Math" w:hAnsi="Cambria Math"/>
+                  <w:lang w:val="nl-NL"/>
+                </w:rPr>
+                <m:t>s</m:t>
+              </m:r>
+            </m:sub>
+          </m:sSub>
+          <m:sSub>
+            <m:sSubPr>
+              <m:ctrlPr>
+                <w:rPr>
+                  <w:rFonts w:ascii="Cambria Math" w:hAnsi="Cambria Math"/>
+                  <w:lang w:val="nl-NL"/>
+                </w:rPr>
+              </m:ctrlPr>
+            </m:sSubPr>
+            <m:e>
+              <m:r>
+                <w:rPr>
+                  <w:rFonts w:ascii="Cambria Math" w:hAnsi="Cambria Math"/>
+                  <w:lang w:val="nl-NL"/>
+                </w:rPr>
+                <m:t>H</m:t>
+              </m:r>
+            </m:e>
+            <m:sub>
+              <m:r>
+                <w:rPr>
+                  <w:rFonts w:ascii="Cambria Math" w:hAnsi="Cambria Math"/>
+                  <w:lang w:val="nl-NL"/>
+                </w:rPr>
+                <m:t>0</m:t>
+              </m:r>
+            </m:sub>
+          </m:sSub>
+          <m:r>
+            <m:rPr>
+              <m:sty m:val="p"/>
+            </m:rPr>
+            <w:rPr>
+              <w:lang w:val="nl-NL"/>
+            </w:rPr>
+            <w:br/>
+          </m:r>
+        </m:oMath>
+      </m:oMathPara>
+    </w:p>
+    <w:p>
+      <w:r>
+        <w:t>where </w:t>
+      </w:r>
+      <m:oMath>
+        <m:sSub>
+          <m:sSubPr>
+            <m:ctrlPr>
+              <w:rPr>
+                <w:rFonts w:ascii="Cambria Math" w:hAnsi="Cambria Math"/>
+                <w:lang w:val="nl-NL"/>
+              </w:rPr>
+            </m:ctrlPr>
+          </m:sSubPr>
+          <m:e>
+            <m:r>
+              <w:rPr>
+                <w:rFonts w:ascii="Cambria Math" w:hAnsi="Cambria Math"/>
+                <w:lang w:val="nl-NL"/>
+              </w:rPr>
+              <m:t>H</m:t>
+            </m:r>
+          </m:e>
+          <m:sub>
+            <m:r>
+              <w:rPr>
+                <w:rFonts w:ascii="Cambria Math" w:hAnsi="Cambria Math"/>
+              </w:rPr>
+              <m:t>0</m:t>
+            </m:r>
+          </m:sub>
+        </m:sSub>
+      </m:oMath>
+      <w:r>
+        <w:t> is the offshore wave height.</w:t>
+      </w:r>
+    </w:p>
+    <w:p>
+      <w:r>
+        <w:t>Shoaling is important for stability because it means that the wave height at the nearshore protection layer can be larger than the offshore wave height. This increase in wave height leads directly to stronger near-bed orbital motion and a higher hydraulic load on the rock layer.</w:t>
+      </w:r>
+    </w:p>
+    <w:p/>
+    <w:p>
+      <w:r>
+        <w:t>In addition to shoaling, waves undergo refraction when they approach the coast at an angle and the bathymetry varies laterally. Refraction occurs because the part of the wave crest that enters shallower water first slows down earlier, causing the crest to rotate toward the depth contours.</w:t>
+      </w:r>
+    </w:p>
+    <w:p>
+      <w:pPr>
+        <w:rPr>
+          <w:lang w:val="nl-NL"/>
+        </w:rPr>
+      </w:pPr>
+      <m:oMathPara>
+        <m:oMath>
+          <m:sSub>
+            <m:sSubPr>
+              <m:ctrlPr>
+                <w:rPr>
+                  <w:rFonts w:ascii="Cambria Math" w:hAnsi="Cambria Math"/>
+                  <w:lang w:val="nl-NL"/>
+                </w:rPr>
+              </m:ctrlPr>
+            </m:sSubPr>
+            <m:e>
+              <m:r>
+                <w:rPr>
+                  <w:rFonts w:ascii="Cambria Math" w:hAnsi="Cambria Math"/>
+                  <w:lang w:val="nl-NL"/>
+                </w:rPr>
+                <m:t>K</m:t>
+              </m:r>
+            </m:e>
+            <m:sub>
+              <m:r>
+                <w:rPr>
+                  <w:rFonts w:ascii="Cambria Math" w:hAnsi="Cambria Math" w:cs="Cambria Math"/>
+                  <w:lang w:val="nl-NL"/>
+                </w:rPr>
+                <m:t>r</m:t>
+              </m:r>
+            </m:sub>
+          </m:sSub>
+          <m:r>
+            <w:rPr>
+              <w:rFonts w:ascii="Cambria Math" w:hAnsi="Cambria Math"/>
+              <w:lang w:val="nl-NL"/>
+            </w:rPr>
+            <m:t>=</m:t>
+          </m:r>
+          <m:rad>
+            <m:radPr>
+              <m:degHide m:val="1"/>
+              <m:ctrlPr>
+                <w:rPr>
+                  <w:rFonts w:ascii="Cambria Math" w:hAnsi="Cambria Math"/>
+                  <w:lang w:val="nl-NL"/>
+                </w:rPr>
+              </m:ctrlPr>
+            </m:radPr>
+            <m:deg/>
+            <m:e>
+              <m:f>
+                <m:fPr>
+                  <m:ctrlPr>
+                    <w:rPr>
+                      <w:rFonts w:ascii="Cambria Math" w:hAnsi="Cambria Math"/>
+                      <w:i/>
+                    </w:rPr>
+                  </m:ctrlPr>
+                </m:fPr>
+                <m:num>
+                  <m:sSub>
+                    <m:sSubPr>
+                      <m:ctrlPr>
+                        <w:rPr>
+                          <w:rFonts w:ascii="Cambria Math" w:hAnsi="Cambria Math"/>
+                          <w:i/>
+                        </w:rPr>
+                      </m:ctrlPr>
+                    </m:sSubPr>
+                    <m:e>
+                      <m:r>
+                        <m:rPr>
+                          <m:sty m:val="p"/>
+                        </m:rPr>
+                        <w:rPr>
+                          <w:rFonts w:ascii="Cambria Math" w:hAnsi="Cambria Math"/>
+                        </w:rPr>
+                        <m:t>cos</m:t>
+                      </m:r>
+                      <m:ctrlPr>
+                        <w:rPr>
+                          <w:rFonts w:ascii="Cambria Math" w:hAnsi="Cambria Math"/>
+                        </w:rPr>
+                      </m:ctrlPr>
+                    </m:e>
+                    <m:sub>
+                      <m:r>
+                        <w:rPr>
+                          <w:rFonts w:ascii="Cambria Math" w:hAnsi="Cambria Math"/>
+                        </w:rPr>
+                        <m:t>θ0</m:t>
+                      </m:r>
+                      <m:ctrlPr>
+                        <w:rPr>
+                          <w:rFonts w:ascii="Cambria Math" w:hAnsi="Cambria Math"/>
+                        </w:rPr>
+                      </m:ctrlPr>
+                    </m:sub>
+                  </m:sSub>
+                  <m:r>
+                    <w:rPr>
+                      <w:rFonts w:ascii="Cambria Math" w:hAnsi="Cambria Math"/>
+                    </w:rPr>
+                    <m:t xml:space="preserve"> </m:t>
+                  </m:r>
+                </m:num>
+                <m:den>
+                  <m:sSub>
+                    <m:sSubPr>
+                      <m:ctrlPr>
+                        <w:rPr>
+                          <w:rFonts w:ascii="Cambria Math" w:hAnsi="Cambria Math"/>
+                          <w:i/>
+                        </w:rPr>
+                      </m:ctrlPr>
+                    </m:sSubPr>
+                    <m:e>
+                      <m:r>
+                        <m:rPr>
+                          <m:sty m:val="p"/>
+                        </m:rPr>
+                        <w:rPr>
+                          <w:rFonts w:ascii="Cambria Math" w:hAnsi="Cambria Math"/>
+                        </w:rPr>
+                        <m:t>cos</m:t>
+                      </m:r>
+                      <m:ctrlPr>
+                        <w:rPr>
+                          <w:rFonts w:ascii="Cambria Math" w:hAnsi="Cambria Math"/>
+                        </w:rPr>
+                      </m:ctrlPr>
+                    </m:e>
+                    <m:sub>
+                      <m:r>
+                        <w:rPr>
+                          <w:rFonts w:ascii="Cambria Math" w:hAnsi="Cambria Math"/>
+                        </w:rPr>
+                        <m:t>θ1</m:t>
+                      </m:r>
+                      <m:ctrlPr>
+                        <w:rPr>
+                          <w:rFonts w:ascii="Cambria Math" w:hAnsi="Cambria Math"/>
+                        </w:rPr>
+                      </m:ctrlPr>
+                    </m:sub>
+                  </m:sSub>
+                </m:den>
+              </m:f>
+            </m:e>
+          </m:rad>
+        </m:oMath>
+      </m:oMathPara>
+    </w:p>
+    <w:p>
+      <w:pPr>
+        <w:rPr>
+          <w:rFonts w:eastAsiaTheme="minorEastAsia"/>
+          <w:lang w:val="nl-NL"/>
+        </w:rPr>
+      </w:pPr>
+      <m:oMathPara>
+        <m:oMath>
+          <m:r>
+            <w:rPr>
+              <w:rFonts w:ascii="Cambria Math" w:hAnsi="Cambria Math" w:cs="Cambria Math"/>
+              <w:lang w:val="nl-NL"/>
+            </w:rPr>
+            <m:t>H</m:t>
+          </m:r>
+          <m:r>
+            <w:rPr>
+              <w:rFonts w:ascii="Cambria Math" w:hAnsi="Cambria Math"/>
+              <w:lang w:val="nl-NL"/>
+            </w:rPr>
+            <m:t>=</m:t>
+          </m:r>
+          <m:sSub>
+            <m:sSubPr>
+              <m:ctrlPr>
+                <w:rPr>
+                  <w:rFonts w:ascii="Cambria Math" w:hAnsi="Cambria Math"/>
+                  <w:lang w:val="nl-NL"/>
+                </w:rPr>
+              </m:ctrlPr>
+            </m:sSubPr>
+            <m:e>
+              <m:r>
+                <w:rPr>
+                  <w:rFonts w:ascii="Cambria Math" w:hAnsi="Cambria Math" w:cs="Cambria Math"/>
+                  <w:lang w:val="nl-NL"/>
+                </w:rPr>
+                <m:t>K</m:t>
+              </m:r>
+            </m:e>
+            <m:sub>
+              <m:r>
+                <w:rPr>
+                  <w:rFonts w:ascii="Cambria Math" w:hAnsi="Cambria Math"/>
+                  <w:lang w:val="nl-NL"/>
+                </w:rPr>
+                <m:t>s</m:t>
+              </m:r>
+            </m:sub>
+          </m:sSub>
+          <m:sSub>
+            <m:sSubPr>
+              <m:ctrlPr>
+                <w:rPr>
+                  <w:rFonts w:ascii="Cambria Math" w:hAnsi="Cambria Math"/>
+                  <w:i/>
+                  <w:lang w:val="nl-NL"/>
+                </w:rPr>
+              </m:ctrlPr>
+            </m:sSubPr>
+            <m:e>
+              <m:r>
+                <w:rPr>
+                  <w:rFonts w:ascii="Cambria Math" w:hAnsi="Cambria Math"/>
+                  <w:lang w:val="nl-NL"/>
+                </w:rPr>
+                <m:t>K</m:t>
+              </m:r>
+            </m:e>
+            <m:sub>
+              <m:r>
+                <w:rPr>
+                  <w:rFonts w:ascii="Cambria Math" w:hAnsi="Cambria Math"/>
+                  <w:lang w:val="nl-NL"/>
+                </w:rPr>
+                <m:t>r</m:t>
+              </m:r>
+            </m:sub>
+          </m:sSub>
+          <m:sSub>
+            <m:sSubPr>
+              <m:ctrlPr>
+                <w:rPr>
+                  <w:rFonts w:ascii="Cambria Math" w:hAnsi="Cambria Math"/>
+                  <w:lang w:val="nl-NL"/>
+                </w:rPr>
+              </m:ctrlPr>
+            </m:sSubPr>
+            <m:e>
+              <m:r>
+                <w:rPr>
+                  <w:rFonts w:ascii="Cambria Math" w:hAnsi="Cambria Math"/>
+                  <w:lang w:val="nl-NL"/>
+                </w:rPr>
+                <m:t>H</m:t>
+              </m:r>
+            </m:e>
+            <m:sub>
+              <m:r>
+                <w:rPr>
+                  <w:rFonts w:ascii="Cambria Math" w:hAnsi="Cambria Math"/>
+                  <w:lang w:val="nl-NL"/>
+                </w:rPr>
+                <m:t>0</m:t>
+              </m:r>
+            </m:sub>
+          </m:sSub>
+        </m:oMath>
+      </m:oMathPara>
+    </w:p>
+    <w:p/>
+    <w:p>
+      <w:r>
+        <w:t>Wave direction is therefore a relevant design parameter. It affects not only the local transformation of wave energy, but also the direction of the resulting near-bed flow. This is important because the interaction between waves and currents depends on their relative angle, and because oblique wave approach may create local energy concentration or dispersion along the cable route.</w:t>
+      </w:r>
+    </w:p>
+    <w:p/>
+    <w:p>
+      <w:r>
+        <w:lastRenderedPageBreak/>
+        <w:t>For this reason, the wave climate should not be described only by wave height and period. The incident wave direction must also be included, especially when the nearshore bathymetry is variable or when the route is exposed to oblique wave attack.</w:t>
+      </w:r>
+    </w:p>
+    <w:p>
+      <w:r>
+        <w:t>Wave breaking occurs when the wave becomes too steep or when the local water depth becomes too small for the wave to remain stable. A common depth-limited form is:</w:t>
+      </w:r>
+    </w:p>
+    <w:p>
+      <w:pPr>
+        <w:rPr>
+          <w:lang w:val="nl-NL"/>
+        </w:rPr>
+      </w:pPr>
+      <m:oMathPara>
+        <m:oMath>
+          <m:sSub>
+            <m:sSubPr>
+              <m:ctrlPr>
+                <w:rPr>
+                  <w:rFonts w:ascii="Cambria Math" w:hAnsi="Cambria Math"/>
+                  <w:lang w:val="nl-NL"/>
+                </w:rPr>
+              </m:ctrlPr>
+            </m:sSubPr>
+            <m:e>
+              <m:r>
+                <w:rPr>
+                  <w:rFonts w:ascii="Cambria Math" w:hAnsi="Cambria Math" w:cs="Cambria Math"/>
+                  <w:lang w:val="nl-NL"/>
+                </w:rPr>
+                <m:t>H</m:t>
+              </m:r>
+            </m:e>
+            <m:sub>
+              <m:r>
+                <w:rPr>
+                  <w:rFonts w:ascii="Cambria Math" w:hAnsi="Cambria Math"/>
+                  <w:lang w:val="nl-NL"/>
+                </w:rPr>
+                <m:t>b</m:t>
+              </m:r>
+            </m:sub>
+          </m:sSub>
+          <m:r>
+            <w:rPr>
+              <w:rFonts w:ascii="Cambria Math" w:hAnsi="Cambria Math"/>
+              <w:lang w:val="nl-NL"/>
+            </w:rPr>
+            <m:t>≈</m:t>
+          </m:r>
+          <m:r>
+            <w:rPr>
+              <w:rFonts w:ascii="Cambria Math" w:hAnsi="Cambria Math"/>
+            </w:rPr>
+            <m:t>γ</m:t>
+          </m:r>
+          <m:sSub>
+            <m:sSubPr>
+              <m:ctrlPr>
+                <w:rPr>
+                  <w:rFonts w:ascii="Cambria Math" w:hAnsi="Cambria Math"/>
+                  <w:lang w:val="nl-NL"/>
+                </w:rPr>
+              </m:ctrlPr>
+            </m:sSubPr>
+            <m:e>
+              <m:r>
+                <w:rPr>
+                  <w:rFonts w:ascii="Cambria Math" w:hAnsi="Cambria Math"/>
+                  <w:lang w:val="nl-NL"/>
+                </w:rPr>
+                <m:t>h</m:t>
+              </m:r>
+            </m:e>
+            <m:sub>
+              <m:r>
+                <w:rPr>
+                  <w:rFonts w:ascii="Cambria Math" w:hAnsi="Cambria Math"/>
+                  <w:lang w:val="nl-NL"/>
+                </w:rPr>
+                <m:t>b</m:t>
+              </m:r>
+            </m:sub>
+          </m:sSub>
+          <m:r>
+            <m:rPr>
+              <m:sty m:val="p"/>
+            </m:rPr>
+            <w:rPr>
+              <w:lang w:val="nl-NL"/>
+            </w:rPr>
+            <w:br/>
+          </m:r>
+        </m:oMath>
+      </m:oMathPara>
+    </w:p>
+    <w:p>
+      <w:r>
+        <w:t>where </w:t>
+      </w:r>
+      <m:oMath>
+        <m:sSub>
+          <m:sSubPr>
+            <m:ctrlPr>
+              <w:rPr>
+                <w:rFonts w:ascii="Cambria Math" w:hAnsi="Cambria Math"/>
+                <w:lang w:val="nl-NL"/>
+              </w:rPr>
+            </m:ctrlPr>
+          </m:sSubPr>
+          <m:e>
+            <m:r>
+              <w:rPr>
+                <w:rFonts w:ascii="Cambria Math" w:hAnsi="Cambria Math" w:cs="Cambria Math"/>
+                <w:lang w:val="nl-NL"/>
+              </w:rPr>
+              <m:t>H</m:t>
+            </m:r>
+          </m:e>
+          <m:sub>
+            <m:r>
+              <w:rPr>
+                <w:rFonts w:ascii="Cambria Math" w:hAnsi="Cambria Math" w:cs="Cambria Math"/>
+                <w:lang w:val="nl-NL"/>
+              </w:rPr>
+              <m:t>b</m:t>
+            </m:r>
+          </m:sub>
+        </m:sSub>
+      </m:oMath>
+      <w:r>
+        <w:t> is the breaking wave height, </w:t>
+      </w:r>
+      <m:oMath>
+        <m:sSub>
+          <m:sSubPr>
+            <m:ctrlPr>
+              <w:rPr>
+                <w:rFonts w:ascii="Cambria Math" w:hAnsi="Cambria Math"/>
+                <w:lang w:val="nl-NL"/>
+              </w:rPr>
+            </m:ctrlPr>
+          </m:sSubPr>
+          <m:e>
+            <m:r>
+              <w:rPr>
+                <w:rFonts w:ascii="Cambria Math" w:hAnsi="Cambria Math"/>
+              </w:rPr>
+              <m:t>h</m:t>
+            </m:r>
+          </m:e>
+          <m:sub>
+            <m:r>
+              <w:rPr>
+                <w:rFonts w:ascii="Cambria Math" w:hAnsi="Cambria Math" w:cs="Cambria Math"/>
+                <w:lang w:val="nl-NL"/>
+              </w:rPr>
+              <m:t>c</m:t>
+            </m:r>
+          </m:sub>
+        </m:sSub>
+      </m:oMath>
+      <w:r>
+        <w:t> is the breaking depth, and</w:t>
+      </w:r>
+      <w:r>
+        <w:t xml:space="preserve"> </w:t>
+      </w:r>
+      <w:r>
+        <w:rPr>
+          <w:rFonts w:ascii="Cambria" w:hAnsi="Cambria" w:cs="Cambria"/>
+          <w:i/>
+          <w:iCs/>
+        </w:rPr>
+        <w:t>γ</w:t>
+      </w:r>
+      <w:r>
+        <w:t> is the breaker index.</w:t>
+      </w:r>
+    </w:p>
+    <w:p/>
+    <w:p>
+      <w:r>
+        <w:t>Breaking is important because it marks a qualitative transition in loading. Before breaking, the wave field is mainly oscillatory and can be described reasonably well by linear wave theory and standard transformation methods. After breaking, the flow becomes turbulent and impulsive, and the loading on the seabed changes fundamentally.</w:t>
+      </w:r>
+    </w:p>
+    <w:p/>
+    <w:p>
+      <w:r>
+        <w:t>This is why breaking waves must be treated as a separate loading category. A protection layer that is stable under non-breaking wave motion may not remain stable once breaking occurs, because the forcing mechanism is no longer smooth oscillatory motion but turbulent energy dissipation and impact loading.</w:t>
+      </w:r>
+    </w:p>
+    <w:p/>
+    <w:p>
+      <w:r>
+        <w:br w:type="page"/>
+      </w:r>
+    </w:p>
+    <w:p>
+      <w:pPr>
+        <w:pStyle w:val="Heading2"/>
+        <w:numPr>
+          <w:ilvl w:val="2"/>
+          <w:numId w:val="3"/>
+        </w:numPr>
+        <w:rPr>
+          <w:b w:val="0"/>
+          <w:sz w:val="24"/>
+          <w:szCs w:val="32"/>
+          <w:lang w:val="en-US"/>
+        </w:rPr>
+      </w:pPr>
+      <w:bookmarkStart w:id="25" w:name="_Toc230025505"/>
+      <w:r>
+        <w:rPr>
+          <w:b w:val="0"/>
+          <w:sz w:val="24"/>
+          <w:szCs w:val="32"/>
+          <w:lang w:val="en-US"/>
+        </w:rPr>
+        <w:lastRenderedPageBreak/>
+        <w:t>Relevance for stability</w:t>
+      </w:r>
+      <w:bookmarkEnd w:id="25"/>
+    </w:p>
+    <w:p>
+      <w:r>
+        <w:t>For the stability assessment of rock protection along subsea cables, the relevant wave process is the propagation of the long-term wave climate to the nearshore location and the translation of that climate into local hydraulic loading. The most important parameters are </w:t>
+      </w:r>
+      <m:oMath>
+        <m:sSub>
+          <m:sSubPr>
+            <m:ctrlPr>
+              <w:rPr>
+                <w:rFonts w:ascii="Cambria Math" w:hAnsi="Cambria Math"/>
+                <w:lang w:val="nl-NL"/>
+              </w:rPr>
+            </m:ctrlPr>
+          </m:sSubPr>
+          <m:e>
+            <m:r>
+              <w:rPr>
+                <w:rFonts w:ascii="Cambria Math" w:hAnsi="Cambria Math" w:cs="Cambria Math"/>
+                <w:lang w:val="nl-NL"/>
+              </w:rPr>
+              <m:t>H</m:t>
+            </m:r>
+          </m:e>
+          <m:sub>
+            <m:r>
+              <w:rPr>
+                <w:rFonts w:ascii="Cambria Math" w:hAnsi="Cambria Math"/>
+                <w:lang w:val="nl-NL"/>
+              </w:rPr>
+              <m:t>s</m:t>
+            </m:r>
+          </m:sub>
+        </m:sSub>
+      </m:oMath>
+      <w:r>
+        <w:t>, </w:t>
+      </w:r>
+      <m:oMath>
+        <m:sSub>
+          <m:sSubPr>
+            <m:ctrlPr>
+              <w:rPr>
+                <w:rFonts w:ascii="Cambria Math" w:hAnsi="Cambria Math"/>
+                <w:lang w:val="nl-NL"/>
+              </w:rPr>
+            </m:ctrlPr>
+          </m:sSubPr>
+          <m:e>
+            <m:r>
+              <w:rPr>
+                <w:rFonts w:ascii="Cambria Math" w:hAnsi="Cambria Math" w:cs="Cambria Math"/>
+                <w:lang w:val="nl-NL"/>
+              </w:rPr>
+              <m:t>T</m:t>
+            </m:r>
+          </m:e>
+          <m:sub>
+            <m:r>
+              <w:rPr>
+                <w:rFonts w:ascii="Cambria Math" w:hAnsi="Cambria Math" w:cs="Cambria Math"/>
+                <w:lang w:val="nl-NL"/>
+              </w:rPr>
+              <m:t>p</m:t>
+            </m:r>
+          </m:sub>
+        </m:sSub>
+      </m:oMath>
+      <w:r>
+        <w:t>, </w:t>
+      </w:r>
+      <m:oMath>
+        <m:sSub>
+          <m:sSubPr>
+            <m:ctrlPr>
+              <w:rPr>
+                <w:rFonts w:ascii="Cambria Math" w:hAnsi="Cambria Math"/>
+                <w:lang w:val="nl-NL"/>
+              </w:rPr>
+            </m:ctrlPr>
+          </m:sSubPr>
+          <m:e>
+            <m:r>
+              <w:rPr>
+                <w:rFonts w:ascii="Cambria Math" w:hAnsi="Cambria Math" w:cs="Cambria Math"/>
+                <w:lang w:val="nl-NL"/>
+              </w:rPr>
+              <m:t>T</m:t>
+            </m:r>
+          </m:e>
+          <m:sub>
+            <m:r>
+              <w:rPr>
+                <w:rFonts w:ascii="Cambria Math" w:hAnsi="Cambria Math" w:cs="Cambria Math"/>
+                <w:lang w:val="nl-NL"/>
+              </w:rPr>
+              <m:t>m</m:t>
+            </m:r>
+            <m:r>
+              <w:rPr>
+                <w:rFonts w:ascii="Cambria Math" w:hAnsi="Cambria Math"/>
+              </w:rPr>
+              <m:t>-1,0</m:t>
+            </m:r>
+          </m:sub>
+        </m:sSub>
+      </m:oMath>
+      <w:r>
+        <w:t>, and wave direction, together with local depth and bathymetry.</w:t>
+      </w:r>
+    </w:p>
+    <w:p/>
+    <w:p>
+      <w:pPr>
+        <w:rPr>
+          <w:lang w:val="nl-NL"/>
+        </w:rPr>
+      </w:pPr>
+      <w:r>
+        <w:rPr>
+          <w:lang w:val="nl-NL"/>
+        </w:rPr>
+        <w:t>The practical sequence is:</w:t>
+      </w:r>
+    </w:p>
+    <w:p>
+      <w:pPr>
+        <w:numPr>
+          <w:ilvl w:val="0"/>
+          <w:numId w:val="28"/>
+        </w:numPr>
+      </w:pPr>
+      <w:r>
+        <w:t>obtain measured, hindcast, or ERA-based wave data;</w:t>
+      </w:r>
+    </w:p>
+    <w:p>
+      <w:pPr>
+        <w:numPr>
+          <w:ilvl w:val="0"/>
+          <w:numId w:val="28"/>
+        </w:numPr>
+      </w:pPr>
+      <w:r>
+        <w:t>determine representative and extreme values of </w:t>
+      </w:r>
+      <m:oMath>
+        <m:sSub>
+          <m:sSubPr>
+            <m:ctrlPr>
+              <w:rPr>
+                <w:rFonts w:ascii="Cambria Math" w:hAnsi="Cambria Math"/>
+                <w:lang w:val="nl-NL"/>
+              </w:rPr>
+            </m:ctrlPr>
+          </m:sSubPr>
+          <m:e>
+            <m:r>
+              <w:rPr>
+                <w:rFonts w:ascii="Cambria Math" w:hAnsi="Cambria Math" w:cs="Cambria Math"/>
+                <w:lang w:val="nl-NL"/>
+              </w:rPr>
+              <m:t>H</m:t>
+            </m:r>
+          </m:e>
+          <m:sub>
+            <m:r>
+              <w:rPr>
+                <w:rFonts w:ascii="Cambria Math" w:hAnsi="Cambria Math"/>
+                <w:lang w:val="nl-NL"/>
+              </w:rPr>
+              <m:t>s</m:t>
+            </m:r>
+          </m:sub>
+        </m:sSub>
+      </m:oMath>
+      <w:r>
+        <w:t>, </w:t>
+      </w:r>
+      <m:oMath>
+        <m:sSub>
+          <m:sSubPr>
+            <m:ctrlPr>
+              <w:rPr>
+                <w:rFonts w:ascii="Cambria Math" w:hAnsi="Cambria Math"/>
+                <w:lang w:val="nl-NL"/>
+              </w:rPr>
+            </m:ctrlPr>
+          </m:sSubPr>
+          <m:e>
+            <m:r>
+              <w:rPr>
+                <w:rFonts w:ascii="Cambria Math" w:hAnsi="Cambria Math" w:cs="Cambria Math"/>
+                <w:lang w:val="nl-NL"/>
+              </w:rPr>
+              <m:t>T</m:t>
+            </m:r>
+          </m:e>
+          <m:sub>
+            <m:r>
+              <w:rPr>
+                <w:rFonts w:ascii="Cambria Math" w:hAnsi="Cambria Math" w:cs="Cambria Math"/>
+                <w:lang w:val="nl-NL"/>
+              </w:rPr>
+              <m:t>p</m:t>
+            </m:r>
+          </m:sub>
+        </m:sSub>
+      </m:oMath>
+      <w:r>
+        <w:t>, </w:t>
+      </w:r>
+      <m:oMath>
+        <m:sSub>
+          <m:sSubPr>
+            <m:ctrlPr>
+              <w:rPr>
+                <w:rFonts w:ascii="Cambria Math" w:hAnsi="Cambria Math"/>
+                <w:lang w:val="nl-NL"/>
+              </w:rPr>
+            </m:ctrlPr>
+          </m:sSubPr>
+          <m:e>
+            <m:r>
+              <w:rPr>
+                <w:rFonts w:ascii="Cambria Math" w:hAnsi="Cambria Math" w:cs="Cambria Math"/>
+                <w:lang w:val="nl-NL"/>
+              </w:rPr>
+              <m:t>T</m:t>
+            </m:r>
+          </m:e>
+          <m:sub>
+            <m:r>
+              <w:rPr>
+                <w:rFonts w:ascii="Cambria Math" w:hAnsi="Cambria Math" w:cs="Cambria Math"/>
+                <w:lang w:val="nl-NL"/>
+              </w:rPr>
+              <m:t>m</m:t>
+            </m:r>
+            <m:r>
+              <w:rPr>
+                <w:rFonts w:ascii="Cambria Math" w:hAnsi="Cambria Math"/>
+              </w:rPr>
+              <m:t>-1,0</m:t>
+            </m:r>
+          </m:sub>
+        </m:sSub>
+      </m:oMath>
+      <w:r>
+        <w:t xml:space="preserve"> </w:t>
+      </w:r>
+      <w:r>
+        <w:t>;</w:t>
+      </w:r>
+    </w:p>
+    <w:p>
+      <w:pPr>
+        <w:numPr>
+          <w:ilvl w:val="0"/>
+          <w:numId w:val="28"/>
+        </w:numPr>
+      </w:pPr>
+      <w:r>
+        <w:t>use linear wave theory to derive wave celerity, group celerity, and wavelength;</w:t>
+      </w:r>
+    </w:p>
+    <w:p>
+      <w:pPr>
+        <w:numPr>
+          <w:ilvl w:val="0"/>
+          <w:numId w:val="28"/>
+        </w:numPr>
+      </w:pPr>
+      <w:r>
+        <w:t>propagate the wave signal to the site of interest using SWAN or simplified shoaling and refraction calculations;</w:t>
+      </w:r>
+    </w:p>
+    <w:p>
+      <w:pPr>
+        <w:numPr>
+          <w:ilvl w:val="0"/>
+          <w:numId w:val="28"/>
+        </w:numPr>
+      </w:pPr>
+      <w:r>
+        <w:t>check whether the waves remain non-breaking or enter the breaking regime.</w:t>
+      </w:r>
+    </w:p>
+    <w:p/>
+    <w:p>
+      <w:r>
+        <w:t>This sequence is important because stability depends on the actual local wave load, not on the offshore wave climate alone. Breaking waves are therefore handled separately from non-breaking waves, since they belong to a different hydraulic regime with different implications for the design of nearshore rock protection.</w:t>
+      </w:r>
+    </w:p>
+    <w:p/>
     <w:p>
       <w:pPr>
         <w:pStyle w:val="ListParagraph"/>
-      </w:pPr>
-      <w:r>
-        <w:t>Key sources for this chapter: Schiereck &amp; Verhagen (2019, Ch. 2, 6, 7); Herrera &amp; Medina (2015, Introduction, Section 1); Van Rijn (2019, Section 2); Deltares HaSPro Handbook (2023, Ch. 2, 4.2).</w:t>
+        <w:numPr>
+          <w:ilvl w:val="0"/>
+          <w:numId w:val="14"/>
+        </w:numPr>
+      </w:pPr>
+      <w:r>
+        <w:t>Lecture Notes Harbour Engineering</w:t>
+      </w:r>
+    </w:p>
+    <w:p>
+      <w:r>
+        <w:br w:type="page"/>
+      </w:r>
+    </w:p>
+    <w:p>
+      <w:pPr>
+        <w:pStyle w:val="Heading2"/>
+        <w:numPr>
+          <w:ilvl w:val="1"/>
+          <w:numId w:val="3"/>
+        </w:numPr>
+        <w:rPr>
+          <w:b w:val="0"/>
+          <w:bCs/>
+          <w:sz w:val="22"/>
+          <w:szCs w:val="28"/>
+          <w:lang w:val="en-US"/>
+        </w:rPr>
+      </w:pPr>
+      <w:bookmarkStart w:id="26" w:name="_Toc230025506"/>
+      <w:r>
+        <w:rPr>
+          <w:b w:val="0"/>
+          <w:bCs/>
+          <w:sz w:val="24"/>
+          <w:szCs w:val="32"/>
+          <w:lang w:val="en-US"/>
+        </w:rPr>
+        <w:lastRenderedPageBreak/>
+        <w:t>Wave-Current interaction</w:t>
+      </w:r>
+      <w:bookmarkEnd w:id="26"/>
+    </w:p>
+    <w:p>
+      <w:r>
+        <w:t>C</w:t>
+      </w:r>
+      <w:r>
+        <w:t xml:space="preserve">ritical section for nearshore: in practice, waves and currents always act simultaneously, and their interaction produces higher bed-shear </w:t>
+      </w:r>
+      <w:proofErr w:type="gramStart"/>
+      <w:r>
+        <w:t>stresses</w:t>
+      </w:r>
+      <w:proofErr w:type="gramEnd"/>
+      <w:r>
+        <w:t xml:space="preserve"> </w:t>
+      </w:r>
+      <w:proofErr w:type="gramStart"/>
+      <w:r>
+        <w:t>than either</w:t>
+      </w:r>
+      <w:proofErr w:type="gramEnd"/>
+      <w:r>
+        <w:t xml:space="preserve"> alone. </w:t>
+      </w:r>
+    </w:p>
+    <w:p/>
+    <w:p>
+      <w:pPr>
+        <w:pStyle w:val="ListParagraph"/>
+        <w:numPr>
+          <w:ilvl w:val="0"/>
+          <w:numId w:val="30"/>
+        </w:numPr>
+      </w:pPr>
+      <w:r>
+        <w:t>P</w:t>
+      </w:r>
+      <w:r>
+        <w:t>hysics of this interaction</w:t>
+      </w:r>
+    </w:p>
+    <w:p>
+      <w:pPr>
+        <w:pStyle w:val="ListParagraph"/>
+        <w:numPr>
+          <w:ilvl w:val="0"/>
+          <w:numId w:val="30"/>
+        </w:numPr>
+      </w:pPr>
+      <w:r>
+        <w:t>complicat</w:t>
+      </w:r>
+      <w:r>
+        <w:t>ion of</w:t>
+      </w:r>
+      <w:r>
+        <w:t xml:space="preserve"> stability assessment.</w:t>
+      </w:r>
+    </w:p>
+    <w:p/>
+    <w:p>
+      <w:pPr>
+        <w:numPr>
+          <w:ilvl w:val="0"/>
+          <w:numId w:val="7"/>
+        </w:numPr>
+      </w:pPr>
+      <w:proofErr w:type="spellStart"/>
+      <w:r>
+        <w:t>Schiereck</w:t>
+      </w:r>
+      <w:proofErr w:type="spellEnd"/>
+      <w:r>
+        <w:t xml:space="preserve"> &amp; Verhagen (</w:t>
+      </w:r>
+      <w:proofErr w:type="gramStart"/>
+      <w:r>
+        <w:t>2019) —</w:t>
+      </w:r>
+      <w:proofErr w:type="gramEnd"/>
+      <w:r>
+        <w:t xml:space="preserve"> </w:t>
+      </w:r>
+    </w:p>
+    <w:p>
+      <w:pPr>
+        <w:ind w:left="720"/>
+      </w:pPr>
+      <w:r>
+        <w:t>Ch. 7 (Waves: loads, linear wave theory, wave statistics, wave generation, breaking waves)</w:t>
+      </w:r>
+    </w:p>
+    <w:p>
+      <w:pPr>
+        <w:ind w:left="720"/>
+      </w:pPr>
+      <w:r>
+        <w:t>Ch. 2 (Flow loads)</w:t>
+      </w:r>
+    </w:p>
+    <w:p>
+      <w:pPr>
+        <w:numPr>
+          <w:ilvl w:val="0"/>
+          <w:numId w:val="7"/>
+        </w:numPr>
+      </w:pPr>
+      <w:r>
+        <w:t>Van Rijn (2019)</w:t>
+      </w:r>
+    </w:p>
+    <w:p>
+      <w:pPr>
+        <w:ind w:left="720"/>
+      </w:pPr>
+      <w:r>
+        <w:t>S</w:t>
+      </w:r>
+      <w:r>
+        <w:t>ection 2 (Critical bed-shear stress, combined current and wave conditions, Eq. 5)</w:t>
+      </w:r>
+    </w:p>
+    <w:p>
+      <w:pPr>
+        <w:numPr>
+          <w:ilvl w:val="0"/>
+          <w:numId w:val="7"/>
+        </w:numPr>
+      </w:pPr>
+      <w:proofErr w:type="spellStart"/>
+      <w:r>
+        <w:t>Deltares</w:t>
+      </w:r>
+      <w:proofErr w:type="spellEnd"/>
+      <w:r>
+        <w:t xml:space="preserve"> Handbook (2023) </w:t>
+      </w:r>
+    </w:p>
+    <w:p>
+      <w:pPr>
+        <w:ind w:left="720"/>
+      </w:pPr>
+      <w:r>
+        <w:t>Ch. 2 (Scour prediction, general description of the scour process)</w:t>
+      </w:r>
+    </w:p>
+    <w:p>
+      <w:r>
+        <w:br w:type="page"/>
       </w:r>
     </w:p>
     <w:p>
